--- a/Documentacion/Planes/SONNY-PGC.docx
+++ b/Documentacion/Planes/SONNY-PGC.docx
@@ -75,12 +75,12 @@
           <wp:inline distB="114300" distT="114300" distL="114300" distR="114300">
             <wp:extent cx="447675" cy="57150"/>
             <wp:effectExtent b="0" l="0" r="0" t="0"/>
-            <wp:docPr descr="línea corta" id="2" name="image3.png"/>
+            <wp:docPr descr="línea corta" id="2" name="image1.png"/>
             <a:graphic>
               <a:graphicData uri="http://schemas.openxmlformats.org/drawingml/2006/picture">
                 <pic:pic>
                   <pic:nvPicPr>
-                    <pic:cNvPr descr="línea corta" id="0" name="image3.png"/>
+                    <pic:cNvPr descr="línea corta" id="0" name="image1.png"/>
                     <pic:cNvPicPr preferRelativeResize="0"/>
                   </pic:nvPicPr>
                   <pic:blipFill>
@@ -452,7 +452,7 @@
     </w:p>
     <w:sdt>
       <w:sdtPr>
-        <w:id w:val="229935046"/>
+        <w:id w:val="-1162421318"/>
         <w:docPartObj>
           <w:docPartGallery w:val="Table of Contents"/>
           <w:docPartUnique w:val="1"/>
@@ -598,8 +598,8 @@
                 <w:rFonts w:ascii="Proxima Nova" w:cs="Proxima Nova" w:eastAsia="Proxima Nova" w:hAnsi="Proxima Nova"/>
                 <w:b w:val="0"/>
                 <w:bCs w:val="0"/>
-                <w:i w:val="1"/>
-                <w:iCs w:val="1"/>
+                <w:i w:val="0"/>
+                <w:iCs w:val="0"/>
                 <w:smallCaps w:val="0"/>
                 <w:strike w:val="0"/>
                 <w:color w:val="000000"/>
@@ -651,8 +651,8 @@
                 <w:rFonts w:ascii="Proxima Nova" w:cs="Proxima Nova" w:eastAsia="Proxima Nova" w:hAnsi="Proxima Nova"/>
                 <w:b w:val="0"/>
                 <w:bCs w:val="0"/>
-                <w:i w:val="1"/>
-                <w:iCs w:val="1"/>
+                <w:i w:val="0"/>
+                <w:iCs w:val="0"/>
                 <w:smallCaps w:val="0"/>
                 <w:strike w:val="0"/>
                 <w:color w:val="000000"/>
@@ -715,7 +715,7 @@
                 <w:vertAlign w:val="baseline"/>
                 <w:rtl w:val="0"/>
               </w:rPr>
-              <w:t xml:space="preserve">2. Organización de la GCS</w:t>
+              <w:t xml:space="preserve">2. Gestión de la GCS</w:t>
               <w:tab/>
               <w:t xml:space="preserve">5</w:t>
             </w:r>
@@ -756,8 +756,8 @@
                 <w:rFonts w:ascii="Proxima Nova" w:cs="Proxima Nova" w:eastAsia="Proxima Nova" w:hAnsi="Proxima Nova"/>
                 <w:b w:val="0"/>
                 <w:bCs w:val="0"/>
-                <w:i w:val="1"/>
-                <w:iCs w:val="1"/>
+                <w:i w:val="0"/>
+                <w:iCs w:val="0"/>
                 <w:smallCaps w:val="0"/>
                 <w:strike w:val="0"/>
                 <w:color w:val="000000"/>
@@ -809,8 +809,8 @@
                 <w:rFonts w:ascii="Proxima Nova" w:cs="Proxima Nova" w:eastAsia="Proxima Nova" w:hAnsi="Proxima Nova"/>
                 <w:b w:val="0"/>
                 <w:bCs w:val="0"/>
-                <w:i w:val="1"/>
-                <w:iCs w:val="1"/>
+                <w:i w:val="0"/>
+                <w:iCs w:val="0"/>
                 <w:smallCaps w:val="0"/>
                 <w:strike w:val="0"/>
                 <w:color w:val="000000"/>
@@ -914,8 +914,8 @@
                 <w:rFonts w:ascii="Proxima Nova" w:cs="Proxima Nova" w:eastAsia="Proxima Nova" w:hAnsi="Proxima Nova"/>
                 <w:b w:val="0"/>
                 <w:bCs w:val="0"/>
-                <w:i w:val="1"/>
-                <w:iCs w:val="1"/>
+                <w:i w:val="0"/>
+                <w:iCs w:val="0"/>
                 <w:smallCaps w:val="0"/>
                 <w:strike w:val="0"/>
                 <w:color w:val="000000"/>
@@ -967,8 +967,8 @@
                 <w:rFonts w:ascii="Proxima Nova" w:cs="Proxima Nova" w:eastAsia="Proxima Nova" w:hAnsi="Proxima Nova"/>
                 <w:b w:val="0"/>
                 <w:bCs w:val="0"/>
-                <w:i w:val="1"/>
-                <w:iCs w:val="1"/>
+                <w:i w:val="0"/>
+                <w:iCs w:val="0"/>
                 <w:smallCaps w:val="0"/>
                 <w:strike w:val="0"/>
                 <w:color w:val="000000"/>
@@ -1020,8 +1020,8 @@
                 <w:rFonts w:ascii="Proxima Nova" w:cs="Proxima Nova" w:eastAsia="Proxima Nova" w:hAnsi="Proxima Nova"/>
                 <w:b w:val="0"/>
                 <w:bCs w:val="0"/>
-                <w:i w:val="1"/>
-                <w:iCs w:val="1"/>
+                <w:i w:val="0"/>
+                <w:iCs w:val="0"/>
                 <w:smallCaps w:val="0"/>
                 <w:strike w:val="0"/>
                 <w:color w:val="000000"/>
@@ -1073,8 +1073,8 @@
                 <w:rFonts w:ascii="Proxima Nova" w:cs="Proxima Nova" w:eastAsia="Proxima Nova" w:hAnsi="Proxima Nova"/>
                 <w:b w:val="0"/>
                 <w:bCs w:val="0"/>
-                <w:i w:val="1"/>
-                <w:iCs w:val="1"/>
+                <w:i w:val="0"/>
+                <w:iCs w:val="0"/>
                 <w:smallCaps w:val="0"/>
                 <w:strike w:val="0"/>
                 <w:color w:val="000000"/>
@@ -1126,8 +1126,8 @@
                 <w:rFonts w:ascii="Proxima Nova" w:cs="Proxima Nova" w:eastAsia="Proxima Nova" w:hAnsi="Proxima Nova"/>
                 <w:b w:val="0"/>
                 <w:bCs w:val="0"/>
-                <w:i w:val="1"/>
-                <w:iCs w:val="1"/>
+                <w:i w:val="0"/>
+                <w:iCs w:val="0"/>
                 <w:smallCaps w:val="0"/>
                 <w:strike w:val="0"/>
                 <w:color w:val="000000"/>
@@ -1140,7 +1140,7 @@
               </w:rPr>
               <w:t xml:space="preserve">3.2 Control de la GCS</w:t>
               <w:tab/>
-              <w:t xml:space="preserve">10</w:t>
+              <w:t xml:space="preserve">11</w:t>
             </w:r>
           </w:hyperlink>
           <w:r>
@@ -1179,8 +1179,8 @@
                 <w:rFonts w:ascii="Proxima Nova" w:cs="Proxima Nova" w:eastAsia="Proxima Nova" w:hAnsi="Proxima Nova"/>
                 <w:b w:val="0"/>
                 <w:bCs w:val="0"/>
-                <w:i w:val="1"/>
-                <w:iCs w:val="1"/>
+                <w:i w:val="0"/>
+                <w:iCs w:val="0"/>
                 <w:smallCaps w:val="0"/>
                 <w:strike w:val="0"/>
                 <w:color w:val="000000"/>
@@ -1193,7 +1193,7 @@
               </w:rPr>
               <w:t xml:space="preserve">3.2.1 Solicitud de Cambio 1</w:t>
               <w:tab/>
-              <w:t xml:space="preserve">10</w:t>
+              <w:t xml:space="preserve">11</w:t>
             </w:r>
           </w:hyperlink>
           <w:r>
@@ -1232,8 +1232,8 @@
                 <w:rFonts w:ascii="Proxima Nova" w:cs="Proxima Nova" w:eastAsia="Proxima Nova" w:hAnsi="Proxima Nova"/>
                 <w:b w:val="0"/>
                 <w:bCs w:val="0"/>
-                <w:i w:val="1"/>
-                <w:iCs w:val="1"/>
+                <w:i w:val="0"/>
+                <w:iCs w:val="0"/>
                 <w:smallCaps w:val="0"/>
                 <w:strike w:val="0"/>
                 <w:color w:val="000000"/>
@@ -1285,8 +1285,8 @@
                 <w:rFonts w:ascii="Proxima Nova" w:cs="Proxima Nova" w:eastAsia="Proxima Nova" w:hAnsi="Proxima Nova"/>
                 <w:b w:val="0"/>
                 <w:bCs w:val="0"/>
-                <w:i w:val="1"/>
-                <w:iCs w:val="1"/>
+                <w:i w:val="0"/>
+                <w:iCs w:val="0"/>
                 <w:smallCaps w:val="0"/>
                 <w:strike w:val="0"/>
                 <w:color w:val="000000"/>
@@ -1299,7 +1299,7 @@
               </w:rPr>
               <w:t xml:space="preserve">3.2.3 Solicitud de Cambio 3</w:t>
               <w:tab/>
-              <w:t xml:space="preserve">11</w:t>
+              <w:t xml:space="preserve">12</w:t>
             </w:r>
           </w:hyperlink>
           <w:r>
@@ -1338,8 +1338,8 @@
                 <w:rFonts w:ascii="Proxima Nova" w:cs="Proxima Nova" w:eastAsia="Proxima Nova" w:hAnsi="Proxima Nova"/>
                 <w:b w:val="0"/>
                 <w:bCs w:val="0"/>
-                <w:i w:val="1"/>
-                <w:iCs w:val="1"/>
+                <w:i w:val="0"/>
+                <w:iCs w:val="0"/>
                 <w:smallCaps w:val="0"/>
                 <w:strike w:val="0"/>
                 <w:color w:val="000000"/>
@@ -1352,7 +1352,7 @@
               </w:rPr>
               <w:t xml:space="preserve">3.2.4 Solicitud de Cambio 4</w:t>
               <w:tab/>
-              <w:t xml:space="preserve">11</w:t>
+              <w:t xml:space="preserve">12</w:t>
             </w:r>
           </w:hyperlink>
           <w:r>
@@ -1391,8 +1391,8 @@
                 <w:rFonts w:ascii="Proxima Nova" w:cs="Proxima Nova" w:eastAsia="Proxima Nova" w:hAnsi="Proxima Nova"/>
                 <w:b w:val="0"/>
                 <w:bCs w:val="0"/>
-                <w:i w:val="1"/>
-                <w:iCs w:val="1"/>
+                <w:i w:val="0"/>
+                <w:iCs w:val="0"/>
                 <w:smallCaps w:val="0"/>
                 <w:strike w:val="0"/>
                 <w:color w:val="000000"/>
@@ -1405,7 +1405,7 @@
               </w:rPr>
               <w:t xml:space="preserve">3.2.5 Solicitud de Cambio 5</w:t>
               <w:tab/>
-              <w:t xml:space="preserve">12</w:t>
+              <w:t xml:space="preserve">13</w:t>
             </w:r>
           </w:hyperlink>
           <w:r>
@@ -1444,8 +1444,8 @@
                 <w:rFonts w:ascii="Proxima Nova" w:cs="Proxima Nova" w:eastAsia="Proxima Nova" w:hAnsi="Proxima Nova"/>
                 <w:b w:val="0"/>
                 <w:bCs w:val="0"/>
-                <w:i w:val="1"/>
-                <w:iCs w:val="1"/>
+                <w:i w:val="0"/>
+                <w:iCs w:val="0"/>
                 <w:smallCaps w:val="0"/>
                 <w:strike w:val="0"/>
                 <w:color w:val="000000"/>
@@ -1458,7 +1458,7 @@
               </w:rPr>
               <w:t xml:space="preserve">3.2.6 Solicitud de Cambio 6</w:t>
               <w:tab/>
-              <w:t xml:space="preserve">12</w:t>
+              <w:t xml:space="preserve">13</w:t>
             </w:r>
           </w:hyperlink>
           <w:r>
@@ -1497,8 +1497,8 @@
                 <w:rFonts w:ascii="Proxima Nova" w:cs="Proxima Nova" w:eastAsia="Proxima Nova" w:hAnsi="Proxima Nova"/>
                 <w:b w:val="0"/>
                 <w:bCs w:val="0"/>
-                <w:i w:val="1"/>
-                <w:iCs w:val="1"/>
+                <w:i w:val="0"/>
+                <w:iCs w:val="0"/>
                 <w:smallCaps w:val="0"/>
                 <w:strike w:val="0"/>
                 <w:color w:val="000000"/>
@@ -1511,7 +1511,7 @@
               </w:rPr>
               <w:t xml:space="preserve">3.2.7 Solicitud de Cambio 7</w:t>
               <w:tab/>
-              <w:t xml:space="preserve">13</w:t>
+              <w:t xml:space="preserve">14</w:t>
             </w:r>
           </w:hyperlink>
           <w:r>
@@ -2127,7 +2127,7 @@
         <w:widowControl w:val="1"/>
         <w:numPr>
           <w:ilvl w:val="0"/>
-          <w:numId w:val="6"/>
+          <w:numId w:val="7"/>
         </w:numPr>
         <w:pBdr>
           <w:top w:space="0" w:sz="0" w:val="nil"/>
@@ -2167,7 +2167,7 @@
         <w:widowControl w:val="1"/>
         <w:numPr>
           <w:ilvl w:val="0"/>
-          <w:numId w:val="6"/>
+          <w:numId w:val="7"/>
         </w:numPr>
         <w:pBdr>
           <w:top w:space="0" w:sz="0" w:val="nil"/>
@@ -2207,7 +2207,7 @@
         <w:widowControl w:val="1"/>
         <w:numPr>
           <w:ilvl w:val="0"/>
-          <w:numId w:val="6"/>
+          <w:numId w:val="7"/>
         </w:numPr>
         <w:pBdr>
           <w:top w:space="0" w:sz="0" w:val="nil"/>
@@ -2248,7 +2248,7 @@
       <w:pPr>
         <w:numPr>
           <w:ilvl w:val="0"/>
-          <w:numId w:val="6"/>
+          <w:numId w:val="7"/>
         </w:numPr>
         <w:spacing w:after="0" w:lineRule="auto"/>
         <w:ind w:left="720" w:hanging="360"/>
@@ -2284,7 +2284,7 @@
         <w:widowControl w:val="1"/>
         <w:numPr>
           <w:ilvl w:val="0"/>
-          <w:numId w:val="6"/>
+          <w:numId w:val="7"/>
         </w:numPr>
         <w:pBdr>
           <w:top w:space="0" w:sz="0" w:val="nil"/>
@@ -3058,7 +3058,7 @@
           <w:szCs w:val="36"/>
           <w:rtl w:val="0"/>
         </w:rPr>
-        <w:t xml:space="preserve">2. Organización de la GCS</w:t>
+        <w:t xml:space="preserve">2. Gestión de la GCS</w:t>
       </w:r>
       <w:r>
         <w:rPr>
@@ -3070,21 +3070,36 @@
       <w:pPr>
         <w:pStyle w:val="Heading2"/>
         <w:spacing w:before="280" w:line="300" w:lineRule="auto"/>
-        <w:rPr>
-          <w:rFonts w:ascii="Proxima Nova" w:cs="Proxima Nova" w:eastAsia="Proxima Nova" w:hAnsi="Proxima Nova"/>
-        </w:rPr>
-      </w:pPr>
-      <w:bookmarkStart w:colFirst="0" w:colLast="0" w:name="_heading=h.whos5suqp7sm" w:id="6"/>
-      <w:bookmarkEnd w:id="6"/>
-      <w:r>
         <w:rPr>
           <w:rFonts w:ascii="Proxima Nova" w:cs="Proxima Nova" w:eastAsia="Proxima Nova" w:hAnsi="Proxima Nova"/>
           <w:color w:val="e61a17"/>
           <w:sz w:val="26"/>
           <w:szCs w:val="26"/>
+        </w:rPr>
+      </w:pPr>
+      <w:bookmarkStart w:colFirst="0" w:colLast="0" w:name="_heading=h.whos5suqp7sm" w:id="6"/>
+      <w:bookmarkEnd w:id="6"/>
+      <w:r>
+        <w:rPr>
+          <w:rFonts w:ascii="Proxima Nova" w:cs="Proxima Nova" w:eastAsia="Proxima Nova" w:hAnsi="Proxima Nova"/>
+          <w:color w:val="e61a17"/>
+          <w:sz w:val="26"/>
+          <w:szCs w:val="26"/>
           <w:rtl w:val="0"/>
         </w:rPr>
         <w:t xml:space="preserve">2.1 Roles y Responsabilidades</w:t>
+      </w:r>
+    </w:p>
+    <w:p>
+      <w:pPr>
+        <w:rPr/>
+      </w:pPr>
+      <w:r>
+        <w:rPr>
+          <w:rFonts w:ascii="Proxima Nova" w:cs="Proxima Nova" w:eastAsia="Proxima Nova" w:hAnsi="Proxima Nova"/>
+          <w:rtl w:val="0"/>
+        </w:rPr>
+        <w:t xml:space="preserve">La Tabla 1 presenta los roles relacionados con la Gestión de la Configuración del Software y sus responsabilidades específicas.</w:t>
       </w:r>
       <w:r>
         <w:rPr>
@@ -3110,13 +3125,14 @@
     <w:sdt>
       <w:sdtPr>
         <w:lock w:val="contentLocked"/>
-        <w:id w:val="-1792116298"/>
+        <w:id w:val="-719039057"/>
         <w:tag w:val="goog_rdk_0"/>
       </w:sdtPr>
       <w:sdtContent>
         <w:tbl>
           <w:tblPr>
             <w:tblStyle w:val="Table1"/>
+            <w:tblpPr w:leftFromText="180" w:rightFromText="180" w:topFromText="180" w:bottomFromText="180" w:vertAnchor="text" w:horzAnchor="text" w:tblpX="-20.99999999999966" w:tblpY="0.5375000000003638"/>
             <w:tblW w:w="8400.0" w:type="dxa"/>
             <w:jc w:val="left"/>
             <w:tblBorders>
@@ -3162,7 +3178,6 @@
                   <w:bottom w:w="113.38582677165356" w:type="dxa"/>
                   <w:right w:w="113.38582677165356" w:type="dxa"/>
                 </w:tcMar>
-                <w:vAlign w:val="top"/>
               </w:tcPr>
               <w:p>
                 <w:pPr>
@@ -3202,7 +3217,6 @@
                   <w:bottom w:w="113.38582677165356" w:type="dxa"/>
                   <w:right w:w="113.38582677165356" w:type="dxa"/>
                 </w:tcMar>
-                <w:vAlign w:val="top"/>
               </w:tcPr>
               <w:p>
                 <w:pPr>
@@ -3242,7 +3256,6 @@
                   <w:bottom w:w="113.38582677165356" w:type="dxa"/>
                   <w:right w:w="113.38582677165356" w:type="dxa"/>
                 </w:tcMar>
-                <w:vAlign w:val="top"/>
               </w:tcPr>
               <w:p>
                 <w:pPr>
@@ -3281,14 +3294,12 @@
                   <w:bottom w:color="e0e0e0" w:space="0" w:sz="4" w:val="single"/>
                   <w:right w:color="000000" w:space="0" w:sz="0" w:val="nil"/>
                 </w:tcBorders>
-                <w:shd w:fill="auto" w:val="clear"/>
                 <w:tcMar>
                   <w:top w:w="113.38582677165356" w:type="dxa"/>
                   <w:left w:w="113.38582677165356" w:type="dxa"/>
                   <w:bottom w:w="113.38582677165356" w:type="dxa"/>
                   <w:right w:w="113.38582677165356" w:type="dxa"/>
                 </w:tcMar>
-                <w:vAlign w:val="top"/>
               </w:tcPr>
               <w:p>
                 <w:pPr>
@@ -3332,14 +3343,12 @@
                   <w:bottom w:color="e0e0e0" w:space="0" w:sz="4" w:val="single"/>
                   <w:right w:color="000000" w:space="0" w:sz="0" w:val="nil"/>
                 </w:tcBorders>
-                <w:shd w:fill="auto" w:val="clear"/>
                 <w:tcMar>
                   <w:top w:w="113.38582677165356" w:type="dxa"/>
                   <w:left w:w="113.38582677165356" w:type="dxa"/>
                   <w:bottom w:w="113.38582677165356" w:type="dxa"/>
                   <w:right w:w="113.38582677165356" w:type="dxa"/>
                 </w:tcMar>
-                <w:vAlign w:val="top"/>
               </w:tcPr>
               <w:p>
                 <w:pPr>
@@ -3368,28 +3377,25 @@
                   <w:bottom w:color="e0e0e0" w:space="0" w:sz="4" w:val="single"/>
                   <w:right w:color="000000" w:space="0" w:sz="0" w:val="nil"/>
                 </w:tcBorders>
-                <w:shd w:fill="auto" w:val="clear"/>
                 <w:tcMar>
                   <w:top w:w="113.38582677165356" w:type="dxa"/>
                   <w:left w:w="113.38582677165356" w:type="dxa"/>
                   <w:bottom w:w="113.38582677165356" w:type="dxa"/>
                   <w:right w:w="113.38582677165356" w:type="dxa"/>
                 </w:tcMar>
-                <w:vAlign w:val="top"/>
               </w:tcPr>
               <w:p>
                 <w:pPr>
                   <w:widowControl w:val="0"/>
                   <w:numPr>
                     <w:ilvl w:val="0"/>
-                    <w:numId w:val="4"/>
+                    <w:numId w:val="5"/>
                   </w:numPr>
                   <w:spacing w:after="0" w:line="240" w:lineRule="auto"/>
                   <w:ind w:left="283.4645669291342" w:hanging="285"/>
                   <w:rPr>
                     <w:rFonts w:ascii="Proxima Nova" w:cs="Proxima Nova" w:eastAsia="Proxima Nova" w:hAnsi="Proxima Nova"/>
                     <w:color w:val="222222"/>
-                    <w:u w:val="none"/>
                   </w:rPr>
                 </w:pPr>
                 <w:r>
@@ -3406,14 +3412,13 @@
                   <w:widowControl w:val="0"/>
                   <w:numPr>
                     <w:ilvl w:val="0"/>
-                    <w:numId w:val="4"/>
+                    <w:numId w:val="5"/>
                   </w:numPr>
                   <w:spacing w:after="0" w:line="240" w:lineRule="auto"/>
                   <w:ind w:left="283.4645669291342" w:hanging="285"/>
                   <w:rPr>
                     <w:rFonts w:ascii="Proxima Nova" w:cs="Proxima Nova" w:eastAsia="Proxima Nova" w:hAnsi="Proxima Nova"/>
                     <w:color w:val="222222"/>
-                    <w:u w:val="none"/>
                   </w:rPr>
                 </w:pPr>
                 <w:r>
@@ -3430,14 +3435,13 @@
                   <w:widowControl w:val="0"/>
                   <w:numPr>
                     <w:ilvl w:val="0"/>
-                    <w:numId w:val="4"/>
+                    <w:numId w:val="5"/>
                   </w:numPr>
                   <w:spacing w:after="0" w:line="240" w:lineRule="auto"/>
                   <w:ind w:left="283.4645669291342" w:hanging="285"/>
                   <w:rPr>
                     <w:rFonts w:ascii="Proxima Nova" w:cs="Proxima Nova" w:eastAsia="Proxima Nova" w:hAnsi="Proxima Nova"/>
                     <w:color w:val="222222"/>
-                    <w:u w:val="none"/>
                   </w:rPr>
                 </w:pPr>
                 <w:r>
@@ -3471,7 +3475,6 @@
                   <w:bottom w:w="113.38582677165356" w:type="dxa"/>
                   <w:right w:w="113.38582677165356" w:type="dxa"/>
                 </w:tcMar>
-                <w:vAlign w:val="top"/>
               </w:tcPr>
               <w:p>
                 <w:pPr>
@@ -3507,7 +3510,6 @@
                   <w:bottom w:w="113.38582677165356" w:type="dxa"/>
                   <w:right w:w="113.38582677165356" w:type="dxa"/>
                 </w:tcMar>
-                <w:vAlign w:val="top"/>
               </w:tcPr>
               <w:p>
                 <w:pPr>
@@ -3525,11 +3527,6 @@
                     <w:rtl w:val="0"/>
                   </w:rPr>
                   <w:t xml:space="preserve">3</w:t>
-                </w:r>
-                <w:r>
-                  <w:rPr>
-                    <w:rtl w:val="0"/>
-                  </w:rPr>
                 </w:r>
               </w:p>
             </w:tc>
@@ -3548,14 +3545,13 @@
                   <w:bottom w:w="113.38582677165356" w:type="dxa"/>
                   <w:right w:w="113.38582677165356" w:type="dxa"/>
                 </w:tcMar>
-                <w:vAlign w:val="top"/>
               </w:tcPr>
               <w:p>
                 <w:pPr>
                   <w:widowControl w:val="0"/>
                   <w:numPr>
                     <w:ilvl w:val="0"/>
-                    <w:numId w:val="4"/>
+                    <w:numId w:val="5"/>
                   </w:numPr>
                   <w:spacing w:after="0" w:line="240" w:lineRule="auto"/>
                   <w:ind w:left="283.4645669291342" w:hanging="285"/>
@@ -3578,7 +3574,7 @@
                   <w:widowControl w:val="0"/>
                   <w:numPr>
                     <w:ilvl w:val="0"/>
-                    <w:numId w:val="4"/>
+                    <w:numId w:val="5"/>
                   </w:numPr>
                   <w:spacing w:after="0" w:line="240" w:lineRule="auto"/>
                   <w:ind w:left="283.4645669291342" w:hanging="285"/>
@@ -3601,7 +3597,7 @@
                   <w:widowControl w:val="0"/>
                   <w:numPr>
                     <w:ilvl w:val="0"/>
-                    <w:numId w:val="4"/>
+                    <w:numId w:val="5"/>
                   </w:numPr>
                   <w:spacing w:after="0" w:line="240" w:lineRule="auto"/>
                   <w:ind w:left="283.4645669291342" w:hanging="285"/>
@@ -3641,7 +3637,6 @@
                   <w:bottom w:w="113.38582677165356" w:type="dxa"/>
                   <w:right w:w="113.38582677165356" w:type="dxa"/>
                 </w:tcMar>
-                <w:vAlign w:val="top"/>
               </w:tcPr>
               <w:p>
                 <w:pPr>
@@ -3677,7 +3672,6 @@
                   <w:bottom w:w="113.38582677165356" w:type="dxa"/>
                   <w:right w:w="113.38582677165356" w:type="dxa"/>
                 </w:tcMar>
-                <w:vAlign w:val="top"/>
               </w:tcPr>
               <w:p>
                 <w:pPr>
@@ -3713,14 +3707,13 @@
                   <w:bottom w:w="113.38582677165356" w:type="dxa"/>
                   <w:right w:w="113.38582677165356" w:type="dxa"/>
                 </w:tcMar>
-                <w:vAlign w:val="top"/>
               </w:tcPr>
               <w:p>
                 <w:pPr>
                   <w:widowControl w:val="0"/>
                   <w:numPr>
                     <w:ilvl w:val="0"/>
-                    <w:numId w:val="4"/>
+                    <w:numId w:val="5"/>
                   </w:numPr>
                   <w:spacing w:after="0" w:line="240" w:lineRule="auto"/>
                   <w:ind w:left="283.4645669291342" w:hanging="285"/>
@@ -3742,7 +3735,7 @@
                   <w:widowControl w:val="0"/>
                   <w:numPr>
                     <w:ilvl w:val="0"/>
-                    <w:numId w:val="4"/>
+                    <w:numId w:val="5"/>
                   </w:numPr>
                   <w:spacing w:after="0" w:line="240" w:lineRule="auto"/>
                   <w:ind w:left="283.4645669291342" w:hanging="285"/>
@@ -3764,7 +3757,7 @@
                   <w:widowControl w:val="0"/>
                   <w:numPr>
                     <w:ilvl w:val="0"/>
-                    <w:numId w:val="4"/>
+                    <w:numId w:val="5"/>
                   </w:numPr>
                   <w:spacing w:after="0" w:line="240" w:lineRule="auto"/>
                   <w:ind w:left="283.4645669291342" w:hanging="285"/>
@@ -3786,7 +3779,7 @@
                   <w:widowControl w:val="0"/>
                   <w:numPr>
                     <w:ilvl w:val="0"/>
-                    <w:numId w:val="4"/>
+                    <w:numId w:val="5"/>
                   </w:numPr>
                   <w:spacing w:after="0" w:line="240" w:lineRule="auto"/>
                   <w:ind w:left="283.4645669291342" w:hanging="285"/>
@@ -3816,10 +3809,11 @@
     <w:p>
       <w:pPr>
         <w:spacing w:after="0" w:lineRule="auto"/>
-        <w:ind w:left="0" w:firstLine="0"/>
         <w:jc w:val="both"/>
         <w:rPr>
           <w:rFonts w:ascii="Proxima Nova" w:cs="Proxima Nova" w:eastAsia="Proxima Nova" w:hAnsi="Proxima Nova"/>
+          <w:sz w:val="2"/>
+          <w:szCs w:val="2"/>
         </w:rPr>
       </w:pPr>
       <w:r>
@@ -3830,25 +3824,54 @@
     </w:p>
     <w:p>
       <w:pPr>
+        <w:spacing w:before="0" w:line="300" w:lineRule="auto"/>
+        <w:ind w:left="0" w:firstLine="0"/>
+        <w:rPr>
+          <w:rFonts w:ascii="Proxima Nova" w:cs="Proxima Nova" w:eastAsia="Proxima Nova" w:hAnsi="Proxima Nova"/>
+        </w:rPr>
+      </w:pPr>
+      <w:r>
+        <w:rPr>
+          <w:rFonts w:ascii="Proxima Nova" w:cs="Proxima Nova" w:eastAsia="Proxima Nova" w:hAnsi="Proxima Nova"/>
+          <w:rtl w:val="0"/>
+        </w:rPr>
+        <w:t xml:space="preserve">Tabla 1. Definición de roles y responsabilidades de la Gestión de la Configuración</w:t>
+      </w:r>
+    </w:p>
+    <w:p>
+      <w:pPr>
         <w:pStyle w:val="Heading2"/>
         <w:spacing w:before="280" w:line="300" w:lineRule="auto"/>
-        <w:rPr>
-          <w:rFonts w:ascii="Proxima Nova" w:cs="Proxima Nova" w:eastAsia="Proxima Nova" w:hAnsi="Proxima Nova"/>
-          <w:b w:val="1"/>
-          <w:bCs w:val="1"/>
-        </w:rPr>
-      </w:pPr>
-      <w:bookmarkStart w:colFirst="0" w:colLast="0" w:name="_heading=h.8ogizzm8wd3m" w:id="7"/>
-      <w:bookmarkEnd w:id="7"/>
-      <w:r>
         <w:rPr>
           <w:rFonts w:ascii="Proxima Nova" w:cs="Proxima Nova" w:eastAsia="Proxima Nova" w:hAnsi="Proxima Nova"/>
           <w:color w:val="e61a17"/>
           <w:sz w:val="26"/>
           <w:szCs w:val="26"/>
+        </w:rPr>
+      </w:pPr>
+      <w:bookmarkStart w:colFirst="0" w:colLast="0" w:name="_heading=h.8ogizzm8wd3m" w:id="7"/>
+      <w:bookmarkEnd w:id="7"/>
+      <w:r>
+        <w:rPr>
+          <w:rFonts w:ascii="Proxima Nova" w:cs="Proxima Nova" w:eastAsia="Proxima Nova" w:hAnsi="Proxima Nova"/>
+          <w:color w:val="e61a17"/>
+          <w:sz w:val="26"/>
+          <w:szCs w:val="26"/>
           <w:rtl w:val="0"/>
         </w:rPr>
         <w:t xml:space="preserve">2.2 Benchmarking de Herramientas de control de versiones</w:t>
+      </w:r>
+    </w:p>
+    <w:p>
+      <w:pPr>
+        <w:rPr/>
+      </w:pPr>
+      <w:r>
+        <w:rPr>
+          <w:rFonts w:ascii="Proxima Nova" w:cs="Proxima Nova" w:eastAsia="Proxima Nova" w:hAnsi="Proxima Nova"/>
+          <w:rtl w:val="0"/>
+        </w:rPr>
+        <w:t xml:space="preserve">La Tabla 2 presenta el benchmarking de las herramientas de control de versiones consideradas, junto con su descripción correspondiente.</w:t>
       </w:r>
       <w:r>
         <w:rPr>
@@ -3874,7 +3897,7 @@
     <w:sdt>
       <w:sdtPr>
         <w:lock w:val="contentLocked"/>
-        <w:id w:val="1832817448"/>
+        <w:id w:val="2003125632"/>
         <w:tag w:val="goog_rdk_1"/>
       </w:sdtPr>
       <w:sdtContent>
@@ -4068,7 +4091,7 @@
                   <w:widowControl w:val="0"/>
                   <w:numPr>
                     <w:ilvl w:val="0"/>
-                    <w:numId w:val="4"/>
+                    <w:numId w:val="5"/>
                   </w:numPr>
                   <w:spacing w:after="0" w:line="240" w:lineRule="auto"/>
                   <w:ind w:left="283.4645669291342" w:hanging="285"/>
@@ -4084,48 +4107,6 @@
                     <w:rtl w:val="0"/>
                   </w:rPr>
                   <w:t xml:space="preserve">Estándar en la industria. Permite trabajar offline y realizar ramas.</w:t>
-                </w:r>
-              </w:p>
-              <w:p>
-                <w:pPr>
-                  <w:widowControl w:val="0"/>
-                  <w:numPr>
-                    <w:ilvl w:val="0"/>
-                    <w:numId w:val="4"/>
-                  </w:numPr>
-                  <w:spacing w:after="0" w:line="240" w:lineRule="auto"/>
-                  <w:ind w:left="283.4645669291342" w:hanging="285"/>
-                  <w:rPr>
-                    <w:rFonts w:ascii="Proxima Nova" w:cs="Proxima Nova" w:eastAsia="Proxima Nova" w:hAnsi="Proxima Nova"/>
-                    <w:color w:val="222222"/>
-                  </w:rPr>
-                </w:pPr>
-                <w:r>
-                  <w:rPr>
-                    <w:rFonts w:ascii="Proxima Nova" w:cs="Proxima Nova" w:eastAsia="Proxima Nova" w:hAnsi="Proxima Nova"/>
-                    <w:color w:val="222222"/>
-                    <w:rtl w:val="0"/>
-                  </w:rPr>
-                  <w:t xml:space="preserve">Chacon, S., &amp; Straub, B. (2014). Pro Git. </w:t>
-                </w:r>
-                <w:hyperlink r:id="rId8">
-                  <w:r>
-                    <w:rPr>
-                      <w:rFonts w:ascii="Proxima Nova" w:cs="Proxima Nova" w:eastAsia="Proxima Nova" w:hAnsi="Proxima Nova"/>
-                      <w:color w:val="1155cc"/>
-                      <w:u w:val="single"/>
-                      <w:rtl w:val="0"/>
-                    </w:rPr>
-                    <w:t xml:space="preserve">https://git-scm.com/book/en/v2</w:t>
-                  </w:r>
-                </w:hyperlink>
-                <w:r>
-                  <w:rPr>
-                    <w:rFonts w:ascii="Proxima Nova" w:cs="Proxima Nova" w:eastAsia="Proxima Nova" w:hAnsi="Proxima Nova"/>
-                    <w:color w:val="222222"/>
-                    <w:rtl w:val="0"/>
-                  </w:rPr>
-                  <w:t xml:space="preserve"> </w:t>
                 </w:r>
               </w:p>
             </w:tc>
@@ -4208,7 +4189,7 @@
                   <w:widowControl w:val="0"/>
                   <w:numPr>
                     <w:ilvl w:val="0"/>
-                    <w:numId w:val="4"/>
+                    <w:numId w:val="5"/>
                   </w:numPr>
                   <w:spacing w:after="0" w:line="240" w:lineRule="auto"/>
                   <w:ind w:left="283.4645669291342" w:hanging="285"/>
@@ -4224,48 +4205,6 @@
                     <w:rtl w:val="0"/>
                   </w:rPr>
                   <w:t xml:space="preserve">Similar a GIT pero está diseñado para manejar proyectos de manera más intuitiva.</w:t>
-                </w:r>
-              </w:p>
-              <w:p>
-                <w:pPr>
-                  <w:widowControl w:val="0"/>
-                  <w:numPr>
-                    <w:ilvl w:val="0"/>
-                    <w:numId w:val="4"/>
-                  </w:numPr>
-                  <w:spacing w:after="0" w:line="240" w:lineRule="auto"/>
-                  <w:ind w:left="283.4645669291342" w:hanging="285"/>
-                  <w:rPr>
-                    <w:rFonts w:ascii="Proxima Nova" w:cs="Proxima Nova" w:eastAsia="Proxima Nova" w:hAnsi="Proxima Nova"/>
-                    <w:color w:val="222222"/>
-                  </w:rPr>
-                </w:pPr>
-                <w:r>
-                  <w:rPr>
-                    <w:rFonts w:ascii="Proxima Nova" w:cs="Proxima Nova" w:eastAsia="Proxima Nova" w:hAnsi="Proxima Nova"/>
-                    <w:color w:val="222222"/>
-                    <w:rtl w:val="0"/>
-                  </w:rPr>
-                  <w:t xml:space="preserve">O'Sullivan, B. (2009). Mercurial: The Definitive Guide. </w:t>
-                </w:r>
-                <w:hyperlink r:id="rId9">
-                  <w:r>
-                    <w:rPr>
-                      <w:rFonts w:ascii="Proxima Nova" w:cs="Proxima Nova" w:eastAsia="Proxima Nova" w:hAnsi="Proxima Nova"/>
-                      <w:color w:val="1155cc"/>
-                      <w:u w:val="single"/>
-                      <w:rtl w:val="0"/>
-                    </w:rPr>
-                    <w:t xml:space="preserve">https://hgbook.red-bean.com/read/</w:t>
-                  </w:r>
-                </w:hyperlink>
-                <w:r>
-                  <w:rPr>
-                    <w:rFonts w:ascii="Proxima Nova" w:cs="Proxima Nova" w:eastAsia="Proxima Nova" w:hAnsi="Proxima Nova"/>
-                    <w:color w:val="222222"/>
-                    <w:rtl w:val="0"/>
-                  </w:rPr>
-                  <w:t xml:space="preserve"> </w:t>
                 </w:r>
               </w:p>
             </w:tc>
@@ -4348,7 +4287,7 @@
                   <w:widowControl w:val="0"/>
                   <w:numPr>
                     <w:ilvl w:val="0"/>
-                    <w:numId w:val="4"/>
+                    <w:numId w:val="5"/>
                   </w:numPr>
                   <w:spacing w:after="0" w:line="240" w:lineRule="auto"/>
                   <w:ind w:left="283.4645669291342" w:hanging="285"/>
@@ -4364,48 +4303,6 @@
                     <w:rtl w:val="0"/>
                   </w:rPr>
                   <w:t xml:space="preserve">Usado en entornos donde se requiere un control de acceso más rígido</w:t>
-                </w:r>
-              </w:p>
-              <w:p>
-                <w:pPr>
-                  <w:widowControl w:val="0"/>
-                  <w:numPr>
-                    <w:ilvl w:val="0"/>
-                    <w:numId w:val="4"/>
-                  </w:numPr>
-                  <w:spacing w:after="0" w:line="240" w:lineRule="auto"/>
-                  <w:ind w:left="283.4645669291342" w:hanging="285"/>
-                  <w:rPr>
-                    <w:rFonts w:ascii="Proxima Nova" w:cs="Proxima Nova" w:eastAsia="Proxima Nova" w:hAnsi="Proxima Nova"/>
-                    <w:color w:val="222222"/>
-                  </w:rPr>
-                </w:pPr>
-                <w:r>
-                  <w:rPr>
-                    <w:rFonts w:ascii="Proxima Nova" w:cs="Proxima Nova" w:eastAsia="Proxima Nova" w:hAnsi="Proxima Nova"/>
-                    <w:color w:val="222222"/>
-                    <w:rtl w:val="0"/>
-                  </w:rPr>
-                  <w:t xml:space="preserve">Pilato, C. M., Collins-Sussman, B., &amp; Fitzpatrick, B. W. (2008). Version Control with Subversion. </w:t>
-                </w:r>
-                <w:hyperlink r:id="rId10">
-                  <w:r>
-                    <w:rPr>
-                      <w:rFonts w:ascii="Proxima Nova" w:cs="Proxima Nova" w:eastAsia="Proxima Nova" w:hAnsi="Proxima Nova"/>
-                      <w:color w:val="1155cc"/>
-                      <w:u w:val="single"/>
-                      <w:rtl w:val="0"/>
-                    </w:rPr>
-                    <w:t xml:space="preserve">https://indico.cern.ch/event/83294/contributions/1260815/attachments/1070958/1527274/svn-book.pdf</w:t>
-                  </w:r>
-                </w:hyperlink>
-                <w:r>
-                  <w:rPr>
-                    <w:rFonts w:ascii="Proxima Nova" w:cs="Proxima Nova" w:eastAsia="Proxima Nova" w:hAnsi="Proxima Nova"/>
-                    <w:color w:val="222222"/>
-                    <w:rtl w:val="0"/>
-                  </w:rPr>
-                  <w:t xml:space="preserve"> </w:t>
                 </w:r>
               </w:p>
             </w:tc>
@@ -4480,21 +4377,6 @@
                   </w:rPr>
                 </w:r>
               </w:p>
-              <w:p>
-                <w:pPr>
-                  <w:widowControl w:val="0"/>
-                  <w:spacing w:after="0" w:line="240" w:lineRule="auto"/>
-                  <w:rPr>
-                    <w:rFonts w:ascii="Proxima Nova" w:cs="Proxima Nova" w:eastAsia="Proxima Nova" w:hAnsi="Proxima Nova"/>
-                    <w:color w:val="222222"/>
-                  </w:rPr>
-                </w:pPr>
-                <w:r>
-                  <w:rPr>
-                    <w:rtl w:val="0"/>
-                  </w:rPr>
-                </w:r>
-              </w:p>
             </w:tc>
             <w:tc>
               <w:tcPr>
@@ -4518,7 +4400,7 @@
                   <w:widowControl w:val="0"/>
                   <w:numPr>
                     <w:ilvl w:val="0"/>
-                    <w:numId w:val="4"/>
+                    <w:numId w:val="5"/>
                   </w:numPr>
                   <w:spacing w:after="0" w:line="240" w:lineRule="auto"/>
                   <w:ind w:left="283.4645669291342" w:hanging="285"/>
@@ -4533,46 +4415,6 @@
                     <w:rtl w:val="0"/>
                   </w:rPr>
                   <w:t xml:space="preserve">Usado principalmente en el desarrollo de videojuegos por su capacidad de manejar archivos pesados.</w:t>
-                </w:r>
-              </w:p>
-              <w:p>
-                <w:pPr>
-                  <w:widowControl w:val="0"/>
-                  <w:numPr>
-                    <w:ilvl w:val="0"/>
-                    <w:numId w:val="4"/>
-                  </w:numPr>
-                  <w:spacing w:after="0" w:line="240" w:lineRule="auto"/>
-                  <w:ind w:left="283.4645669291342" w:hanging="285"/>
-                  <w:rPr>
-                    <w:rFonts w:ascii="Proxima Nova" w:cs="Proxima Nova" w:eastAsia="Proxima Nova" w:hAnsi="Proxima Nova"/>
-                    <w:color w:val="222222"/>
-                  </w:rPr>
-                </w:pPr>
-                <w:r>
-                  <w:rPr>
-                    <w:rFonts w:ascii="Proxima Nova" w:cs="Proxima Nova" w:eastAsia="Proxima Nova" w:hAnsi="Proxima Nova"/>
-                    <w:rtl w:val="0"/>
-                  </w:rPr>
-                  <w:t xml:space="preserve">Perforce Software. (2024). Helix Core Version Control Guide. </w:t>
-                </w:r>
-                <w:hyperlink r:id="rId11">
-                  <w:r>
-                    <w:rPr>
-                      <w:rFonts w:ascii="Proxima Nova" w:cs="Proxima Nova" w:eastAsia="Proxima Nova" w:hAnsi="Proxima Nova"/>
-                      <w:color w:val="1155cc"/>
-                      <w:u w:val="single"/>
-                      <w:rtl w:val="0"/>
-                    </w:rPr>
-                    <w:t xml:space="preserve">https://ftp.perforce.com/perforce/r20.1/doc/manuals/overview.pdf</w:t>
-                  </w:r>
-                </w:hyperlink>
-                <w:r>
-                  <w:rPr>
-                    <w:rFonts w:ascii="Proxima Nova" w:cs="Proxima Nova" w:eastAsia="Proxima Nova" w:hAnsi="Proxima Nova"/>
-                    <w:rtl w:val="0"/>
-                  </w:rPr>
-                  <w:t xml:space="preserve"> </w:t>
                 </w:r>
               </w:p>
             </w:tc>
@@ -4582,12 +4424,36 @@
     </w:sdt>
     <w:p>
       <w:pPr>
-        <w:spacing w:after="0" w:lineRule="auto"/>
-        <w:jc w:val="both"/>
-        <w:rPr>
-          <w:rFonts w:ascii="Proxima Nova" w:cs="Proxima Nova" w:eastAsia="Proxima Nova" w:hAnsi="Proxima Nova"/>
-        </w:rPr>
-      </w:pPr>
+        <w:spacing w:line="300" w:lineRule="auto"/>
+        <w:ind w:firstLine="720"/>
+        <w:rPr>
+          <w:sz w:val="6"/>
+          <w:szCs w:val="6"/>
+        </w:rPr>
+      </w:pPr>
+      <w:r>
+        <w:rPr>
+          <w:rtl w:val="0"/>
+        </w:rPr>
+      </w:r>
+    </w:p>
+    <w:p>
+      <w:pPr>
+        <w:spacing w:line="300" w:lineRule="auto"/>
+        <w:ind w:firstLine="720"/>
+        <w:rPr>
+          <w:rFonts w:ascii="Proxima Nova" w:cs="Proxima Nova" w:eastAsia="Proxima Nova" w:hAnsi="Proxima Nova"/>
+          <w:sz w:val="16"/>
+          <w:szCs w:val="16"/>
+        </w:rPr>
+      </w:pPr>
+      <w:r>
+        <w:rPr>
+          <w:rFonts w:ascii="Proxima Nova" w:cs="Proxima Nova" w:eastAsia="Proxima Nova" w:hAnsi="Proxima Nova"/>
+          <w:rtl w:val="0"/>
+        </w:rPr>
+        <w:t xml:space="preserve">Tabla 2. Descripción de Herramientas de control de versiones</w:t>
+      </w:r>
       <w:r>
         <w:rPr>
           <w:rtl w:val="0"/>
@@ -4601,8 +4467,8 @@
         <w:jc w:val="both"/>
         <w:rPr>
           <w:rFonts w:ascii="Proxima Nova" w:cs="Proxima Nova" w:eastAsia="Proxima Nova" w:hAnsi="Proxima Nova"/>
-          <w:sz w:val="12"/>
-          <w:szCs w:val="12"/>
+          <w:b w:val="1"/>
+          <w:bCs w:val="1"/>
         </w:rPr>
       </w:pPr>
       <w:r>
@@ -4653,11 +4519,10 @@
       <w:pPr>
         <w:numPr>
           <w:ilvl w:val="0"/>
-          <w:numId w:val="5"/>
+          <w:numId w:val="6"/>
         </w:numPr>
         <w:spacing w:after="0" w:lineRule="auto"/>
         <w:ind w:left="720" w:hanging="360"/>
-        <w:jc w:val="both"/>
         <w:rPr/>
       </w:pPr>
       <w:r>
@@ -4681,7 +4546,6 @@
       <w:pPr>
         <w:spacing w:after="0" w:lineRule="auto"/>
         <w:ind w:left="720" w:firstLine="0"/>
-        <w:jc w:val="both"/>
         <w:rPr>
           <w:rFonts w:ascii="Proxima Nova" w:cs="Proxima Nova" w:eastAsia="Proxima Nova" w:hAnsi="Proxima Nova"/>
           <w:sz w:val="12"/>
@@ -4698,11 +4562,10 @@
       <w:pPr>
         <w:numPr>
           <w:ilvl w:val="0"/>
-          <w:numId w:val="5"/>
+          <w:numId w:val="6"/>
         </w:numPr>
         <w:spacing w:after="0" w:lineRule="auto"/>
         <w:ind w:left="720" w:hanging="360"/>
-        <w:jc w:val="both"/>
         <w:rPr/>
       </w:pPr>
       <w:r>
@@ -4726,7 +4589,6 @@
       <w:pPr>
         <w:spacing w:after="0" w:lineRule="auto"/>
         <w:ind w:left="720" w:firstLine="0"/>
-        <w:jc w:val="both"/>
         <w:rPr>
           <w:rFonts w:ascii="Proxima Nova" w:cs="Proxima Nova" w:eastAsia="Proxima Nova" w:hAnsi="Proxima Nova"/>
           <w:sz w:val="12"/>
@@ -4743,11 +4605,10 @@
       <w:pPr>
         <w:numPr>
           <w:ilvl w:val="0"/>
-          <w:numId w:val="5"/>
+          <w:numId w:val="6"/>
         </w:numPr>
         <w:spacing w:after="0" w:lineRule="auto"/>
         <w:ind w:left="720" w:hanging="360"/>
-        <w:jc w:val="both"/>
         <w:rPr/>
       </w:pPr>
       <w:r>
@@ -4771,7 +4632,6 @@
       <w:pPr>
         <w:spacing w:after="0" w:lineRule="auto"/>
         <w:ind w:left="720" w:firstLine="0"/>
-        <w:jc w:val="both"/>
         <w:rPr>
           <w:rFonts w:ascii="Proxima Nova" w:cs="Proxima Nova" w:eastAsia="Proxima Nova" w:hAnsi="Proxima Nova"/>
           <w:sz w:val="12"/>
@@ -4788,11 +4648,10 @@
       <w:pPr>
         <w:numPr>
           <w:ilvl w:val="0"/>
-          <w:numId w:val="5"/>
+          <w:numId w:val="6"/>
         </w:numPr>
         <w:spacing w:after="0" w:lineRule="auto"/>
         <w:ind w:left="720" w:hanging="360"/>
-        <w:jc w:val="both"/>
         <w:rPr/>
       </w:pPr>
       <w:r>
@@ -4816,7 +4675,6 @@
       <w:pPr>
         <w:spacing w:after="0" w:lineRule="auto"/>
         <w:ind w:left="720" w:firstLine="0"/>
-        <w:jc w:val="both"/>
         <w:rPr>
           <w:rFonts w:ascii="Proxima Nova" w:cs="Proxima Nova" w:eastAsia="Proxima Nova" w:hAnsi="Proxima Nova"/>
           <w:sz w:val="12"/>
@@ -4833,11 +4691,10 @@
       <w:pPr>
         <w:numPr>
           <w:ilvl w:val="0"/>
-          <w:numId w:val="5"/>
+          <w:numId w:val="6"/>
         </w:numPr>
         <w:spacing w:after="0" w:lineRule="auto"/>
         <w:ind w:left="720" w:hanging="360"/>
-        <w:jc w:val="both"/>
         <w:rPr/>
       </w:pPr>
       <w:r>
@@ -4864,6 +4721,8 @@
         <w:jc w:val="both"/>
         <w:rPr>
           <w:rFonts w:ascii="Proxima Nova" w:cs="Proxima Nova" w:eastAsia="Proxima Nova" w:hAnsi="Proxima Nova"/>
+          <w:sz w:val="30"/>
+          <w:szCs w:val="30"/>
         </w:rPr>
       </w:pPr>
       <w:r>
@@ -4874,7 +4733,7 @@
     </w:p>
     <w:p>
       <w:pPr>
-        <w:spacing w:after="0" w:lineRule="auto"/>
+        <w:spacing w:after="140" w:line="259.20000000000005" w:lineRule="auto"/>
         <w:ind w:left="0" w:firstLine="0"/>
         <w:jc w:val="both"/>
         <w:rPr>
@@ -4891,6 +4750,30 @@
           <w:rtl w:val="0"/>
         </w:rPr>
         <w:t xml:space="preserve">Analisis de criterios com matriz de controntación</w:t>
+      </w:r>
+      <w:r>
+        <w:rPr>
+          <w:rtl w:val="0"/>
+        </w:rPr>
+      </w:r>
+    </w:p>
+    <w:p>
+      <w:pPr>
+        <w:rPr>
+          <w:rFonts w:ascii="Proxima Nova" w:cs="Proxima Nova" w:eastAsia="Proxima Nova" w:hAnsi="Proxima Nova"/>
+        </w:rPr>
+      </w:pPr>
+      <w:r>
+        <w:rPr>
+          <w:rFonts w:ascii="Proxima Nova" w:cs="Proxima Nova" w:eastAsia="Proxima Nova" w:hAnsi="Proxima Nova"/>
+          <w:rtl w:val="0"/>
+        </w:rPr>
+        <w:t xml:space="preserve">La Tabla 3 presenta la matriz de confrontación utilizada en el análisis de criterios para evaluar las herramientas de control de versiones seleccionadas.</w:t>
+      </w:r>
+      <w:r>
+        <w:rPr>
+          <w:rtl w:val="0"/>
+        </w:rPr>
       </w:r>
     </w:p>
     <w:p>
@@ -4900,6 +4783,8 @@
         <w:jc w:val="both"/>
         <w:rPr>
           <w:rFonts w:ascii="Proxima Nova" w:cs="Proxima Nova" w:eastAsia="Proxima Nova" w:hAnsi="Proxima Nova"/>
+          <w:sz w:val="18"/>
+          <w:szCs w:val="18"/>
         </w:rPr>
       </w:pPr>
       <w:r>
@@ -4911,7 +4796,7 @@
     <w:sdt>
       <w:sdtPr>
         <w:lock w:val="contentLocked"/>
-        <w:id w:val="1415675858"/>
+        <w:id w:val="1989448369"/>
         <w:tag w:val="goog_rdk_2"/>
       </w:sdtPr>
       <w:sdtContent>
@@ -7446,15 +7331,27 @@
     </w:p>
     <w:p>
       <w:pPr>
-        <w:spacing w:after="0" w:lineRule="auto"/>
-        <w:ind w:left="0" w:firstLine="0"/>
-        <w:jc w:val="both"/>
+        <w:spacing w:line="300" w:lineRule="auto"/>
+        <w:ind w:left="1440" w:firstLine="720"/>
         <w:rPr>
           <w:rFonts w:ascii="Proxima Nova" w:cs="Proxima Nova" w:eastAsia="Proxima Nova" w:hAnsi="Proxima Nova"/>
           <w:b w:val="1"/>
           <w:bCs w:val="1"/>
         </w:rPr>
       </w:pPr>
+      <w:r>
+        <w:rPr>
+          <w:rFonts w:ascii="Proxima Nova" w:cs="Proxima Nova" w:eastAsia="Proxima Nova" w:hAnsi="Proxima Nova"/>
+          <w:rtl w:val="0"/>
+        </w:rPr>
+        <w:t xml:space="preserve">Tabla 3. Matriz de confrontación</w:t>
+      </w:r>
+      <w:r>
+        <w:rPr>
+          <w:rtl w:val="0"/>
+        </w:rPr>
+        <w:t xml:space="preserve"> </w:t>
+      </w:r>
       <w:r>
         <w:rPr>
           <w:rtl w:val="0"/>
@@ -7484,6 +7381,20 @@
     </w:p>
     <w:p>
       <w:pPr>
+        <w:rPr>
+          <w:rFonts w:ascii="Proxima Nova" w:cs="Proxima Nova" w:eastAsia="Proxima Nova" w:hAnsi="Proxima Nova"/>
+        </w:rPr>
+      </w:pPr>
+      <w:r>
+        <w:rPr>
+          <w:rFonts w:ascii="Proxima Nova" w:cs="Proxima Nova" w:eastAsia="Proxima Nova" w:hAnsi="Proxima Nova"/>
+          <w:rtl w:val="0"/>
+        </w:rPr>
+        <w:t xml:space="preserve">La Tabla 4 presenta los resultados del análisis de criterios utilizados para evaluar las herramientas de control de versiones seleccionadas. Asimismo, se aclara que:</w:t>
+      </w:r>
+    </w:p>
+    <w:p>
+      <w:pPr>
         <w:spacing w:after="0" w:lineRule="auto"/>
         <w:ind w:left="0" w:firstLine="0"/>
         <w:rPr>
@@ -7493,9 +7404,18 @@
       <w:r>
         <w:rPr>
           <w:rFonts w:ascii="Proxima Nova" w:cs="Proxima Nova" w:eastAsia="Proxima Nova" w:hAnsi="Proxima Nova"/>
-          <w:rtl w:val="0"/>
-        </w:rPr>
-        <w:t xml:space="preserve">S (Puntaje): Se manejó una escala de 1 a 5 donde 1 es deficiente y 5 es excelente</w:t>
+          <w:b w:val="1"/>
+          <w:bCs w:val="1"/>
+          <w:rtl w:val="0"/>
+        </w:rPr>
+        <w:t xml:space="preserve">S </w:t>
+      </w:r>
+      <w:r>
+        <w:rPr>
+          <w:rFonts w:ascii="Proxima Nova" w:cs="Proxima Nova" w:eastAsia="Proxima Nova" w:hAnsi="Proxima Nova"/>
+          <w:rtl w:val="0"/>
+        </w:rPr>
+        <w:t xml:space="preserve">(Puntaje): Se manejó una escala de 1 a 5 donde 1 es deficiente y 5 es excelente</w:t>
       </w:r>
     </w:p>
     <w:p>
@@ -7509,9 +7429,18 @@
       <w:r>
         <w:rPr>
           <w:rFonts w:ascii="Proxima Nova" w:cs="Proxima Nova" w:eastAsia="Proxima Nova" w:hAnsi="Proxima Nova"/>
-          <w:rtl w:val="0"/>
-        </w:rPr>
-        <w:t xml:space="preserve">P (Promedio): Es la escala del puntaje obtenido con el promedio de importancia del criterio</w:t>
+          <w:b w:val="1"/>
+          <w:bCs w:val="1"/>
+          <w:rtl w:val="0"/>
+        </w:rPr>
+        <w:t xml:space="preserve">P </w:t>
+      </w:r>
+      <w:r>
+        <w:rPr>
+          <w:rFonts w:ascii="Proxima Nova" w:cs="Proxima Nova" w:eastAsia="Proxima Nova" w:hAnsi="Proxima Nova"/>
+          <w:rtl w:val="0"/>
+        </w:rPr>
+        <w:t xml:space="preserve">(Promedio): Es la escala del puntaje obtenido con el promedio de importancia del criterio</w:t>
       </w:r>
     </w:p>
     <w:p>
@@ -7532,7 +7461,7 @@
     <w:sdt>
       <w:sdtPr>
         <w:lock w:val="contentLocked"/>
-        <w:id w:val="2075662252"/>
+        <w:id w:val="1078360033"/>
         <w:tag w:val="goog_rdk_3"/>
       </w:sdtPr>
       <w:sdtContent>
@@ -10512,11 +10441,51 @@
     </w:sdt>
     <w:p>
       <w:pPr>
+        <w:spacing w:line="300" w:lineRule="auto"/>
+        <w:ind w:firstLine="720"/>
+        <w:rPr>
+          <w:sz w:val="4"/>
+          <w:szCs w:val="4"/>
+        </w:rPr>
+      </w:pPr>
+      <w:r>
+        <w:rPr>
+          <w:rtl w:val="0"/>
+        </w:rPr>
+      </w:r>
+    </w:p>
+    <w:p>
+      <w:pPr>
+        <w:spacing w:line="300" w:lineRule="auto"/>
+        <w:ind w:firstLine="720"/>
+        <w:rPr>
+          <w:rFonts w:ascii="Proxima Nova" w:cs="Proxima Nova" w:eastAsia="Proxima Nova" w:hAnsi="Proxima Nova"/>
+          <w:sz w:val="16"/>
+          <w:szCs w:val="16"/>
+        </w:rPr>
+      </w:pPr>
+      <w:r>
+        <w:rPr>
+          <w:rFonts w:ascii="Proxima Nova" w:cs="Proxima Nova" w:eastAsia="Proxima Nova" w:hAnsi="Proxima Nova"/>
+          <w:rtl w:val="0"/>
+        </w:rPr>
+        <w:t xml:space="preserve">Tabla 4. Resultados de Análisis de Herramientas de control de versiones</w:t>
+      </w:r>
+      <w:r>
+        <w:rPr>
+          <w:rtl w:val="0"/>
+        </w:rPr>
+      </w:r>
+    </w:p>
+    <w:p>
+      <w:pPr>
         <w:spacing w:after="0" w:lineRule="auto"/>
         <w:ind w:left="0" w:firstLine="0"/>
         <w:jc w:val="both"/>
         <w:rPr>
           <w:rFonts w:ascii="Proxima Nova" w:cs="Proxima Nova" w:eastAsia="Proxima Nova" w:hAnsi="Proxima Nova"/>
+          <w:sz w:val="2"/>
+          <w:szCs w:val="2"/>
         </w:rPr>
       </w:pPr>
       <w:r>
@@ -10532,14 +10501,18 @@
         <w:jc w:val="both"/>
         <w:rPr>
           <w:rFonts w:ascii="Proxima Nova" w:cs="Proxima Nova" w:eastAsia="Proxima Nova" w:hAnsi="Proxima Nova"/>
-        </w:rPr>
-      </w:pPr>
-      <w:r>
-        <w:rPr>
-          <w:rFonts w:ascii="Proxima Nova" w:cs="Proxima Nova" w:eastAsia="Proxima Nova" w:hAnsi="Proxima Nova"/>
-          <w:rtl w:val="0"/>
-        </w:rPr>
-        <w:t xml:space="preserve">Como vemos, Mercurial y GIT son las dos herramientas con mayor puntajes en promedio, siendo Mercurial una opción mucho más accesible y sencilla de utilizar, mientras que GIT gana en su versatilidad e integración con varios IDE 'S. </w:t>
+          <w:b w:val="1"/>
+          <w:bCs w:val="1"/>
+        </w:rPr>
+      </w:pPr>
+      <w:r>
+        <w:rPr>
+          <w:rFonts w:ascii="Proxima Nova" w:cs="Proxima Nova" w:eastAsia="Proxima Nova" w:hAnsi="Proxima Nova"/>
+          <w:b w:val="1"/>
+          <w:bCs w:val="1"/>
+          <w:rtl w:val="0"/>
+        </w:rPr>
+        <w:t xml:space="preserve">Interpretación de Resultados </w:t>
       </w:r>
     </w:p>
     <w:p>
@@ -10549,6 +10522,10 @@
         <w:jc w:val="both"/>
         <w:rPr>
           <w:rFonts w:ascii="Proxima Nova" w:cs="Proxima Nova" w:eastAsia="Proxima Nova" w:hAnsi="Proxima Nova"/>
+          <w:b w:val="1"/>
+          <w:bCs w:val="1"/>
+          <w:sz w:val="10"/>
+          <w:szCs w:val="10"/>
         </w:rPr>
       </w:pPr>
       <w:r>
@@ -10571,6 +10548,47 @@
           <w:rFonts w:ascii="Proxima Nova" w:cs="Proxima Nova" w:eastAsia="Proxima Nova" w:hAnsi="Proxima Nova"/>
           <w:rtl w:val="0"/>
         </w:rPr>
+        <w:t xml:space="preserve">Se observa que</w:t>
+      </w:r>
+      <w:r>
+        <w:rPr>
+          <w:rFonts w:ascii="Proxima Nova" w:cs="Proxima Nova" w:eastAsia="Proxima Nova" w:hAnsi="Proxima Nova"/>
+          <w:rtl w:val="0"/>
+        </w:rPr>
+        <w:t xml:space="preserve"> Mercurial y GIT son las dos herramientas con mayor puntajes en promedio, siendo Mercurial una opción mucho más accesible y sencilla de utilizar, mientras que GIT gana en su versatilidad e integración con varios IDE 'S. </w:t>
+      </w:r>
+    </w:p>
+    <w:p>
+      <w:pPr>
+        <w:spacing w:after="0" w:lineRule="auto"/>
+        <w:ind w:left="0" w:firstLine="0"/>
+        <w:jc w:val="both"/>
+        <w:rPr>
+          <w:rFonts w:ascii="Proxima Nova" w:cs="Proxima Nova" w:eastAsia="Proxima Nova" w:hAnsi="Proxima Nova"/>
+          <w:sz w:val="16"/>
+          <w:szCs w:val="16"/>
+        </w:rPr>
+      </w:pPr>
+      <w:r>
+        <w:rPr>
+          <w:rtl w:val="0"/>
+        </w:rPr>
+      </w:r>
+    </w:p>
+    <w:p>
+      <w:pPr>
+        <w:spacing w:after="0" w:lineRule="auto"/>
+        <w:ind w:left="0" w:firstLine="0"/>
+        <w:jc w:val="both"/>
+        <w:rPr>
+          <w:rFonts w:ascii="Proxima Nova" w:cs="Proxima Nova" w:eastAsia="Proxima Nova" w:hAnsi="Proxima Nova"/>
+        </w:rPr>
+      </w:pPr>
+      <w:r>
+        <w:rPr>
+          <w:rFonts w:ascii="Proxima Nova" w:cs="Proxima Nova" w:eastAsia="Proxima Nova" w:hAnsi="Proxima Nova"/>
+          <w:rtl w:val="0"/>
+        </w:rPr>
         <w:t xml:space="preserve">Por otro lado, Perforce Helix gana en manejo de archivos pesados ideal para proyectos que manejen modelado 3d o imágenes. Subversive es el penúltimo de la lista y pese a ser muy parecido en ciertos aspecto a GIT y Mercurial, este está pensado para un entorno corporativo, donde haya un control de acceso más rígido por medio de un servidor, lo cual puede limitar el acceso a algunos desarrolladores y traer un riesgo grande si el servidor no se encuentra operativo.</w:t>
       </w:r>
     </w:p>
@@ -10656,21 +10674,169 @@
         <w:spacing w:after="200" w:before="200" w:line="300" w:lineRule="auto"/>
         <w:rPr>
           <w:rFonts w:ascii="Proxima Nova" w:cs="Proxima Nova" w:eastAsia="Proxima Nova" w:hAnsi="Proxima Nova"/>
-          <w:b w:val="1"/>
-          <w:bCs w:val="1"/>
-        </w:rPr>
-      </w:pPr>
-      <w:bookmarkStart w:colFirst="0" w:colLast="0" w:name="_heading=h.lh6huhqns082" w:id="11"/>
-      <w:bookmarkEnd w:id="11"/>
-      <w:r>
-        <w:rPr>
-          <w:rFonts w:ascii="Proxima Nova" w:cs="Proxima Nova" w:eastAsia="Proxima Nova" w:hAnsi="Proxima Nova"/>
           <w:color w:val="008a05"/>
           <w:sz w:val="24"/>
           <w:szCs w:val="24"/>
+        </w:rPr>
+      </w:pPr>
+      <w:bookmarkStart w:colFirst="0" w:colLast="0" w:name="_heading=h.lh6huhqns082" w:id="11"/>
+      <w:bookmarkEnd w:id="11"/>
+      <w:r>
+        <w:rPr>
+          <w:rFonts w:ascii="Proxima Nova" w:cs="Proxima Nova" w:eastAsia="Proxima Nova" w:hAnsi="Proxima Nova"/>
+          <w:color w:val="008a05"/>
+          <w:sz w:val="24"/>
+          <w:szCs w:val="24"/>
           <w:rtl w:val="0"/>
         </w:rPr>
         <w:t xml:space="preserve">3.1.1 Estructura de las librerías del repositorio</w:t>
+      </w:r>
+    </w:p>
+    <w:p>
+      <w:pPr>
+        <w:rPr>
+          <w:rFonts w:ascii="Proxima Nova" w:cs="Proxima Nova" w:eastAsia="Proxima Nova" w:hAnsi="Proxima Nova"/>
+        </w:rPr>
+      </w:pPr>
+      <w:r>
+        <w:rPr>
+          <w:rFonts w:ascii="Proxima Nova" w:cs="Proxima Nova" w:eastAsia="Proxima Nova" w:hAnsi="Proxima Nova"/>
+          <w:rtl w:val="0"/>
+        </w:rPr>
+        <w:t xml:space="preserve">La Figura 1 presenta la estructura de las librerías del repositorio de la empresa </w:t>
+      </w:r>
+      <w:r>
+        <w:rPr>
+          <w:rFonts w:ascii="Proxima Nova" w:cs="Proxima Nova" w:eastAsia="Proxima Nova" w:hAnsi="Proxima Nova"/>
+          <w:rtl w:val="0"/>
+        </w:rPr>
+        <w:t xml:space="preserve">Sonny</w:t>
+      </w:r>
+      <w:r>
+        <w:rPr>
+          <w:rFonts w:ascii="Proxima Nova" w:cs="Proxima Nova" w:eastAsia="Proxima Nova" w:hAnsi="Proxima Nova"/>
+          <w:rtl w:val="0"/>
+        </w:rPr>
+        <w:t xml:space="preserve"> SAC, la cual está dividida en cuatro carpetas principales:</w:t>
+      </w:r>
+    </w:p>
+    <w:p>
+      <w:pPr>
+        <w:numPr>
+          <w:ilvl w:val="0"/>
+          <w:numId w:val="4"/>
+        </w:numPr>
+        <w:spacing w:after="0" w:afterAutospacing="0"/>
+        <w:ind w:left="720" w:hanging="360"/>
+        <w:rPr>
+          <w:rFonts w:ascii="Proxima Nova" w:cs="Proxima Nova" w:eastAsia="Proxima Nova" w:hAnsi="Proxima Nova"/>
+          <w:u w:val="none"/>
+        </w:rPr>
+      </w:pPr>
+      <w:r>
+        <w:rPr>
+          <w:rFonts w:ascii="Proxima Nova" w:cs="Proxima Nova" w:eastAsia="Proxima Nova" w:hAnsi="Proxima Nova"/>
+          <w:b w:val="1"/>
+          <w:bCs w:val="1"/>
+          <w:rtl w:val="0"/>
+        </w:rPr>
+        <w:t xml:space="preserve">Clientes</w:t>
+      </w:r>
+      <w:r>
+        <w:rPr>
+          <w:rFonts w:ascii="Proxima Nova" w:cs="Proxima Nova" w:eastAsia="Proxima Nova" w:hAnsi="Proxima Nova"/>
+          <w:rtl w:val="0"/>
+        </w:rPr>
+        <w:t xml:space="preserve">: Contiene los proyectos en producción de la empresa </w:t>
+      </w:r>
+    </w:p>
+    <w:p>
+      <w:pPr>
+        <w:numPr>
+          <w:ilvl w:val="0"/>
+          <w:numId w:val="4"/>
+        </w:numPr>
+        <w:spacing w:after="0" w:afterAutospacing="0"/>
+        <w:ind w:left="720" w:hanging="360"/>
+        <w:rPr>
+          <w:rFonts w:ascii="Proxima Nova" w:cs="Proxima Nova" w:eastAsia="Proxima Nova" w:hAnsi="Proxima Nova"/>
+          <w:u w:val="none"/>
+        </w:rPr>
+      </w:pPr>
+      <w:r>
+        <w:rPr>
+          <w:rFonts w:ascii="Proxima Nova" w:cs="Proxima Nova" w:eastAsia="Proxima Nova" w:hAnsi="Proxima Nova"/>
+          <w:b w:val="1"/>
+          <w:bCs w:val="1"/>
+          <w:rtl w:val="0"/>
+        </w:rPr>
+        <w:t xml:space="preserve">Desarrollo</w:t>
+      </w:r>
+      <w:r>
+        <w:rPr>
+          <w:rFonts w:ascii="Proxima Nova" w:cs="Proxima Nova" w:eastAsia="Proxima Nova" w:hAnsi="Proxima Nova"/>
+          <w:rtl w:val="0"/>
+        </w:rPr>
+        <w:t xml:space="preserve">: Contiene los proyectos en desarrollo de la empresa </w:t>
+      </w:r>
+    </w:p>
+    <w:p>
+      <w:pPr>
+        <w:numPr>
+          <w:ilvl w:val="0"/>
+          <w:numId w:val="4"/>
+        </w:numPr>
+        <w:spacing w:after="0" w:afterAutospacing="0"/>
+        <w:ind w:left="720" w:hanging="360"/>
+        <w:rPr>
+          <w:rFonts w:ascii="Proxima Nova" w:cs="Proxima Nova" w:eastAsia="Proxima Nova" w:hAnsi="Proxima Nova"/>
+          <w:u w:val="none"/>
+        </w:rPr>
+      </w:pPr>
+      <w:r>
+        <w:rPr>
+          <w:rFonts w:ascii="Proxima Nova" w:cs="Proxima Nova" w:eastAsia="Proxima Nova" w:hAnsi="Proxima Nova"/>
+          <w:b w:val="1"/>
+          <w:bCs w:val="1"/>
+          <w:rtl w:val="0"/>
+        </w:rPr>
+        <w:t xml:space="preserve">Documentos</w:t>
+      </w:r>
+      <w:r>
+        <w:rPr>
+          <w:rFonts w:ascii="Proxima Nova" w:cs="Proxima Nova" w:eastAsia="Proxima Nova" w:hAnsi="Proxima Nova"/>
+          <w:rtl w:val="0"/>
+        </w:rPr>
+        <w:t xml:space="preserve">: Contiene los documentos generales de la empresa</w:t>
+      </w:r>
+    </w:p>
+    <w:p>
+      <w:pPr>
+        <w:numPr>
+          <w:ilvl w:val="0"/>
+          <w:numId w:val="4"/>
+        </w:numPr>
+        <w:ind w:left="720" w:hanging="360"/>
+        <w:rPr>
+          <w:rFonts w:ascii="Proxima Nova" w:cs="Proxima Nova" w:eastAsia="Proxima Nova" w:hAnsi="Proxima Nova"/>
+          <w:u w:val="none"/>
+        </w:rPr>
+      </w:pPr>
+      <w:r>
+        <w:rPr>
+          <w:rFonts w:ascii="Proxima Nova" w:cs="Proxima Nova" w:eastAsia="Proxima Nova" w:hAnsi="Proxima Nova"/>
+          <w:b w:val="1"/>
+          <w:bCs w:val="1"/>
+          <w:rtl w:val="0"/>
+        </w:rPr>
+        <w:t xml:space="preserve">Línea base</w:t>
+      </w:r>
+      <w:r>
+        <w:rPr>
+          <w:rFonts w:ascii="Proxima Nova" w:cs="Proxima Nova" w:eastAsia="Proxima Nova" w:hAnsi="Proxima Nova"/>
+          <w:rtl w:val="0"/>
+        </w:rPr>
+        <w:t xml:space="preserve">: Contiene las líneas bases de los proyectos en desarrollo</w:t>
       </w:r>
       <w:r>
         <w:rPr>
@@ -10685,6 +10851,8 @@
         <w:jc w:val="both"/>
         <w:rPr>
           <w:rFonts w:ascii="Proxima Nova" w:cs="Proxima Nova" w:eastAsia="Proxima Nova" w:hAnsi="Proxima Nova"/>
+          <w:sz w:val="10"/>
+          <w:szCs w:val="10"/>
         </w:rPr>
       </w:pPr>
       <w:r>
@@ -10705,16 +10873,16 @@
             <wp:extent cx="5399730" cy="4038600"/>
             <wp:effectExtent b="0" l="0" r="0" t="0"/>
             <wp:wrapTopAndBottom distB="0" distT="0"/>
-            <wp:docPr id="4" name="image2.png"/>
+            <wp:docPr id="4" name="image3.png"/>
             <a:graphic>
               <a:graphicData uri="http://schemas.openxmlformats.org/drawingml/2006/picture">
                 <pic:pic>
                   <pic:nvPicPr>
-                    <pic:cNvPr id="0" name="image2.png"/>
+                    <pic:cNvPr id="0" name="image3.png"/>
                     <pic:cNvPicPr preferRelativeResize="0"/>
                   </pic:nvPicPr>
                   <pic:blipFill>
-                    <a:blip r:embed="rId12"/>
+                    <a:blip r:embed="rId8"/>
                     <a:srcRect b="0" l="0" r="0" t="0"/>
                     <a:stretch>
                       <a:fillRect/>
@@ -10737,23 +10905,111 @@
     </w:p>
     <w:p>
       <w:pPr>
+        <w:spacing w:line="300" w:lineRule="auto"/>
+        <w:ind w:firstLine="720"/>
+        <w:rPr>
+          <w:rFonts w:ascii="Proxima Nova" w:cs="Proxima Nova" w:eastAsia="Proxima Nova" w:hAnsi="Proxima Nova"/>
+          <w:sz w:val="4"/>
+          <w:szCs w:val="4"/>
+        </w:rPr>
+      </w:pPr>
+      <w:r>
+        <w:rPr>
+          <w:rFonts w:ascii="Proxima Nova" w:cs="Proxima Nova" w:eastAsia="Proxima Nova" w:hAnsi="Proxima Nova"/>
+          <w:rtl w:val="0"/>
+        </w:rPr>
+        <w:t xml:space="preserve">Figura 1. Estructura del repositorio de la empresa </w:t>
+      </w:r>
+      <w:r>
+        <w:rPr>
+          <w:rFonts w:ascii="Proxima Nova" w:cs="Proxima Nova" w:eastAsia="Proxima Nova" w:hAnsi="Proxima Nova"/>
+          <w:rtl w:val="0"/>
+        </w:rPr>
+        <w:t xml:space="preserve">Sonny</w:t>
+      </w:r>
+      <w:r>
+        <w:rPr>
+          <w:rFonts w:ascii="Proxima Nova" w:cs="Proxima Nova" w:eastAsia="Proxima Nova" w:hAnsi="Proxima Nova"/>
+          <w:rtl w:val="0"/>
+        </w:rPr>
+        <w:t xml:space="preserve"> SAC</w:t>
+      </w:r>
+      <w:r>
+        <w:rPr>
+          <w:rtl w:val="0"/>
+        </w:rPr>
+      </w:r>
+    </w:p>
+    <w:p>
+      <w:pPr>
         <w:pStyle w:val="Heading3"/>
-        <w:spacing w:after="200" w:before="200" w:line="300" w:lineRule="auto"/>
-        <w:rPr>
-          <w:rFonts w:ascii="Proxima Nova" w:cs="Proxima Nova" w:eastAsia="Proxima Nova" w:hAnsi="Proxima Nova"/>
-        </w:rPr>
-      </w:pPr>
-      <w:bookmarkStart w:colFirst="0" w:colLast="0" w:name="_heading=h.v3pesbi2zf64" w:id="12"/>
-      <w:bookmarkEnd w:id="12"/>
-      <w:r>
+        <w:spacing w:after="200" w:before="240" w:line="300" w:lineRule="auto"/>
         <w:rPr>
           <w:rFonts w:ascii="Proxima Nova" w:cs="Proxima Nova" w:eastAsia="Proxima Nova" w:hAnsi="Proxima Nova"/>
           <w:color w:val="008a05"/>
           <w:sz w:val="24"/>
           <w:szCs w:val="24"/>
+        </w:rPr>
+      </w:pPr>
+      <w:bookmarkStart w:colFirst="0" w:colLast="0" w:name="_heading=h.tjxs0ft018bm" w:id="12"/>
+      <w:bookmarkEnd w:id="12"/>
+      <w:r>
+        <w:br w:type="page"/>
+      </w:r>
+      <w:r>
+        <w:rPr>
+          <w:rtl w:val="0"/>
+        </w:rPr>
+      </w:r>
+    </w:p>
+    <w:p>
+      <w:pPr>
+        <w:pStyle w:val="Heading3"/>
+        <w:spacing w:after="200" w:before="240" w:line="300" w:lineRule="auto"/>
+        <w:rPr>
+          <w:rFonts w:ascii="Proxima Nova" w:cs="Proxima Nova" w:eastAsia="Proxima Nova" w:hAnsi="Proxima Nova"/>
+          <w:color w:val="008a05"/>
+          <w:sz w:val="24"/>
+          <w:szCs w:val="24"/>
+        </w:rPr>
+      </w:pPr>
+      <w:bookmarkStart w:colFirst="0" w:colLast="0" w:name="_heading=h.v3pesbi2zf64" w:id="13"/>
+      <w:bookmarkEnd w:id="13"/>
+      <w:r>
+        <w:rPr>
+          <w:rFonts w:ascii="Proxima Nova" w:cs="Proxima Nova" w:eastAsia="Proxima Nova" w:hAnsi="Proxima Nova"/>
+          <w:color w:val="008a05"/>
+          <w:sz w:val="24"/>
+          <w:szCs w:val="24"/>
           <w:rtl w:val="0"/>
         </w:rPr>
         <w:t xml:space="preserve">3.1.2 Definición de Nomenclatura</w:t>
+      </w:r>
+    </w:p>
+    <w:p>
+      <w:pPr>
+        <w:rPr/>
+      </w:pPr>
+      <w:r>
+        <w:rPr>
+          <w:rFonts w:ascii="Proxima Nova" w:cs="Proxima Nova" w:eastAsia="Proxima Nova" w:hAnsi="Proxima Nova"/>
+          <w:rtl w:val="0"/>
+        </w:rPr>
+        <w:t xml:space="preserve">A continuación, se presentan los casos que especifican la definición de nomenclaturas de ítems de la empresa </w:t>
+      </w:r>
+      <w:r>
+        <w:rPr>
+          <w:rFonts w:ascii="Proxima Nova" w:cs="Proxima Nova" w:eastAsia="Proxima Nova" w:hAnsi="Proxima Nova"/>
+          <w:rtl w:val="0"/>
+        </w:rPr>
+        <w:t xml:space="preserve">Sonny</w:t>
+      </w:r>
+      <w:r>
+        <w:rPr>
+          <w:rFonts w:ascii="Proxima Nova" w:cs="Proxima Nova" w:eastAsia="Proxima Nova" w:hAnsi="Proxima Nova"/>
+          <w:rtl w:val="0"/>
+        </w:rPr>
+        <w:t xml:space="preserve"> SAC.</w:t>
       </w:r>
       <w:r>
         <w:rPr>
@@ -10805,7 +11061,7 @@
     <w:sdt>
       <w:sdtPr>
         <w:lock w:val="contentLocked"/>
-        <w:id w:val="1826115490"/>
+        <w:id w:val="-809731881"/>
         <w:tag w:val="goog_rdk_4"/>
       </w:sdtPr>
       <w:sdtContent>
@@ -10891,6 +11147,76 @@
         <w:jc w:val="both"/>
         <w:rPr>
           <w:rFonts w:ascii="Proxima Nova" w:cs="Proxima Nova" w:eastAsia="Proxima Nova" w:hAnsi="Proxima Nova"/>
+          <w:b w:val="1"/>
+          <w:bCs w:val="1"/>
+        </w:rPr>
+      </w:pPr>
+      <w:r>
+        <w:rPr>
+          <w:rtl w:val="0"/>
+        </w:rPr>
+      </w:r>
+    </w:p>
+    <w:p>
+      <w:pPr>
+        <w:spacing w:after="0" w:lineRule="auto"/>
+        <w:ind w:left="0" w:firstLine="0"/>
+        <w:jc w:val="both"/>
+        <w:rPr>
+          <w:rFonts w:ascii="Proxima Nova" w:cs="Proxima Nova" w:eastAsia="Proxima Nova" w:hAnsi="Proxima Nova"/>
+          <w:color w:val="595959"/>
+          <w:sz w:val="20"/>
+          <w:szCs w:val="20"/>
+        </w:rPr>
+      </w:pPr>
+      <w:r>
+        <w:rPr>
+          <w:rFonts w:ascii="Proxima Nova" w:cs="Proxima Nova" w:eastAsia="Proxima Nova" w:hAnsi="Proxima Nova"/>
+          <w:color w:val="595959"/>
+          <w:sz w:val="20"/>
+          <w:szCs w:val="20"/>
+          <w:rtl w:val="0"/>
+        </w:rPr>
+        <w:t xml:space="preserve">Ejemplo: Plan de Gestión de la Configuración de la empresa </w:t>
+      </w:r>
+      <w:r>
+        <w:rPr>
+          <w:rFonts w:ascii="Proxima Nova" w:cs="Proxima Nova" w:eastAsia="Proxima Nova" w:hAnsi="Proxima Nova"/>
+          <w:color w:val="595959"/>
+          <w:sz w:val="20"/>
+          <w:szCs w:val="20"/>
+          <w:rtl w:val="0"/>
+        </w:rPr>
+        <w:t xml:space="preserve">SONNY</w:t>
+      </w:r>
+      <w:sdt>
+        <w:sdtPr>
+          <w:id w:val="-183736531"/>
+          <w:tag w:val="goog_rdk_5"/>
+        </w:sdtPr>
+        <w:sdtContent>
+          <w:r>
+            <w:rPr>
+              <w:rFonts w:ascii="Nova Mono" w:cs="Nova Mono" w:eastAsia="Nova Mono" w:hAnsi="Nova Mono"/>
+              <w:color w:val="595959"/>
+              <w:sz w:val="20"/>
+              <w:szCs w:val="20"/>
+              <w:rtl w:val="0"/>
+            </w:rPr>
+            <w:t xml:space="preserve"> SAC→  SONNY-PGC</w:t>
+          </w:r>
+        </w:sdtContent>
+      </w:sdt>
+    </w:p>
+    <w:p>
+      <w:pPr>
+        <w:spacing w:after="0" w:lineRule="auto"/>
+        <w:ind w:left="0" w:firstLine="0"/>
+        <w:jc w:val="both"/>
+        <w:rPr>
+          <w:rFonts w:ascii="Proxima Nova" w:cs="Proxima Nova" w:eastAsia="Proxima Nova" w:hAnsi="Proxima Nova"/>
+          <w:sz w:val="18"/>
+          <w:szCs w:val="18"/>
         </w:rPr>
       </w:pPr>
       <w:r>
@@ -10943,8 +11269,8 @@
     <w:sdt>
       <w:sdtPr>
         <w:lock w:val="contentLocked"/>
-        <w:id w:val="1741982508"/>
-        <w:tag w:val="goog_rdk_5"/>
+        <w:id w:val="-1121909039"/>
+        <w:tag w:val="goog_rdk_6"/>
       </w:sdtPr>
       <w:sdtContent>
         <w:tbl>
@@ -11040,6 +11366,53 @@
     <w:p>
       <w:pPr>
         <w:spacing w:after="0" w:lineRule="auto"/>
+        <w:jc w:val="both"/>
+        <w:rPr>
+          <w:rFonts w:ascii="Proxima Nova" w:cs="Proxima Nova" w:eastAsia="Proxima Nova" w:hAnsi="Proxima Nova"/>
+          <w:color w:val="595959"/>
+          <w:sz w:val="20"/>
+          <w:szCs w:val="20"/>
+        </w:rPr>
+      </w:pPr>
+      <w:sdt>
+        <w:sdtPr>
+          <w:id w:val="-947352222"/>
+          <w:tag w:val="goog_rdk_7"/>
+        </w:sdtPr>
+        <w:sdtContent>
+          <w:r>
+            <w:rPr>
+              <w:rFonts w:ascii="Nova Mono" w:cs="Nova Mono" w:eastAsia="Nova Mono" w:hAnsi="Nova Mono"/>
+              <w:color w:val="595959"/>
+              <w:sz w:val="20"/>
+              <w:szCs w:val="20"/>
+              <w:rtl w:val="0"/>
+            </w:rPr>
+            <w:t xml:space="preserve">Ejemplo: Project Charter del proyecto SISCOP→  SISCOP-PC</w:t>
+          </w:r>
+        </w:sdtContent>
+      </w:sdt>
+    </w:p>
+    <w:p>
+      <w:pPr>
+        <w:spacing w:after="0" w:lineRule="auto"/>
+        <w:jc w:val="both"/>
+        <w:rPr>
+          <w:rFonts w:ascii="Proxima Nova" w:cs="Proxima Nova" w:eastAsia="Proxima Nova" w:hAnsi="Proxima Nova"/>
+          <w:color w:val="595959"/>
+          <w:sz w:val="20"/>
+          <w:szCs w:val="20"/>
+        </w:rPr>
+      </w:pPr>
+      <w:r>
+        <w:rPr>
+          <w:rtl w:val="0"/>
+        </w:rPr>
+      </w:r>
+    </w:p>
+    <w:p>
+      <w:pPr>
+        <w:spacing w:after="0" w:lineRule="auto"/>
         <w:ind w:left="0" w:firstLine="0"/>
         <w:jc w:val="both"/>
         <w:rPr>
@@ -11081,8 +11454,8 @@
     <w:sdt>
       <w:sdtPr>
         <w:lock w:val="contentLocked"/>
-        <w:id w:val="143534755"/>
-        <w:tag w:val="goog_rdk_6"/>
+        <w:id w:val="730134792"/>
+        <w:tag w:val="goog_rdk_8"/>
       </w:sdtPr>
       <w:sdtContent>
         <w:tbl>
@@ -11163,10 +11536,12 @@
     <w:p>
       <w:pPr>
         <w:spacing w:after="0" w:lineRule="auto"/>
-        <w:ind w:left="1440" w:firstLine="0"/>
+        <w:ind w:left="0" w:firstLine="0"/>
         <w:jc w:val="both"/>
         <w:rPr>
           <w:rFonts w:ascii="Proxima Nova" w:cs="Proxima Nova" w:eastAsia="Proxima Nova" w:hAnsi="Proxima Nova"/>
+          <w:b w:val="1"/>
+          <w:bCs w:val="1"/>
         </w:rPr>
       </w:pPr>
       <w:r>
@@ -11178,12 +11553,41 @@
     <w:p>
       <w:pPr>
         <w:spacing w:after="0" w:lineRule="auto"/>
-        <w:ind w:left="0" w:firstLine="0"/>
+        <w:rPr>
+          <w:rFonts w:ascii="Proxima Nova" w:cs="Proxima Nova" w:eastAsia="Proxima Nova" w:hAnsi="Proxima Nova"/>
+          <w:color w:val="595959"/>
+          <w:sz w:val="20"/>
+          <w:szCs w:val="20"/>
+        </w:rPr>
+      </w:pPr>
+      <w:sdt>
+        <w:sdtPr>
+          <w:id w:val="-1943878781"/>
+          <w:tag w:val="goog_rdk_9"/>
+        </w:sdtPr>
+        <w:sdtContent>
+          <w:r>
+            <w:rPr>
+              <w:rFonts w:ascii="Nova Mono" w:cs="Nova Mono" w:eastAsia="Nova Mono" w:hAnsi="Nova Mono"/>
+              <w:color w:val="595959"/>
+              <w:sz w:val="20"/>
+              <w:szCs w:val="20"/>
+              <w:rtl w:val="0"/>
+            </w:rPr>
+            <w:t xml:space="preserve">Ejemplo: Plan de Pruebas para dos módulos distintos → SISCOP-PP-MOD1 y SISCOP-PP-MOD2</w:t>
+          </w:r>
+        </w:sdtContent>
+      </w:sdt>
+    </w:p>
+    <w:p>
+      <w:pPr>
+        <w:spacing w:after="0" w:lineRule="auto"/>
         <w:jc w:val="both"/>
         <w:rPr>
           <w:rFonts w:ascii="Proxima Nova" w:cs="Proxima Nova" w:eastAsia="Proxima Nova" w:hAnsi="Proxima Nova"/>
-          <w:b w:val="1"/>
-          <w:bCs w:val="1"/>
+          <w:color w:val="595959"/>
+          <w:sz w:val="20"/>
+          <w:szCs w:val="20"/>
         </w:rPr>
       </w:pPr>
       <w:r>
@@ -11236,8 +11640,8 @@
     <w:sdt>
       <w:sdtPr>
         <w:lock w:val="contentLocked"/>
-        <w:id w:val="47771137"/>
-        <w:tag w:val="goog_rdk_7"/>
+        <w:id w:val="111447552"/>
+        <w:tag w:val="goog_rdk_10"/>
       </w:sdtPr>
       <w:sdtContent>
         <w:tbl>
@@ -11318,9 +11722,11 @@
     <w:p>
       <w:pPr>
         <w:spacing w:after="0" w:lineRule="auto"/>
-        <w:jc w:val="both"/>
-        <w:rPr>
-          <w:rFonts w:ascii="Proxima Nova" w:cs="Proxima Nova" w:eastAsia="Proxima Nova" w:hAnsi="Proxima Nova"/>
+        <w:rPr>
+          <w:rFonts w:ascii="Proxima Nova" w:cs="Proxima Nova" w:eastAsia="Proxima Nova" w:hAnsi="Proxima Nova"/>
+          <w:color w:val="595959"/>
+          <w:sz w:val="20"/>
+          <w:szCs w:val="20"/>
         </w:rPr>
       </w:pPr>
       <w:r>
@@ -11332,6 +11738,51 @@
     <w:p>
       <w:pPr>
         <w:spacing w:after="0" w:lineRule="auto"/>
+        <w:rPr>
+          <w:rFonts w:ascii="Proxima Nova" w:cs="Proxima Nova" w:eastAsia="Proxima Nova" w:hAnsi="Proxima Nova"/>
+          <w:color w:val="595959"/>
+          <w:sz w:val="20"/>
+          <w:szCs w:val="20"/>
+        </w:rPr>
+      </w:pPr>
+      <w:sdt>
+        <w:sdtPr>
+          <w:id w:val="537783221"/>
+          <w:tag w:val="goog_rdk_11"/>
+        </w:sdtPr>
+        <w:sdtContent>
+          <w:r>
+            <w:rPr>
+              <w:rFonts w:ascii="Nova Mono" w:cs="Nova Mono" w:eastAsia="Nova Mono" w:hAnsi="Nova Mono"/>
+              <w:color w:val="595959"/>
+              <w:sz w:val="20"/>
+              <w:szCs w:val="20"/>
+              <w:rtl w:val="0"/>
+            </w:rPr>
+            <w:t xml:space="preserve">Ejemplo: Especificación del caso de uso 5 → SISCOP-CU05</w:t>
+          </w:r>
+        </w:sdtContent>
+      </w:sdt>
+    </w:p>
+    <w:p>
+      <w:pPr>
+        <w:spacing w:after="0" w:lineRule="auto"/>
+        <w:rPr>
+          <w:rFonts w:ascii="Proxima Nova" w:cs="Proxima Nova" w:eastAsia="Proxima Nova" w:hAnsi="Proxima Nova"/>
+          <w:color w:val="595959"/>
+          <w:sz w:val="20"/>
+          <w:szCs w:val="20"/>
+        </w:rPr>
+      </w:pPr>
+      <w:r>
+        <w:rPr>
+          <w:rtl w:val="0"/>
+        </w:rPr>
+      </w:r>
+    </w:p>
+    <w:p>
+      <w:pPr>
+        <w:spacing w:after="0" w:lineRule="auto"/>
         <w:jc w:val="both"/>
         <w:rPr>
           <w:rFonts w:ascii="Proxima Nova" w:cs="Proxima Nova" w:eastAsia="Proxima Nova" w:hAnsi="Proxima Nova"/>
@@ -11349,19 +11800,36 @@
       <w:pPr>
         <w:pStyle w:val="Heading3"/>
         <w:spacing w:after="200" w:before="200" w:line="300" w:lineRule="auto"/>
-        <w:rPr/>
-      </w:pPr>
-      <w:bookmarkStart w:colFirst="0" w:colLast="0" w:name="_heading=h.qa9igwvqetd2" w:id="13"/>
-      <w:bookmarkEnd w:id="13"/>
-      <w:r>
         <w:rPr>
           <w:rFonts w:ascii="Proxima Nova" w:cs="Proxima Nova" w:eastAsia="Proxima Nova" w:hAnsi="Proxima Nova"/>
           <w:color w:val="008a05"/>
           <w:sz w:val="24"/>
           <w:szCs w:val="24"/>
+        </w:rPr>
+      </w:pPr>
+      <w:bookmarkStart w:colFirst="0" w:colLast="0" w:name="_heading=h.qa9igwvqetd2" w:id="14"/>
+      <w:bookmarkEnd w:id="14"/>
+      <w:r>
+        <w:rPr>
+          <w:rFonts w:ascii="Proxima Nova" w:cs="Proxima Nova" w:eastAsia="Proxima Nova" w:hAnsi="Proxima Nova"/>
+          <w:color w:val="008a05"/>
+          <w:sz w:val="24"/>
+          <w:szCs w:val="24"/>
           <w:rtl w:val="0"/>
         </w:rPr>
         <w:t xml:space="preserve">3.1.3 Lista y Clasificación de Ítems</w:t>
+      </w:r>
+    </w:p>
+    <w:p>
+      <w:pPr>
+        <w:rPr/>
+      </w:pPr>
+      <w:r>
+        <w:rPr>
+          <w:rFonts w:ascii="Proxima Nova" w:cs="Proxima Nova" w:eastAsia="Proxima Nova" w:hAnsi="Proxima Nova"/>
+          <w:rtl w:val="0"/>
+        </w:rPr>
+        <w:t xml:space="preserve">La Tabla 5 presenta la lista de ítems del proyecto Sistema de Control de Peso (SISCOP), especificando su tipo y nomenclatura correspondiente.</w:t>
       </w:r>
       <w:r>
         <w:rPr>
@@ -13789,7 +14257,7 @@
                 <w:rFonts w:ascii="Proxima Nova" w:cs="Proxima Nova" w:eastAsia="Proxima Nova" w:hAnsi="Proxima Nova"/>
                 <w:rtl w:val="0"/>
               </w:rPr>
-              <w:t xml:space="preserve">Soporte</w:t>
+              <w:t xml:space="preserve">Fuente</w:t>
             </w:r>
           </w:p>
         </w:tc>
@@ -13821,7 +14289,7 @@
                 <w:rFonts w:ascii="Proxima Nova" w:cs="Proxima Nova" w:eastAsia="Proxima Nova" w:hAnsi="Proxima Nova"/>
                 <w:rtl w:val="0"/>
               </w:rPr>
-              <w:t xml:space="preserve">Manual de configuración de entorno</w:t>
+              <w:t xml:space="preserve">API REST funcional</w:t>
             </w:r>
           </w:p>
         </w:tc>
@@ -13853,7 +14321,7 @@
                 <w:rFonts w:ascii="Proxima Nova" w:cs="Proxima Nova" w:eastAsia="Proxima Nova" w:hAnsi="Proxima Nova"/>
                 <w:rtl w:val="0"/>
               </w:rPr>
-              <w:t xml:space="preserve">SISCOP-CE.docx</w:t>
+              <w:t xml:space="preserve">SISCOP-API.py</w:t>
             </w:r>
           </w:p>
         </w:tc>
@@ -13958,7 +14426,7 @@
                 <w:rFonts w:ascii="Proxima Nova" w:cs="Proxima Nova" w:eastAsia="Proxima Nova" w:hAnsi="Proxima Nova"/>
                 <w:rtl w:val="0"/>
               </w:rPr>
-              <w:t xml:space="preserve">Módulo de conexión a base de datos</w:t>
+              <w:t xml:space="preserve">Módulo de autenticación</w:t>
             </w:r>
           </w:p>
         </w:tc>
@@ -13991,7 +14459,7 @@
                 <w:rFonts w:ascii="Proxima Nova" w:cs="Proxima Nova" w:eastAsia="Proxima Nova" w:hAnsi="Proxima Nova"/>
                 <w:rtl w:val="0"/>
               </w:rPr>
-              <w:t xml:space="preserve">SISCOP-CBD.py</w:t>
+              <w:t xml:space="preserve">SISCOP-AUTH.py</w:t>
             </w:r>
           </w:p>
         </w:tc>
@@ -14032,7 +14500,7 @@
       <w:tr>
         <w:trPr>
           <w:cantSplit w:val="0"/>
-          <w:trHeight w:val="500" w:hRule="atLeast"/>
+          <w:trHeight w:val="770" w:hRule="atLeast"/>
           <w:tblHeader w:val="0"/>
         </w:trPr>
         <w:tc>
@@ -14095,7 +14563,7 @@
                 <w:rFonts w:ascii="Proxima Nova" w:cs="Proxima Nova" w:eastAsia="Proxima Nova" w:hAnsi="Proxima Nova"/>
                 <w:rtl w:val="0"/>
               </w:rPr>
-              <w:t xml:space="preserve">API REST funcional</w:t>
+              <w:t xml:space="preserve">Sistema de rutas</w:t>
             </w:r>
           </w:p>
         </w:tc>
@@ -14127,7 +14595,7 @@
                 <w:rFonts w:ascii="Proxima Nova" w:cs="Proxima Nova" w:eastAsia="Proxima Nova" w:hAnsi="Proxima Nova"/>
                 <w:rtl w:val="0"/>
               </w:rPr>
-              <w:t xml:space="preserve">SISCOP-API.py</w:t>
+              <w:t xml:space="preserve">SISCOP-ROUTES.jsx</w:t>
             </w:r>
           </w:p>
         </w:tc>
@@ -14232,7 +14700,7 @@
                 <w:rFonts w:ascii="Proxima Nova" w:cs="Proxima Nova" w:eastAsia="Proxima Nova" w:hAnsi="Proxima Nova"/>
                 <w:rtl w:val="0"/>
               </w:rPr>
-              <w:t xml:space="preserve">Módulo de autenticación</w:t>
+              <w:t xml:space="preserve">Pantalla de autenticación</w:t>
             </w:r>
           </w:p>
         </w:tc>
@@ -14265,7 +14733,7 @@
                 <w:rFonts w:ascii="Proxima Nova" w:cs="Proxima Nova" w:eastAsia="Proxima Nova" w:hAnsi="Proxima Nova"/>
                 <w:rtl w:val="0"/>
               </w:rPr>
-              <w:t xml:space="preserve">SISCOP-AUTH.py</w:t>
+              <w:t xml:space="preserve">SISCOP-LOGIN.jsx</w:t>
             </w:r>
           </w:p>
         </w:tc>
@@ -14306,7 +14774,7 @@
       <w:tr>
         <w:trPr>
           <w:cantSplit w:val="0"/>
-          <w:trHeight w:val="770" w:hRule="atLeast"/>
+          <w:trHeight w:val="500" w:hRule="atLeast"/>
           <w:tblHeader w:val="0"/>
         </w:trPr>
         <w:tc>
@@ -14369,7 +14837,7 @@
                 <w:rFonts w:ascii="Proxima Nova" w:cs="Proxima Nova" w:eastAsia="Proxima Nova" w:hAnsi="Proxima Nova"/>
                 <w:rtl w:val="0"/>
               </w:rPr>
-              <w:t xml:space="preserve">Sistema de rutas</w:t>
+              <w:t xml:space="preserve">Interfaces funcionales de pacientes</w:t>
             </w:r>
           </w:p>
         </w:tc>
@@ -14401,7 +14869,7 @@
                 <w:rFonts w:ascii="Proxima Nova" w:cs="Proxima Nova" w:eastAsia="Proxima Nova" w:hAnsi="Proxima Nova"/>
                 <w:rtl w:val="0"/>
               </w:rPr>
-              <w:t xml:space="preserve">SISCOP-ROUTES.jsx</w:t>
+              <w:t xml:space="preserve">SISCOP-PAC.jsx</w:t>
             </w:r>
           </w:p>
         </w:tc>
@@ -14506,7 +14974,7 @@
                 <w:rFonts w:ascii="Proxima Nova" w:cs="Proxima Nova" w:eastAsia="Proxima Nova" w:hAnsi="Proxima Nova"/>
                 <w:rtl w:val="0"/>
               </w:rPr>
-              <w:t xml:space="preserve">Pantalla de autenticación</w:t>
+              <w:t xml:space="preserve">Interfaces funcionales de historia clínica</w:t>
             </w:r>
           </w:p>
         </w:tc>
@@ -14539,7 +15007,7 @@
                 <w:rFonts w:ascii="Proxima Nova" w:cs="Proxima Nova" w:eastAsia="Proxima Nova" w:hAnsi="Proxima Nova"/>
                 <w:rtl w:val="0"/>
               </w:rPr>
-              <w:t xml:space="preserve">SISCOP-LOGIN.jsx</w:t>
+              <w:t xml:space="preserve">SISCOP-HC.jsx</w:t>
             </w:r>
           </w:p>
         </w:tc>
@@ -14643,7 +15111,7 @@
                 <w:rFonts w:ascii="Proxima Nova" w:cs="Proxima Nova" w:eastAsia="Proxima Nova" w:hAnsi="Proxima Nova"/>
                 <w:rtl w:val="0"/>
               </w:rPr>
-              <w:t xml:space="preserve">Interfaces funcionales de pacientes</w:t>
+              <w:t xml:space="preserve">Interfaces funcionales de evaluación nutricional</w:t>
             </w:r>
           </w:p>
         </w:tc>
@@ -14675,7 +15143,7 @@
                 <w:rFonts w:ascii="Proxima Nova" w:cs="Proxima Nova" w:eastAsia="Proxima Nova" w:hAnsi="Proxima Nova"/>
                 <w:rtl w:val="0"/>
               </w:rPr>
-              <w:t xml:space="preserve">SISCOP-PAC.jsx</w:t>
+              <w:t xml:space="preserve">SISCOP-EVN.jsx</w:t>
             </w:r>
           </w:p>
         </w:tc>
@@ -14780,7 +15248,7 @@
                 <w:rFonts w:ascii="Proxima Nova" w:cs="Proxima Nova" w:eastAsia="Proxima Nova" w:hAnsi="Proxima Nova"/>
                 <w:rtl w:val="0"/>
               </w:rPr>
-              <w:t xml:space="preserve">Interfaces funcionales de historia clínica</w:t>
+              <w:t xml:space="preserve">Módulo gráfico</w:t>
             </w:r>
           </w:p>
         </w:tc>
@@ -14813,7 +15281,7 @@
                 <w:rFonts w:ascii="Proxima Nova" w:cs="Proxima Nova" w:eastAsia="Proxima Nova" w:hAnsi="Proxima Nova"/>
                 <w:rtl w:val="0"/>
               </w:rPr>
-              <w:t xml:space="preserve">SISCOP-HC.jsx</w:t>
+              <w:t xml:space="preserve">SISCOP-GRAF.jsx</w:t>
             </w:r>
           </w:p>
         </w:tc>
@@ -14865,6 +15333,7 @@
               <w:bottom w:color="e0e0e0" w:space="0" w:sz="8" w:val="single"/>
               <w:right w:color="ffffff" w:space="0" w:sz="8" w:val="single"/>
             </w:tcBorders>
+            <w:shd w:fill="ffffff" w:val="clear"/>
             <w:tcMar>
               <w:top w:w="100.0" w:type="dxa"/>
               <w:left w:w="100.0" w:type="dxa"/>
@@ -14885,7 +15354,86 @@
                 <w:rFonts w:ascii="Proxima Nova" w:cs="Proxima Nova" w:eastAsia="Proxima Nova" w:hAnsi="Proxima Nova"/>
                 <w:rtl w:val="0"/>
               </w:rPr>
-              <w:t xml:space="preserve">Fuente</w:t>
+              <w:t xml:space="preserve">Soporte</w:t>
+            </w:r>
+          </w:p>
+        </w:tc>
+        <w:tc>
+          <w:tcPr>
+            <w:tcBorders>
+              <w:top w:color="e0e0e0" w:space="0" w:sz="8" w:val="single"/>
+              <w:left w:color="ffffff" w:space="0" w:sz="8" w:val="single"/>
+              <w:bottom w:color="e0e0e0" w:space="0" w:sz="8" w:val="single"/>
+              <w:right w:color="ffffff" w:space="0" w:sz="8" w:val="single"/>
+            </w:tcBorders>
+            <w:shd w:fill="ffffff" w:val="clear"/>
+            <w:tcMar>
+              <w:top w:w="100.0" w:type="dxa"/>
+              <w:left w:w="100.0" w:type="dxa"/>
+              <w:bottom w:w="100.0" w:type="dxa"/>
+              <w:right w:w="100.0" w:type="dxa"/>
+            </w:tcMar>
+            <w:vAlign w:val="top"/>
+          </w:tcPr>
+          <w:p>
+            <w:pPr>
+              <w:spacing w:after="0" w:line="240" w:lineRule="auto"/>
+              <w:rPr>
+                <w:rFonts w:ascii="Proxima Nova" w:cs="Proxima Nova" w:eastAsia="Proxima Nova" w:hAnsi="Proxima Nova"/>
+              </w:rPr>
+            </w:pPr>
+            <w:r>
+              <w:rPr>
+                <w:rFonts w:ascii="Proxima Nova" w:cs="Proxima Nova" w:eastAsia="Proxima Nova" w:hAnsi="Proxima Nova"/>
+                <w:rtl w:val="0"/>
+              </w:rPr>
+              <w:t xml:space="preserve">Página de descarga</w:t>
+            </w:r>
+            <w:r>
+              <w:rPr>
+                <w:rFonts w:ascii="Proxima Nova" w:cs="Proxima Nova" w:eastAsia="Proxima Nova" w:hAnsi="Proxima Nova"/>
+                <w:rtl w:val="0"/>
+              </w:rPr>
+              <w:t xml:space="preserve"> </w:t>
+            </w:r>
+            <w:hyperlink r:id="rId9">
+              <w:r>
+                <w:rPr>
+                  <w:rFonts w:ascii="Proxima Nova" w:cs="Proxima Nova" w:eastAsia="Proxima Nova" w:hAnsi="Proxima Nova"/>
+                  <w:rtl w:val="0"/>
+                </w:rPr>
+                <w:t xml:space="preserve">Node.js</w:t>
+              </w:r>
+            </w:hyperlink>
+            <w:r>
+              <w:rPr>
+                <w:rFonts w:ascii="Proxima Nova" w:cs="Proxima Nova" w:eastAsia="Proxima Nova" w:hAnsi="Proxima Nova"/>
+                <w:rtl w:val="0"/>
+              </w:rPr>
+              <w:t xml:space="preserve"> y </w:t>
+            </w:r>
+            <w:hyperlink r:id="rId10">
+              <w:r>
+                <w:rPr>
+                  <w:rFonts w:ascii="Proxima Nova" w:cs="Proxima Nova" w:eastAsia="Proxima Nova" w:hAnsi="Proxima Nova"/>
+                  <w:rtl w:val="0"/>
+                </w:rPr>
+                <w:t xml:space="preserve">React.js</w:t>
+              </w:r>
+            </w:hyperlink>
+            <w:r>
+              <w:rPr>
+                <w:rFonts w:ascii="Proxima Nova" w:cs="Proxima Nova" w:eastAsia="Proxima Nova" w:hAnsi="Proxima Nova"/>
+                <w:rtl w:val="0"/>
+              </w:rPr>
+              <w:t xml:space="preserve"> </w:t>
+            </w:r>
+            <w:r>
+              <w:rPr>
+                <w:rFonts w:ascii="Proxima Nova" w:cs="Proxima Nova" w:eastAsia="Proxima Nova" w:hAnsi="Proxima Nova"/>
+                <w:rtl w:val="0"/>
+              </w:rPr>
+              <w:t xml:space="preserve">- Desarrollo backend y frontend</w:t>
             </w:r>
           </w:p>
         </w:tc>
@@ -14917,7 +15465,7 @@
                 <w:rFonts w:ascii="Proxima Nova" w:cs="Proxima Nova" w:eastAsia="Proxima Nova" w:hAnsi="Proxima Nova"/>
                 <w:rtl w:val="0"/>
               </w:rPr>
-              <w:t xml:space="preserve">Interfaces funcionales de evaluación nutricional</w:t>
+              <w:t xml:space="preserve">NODE-V24.15.0-X64.MSI</w:t>
             </w:r>
           </w:p>
         </w:tc>
@@ -14929,38 +15477,7 @@
               <w:bottom w:color="e0e0e0" w:space="0" w:sz="8" w:val="single"/>
               <w:right w:color="ffffff" w:space="0" w:sz="8" w:val="single"/>
             </w:tcBorders>
-            <w:tcMar>
-              <w:top w:w="100.0" w:type="dxa"/>
-              <w:left w:w="100.0" w:type="dxa"/>
-              <w:bottom w:w="100.0" w:type="dxa"/>
-              <w:right w:w="100.0" w:type="dxa"/>
-            </w:tcMar>
-            <w:vAlign w:val="top"/>
-          </w:tcPr>
-          <w:p>
-            <w:pPr>
-              <w:spacing w:after="0" w:line="240" w:lineRule="auto"/>
-              <w:rPr>
-                <w:rFonts w:ascii="Proxima Nova" w:cs="Proxima Nova" w:eastAsia="Proxima Nova" w:hAnsi="Proxima Nova"/>
-              </w:rPr>
-            </w:pPr>
-            <w:r>
-              <w:rPr>
-                <w:rFonts w:ascii="Proxima Nova" w:cs="Proxima Nova" w:eastAsia="Proxima Nova" w:hAnsi="Proxima Nova"/>
-                <w:rtl w:val="0"/>
-              </w:rPr>
-              <w:t xml:space="preserve">SISCOP-EVN.jsx</w:t>
-            </w:r>
-          </w:p>
-        </w:tc>
-        <w:tc>
-          <w:tcPr>
-            <w:tcBorders>
-              <w:top w:color="e0e0e0" w:space="0" w:sz="8" w:val="single"/>
-              <w:left w:color="ffffff" w:space="0" w:sz="8" w:val="single"/>
-              <w:bottom w:color="e0e0e0" w:space="0" w:sz="8" w:val="single"/>
-              <w:right w:color="ffffff" w:space="0" w:sz="8" w:val="single"/>
-            </w:tcBorders>
+            <w:shd w:fill="ffffff" w:val="clear"/>
             <w:tcMar>
               <w:top w:w="100.0" w:type="dxa"/>
               <w:left w:w="100.0" w:type="dxa"/>
@@ -15021,280 +15538,6 @@
                 <w:rFonts w:ascii="Proxima Nova" w:cs="Proxima Nova" w:eastAsia="Proxima Nova" w:hAnsi="Proxima Nova"/>
                 <w:rtl w:val="0"/>
               </w:rPr>
-              <w:t xml:space="preserve">Fuente</w:t>
-            </w:r>
-          </w:p>
-        </w:tc>
-        <w:tc>
-          <w:tcPr>
-            <w:tcBorders>
-              <w:top w:color="e0e0e0" w:space="0" w:sz="8" w:val="single"/>
-              <w:left w:color="ffffff" w:space="0" w:sz="8" w:val="single"/>
-              <w:bottom w:color="e0e0e0" w:space="0" w:sz="8" w:val="single"/>
-              <w:right w:color="ffffff" w:space="0" w:sz="8" w:val="single"/>
-            </w:tcBorders>
-            <w:shd w:fill="efefef" w:val="clear"/>
-            <w:tcMar>
-              <w:top w:w="100.0" w:type="dxa"/>
-              <w:left w:w="100.0" w:type="dxa"/>
-              <w:bottom w:w="100.0" w:type="dxa"/>
-              <w:right w:w="100.0" w:type="dxa"/>
-            </w:tcMar>
-            <w:vAlign w:val="top"/>
-          </w:tcPr>
-          <w:p>
-            <w:pPr>
-              <w:spacing w:after="0" w:line="240" w:lineRule="auto"/>
-              <w:rPr>
-                <w:rFonts w:ascii="Proxima Nova" w:cs="Proxima Nova" w:eastAsia="Proxima Nova" w:hAnsi="Proxima Nova"/>
-              </w:rPr>
-            </w:pPr>
-            <w:r>
-              <w:rPr>
-                <w:rFonts w:ascii="Proxima Nova" w:cs="Proxima Nova" w:eastAsia="Proxima Nova" w:hAnsi="Proxima Nova"/>
-                <w:rtl w:val="0"/>
-              </w:rPr>
-              <w:t xml:space="preserve">Módulo gráfico</w:t>
-            </w:r>
-          </w:p>
-        </w:tc>
-        <w:tc>
-          <w:tcPr>
-            <w:tcBorders>
-              <w:top w:color="e0e0e0" w:space="0" w:sz="8" w:val="single"/>
-              <w:left w:color="ffffff" w:space="0" w:sz="8" w:val="single"/>
-              <w:bottom w:color="e0e0e0" w:space="0" w:sz="8" w:val="single"/>
-              <w:right w:color="ffffff" w:space="0" w:sz="8" w:val="single"/>
-            </w:tcBorders>
-            <w:shd w:fill="efefef" w:val="clear"/>
-            <w:tcMar>
-              <w:top w:w="100.0" w:type="dxa"/>
-              <w:left w:w="100.0" w:type="dxa"/>
-              <w:bottom w:w="100.0" w:type="dxa"/>
-              <w:right w:w="100.0" w:type="dxa"/>
-            </w:tcMar>
-            <w:vAlign w:val="top"/>
-          </w:tcPr>
-          <w:p>
-            <w:pPr>
-              <w:spacing w:after="0" w:line="240" w:lineRule="auto"/>
-              <w:rPr>
-                <w:rFonts w:ascii="Proxima Nova" w:cs="Proxima Nova" w:eastAsia="Proxima Nova" w:hAnsi="Proxima Nova"/>
-              </w:rPr>
-            </w:pPr>
-            <w:r>
-              <w:rPr>
-                <w:rFonts w:ascii="Proxima Nova" w:cs="Proxima Nova" w:eastAsia="Proxima Nova" w:hAnsi="Proxima Nova"/>
-                <w:rtl w:val="0"/>
-              </w:rPr>
-              <w:t xml:space="preserve">SISCOP-GRAF.jsx</w:t>
-            </w:r>
-          </w:p>
-        </w:tc>
-        <w:tc>
-          <w:tcPr>
-            <w:tcBorders>
-              <w:top w:color="e0e0e0" w:space="0" w:sz="8" w:val="single"/>
-              <w:left w:color="ffffff" w:space="0" w:sz="8" w:val="single"/>
-              <w:bottom w:color="e0e0e0" w:space="0" w:sz="8" w:val="single"/>
-              <w:right w:color="ffffff" w:space="0" w:sz="8" w:val="single"/>
-            </w:tcBorders>
-            <w:shd w:fill="efefef" w:val="clear"/>
-            <w:tcMar>
-              <w:top w:w="100.0" w:type="dxa"/>
-              <w:left w:w="100.0" w:type="dxa"/>
-              <w:bottom w:w="100.0" w:type="dxa"/>
-              <w:right w:w="100.0" w:type="dxa"/>
-            </w:tcMar>
-            <w:vAlign w:val="top"/>
-          </w:tcPr>
-          <w:p>
-            <w:pPr>
-              <w:spacing w:after="0" w:line="240" w:lineRule="auto"/>
-              <w:rPr>
-                <w:rFonts w:ascii="Proxima Nova" w:cs="Proxima Nova" w:eastAsia="Proxima Nova" w:hAnsi="Proxima Nova"/>
-              </w:rPr>
-            </w:pPr>
-            <w:r>
-              <w:rPr>
-                <w:rFonts w:ascii="Proxima Nova" w:cs="Proxima Nova" w:eastAsia="Proxima Nova" w:hAnsi="Proxima Nova"/>
-                <w:rtl w:val="0"/>
-              </w:rPr>
-              <w:t xml:space="preserve">SISCOP</w:t>
-            </w:r>
-          </w:p>
-        </w:tc>
-      </w:tr>
-      <w:tr>
-        <w:trPr>
-          <w:cantSplit w:val="0"/>
-          <w:trHeight w:val="500" w:hRule="atLeast"/>
-          <w:tblHeader w:val="0"/>
-        </w:trPr>
-        <w:tc>
-          <w:tcPr>
-            <w:tcBorders>
-              <w:top w:color="e0e0e0" w:space="0" w:sz="8" w:val="single"/>
-              <w:left w:color="ffffff" w:space="0" w:sz="8" w:val="single"/>
-              <w:bottom w:color="e0e0e0" w:space="0" w:sz="8" w:val="single"/>
-              <w:right w:color="ffffff" w:space="0" w:sz="8" w:val="single"/>
-            </w:tcBorders>
-            <w:tcMar>
-              <w:top w:w="100.0" w:type="dxa"/>
-              <w:left w:w="100.0" w:type="dxa"/>
-              <w:bottom w:w="100.0" w:type="dxa"/>
-              <w:right w:w="100.0" w:type="dxa"/>
-            </w:tcMar>
-            <w:vAlign w:val="top"/>
-          </w:tcPr>
-          <w:p>
-            <w:pPr>
-              <w:spacing w:after="0" w:line="240" w:lineRule="auto"/>
-              <w:rPr>
-                <w:rFonts w:ascii="Proxima Nova" w:cs="Proxima Nova" w:eastAsia="Proxima Nova" w:hAnsi="Proxima Nova"/>
-              </w:rPr>
-            </w:pPr>
-            <w:r>
-              <w:rPr>
-                <w:rFonts w:ascii="Proxima Nova" w:cs="Proxima Nova" w:eastAsia="Proxima Nova" w:hAnsi="Proxima Nova"/>
-                <w:rtl w:val="0"/>
-              </w:rPr>
-              <w:t xml:space="preserve">Soporte</w:t>
-            </w:r>
-          </w:p>
-        </w:tc>
-        <w:tc>
-          <w:tcPr>
-            <w:tcBorders>
-              <w:top w:color="e0e0e0" w:space="0" w:sz="8" w:val="single"/>
-              <w:left w:color="ffffff" w:space="0" w:sz="8" w:val="single"/>
-              <w:bottom w:color="e0e0e0" w:space="0" w:sz="8" w:val="single"/>
-              <w:right w:color="ffffff" w:space="0" w:sz="8" w:val="single"/>
-            </w:tcBorders>
-            <w:tcMar>
-              <w:top w:w="100.0" w:type="dxa"/>
-              <w:left w:w="100.0" w:type="dxa"/>
-              <w:bottom w:w="100.0" w:type="dxa"/>
-              <w:right w:w="100.0" w:type="dxa"/>
-            </w:tcMar>
-            <w:vAlign w:val="top"/>
-          </w:tcPr>
-          <w:p>
-            <w:pPr>
-              <w:spacing w:after="0" w:line="240" w:lineRule="auto"/>
-              <w:rPr>
-                <w:rFonts w:ascii="Proxima Nova" w:cs="Proxima Nova" w:eastAsia="Proxima Nova" w:hAnsi="Proxima Nova"/>
-              </w:rPr>
-            </w:pPr>
-            <w:r>
-              <w:rPr>
-                <w:rFonts w:ascii="Proxima Nova" w:cs="Proxima Nova" w:eastAsia="Proxima Nova" w:hAnsi="Proxima Nova"/>
-                <w:rtl w:val="0"/>
-              </w:rPr>
-              <w:t xml:space="preserve">Manual de uso del sistema</w:t>
-            </w:r>
-          </w:p>
-        </w:tc>
-        <w:tc>
-          <w:tcPr>
-            <w:tcBorders>
-              <w:top w:color="e0e0e0" w:space="0" w:sz="8" w:val="single"/>
-              <w:left w:color="ffffff" w:space="0" w:sz="8" w:val="single"/>
-              <w:bottom w:color="e0e0e0" w:space="0" w:sz="8" w:val="single"/>
-              <w:right w:color="ffffff" w:space="0" w:sz="8" w:val="single"/>
-            </w:tcBorders>
-            <w:tcMar>
-              <w:top w:w="100.0" w:type="dxa"/>
-              <w:left w:w="100.0" w:type="dxa"/>
-              <w:bottom w:w="100.0" w:type="dxa"/>
-              <w:right w:w="100.0" w:type="dxa"/>
-            </w:tcMar>
-            <w:vAlign w:val="top"/>
-          </w:tcPr>
-          <w:p>
-            <w:pPr>
-              <w:spacing w:after="0" w:line="240" w:lineRule="auto"/>
-              <w:rPr>
-                <w:rFonts w:ascii="Proxima Nova" w:cs="Proxima Nova" w:eastAsia="Proxima Nova" w:hAnsi="Proxima Nova"/>
-              </w:rPr>
-            </w:pPr>
-            <w:r>
-              <w:rPr>
-                <w:rFonts w:ascii="Proxima Nova" w:cs="Proxima Nova" w:eastAsia="Proxima Nova" w:hAnsi="Proxima Nova"/>
-                <w:rtl w:val="0"/>
-              </w:rPr>
-              <w:t xml:space="preserve">SISCOP-MU.docx</w:t>
-            </w:r>
-          </w:p>
-        </w:tc>
-        <w:tc>
-          <w:tcPr>
-            <w:tcBorders>
-              <w:top w:color="e0e0e0" w:space="0" w:sz="8" w:val="single"/>
-              <w:left w:color="ffffff" w:space="0" w:sz="8" w:val="single"/>
-              <w:bottom w:color="e0e0e0" w:space="0" w:sz="8" w:val="single"/>
-              <w:right w:color="ffffff" w:space="0" w:sz="8" w:val="single"/>
-            </w:tcBorders>
-            <w:tcMar>
-              <w:top w:w="100.0" w:type="dxa"/>
-              <w:left w:w="100.0" w:type="dxa"/>
-              <w:bottom w:w="100.0" w:type="dxa"/>
-              <w:right w:w="100.0" w:type="dxa"/>
-            </w:tcMar>
-            <w:vAlign w:val="top"/>
-          </w:tcPr>
-          <w:p>
-            <w:pPr>
-              <w:spacing w:after="0" w:line="240" w:lineRule="auto"/>
-              <w:rPr>
-                <w:rFonts w:ascii="Proxima Nova" w:cs="Proxima Nova" w:eastAsia="Proxima Nova" w:hAnsi="Proxima Nova"/>
-              </w:rPr>
-            </w:pPr>
-            <w:r>
-              <w:rPr>
-                <w:rFonts w:ascii="Proxima Nova" w:cs="Proxima Nova" w:eastAsia="Proxima Nova" w:hAnsi="Proxima Nova"/>
-                <w:rtl w:val="0"/>
-              </w:rPr>
-              <w:t xml:space="preserve">SISCOP</w:t>
-            </w:r>
-          </w:p>
-        </w:tc>
-      </w:tr>
-      <w:tr>
-        <w:trPr>
-          <w:cantSplit w:val="0"/>
-          <w:trHeight w:val="500" w:hRule="atLeast"/>
-          <w:tblHeader w:val="0"/>
-        </w:trPr>
-        <w:tc>
-          <w:tcPr>
-            <w:tcBorders>
-              <w:top w:color="e0e0e0" w:space="0" w:sz="8" w:val="single"/>
-              <w:left w:color="ffffff" w:space="0" w:sz="8" w:val="single"/>
-              <w:bottom w:color="e0e0e0" w:space="0" w:sz="8" w:val="single"/>
-              <w:right w:color="ffffff" w:space="0" w:sz="8" w:val="single"/>
-            </w:tcBorders>
-            <w:shd w:fill="efefef" w:val="clear"/>
-            <w:tcMar>
-              <w:top w:w="100.0" w:type="dxa"/>
-              <w:left w:w="100.0" w:type="dxa"/>
-              <w:bottom w:w="100.0" w:type="dxa"/>
-              <w:right w:w="100.0" w:type="dxa"/>
-            </w:tcMar>
-            <w:vAlign w:val="top"/>
-          </w:tcPr>
-          <w:p>
-            <w:pPr>
-              <w:spacing w:after="0" w:line="240" w:lineRule="auto"/>
-              <w:rPr>
-                <w:rFonts w:ascii="Proxima Nova" w:cs="Proxima Nova" w:eastAsia="Proxima Nova" w:hAnsi="Proxima Nova"/>
-              </w:rPr>
-            </w:pPr>
-            <w:r>
-              <w:rPr>
-                <w:rFonts w:ascii="Proxima Nova" w:cs="Proxima Nova" w:eastAsia="Proxima Nova" w:hAnsi="Proxima Nova"/>
-                <w:rtl w:val="0"/>
-              </w:rPr>
               <w:t xml:space="preserve">Soporte</w:t>
             </w:r>
           </w:p>
@@ -15328,7 +15571,7 @@
                 <w:rFonts w:ascii="Proxima Nova" w:cs="Proxima Nova" w:eastAsia="Proxima Nova" w:hAnsi="Proxima Nova"/>
                 <w:rtl w:val="0"/>
               </w:rPr>
-              <w:t xml:space="preserve">Reporte de pruebas funcionales</w:t>
+              <w:t xml:space="preserve">Pagina de descarga PostgreSql - Motor DB</w:t>
             </w:r>
           </w:p>
         </w:tc>
@@ -15361,7 +15604,7 @@
                 <w:rFonts w:ascii="Proxima Nova" w:cs="Proxima Nova" w:eastAsia="Proxima Nova" w:hAnsi="Proxima Nova"/>
                 <w:rtl w:val="0"/>
               </w:rPr>
-              <w:t xml:space="preserve">SISCOP-RPF.docx</w:t>
+              <w:t xml:space="preserve">POSTGRESQL.EXE</w:t>
             </w:r>
           </w:p>
         </w:tc>
@@ -15410,7 +15653,7 @@
             <w:tcBorders>
               <w:top w:color="e0e0e0" w:space="0" w:sz="8" w:val="single"/>
               <w:left w:color="ffffff" w:space="0" w:sz="8" w:val="single"/>
-              <w:bottom w:color="e0e0e0" w:space="0" w:sz="8" w:val="single"/>
+              <w:bottom w:color="00aee4" w:space="0" w:sz="8" w:val="single"/>
               <w:right w:color="ffffff" w:space="0" w:sz="8" w:val="single"/>
             </w:tcBorders>
             <w:tcMar>
@@ -15442,7 +15685,7 @@
             <w:tcBorders>
               <w:top w:color="e0e0e0" w:space="0" w:sz="8" w:val="single"/>
               <w:left w:color="ffffff" w:space="0" w:sz="8" w:val="single"/>
-              <w:bottom w:color="e0e0e0" w:space="0" w:sz="8" w:val="single"/>
+              <w:bottom w:color="00aee4" w:space="0" w:sz="8" w:val="single"/>
               <w:right w:color="ffffff" w:space="0" w:sz="8" w:val="single"/>
             </w:tcBorders>
             <w:tcMar>
@@ -15465,7 +15708,7 @@
                 <w:rFonts w:ascii="Proxima Nova" w:cs="Proxima Nova" w:eastAsia="Proxima Nova" w:hAnsi="Proxima Nova"/>
                 <w:rtl w:val="0"/>
               </w:rPr>
-              <w:t xml:space="preserve">Reporte de corrección de errores</w:t>
+              <w:t xml:space="preserve">Entorno de desarrollo UX - figma</w:t>
             </w:r>
           </w:p>
         </w:tc>
@@ -15474,7 +15717,7 @@
             <w:tcBorders>
               <w:top w:color="e0e0e0" w:space="0" w:sz="8" w:val="single"/>
               <w:left w:color="ffffff" w:space="0" w:sz="8" w:val="single"/>
-              <w:bottom w:color="e0e0e0" w:space="0" w:sz="8" w:val="single"/>
+              <w:bottom w:color="00aee4" w:space="0" w:sz="8" w:val="single"/>
               <w:right w:color="ffffff" w:space="0" w:sz="8" w:val="single"/>
             </w:tcBorders>
             <w:tcMar>
@@ -15497,7 +15740,7 @@
                 <w:rFonts w:ascii="Proxima Nova" w:cs="Proxima Nova" w:eastAsia="Proxima Nova" w:hAnsi="Proxima Nova"/>
                 <w:rtl w:val="0"/>
               </w:rPr>
-              <w:t xml:space="preserve">SISCOP-RCE.docx</w:t>
+              <w:t xml:space="preserve">FIGMA.COM</w:t>
             </w:r>
           </w:p>
         </w:tc>
@@ -15506,7 +15749,7 @@
             <w:tcBorders>
               <w:top w:color="e0e0e0" w:space="0" w:sz="8" w:val="single"/>
               <w:left w:color="ffffff" w:space="0" w:sz="8" w:val="single"/>
-              <w:bottom w:color="e0e0e0" w:space="0" w:sz="8" w:val="single"/>
+              <w:bottom w:color="00aee4" w:space="0" w:sz="8" w:val="single"/>
               <w:right w:color="ffffff" w:space="0" w:sz="8" w:val="single"/>
             </w:tcBorders>
             <w:tcMar>
@@ -15534,424 +15777,35 @@
           </w:p>
         </w:tc>
       </w:tr>
-      <w:tr>
-        <w:trPr>
-          <w:cantSplit w:val="0"/>
-          <w:trHeight w:val="500" w:hRule="atLeast"/>
-          <w:tblHeader w:val="0"/>
-        </w:trPr>
-        <w:tc>
-          <w:tcPr>
-            <w:tcBorders>
-              <w:top w:color="e0e0e0" w:space="0" w:sz="8" w:val="single"/>
-              <w:left w:color="ffffff" w:space="0" w:sz="8" w:val="single"/>
-              <w:bottom w:color="e0e0e0" w:space="0" w:sz="8" w:val="single"/>
-              <w:right w:color="ffffff" w:space="0" w:sz="8" w:val="single"/>
-            </w:tcBorders>
-            <w:shd w:fill="efefef" w:val="clear"/>
-            <w:tcMar>
-              <w:top w:w="100.0" w:type="dxa"/>
-              <w:left w:w="100.0" w:type="dxa"/>
-              <w:bottom w:w="100.0" w:type="dxa"/>
-              <w:right w:w="100.0" w:type="dxa"/>
-            </w:tcMar>
-            <w:vAlign w:val="top"/>
-          </w:tcPr>
-          <w:p>
-            <w:pPr>
-              <w:spacing w:after="0" w:line="240" w:lineRule="auto"/>
-              <w:rPr>
-                <w:rFonts w:ascii="Proxima Nova" w:cs="Proxima Nova" w:eastAsia="Proxima Nova" w:hAnsi="Proxima Nova"/>
-              </w:rPr>
-            </w:pPr>
-            <w:r>
-              <w:rPr>
-                <w:rFonts w:ascii="Proxima Nova" w:cs="Proxima Nova" w:eastAsia="Proxima Nova" w:hAnsi="Proxima Nova"/>
-                <w:rtl w:val="0"/>
-              </w:rPr>
-              <w:t xml:space="preserve">Soporte</w:t>
-            </w:r>
-          </w:p>
-        </w:tc>
-        <w:tc>
-          <w:tcPr>
-            <w:tcBorders>
-              <w:top w:color="e0e0e0" w:space="0" w:sz="8" w:val="single"/>
-              <w:left w:color="ffffff" w:space="0" w:sz="8" w:val="single"/>
-              <w:bottom w:color="e0e0e0" w:space="0" w:sz="8" w:val="single"/>
-              <w:right w:color="ffffff" w:space="0" w:sz="8" w:val="single"/>
-            </w:tcBorders>
-            <w:shd w:fill="efefef" w:val="clear"/>
-            <w:tcMar>
-              <w:top w:w="100.0" w:type="dxa"/>
-              <w:left w:w="100.0" w:type="dxa"/>
-              <w:bottom w:w="100.0" w:type="dxa"/>
-              <w:right w:w="100.0" w:type="dxa"/>
-            </w:tcMar>
-            <w:vAlign w:val="top"/>
-          </w:tcPr>
-          <w:p>
-            <w:pPr>
-              <w:spacing w:after="0" w:line="240" w:lineRule="auto"/>
-              <w:rPr>
-                <w:rFonts w:ascii="Proxima Nova" w:cs="Proxima Nova" w:eastAsia="Proxima Nova" w:hAnsi="Proxima Nova"/>
-              </w:rPr>
-            </w:pPr>
-            <w:r>
-              <w:rPr>
-                <w:rFonts w:ascii="Proxima Nova" w:cs="Proxima Nova" w:eastAsia="Proxima Nova" w:hAnsi="Proxima Nova"/>
-                <w:rtl w:val="0"/>
-              </w:rPr>
-              <w:t xml:space="preserve">Reporte de validación final</w:t>
-            </w:r>
-          </w:p>
-        </w:tc>
-        <w:tc>
-          <w:tcPr>
-            <w:tcBorders>
-              <w:top w:color="e0e0e0" w:space="0" w:sz="8" w:val="single"/>
-              <w:left w:color="ffffff" w:space="0" w:sz="8" w:val="single"/>
-              <w:bottom w:color="e0e0e0" w:space="0" w:sz="8" w:val="single"/>
-              <w:right w:color="ffffff" w:space="0" w:sz="8" w:val="single"/>
-            </w:tcBorders>
-            <w:shd w:fill="efefef" w:val="clear"/>
-            <w:tcMar>
-              <w:top w:w="100.0" w:type="dxa"/>
-              <w:left w:w="100.0" w:type="dxa"/>
-              <w:bottom w:w="100.0" w:type="dxa"/>
-              <w:right w:w="100.0" w:type="dxa"/>
-            </w:tcMar>
-            <w:vAlign w:val="top"/>
-          </w:tcPr>
-          <w:p>
-            <w:pPr>
-              <w:spacing w:after="0" w:line="240" w:lineRule="auto"/>
-              <w:rPr>
-                <w:rFonts w:ascii="Proxima Nova" w:cs="Proxima Nova" w:eastAsia="Proxima Nova" w:hAnsi="Proxima Nova"/>
-              </w:rPr>
-            </w:pPr>
-            <w:r>
-              <w:rPr>
-                <w:rFonts w:ascii="Proxima Nova" w:cs="Proxima Nova" w:eastAsia="Proxima Nova" w:hAnsi="Proxima Nova"/>
-                <w:rtl w:val="0"/>
-              </w:rPr>
-              <w:t xml:space="preserve">SISCOP-RVF.docx</w:t>
-            </w:r>
-          </w:p>
-        </w:tc>
-        <w:tc>
-          <w:tcPr>
-            <w:tcBorders>
-              <w:top w:color="e0e0e0" w:space="0" w:sz="8" w:val="single"/>
-              <w:left w:color="ffffff" w:space="0" w:sz="8" w:val="single"/>
-              <w:bottom w:color="e0e0e0" w:space="0" w:sz="8" w:val="single"/>
-              <w:right w:color="ffffff" w:space="0" w:sz="8" w:val="single"/>
-            </w:tcBorders>
-            <w:shd w:fill="efefef" w:val="clear"/>
-            <w:tcMar>
-              <w:top w:w="100.0" w:type="dxa"/>
-              <w:left w:w="100.0" w:type="dxa"/>
-              <w:bottom w:w="100.0" w:type="dxa"/>
-              <w:right w:w="100.0" w:type="dxa"/>
-            </w:tcMar>
-            <w:vAlign w:val="top"/>
-          </w:tcPr>
-          <w:p>
-            <w:pPr>
-              <w:spacing w:after="0" w:line="240" w:lineRule="auto"/>
-              <w:rPr>
-                <w:rFonts w:ascii="Proxima Nova" w:cs="Proxima Nova" w:eastAsia="Proxima Nova" w:hAnsi="Proxima Nova"/>
-              </w:rPr>
-            </w:pPr>
-            <w:r>
-              <w:rPr>
-                <w:rFonts w:ascii="Proxima Nova" w:cs="Proxima Nova" w:eastAsia="Proxima Nova" w:hAnsi="Proxima Nova"/>
-                <w:rtl w:val="0"/>
-              </w:rPr>
-              <w:t xml:space="preserve">SISCOP</w:t>
-            </w:r>
-          </w:p>
-        </w:tc>
-      </w:tr>
-      <w:tr>
-        <w:trPr>
-          <w:cantSplit w:val="0"/>
-          <w:trHeight w:val="500" w:hRule="atLeast"/>
-          <w:tblHeader w:val="0"/>
-        </w:trPr>
-        <w:tc>
-          <w:tcPr>
-            <w:tcBorders>
-              <w:top w:color="e0e0e0" w:space="0" w:sz="8" w:val="single"/>
-              <w:left w:color="ffffff" w:space="0" w:sz="8" w:val="single"/>
-              <w:bottom w:color="e0e0e0" w:space="0" w:sz="8" w:val="single"/>
-              <w:right w:color="ffffff" w:space="0" w:sz="8" w:val="single"/>
-            </w:tcBorders>
-            <w:tcMar>
-              <w:top w:w="100.0" w:type="dxa"/>
-              <w:left w:w="100.0" w:type="dxa"/>
-              <w:bottom w:w="100.0" w:type="dxa"/>
-              <w:right w:w="100.0" w:type="dxa"/>
-            </w:tcMar>
-            <w:vAlign w:val="top"/>
-          </w:tcPr>
-          <w:p>
-            <w:pPr>
-              <w:spacing w:after="0" w:line="240" w:lineRule="auto"/>
-              <w:rPr>
-                <w:rFonts w:ascii="Proxima Nova" w:cs="Proxima Nova" w:eastAsia="Proxima Nova" w:hAnsi="Proxima Nova"/>
-              </w:rPr>
-            </w:pPr>
-            <w:r>
-              <w:rPr>
-                <w:rFonts w:ascii="Proxima Nova" w:cs="Proxima Nova" w:eastAsia="Proxima Nova" w:hAnsi="Proxima Nova"/>
-                <w:rtl w:val="0"/>
-              </w:rPr>
-              <w:t xml:space="preserve">Soporte</w:t>
-            </w:r>
-          </w:p>
-        </w:tc>
-        <w:tc>
-          <w:tcPr>
-            <w:tcBorders>
-              <w:top w:color="e0e0e0" w:space="0" w:sz="8" w:val="single"/>
-              <w:left w:color="ffffff" w:space="0" w:sz="8" w:val="single"/>
-              <w:bottom w:color="e0e0e0" w:space="0" w:sz="8" w:val="single"/>
-              <w:right w:color="ffffff" w:space="0" w:sz="8" w:val="single"/>
-            </w:tcBorders>
-            <w:tcMar>
-              <w:top w:w="100.0" w:type="dxa"/>
-              <w:left w:w="100.0" w:type="dxa"/>
-              <w:bottom w:w="100.0" w:type="dxa"/>
-              <w:right w:w="100.0" w:type="dxa"/>
-            </w:tcMar>
-            <w:vAlign w:val="top"/>
-          </w:tcPr>
-          <w:p>
-            <w:pPr>
-              <w:spacing w:after="0" w:line="240" w:lineRule="auto"/>
-              <w:rPr>
-                <w:rFonts w:ascii="Proxima Nova" w:cs="Proxima Nova" w:eastAsia="Proxima Nova" w:hAnsi="Proxima Nova"/>
-              </w:rPr>
-            </w:pPr>
-            <w:r>
-              <w:rPr>
-                <w:rFonts w:ascii="Proxima Nova" w:cs="Proxima Nova" w:eastAsia="Proxima Nova" w:hAnsi="Proxima Nova"/>
-                <w:rtl w:val="0"/>
-              </w:rPr>
-              <w:t xml:space="preserve">Documento recopilatorio final</w:t>
-            </w:r>
-          </w:p>
-        </w:tc>
-        <w:tc>
-          <w:tcPr>
-            <w:tcBorders>
-              <w:top w:color="e0e0e0" w:space="0" w:sz="8" w:val="single"/>
-              <w:left w:color="ffffff" w:space="0" w:sz="8" w:val="single"/>
-              <w:bottom w:color="e0e0e0" w:space="0" w:sz="8" w:val="single"/>
-              <w:right w:color="ffffff" w:space="0" w:sz="8" w:val="single"/>
-            </w:tcBorders>
-            <w:tcMar>
-              <w:top w:w="100.0" w:type="dxa"/>
-              <w:left w:w="100.0" w:type="dxa"/>
-              <w:bottom w:w="100.0" w:type="dxa"/>
-              <w:right w:w="100.0" w:type="dxa"/>
-            </w:tcMar>
-            <w:vAlign w:val="top"/>
-          </w:tcPr>
-          <w:p>
-            <w:pPr>
-              <w:spacing w:after="0" w:line="240" w:lineRule="auto"/>
-              <w:rPr>
-                <w:rFonts w:ascii="Proxima Nova" w:cs="Proxima Nova" w:eastAsia="Proxima Nova" w:hAnsi="Proxima Nova"/>
-              </w:rPr>
-            </w:pPr>
-            <w:r>
-              <w:rPr>
-                <w:rFonts w:ascii="Proxima Nova" w:cs="Proxima Nova" w:eastAsia="Proxima Nova" w:hAnsi="Proxima Nova"/>
-                <w:rtl w:val="0"/>
-              </w:rPr>
-              <w:t xml:space="preserve">SISCOP-DRF.docx</w:t>
-            </w:r>
-          </w:p>
-        </w:tc>
-        <w:tc>
-          <w:tcPr>
-            <w:tcBorders>
-              <w:top w:color="e0e0e0" w:space="0" w:sz="8" w:val="single"/>
-              <w:left w:color="ffffff" w:space="0" w:sz="8" w:val="single"/>
-              <w:bottom w:color="e0e0e0" w:space="0" w:sz="8" w:val="single"/>
-              <w:right w:color="ffffff" w:space="0" w:sz="8" w:val="single"/>
-            </w:tcBorders>
-            <w:tcMar>
-              <w:top w:w="100.0" w:type="dxa"/>
-              <w:left w:w="100.0" w:type="dxa"/>
-              <w:bottom w:w="100.0" w:type="dxa"/>
-              <w:right w:w="100.0" w:type="dxa"/>
-            </w:tcMar>
-            <w:vAlign w:val="top"/>
-          </w:tcPr>
-          <w:p>
-            <w:pPr>
-              <w:spacing w:after="0" w:line="240" w:lineRule="auto"/>
-              <w:rPr>
-                <w:rFonts w:ascii="Proxima Nova" w:cs="Proxima Nova" w:eastAsia="Proxima Nova" w:hAnsi="Proxima Nova"/>
-              </w:rPr>
-            </w:pPr>
-            <w:r>
-              <w:rPr>
-                <w:rFonts w:ascii="Proxima Nova" w:cs="Proxima Nova" w:eastAsia="Proxima Nova" w:hAnsi="Proxima Nova"/>
-                <w:rtl w:val="0"/>
-              </w:rPr>
-              <w:t xml:space="preserve">SISCOP</w:t>
-            </w:r>
-          </w:p>
-        </w:tc>
-      </w:tr>
-      <w:tr>
-        <w:trPr>
-          <w:cantSplit w:val="0"/>
-          <w:trHeight w:val="500" w:hRule="atLeast"/>
-          <w:tblHeader w:val="0"/>
-        </w:trPr>
-        <w:tc>
-          <w:tcPr>
-            <w:tcBorders>
-              <w:top w:color="e0e0e0" w:space="0" w:sz="8" w:val="single"/>
-              <w:left w:color="ffffff" w:space="0" w:sz="8" w:val="single"/>
-              <w:bottom w:color="00aee4" w:space="0" w:sz="4" w:val="single"/>
-              <w:right w:color="ffffff" w:space="0" w:sz="8" w:val="single"/>
-            </w:tcBorders>
-            <w:shd w:fill="efefef" w:val="clear"/>
-            <w:tcMar>
-              <w:top w:w="100.0" w:type="dxa"/>
-              <w:left w:w="100.0" w:type="dxa"/>
-              <w:bottom w:w="100.0" w:type="dxa"/>
-              <w:right w:w="100.0" w:type="dxa"/>
-            </w:tcMar>
-            <w:vAlign w:val="top"/>
-          </w:tcPr>
-          <w:p>
-            <w:pPr>
-              <w:spacing w:after="0" w:line="240" w:lineRule="auto"/>
-              <w:rPr>
-                <w:rFonts w:ascii="Proxima Nova" w:cs="Proxima Nova" w:eastAsia="Proxima Nova" w:hAnsi="Proxima Nova"/>
-              </w:rPr>
-            </w:pPr>
-            <w:r>
-              <w:rPr>
-                <w:rFonts w:ascii="Proxima Nova" w:cs="Proxima Nova" w:eastAsia="Proxima Nova" w:hAnsi="Proxima Nova"/>
-                <w:rtl w:val="0"/>
-              </w:rPr>
-              <w:t xml:space="preserve">Soporte</w:t>
-            </w:r>
-          </w:p>
-        </w:tc>
-        <w:tc>
-          <w:tcPr>
-            <w:tcBorders>
-              <w:top w:color="e0e0e0" w:space="0" w:sz="8" w:val="single"/>
-              <w:left w:color="ffffff" w:space="0" w:sz="8" w:val="single"/>
-              <w:bottom w:color="00aee4" w:space="0" w:sz="4" w:val="single"/>
-              <w:right w:color="ffffff" w:space="0" w:sz="8" w:val="single"/>
-            </w:tcBorders>
-            <w:shd w:fill="efefef" w:val="clear"/>
-            <w:tcMar>
-              <w:top w:w="100.0" w:type="dxa"/>
-              <w:left w:w="100.0" w:type="dxa"/>
-              <w:bottom w:w="100.0" w:type="dxa"/>
-              <w:right w:w="100.0" w:type="dxa"/>
-            </w:tcMar>
-            <w:vAlign w:val="top"/>
-          </w:tcPr>
-          <w:p>
-            <w:pPr>
-              <w:spacing w:after="0" w:line="240" w:lineRule="auto"/>
-              <w:rPr>
-                <w:rFonts w:ascii="Proxima Nova" w:cs="Proxima Nova" w:eastAsia="Proxima Nova" w:hAnsi="Proxima Nova"/>
-              </w:rPr>
-            </w:pPr>
-            <w:r>
-              <w:rPr>
-                <w:rFonts w:ascii="Proxima Nova" w:cs="Proxima Nova" w:eastAsia="Proxima Nova" w:hAnsi="Proxima Nova"/>
-                <w:rtl w:val="0"/>
-              </w:rPr>
-              <w:t xml:space="preserve">Presentación del proyecto</w:t>
-            </w:r>
-          </w:p>
-        </w:tc>
-        <w:tc>
-          <w:tcPr>
-            <w:tcBorders>
-              <w:top w:color="e0e0e0" w:space="0" w:sz="8" w:val="single"/>
-              <w:left w:color="ffffff" w:space="0" w:sz="8" w:val="single"/>
-              <w:bottom w:color="00aee4" w:space="0" w:sz="4" w:val="single"/>
-              <w:right w:color="ffffff" w:space="0" w:sz="8" w:val="single"/>
-            </w:tcBorders>
-            <w:shd w:fill="efefef" w:val="clear"/>
-            <w:tcMar>
-              <w:top w:w="100.0" w:type="dxa"/>
-              <w:left w:w="100.0" w:type="dxa"/>
-              <w:bottom w:w="100.0" w:type="dxa"/>
-              <w:right w:w="100.0" w:type="dxa"/>
-            </w:tcMar>
-            <w:vAlign w:val="top"/>
-          </w:tcPr>
-          <w:p>
-            <w:pPr>
-              <w:spacing w:after="0" w:line="240" w:lineRule="auto"/>
-              <w:rPr>
-                <w:rFonts w:ascii="Proxima Nova" w:cs="Proxima Nova" w:eastAsia="Proxima Nova" w:hAnsi="Proxima Nova"/>
-              </w:rPr>
-            </w:pPr>
-            <w:r>
-              <w:rPr>
-                <w:rFonts w:ascii="Proxima Nova" w:cs="Proxima Nova" w:eastAsia="Proxima Nova" w:hAnsi="Proxima Nova"/>
-                <w:rtl w:val="0"/>
-              </w:rPr>
-              <w:t xml:space="preserve">SISCOP-PPT.pptx</w:t>
-            </w:r>
-          </w:p>
-        </w:tc>
-        <w:tc>
-          <w:tcPr>
-            <w:tcBorders>
-              <w:top w:color="e0e0e0" w:space="0" w:sz="8" w:val="single"/>
-              <w:left w:color="ffffff" w:space="0" w:sz="8" w:val="single"/>
-              <w:bottom w:color="00aee4" w:space="0" w:sz="4" w:val="single"/>
-              <w:right w:color="ffffff" w:space="0" w:sz="8" w:val="single"/>
-            </w:tcBorders>
-            <w:shd w:fill="efefef" w:val="clear"/>
-            <w:tcMar>
-              <w:top w:w="100.0" w:type="dxa"/>
-              <w:left w:w="100.0" w:type="dxa"/>
-              <w:bottom w:w="100.0" w:type="dxa"/>
-              <w:right w:w="100.0" w:type="dxa"/>
-            </w:tcMar>
-            <w:vAlign w:val="top"/>
-          </w:tcPr>
-          <w:p>
-            <w:pPr>
-              <w:spacing w:after="0" w:line="240" w:lineRule="auto"/>
-              <w:rPr>
-                <w:rFonts w:ascii="Proxima Nova" w:cs="Proxima Nova" w:eastAsia="Proxima Nova" w:hAnsi="Proxima Nova"/>
-              </w:rPr>
-            </w:pPr>
-            <w:r>
-              <w:rPr>
-                <w:rFonts w:ascii="Proxima Nova" w:cs="Proxima Nova" w:eastAsia="Proxima Nova" w:hAnsi="Proxima Nova"/>
-                <w:rtl w:val="0"/>
-              </w:rPr>
-              <w:t xml:space="preserve">SISCOP</w:t>
-            </w:r>
-          </w:p>
-        </w:tc>
-      </w:tr>
     </w:tbl>
     <w:p>
       <w:pPr>
-        <w:rPr/>
-      </w:pPr>
+        <w:rPr>
+          <w:sz w:val="12"/>
+          <w:szCs w:val="12"/>
+        </w:rPr>
+      </w:pPr>
+      <w:r>
+        <w:rPr>
+          <w:rtl w:val="0"/>
+        </w:rPr>
+      </w:r>
+    </w:p>
+    <w:p>
+      <w:pPr>
+        <w:spacing w:line="300" w:lineRule="auto"/>
+        <w:ind w:firstLine="720"/>
+        <w:rPr>
+          <w:rFonts w:ascii="Proxima Nova" w:cs="Proxima Nova" w:eastAsia="Proxima Nova" w:hAnsi="Proxima Nova"/>
+        </w:rPr>
+      </w:pPr>
+      <w:r>
+        <w:rPr>
+          <w:rFonts w:ascii="Proxima Nova" w:cs="Proxima Nova" w:eastAsia="Proxima Nova" w:hAnsi="Proxima Nova"/>
+          <w:rtl w:val="0"/>
+        </w:rPr>
+        <w:t xml:space="preserve">Tabla 5. Lista y Clasificación de Ítems del proyecto SISCOP</w:t>
+      </w:r>
       <w:r>
         <w:rPr>
           <w:rtl w:val="0"/>
@@ -15969,17 +15823,58 @@
           <w:szCs w:val="26"/>
         </w:rPr>
       </w:pPr>
-      <w:bookmarkStart w:colFirst="0" w:colLast="0" w:name="_heading=h.nir35oiw21ol" w:id="14"/>
-      <w:bookmarkEnd w:id="14"/>
-      <w:r>
+      <w:bookmarkStart w:colFirst="0" w:colLast="0" w:name="_heading=h.t4uzqospp6na" w:id="15"/>
+      <w:bookmarkEnd w:id="15"/>
+      <w:r>
+        <w:br w:type="page"/>
+      </w:r>
+      <w:r>
+        <w:rPr>
+          <w:rtl w:val="0"/>
+        </w:rPr>
+      </w:r>
+    </w:p>
+    <w:p>
+      <w:pPr>
+        <w:pStyle w:val="Heading2"/>
+        <w:spacing w:before="280" w:line="300" w:lineRule="auto"/>
         <w:rPr>
           <w:rFonts w:ascii="Proxima Nova" w:cs="Proxima Nova" w:eastAsia="Proxima Nova" w:hAnsi="Proxima Nova"/>
           <w:color w:val="e61a17"/>
           <w:sz w:val="26"/>
           <w:szCs w:val="26"/>
+        </w:rPr>
+      </w:pPr>
+      <w:bookmarkStart w:colFirst="0" w:colLast="0" w:name="_heading=h.nir35oiw21ol" w:id="16"/>
+      <w:bookmarkEnd w:id="16"/>
+      <w:r>
+        <w:rPr>
+          <w:rFonts w:ascii="Proxima Nova" w:cs="Proxima Nova" w:eastAsia="Proxima Nova" w:hAnsi="Proxima Nova"/>
+          <w:color w:val="e61a17"/>
+          <w:sz w:val="26"/>
+          <w:szCs w:val="26"/>
           <w:rtl w:val="0"/>
         </w:rPr>
         <w:t xml:space="preserve">3.2 Control de la GCS</w:t>
+      </w:r>
+    </w:p>
+    <w:p>
+      <w:pPr>
+        <w:rPr>
+          <w:rFonts w:ascii="Proxima Nova" w:cs="Proxima Nova" w:eastAsia="Proxima Nova" w:hAnsi="Proxima Nova"/>
+        </w:rPr>
+      </w:pPr>
+      <w:r>
+        <w:rPr>
+          <w:rFonts w:ascii="Proxima Nova" w:cs="Proxima Nova" w:eastAsia="Proxima Nova" w:hAnsi="Proxima Nova"/>
+          <w:rtl w:val="0"/>
+        </w:rPr>
+        <w:t xml:space="preserve">A continuación, se presentan las solicitudes de cambio recibidas por parte de los stakeholders del proyecto Sistema de Control de Peso (SISCOP).</w:t>
+      </w:r>
+      <w:r>
+        <w:rPr>
+          <w:rtl w:val="0"/>
+        </w:rPr>
       </w:r>
     </w:p>
     <w:p>
@@ -15993,8 +15888,8 @@
           <w:szCs w:val="24"/>
         </w:rPr>
       </w:pPr>
-      <w:bookmarkStart w:colFirst="0" w:colLast="0" w:name="_heading=h.bxhjchb9zs5c" w:id="15"/>
-      <w:bookmarkEnd w:id="15"/>
+      <w:bookmarkStart w:colFirst="0" w:colLast="0" w:name="_heading=h.bxhjchb9zs5c" w:id="17"/>
+      <w:bookmarkEnd w:id="17"/>
       <w:r>
         <w:rPr>
           <w:rFonts w:ascii="Proxima Nova" w:cs="Proxima Nova" w:eastAsia="Proxima Nova" w:hAnsi="Proxima Nova"/>
@@ -16047,8 +15942,8 @@
     <w:sdt>
       <w:sdtPr>
         <w:lock w:val="contentLocked"/>
-        <w:id w:val="1908159204"/>
-        <w:tag w:val="goog_rdk_8"/>
+        <w:id w:val="-1796327490"/>
+        <w:tag w:val="goog_rdk_12"/>
       </w:sdtPr>
       <w:sdtContent>
         <w:tbl>
@@ -16667,6 +16562,19 @@
     </w:sdt>
     <w:p>
       <w:pPr>
+        <w:rPr>
+          <w:sz w:val="14"/>
+          <w:szCs w:val="14"/>
+        </w:rPr>
+      </w:pPr>
+      <w:r>
+        <w:rPr>
+          <w:rtl w:val="0"/>
+        </w:rPr>
+      </w:r>
+    </w:p>
+    <w:p>
+      <w:pPr>
         <w:pStyle w:val="Heading3"/>
         <w:spacing w:after="200" w:before="200" w:line="300" w:lineRule="auto"/>
         <w:rPr>
@@ -16676,8 +16584,8 @@
           <w:szCs w:val="24"/>
         </w:rPr>
       </w:pPr>
-      <w:bookmarkStart w:colFirst="0" w:colLast="0" w:name="_heading=h.s4picwsik5c" w:id="16"/>
-      <w:bookmarkEnd w:id="16"/>
+      <w:bookmarkStart w:colFirst="0" w:colLast="0" w:name="_heading=h.s4picwsik5c" w:id="18"/>
+      <w:bookmarkEnd w:id="18"/>
       <w:r>
         <w:rPr>
           <w:rFonts w:ascii="Proxima Nova" w:cs="Proxima Nova" w:eastAsia="Proxima Nova" w:hAnsi="Proxima Nova"/>
@@ -16730,8 +16638,8 @@
     <w:sdt>
       <w:sdtPr>
         <w:lock w:val="contentLocked"/>
-        <w:id w:val="-1224077713"/>
-        <w:tag w:val="goog_rdk_9"/>
+        <w:id w:val="1012870323"/>
+        <w:tag w:val="goog_rdk_13"/>
       </w:sdtPr>
       <w:sdtContent>
         <w:tbl>
@@ -17259,7 +17167,7 @@
                     <w:color w:val="222222"/>
                     <w:rtl w:val="0"/>
                   </w:rPr>
-                  <w:t xml:space="preserve">Agregar validación automática para evitar el registro duplicado de pacientes mediante DNI en el módulo de admisión.</w:t>
+                  <w:t xml:space="preserve">Implementar conexión con la base de datos de RENIEC para consultar automáticamente los datos del paciente mediante el número de DNI durante el proceso de admisión.</w:t>
                 </w:r>
               </w:p>
             </w:tc>
@@ -17341,7 +17249,7 @@
                     <w:color w:val="222222"/>
                     <w:rtl w:val="0"/>
                   </w:rPr>
-                  <w:t xml:space="preserve">Actualmente el registro manual puede generar pacientes duplicados por error humano. La validación automática permitirá mantener la integridad de la información y evitar inconsistencias en las historias clínicas.</w:t>
+                  <w:t xml:space="preserve">Permitirá obtener automáticamente los datos del paciente a partir del DNI, agilizando el proceso de registro y mejorando la precisión de la información almacenada.</w:t>
                 </w:r>
               </w:p>
             </w:tc>
@@ -17351,21 +17259,6 @@
     </w:sdt>
     <w:p>
       <w:pPr>
-        <w:spacing w:after="0" w:lineRule="auto"/>
-        <w:rPr>
-          <w:rFonts w:ascii="Proxima Nova" w:cs="Proxima Nova" w:eastAsia="Proxima Nova" w:hAnsi="Proxima Nova"/>
-          <w:sz w:val="14"/>
-          <w:szCs w:val="14"/>
-        </w:rPr>
-      </w:pPr>
-      <w:r>
-        <w:rPr>
-          <w:rtl w:val="0"/>
-        </w:rPr>
-      </w:r>
-    </w:p>
-    <w:p>
-      <w:pPr>
         <w:pStyle w:val="Heading3"/>
         <w:spacing w:after="200" w:before="200" w:line="300" w:lineRule="auto"/>
         <w:rPr>
@@ -17375,8 +17268,8 @@
           <w:szCs w:val="24"/>
         </w:rPr>
       </w:pPr>
-      <w:bookmarkStart w:colFirst="0" w:colLast="0" w:name="_heading=h.9kdwxdq3b8no" w:id="17"/>
-      <w:bookmarkEnd w:id="17"/>
+      <w:bookmarkStart w:colFirst="0" w:colLast="0" w:name="_heading=h.9kdwxdq3b8no" w:id="19"/>
+      <w:bookmarkEnd w:id="19"/>
       <w:r>
         <w:rPr>
           <w:rFonts w:ascii="Proxima Nova" w:cs="Proxima Nova" w:eastAsia="Proxima Nova" w:hAnsi="Proxima Nova"/>
@@ -17443,8 +17336,8 @@
     <w:sdt>
       <w:sdtPr>
         <w:lock w:val="contentLocked"/>
-        <w:id w:val="-1910922167"/>
-        <w:tag w:val="goog_rdk_10"/>
+        <w:id w:val="-302737903"/>
+        <w:tag w:val="goog_rdk_14"/>
       </w:sdtPr>
       <w:sdtContent>
         <w:tbl>
@@ -17972,7 +17865,7 @@
                     <w:color w:val="222222"/>
                     <w:rtl w:val="0"/>
                   </w:rPr>
-                  <w:t xml:space="preserve">Integrar buscador de alimentos regionales en el módulo de registro de indicaciones para precargar valores nutricionales automáticamente.</w:t>
+                  <w:t xml:space="preserve">Agregar el campo “Buscar alimento” en el módulo “Registro de indicaciones” para autocompletar valores nutricionales del alimento seleccionado.</w:t>
                 </w:r>
               </w:p>
             </w:tc>
@@ -18054,7 +17947,7 @@
                     <w:color w:val="222222"/>
                     <w:rtl w:val="0"/>
                   </w:rPr>
-                  <w:t xml:space="preserve">Sustituir la redacción manual por datos técnicos estandarizados para eliminar errores de cálculo y agilizar la consulta </w:t>
+                  <w:t xml:space="preserve">Permitiría reducir errores en el registro manual de valores nutricionales y agilizar el proceso de indicaciones.</w:t>
                 </w:r>
               </w:p>
             </w:tc>
@@ -18069,12 +17962,12 @@
         <w:rPr>
           <w:rFonts w:ascii="Proxima Nova" w:cs="Proxima Nova" w:eastAsia="Proxima Nova" w:hAnsi="Proxima Nova"/>
           <w:color w:val="008a05"/>
-          <w:sz w:val="2"/>
-          <w:szCs w:val="2"/>
-        </w:rPr>
-      </w:pPr>
-      <w:bookmarkStart w:colFirst="0" w:colLast="0" w:name="_heading=h.mk1cieq3ek0x" w:id="18"/>
-      <w:bookmarkEnd w:id="18"/>
+          <w:sz w:val="18"/>
+          <w:szCs w:val="18"/>
+        </w:rPr>
+      </w:pPr>
+      <w:bookmarkStart w:colFirst="0" w:colLast="0" w:name="_heading=h.fywy8wimgcur" w:id="20"/>
+      <w:bookmarkEnd w:id="20"/>
       <w:r>
         <w:rPr>
           <w:rtl w:val="0"/>
@@ -18092,8 +17985,8 @@
           <w:szCs w:val="24"/>
         </w:rPr>
       </w:pPr>
-      <w:bookmarkStart w:colFirst="0" w:colLast="0" w:name="_heading=h.xcrj75ku4jpb" w:id="19"/>
-      <w:bookmarkEnd w:id="19"/>
+      <w:bookmarkStart w:colFirst="0" w:colLast="0" w:name="_heading=h.xcrj75ku4jpb" w:id="21"/>
+      <w:bookmarkEnd w:id="21"/>
       <w:r>
         <w:rPr>
           <w:rFonts w:ascii="Proxima Nova" w:cs="Proxima Nova" w:eastAsia="Proxima Nova" w:hAnsi="Proxima Nova"/>
@@ -18146,8 +18039,8 @@
     <w:sdt>
       <w:sdtPr>
         <w:lock w:val="contentLocked"/>
-        <w:id w:val="213356149"/>
-        <w:tag w:val="goog_rdk_11"/>
+        <w:id w:val="-734737737"/>
+        <w:tag w:val="goog_rdk_15"/>
       </w:sdtPr>
       <w:sdtContent>
         <w:tbl>
@@ -18675,7 +18568,7 @@
                     <w:color w:val="222222"/>
                     <w:rtl w:val="0"/>
                   </w:rPr>
-                  <w:t xml:space="preserve">Implementar una funcionalidad que evalúa el diagnóstico nutricional (IMC, grasa) y filtra una base de datos de alimentos regionales para ajustar porciones y emitir un plan formal.</w:t>
+                  <w:t xml:space="preserve">Agregar el campo “Nivel de glucosa” en el módulo de evaluación nutricional para generar recomendaciones alimenticias según el resultado registrado.</w:t>
                 </w:r>
               </w:p>
             </w:tc>
@@ -18757,7 +18650,15 @@
                     <w:color w:val="222222"/>
                     <w:rtl w:val="0"/>
                   </w:rPr>
-                  <w:t xml:space="preserve">Facilitar la localización rápida y precisa de la información histórica del paciente para habilitar y agilizar su atención médica.</w:t>
+                  <w:t xml:space="preserve">Facilitaría</w:t>
+                </w:r>
+                <w:r>
+                  <w:rPr>
+                    <w:rFonts w:ascii="Proxima Nova" w:cs="Proxima Nova" w:eastAsia="Proxima Nova" w:hAnsi="Proxima Nova"/>
+                    <w:color w:val="222222"/>
+                    <w:rtl w:val="0"/>
+                  </w:rPr>
+                  <w:t xml:space="preserve"> la elaboración de planes alimenticios personalizados según la condición nutricional del paciente.</w:t>
                 </w:r>
               </w:p>
             </w:tc>
@@ -18767,7 +18668,18 @@
     </w:sdt>
     <w:p>
       <w:pPr>
-        <w:spacing w:after="0" w:lineRule="auto"/>
+        <w:spacing w:after="200" w:before="200" w:line="300" w:lineRule="auto"/>
+        <w:rPr/>
+      </w:pPr>
+      <w:r>
+        <w:rPr>
+          <w:rtl w:val="0"/>
+        </w:rPr>
+      </w:r>
+    </w:p>
+    <w:p>
+      <w:pPr>
+        <w:spacing w:after="200" w:before="200" w:line="300" w:lineRule="auto"/>
         <w:rPr/>
       </w:pPr>
       <w:r>
@@ -18787,8 +18699,8 @@
           <w:szCs w:val="24"/>
         </w:rPr>
       </w:pPr>
-      <w:bookmarkStart w:colFirst="0" w:colLast="0" w:name="_heading=h.9r440b4291p6" w:id="20"/>
-      <w:bookmarkEnd w:id="20"/>
+      <w:bookmarkStart w:colFirst="0" w:colLast="0" w:name="_heading=h.9r440b4291p6" w:id="22"/>
+      <w:bookmarkEnd w:id="22"/>
       <w:r>
         <w:rPr>
           <w:rFonts w:ascii="Proxima Nova" w:cs="Proxima Nova" w:eastAsia="Proxima Nova" w:hAnsi="Proxima Nova"/>
@@ -18841,8 +18753,8 @@
     <w:sdt>
       <w:sdtPr>
         <w:lock w:val="contentLocked"/>
-        <w:id w:val="272412138"/>
-        <w:tag w:val="goog_rdk_12"/>
+        <w:id w:val="775448705"/>
+        <w:tag w:val="goog_rdk_16"/>
       </w:sdtPr>
       <w:sdtContent>
         <w:tbl>
@@ -19359,7 +19271,6 @@
                 <w:pPr>
                   <w:widowControl w:val="0"/>
                   <w:spacing w:after="0" w:line="240" w:lineRule="auto"/>
-                  <w:jc w:val="both"/>
                   <w:rPr>
                     <w:rFonts w:ascii="Proxima Nova" w:cs="Proxima Nova" w:eastAsia="Proxima Nova" w:hAnsi="Proxima Nova"/>
                     <w:color w:val="222222"/>
@@ -19371,7 +19282,7 @@
                     <w:color w:val="222222"/>
                     <w:rtl w:val="0"/>
                   </w:rPr>
-                  <w:t xml:space="preserve">Incorporar una función de cálculo automático del IMC (Índice de Masa Corporal) en el módulo de consulta.</w:t>
+                  <w:t xml:space="preserve">Agregar el campo “Nivel de actividad física” en el módulo “Consulta de evaluaciones” para calcular automáticamente el requerimiento calórico diario.</w:t>
                 </w:r>
               </w:p>
             </w:tc>
@@ -19442,7 +19353,6 @@
                 <w:pPr>
                   <w:widowControl w:val="0"/>
                   <w:spacing w:after="0" w:line="240" w:lineRule="auto"/>
-                  <w:jc w:val="both"/>
                   <w:rPr>
                     <w:rFonts w:ascii="Proxima Nova" w:cs="Proxima Nova" w:eastAsia="Proxima Nova" w:hAnsi="Proxima Nova"/>
                     <w:color w:val="222222"/>
@@ -19454,7 +19364,7 @@
                     <w:color w:val="222222"/>
                     <w:rtl w:val="0"/>
                   </w:rPr>
-                  <w:t xml:space="preserve">El cliente actualmente realiza los cálculos de forma manual y entrega recomendaciones escritas a mano. La automatización del IMC evita errores de cálculo.</w:t>
+                  <w:t xml:space="preserve">Permitiría automatizar el cálculo nutricional para reducir errores manuales y agilizar la generación de recomendaciones alimenticias.</w:t>
                 </w:r>
               </w:p>
             </w:tc>
@@ -19480,18 +19390,37 @@
         <w:rPr>
           <w:rFonts w:ascii="Proxima Nova" w:cs="Proxima Nova" w:eastAsia="Proxima Nova" w:hAnsi="Proxima Nova"/>
           <w:color w:val="008a05"/>
-          <w:sz w:val="24"/>
-          <w:szCs w:val="24"/>
-        </w:rPr>
-      </w:pPr>
-      <w:bookmarkStart w:colFirst="0" w:colLast="0" w:name="_heading=h.eifoq5cv39m2" w:id="21"/>
-      <w:bookmarkEnd w:id="21"/>
-      <w:r>
+          <w:sz w:val="2"/>
+          <w:szCs w:val="2"/>
+        </w:rPr>
+      </w:pPr>
+      <w:bookmarkStart w:colFirst="0" w:colLast="0" w:name="_heading=h.e33oubhkv2vk" w:id="23"/>
+      <w:bookmarkEnd w:id="23"/>
+      <w:r>
+        <w:rPr>
+          <w:rtl w:val="0"/>
+        </w:rPr>
+      </w:r>
+    </w:p>
+    <w:p>
+      <w:pPr>
+        <w:pStyle w:val="Heading3"/>
+        <w:spacing w:after="200" w:before="200" w:line="300" w:lineRule="auto"/>
         <w:rPr>
           <w:rFonts w:ascii="Proxima Nova" w:cs="Proxima Nova" w:eastAsia="Proxima Nova" w:hAnsi="Proxima Nova"/>
           <w:color w:val="008a05"/>
           <w:sz w:val="24"/>
           <w:szCs w:val="24"/>
+        </w:rPr>
+      </w:pPr>
+      <w:bookmarkStart w:colFirst="0" w:colLast="0" w:name="_heading=h.eifoq5cv39m2" w:id="24"/>
+      <w:bookmarkEnd w:id="24"/>
+      <w:r>
+        <w:rPr>
+          <w:rFonts w:ascii="Proxima Nova" w:cs="Proxima Nova" w:eastAsia="Proxima Nova" w:hAnsi="Proxima Nova"/>
+          <w:color w:val="008a05"/>
+          <w:sz w:val="24"/>
+          <w:szCs w:val="24"/>
           <w:rtl w:val="0"/>
         </w:rPr>
         <w:t xml:space="preserve">3.2.6 Solicitud de Cambio 6</w:t>
@@ -19501,6 +19430,8 @@
       <w:pPr>
         <w:rPr>
           <w:rFonts w:ascii="Proxima Nova" w:cs="Proxima Nova" w:eastAsia="Proxima Nova" w:hAnsi="Proxima Nova"/>
+          <w:sz w:val="18"/>
+          <w:szCs w:val="18"/>
         </w:rPr>
       </w:pPr>
       <w:r>
@@ -19519,15 +19450,6 @@
         </w:rPr>
         <w:t xml:space="preserve">: Carrascal Castro, Priscila</w:t>
       </w:r>
-    </w:p>
-    <w:p>
-      <w:pPr>
-        <w:rPr>
-          <w:rFonts w:ascii="Proxima Nova" w:cs="Proxima Nova" w:eastAsia="Proxima Nova" w:hAnsi="Proxima Nova"/>
-          <w:sz w:val="18"/>
-          <w:szCs w:val="18"/>
-        </w:rPr>
-      </w:pPr>
       <w:r>
         <w:rPr>
           <w:rtl w:val="0"/>
@@ -19552,8 +19474,8 @@
     <w:sdt>
       <w:sdtPr>
         <w:lock w:val="contentLocked"/>
-        <w:id w:val="16776065"/>
-        <w:tag w:val="goog_rdk_13"/>
+        <w:id w:val="1667618782"/>
+        <w:tag w:val="goog_rdk_17"/>
       </w:sdtPr>
       <w:sdtContent>
         <w:tbl>
@@ -20081,7 +20003,7 @@
                     <w:color w:val="222222"/>
                     <w:rtl w:val="0"/>
                   </w:rPr>
-                  <w:t xml:space="preserve">Incorporar mensajes de validación en tiempo real durante el registro y actualización de datos del paciente.</w:t>
+                  <w:t xml:space="preserve">Agregar el campo “Correo electrónico” en el módulo de registro de pacientes con validación automática de formato y duplicidad.</w:t>
                 </w:r>
               </w:p>
             </w:tc>
@@ -20163,7 +20085,7 @@
                     <w:color w:val="222222"/>
                     <w:rtl w:val="0"/>
                   </w:rPr>
-                  <w:t xml:space="preserve">La validación inmediata permite detectar errores antes de guardar la información, reduciendo registros incompletos y mejorando la calidad de los datos almacenados en el sistema.</w:t>
+                  <w:t xml:space="preserve">Permitiría almacenar información de contacto del paciente en caso cambie de numero de teléfono.</w:t>
                 </w:r>
               </w:p>
             </w:tc>
@@ -20183,6 +20105,17 @@
     </w:p>
     <w:p>
       <w:pPr>
+        <w:spacing w:after="200" w:before="200" w:line="300" w:lineRule="auto"/>
+        <w:rPr/>
+      </w:pPr>
+      <w:r>
+        <w:rPr>
+          <w:rtl w:val="0"/>
+        </w:rPr>
+      </w:r>
+    </w:p>
+    <w:p>
+      <w:pPr>
         <w:pStyle w:val="Heading3"/>
         <w:spacing w:after="200" w:before="200" w:line="300" w:lineRule="auto"/>
         <w:rPr>
@@ -20192,8 +20125,8 @@
           <w:szCs w:val="24"/>
         </w:rPr>
       </w:pPr>
-      <w:bookmarkStart w:colFirst="0" w:colLast="0" w:name="_heading=h.7awh2jq81t3l" w:id="22"/>
-      <w:bookmarkEnd w:id="22"/>
+      <w:bookmarkStart w:colFirst="0" w:colLast="0" w:name="_heading=h.7awh2jq81t3l" w:id="25"/>
+      <w:bookmarkEnd w:id="25"/>
       <w:r>
         <w:rPr>
           <w:rFonts w:ascii="Proxima Nova" w:cs="Proxima Nova" w:eastAsia="Proxima Nova" w:hAnsi="Proxima Nova"/>
@@ -20246,8 +20179,8 @@
     <w:sdt>
       <w:sdtPr>
         <w:lock w:val="contentLocked"/>
-        <w:id w:val="-2141465774"/>
-        <w:tag w:val="goog_rdk_14"/>
+        <w:id w:val="1135563744"/>
+        <w:tag w:val="goog_rdk_18"/>
       </w:sdtPr>
       <w:sdtContent>
         <w:tbl>
@@ -20775,7 +20708,7 @@
                     <w:color w:val="222222"/>
                     <w:rtl w:val="0"/>
                   </w:rPr>
-                  <w:t xml:space="preserve">Incorporar generación automática de reportes Word con el resumen de evaluación nutricional y evolución del paciente.</w:t>
+                  <w:t xml:space="preserve">Agregar el campo “Frecuencia de consumo de agua” en el módulo de evaluación nutricional para registrar hábitos de hidratación del paciente.</w:t>
                 </w:r>
               </w:p>
             </w:tc>
@@ -20857,7 +20790,15 @@
                     <w:color w:val="222222"/>
                     <w:rtl w:val="0"/>
                   </w:rPr>
-                  <w:t xml:space="preserve">La elaboración de reportes se realiza en PDF, pero se prefiere que además sea en Word ya que el personal tiene experiencia mas con esa herramienta de trabajo</w:t>
+                  <w:t xml:space="preserve">Facilitaría</w:t>
+                </w:r>
+                <w:r>
+                  <w:rPr>
+                    <w:rFonts w:ascii="Proxima Nova" w:cs="Proxima Nova" w:eastAsia="Proxima Nova" w:hAnsi="Proxima Nova"/>
+                    <w:color w:val="222222"/>
+                    <w:rtl w:val="0"/>
+                  </w:rPr>
+                  <w:t xml:space="preserve"> el seguimiento de hábitos alimenticios y mejora la precisión de las recomendaciones nutricionales.</w:t>
                 </w:r>
               </w:p>
             </w:tc>
@@ -20876,9 +20817,218 @@
         </w:rPr>
       </w:r>
     </w:p>
+    <w:p>
+      <w:pPr>
+        <w:pStyle w:val="Heading1"/>
+        <w:spacing w:after="0" w:lineRule="auto"/>
+        <w:rPr/>
+      </w:pPr>
+      <w:bookmarkStart w:colFirst="0" w:colLast="0" w:name="_heading=h.pcmmvip8srt2" w:id="26"/>
+      <w:bookmarkEnd w:id="26"/>
+      <w:r>
+        <w:br w:type="page"/>
+      </w:r>
+      <w:r>
+        <w:rPr>
+          <w:rtl w:val="0"/>
+        </w:rPr>
+      </w:r>
+    </w:p>
+    <w:p>
+      <w:pPr>
+        <w:spacing w:after="0" w:lineRule="auto"/>
+        <w:rPr>
+          <w:b w:val="1"/>
+          <w:bCs w:val="1"/>
+          <w:sz w:val="30"/>
+          <w:szCs w:val="30"/>
+        </w:rPr>
+      </w:pPr>
+      <w:r>
+        <w:rPr>
+          <w:b w:val="1"/>
+          <w:bCs w:val="1"/>
+          <w:sz w:val="30"/>
+          <w:szCs w:val="30"/>
+          <w:rtl w:val="0"/>
+        </w:rPr>
+        <w:t xml:space="preserve">Referencias</w:t>
+      </w:r>
+    </w:p>
+    <w:p>
+      <w:pPr>
+        <w:widowControl w:val="0"/>
+        <w:numPr>
+          <w:ilvl w:val="0"/>
+          <w:numId w:val="5"/>
+        </w:numPr>
+        <w:spacing w:after="0" w:line="240" w:lineRule="auto"/>
+        <w:ind w:left="283.4645669291342" w:hanging="285"/>
+        <w:rPr>
+          <w:rFonts w:ascii="Proxima Nova" w:cs="Proxima Nova" w:eastAsia="Proxima Nova" w:hAnsi="Proxima Nova"/>
+          <w:color w:val="222222"/>
+        </w:rPr>
+      </w:pPr>
+      <w:r>
+        <w:rPr>
+          <w:rFonts w:ascii="Proxima Nova" w:cs="Proxima Nova" w:eastAsia="Proxima Nova" w:hAnsi="Proxima Nova"/>
+          <w:color w:val="222222"/>
+          <w:rtl w:val="0"/>
+        </w:rPr>
+        <w:t xml:space="preserve">Chacon, S., &amp; Straub, B. (2014). Pro Git. </w:t>
+      </w:r>
+      <w:hyperlink r:id="rId11">
+        <w:r>
+          <w:rPr>
+            <w:rFonts w:ascii="Proxima Nova" w:cs="Proxima Nova" w:eastAsia="Proxima Nova" w:hAnsi="Proxima Nova"/>
+            <w:color w:val="1155cc"/>
+            <w:u w:val="single"/>
+            <w:rtl w:val="0"/>
+          </w:rPr>
+          <w:t xml:space="preserve">https://git-scm.com/book/en/v2</w:t>
+        </w:r>
+      </w:hyperlink>
+      <w:r>
+        <w:rPr>
+          <w:rFonts w:ascii="Proxima Nova" w:cs="Proxima Nova" w:eastAsia="Proxima Nova" w:hAnsi="Proxima Nova"/>
+          <w:color w:val="222222"/>
+          <w:rtl w:val="0"/>
+        </w:rPr>
+        <w:t xml:space="preserve"> </w:t>
+      </w:r>
+    </w:p>
+    <w:p>
+      <w:pPr>
+        <w:widowControl w:val="0"/>
+        <w:numPr>
+          <w:ilvl w:val="0"/>
+          <w:numId w:val="5"/>
+        </w:numPr>
+        <w:spacing w:after="0" w:line="240" w:lineRule="auto"/>
+        <w:ind w:left="283.4645669291342" w:hanging="285"/>
+        <w:rPr>
+          <w:rFonts w:ascii="Proxima Nova" w:cs="Proxima Nova" w:eastAsia="Proxima Nova" w:hAnsi="Proxima Nova"/>
+          <w:color w:val="222222"/>
+        </w:rPr>
+      </w:pPr>
+      <w:r>
+        <w:rPr>
+          <w:rFonts w:ascii="Proxima Nova" w:cs="Proxima Nova" w:eastAsia="Proxima Nova" w:hAnsi="Proxima Nova"/>
+          <w:color w:val="222222"/>
+          <w:rtl w:val="0"/>
+        </w:rPr>
+        <w:t xml:space="preserve">O'Sullivan, B. (2009). Mercurial: The Definitive Guide. </w:t>
+      </w:r>
+      <w:hyperlink r:id="rId12">
+        <w:r>
+          <w:rPr>
+            <w:rFonts w:ascii="Proxima Nova" w:cs="Proxima Nova" w:eastAsia="Proxima Nova" w:hAnsi="Proxima Nova"/>
+            <w:color w:val="1155cc"/>
+            <w:u w:val="single"/>
+            <w:rtl w:val="0"/>
+          </w:rPr>
+          <w:t xml:space="preserve">https://hgbook.red-bean.com/read/</w:t>
+        </w:r>
+      </w:hyperlink>
+      <w:r>
+        <w:rPr>
+          <w:rFonts w:ascii="Proxima Nova" w:cs="Proxima Nova" w:eastAsia="Proxima Nova" w:hAnsi="Proxima Nova"/>
+          <w:color w:val="222222"/>
+          <w:rtl w:val="0"/>
+        </w:rPr>
+        <w:t xml:space="preserve"> </w:t>
+      </w:r>
+    </w:p>
+    <w:p>
+      <w:pPr>
+        <w:widowControl w:val="0"/>
+        <w:numPr>
+          <w:ilvl w:val="0"/>
+          <w:numId w:val="5"/>
+        </w:numPr>
+        <w:spacing w:after="0" w:line="240" w:lineRule="auto"/>
+        <w:ind w:left="283.4645669291342" w:hanging="285"/>
+        <w:rPr>
+          <w:rFonts w:ascii="Proxima Nova" w:cs="Proxima Nova" w:eastAsia="Proxima Nova" w:hAnsi="Proxima Nova"/>
+          <w:color w:val="222222"/>
+        </w:rPr>
+      </w:pPr>
+      <w:r>
+        <w:rPr>
+          <w:rFonts w:ascii="Proxima Nova" w:cs="Proxima Nova" w:eastAsia="Proxima Nova" w:hAnsi="Proxima Nova"/>
+          <w:color w:val="222222"/>
+          <w:rtl w:val="0"/>
+        </w:rPr>
+        <w:t xml:space="preserve">Pilato, C. M., Collins-Sussman, B., &amp; Fitzpatrick, B. W. (2008). Version Control with Subversion. </w:t>
+      </w:r>
+      <w:hyperlink r:id="rId13">
+        <w:r>
+          <w:rPr>
+            <w:rFonts w:ascii="Proxima Nova" w:cs="Proxima Nova" w:eastAsia="Proxima Nova" w:hAnsi="Proxima Nova"/>
+            <w:color w:val="1155cc"/>
+            <w:u w:val="single"/>
+            <w:rtl w:val="0"/>
+          </w:rPr>
+          <w:t xml:space="preserve">https://indico.cern.ch/event/83294/contributions/1260815/attachments/1070958/1527274/svn-book.pdf</w:t>
+        </w:r>
+      </w:hyperlink>
+      <w:r>
+        <w:rPr>
+          <w:rFonts w:ascii="Proxima Nova" w:cs="Proxima Nova" w:eastAsia="Proxima Nova" w:hAnsi="Proxima Nova"/>
+          <w:color w:val="222222"/>
+          <w:rtl w:val="0"/>
+        </w:rPr>
+        <w:t xml:space="preserve"> </w:t>
+      </w:r>
+    </w:p>
+    <w:p>
+      <w:pPr>
+        <w:widowControl w:val="0"/>
+        <w:numPr>
+          <w:ilvl w:val="0"/>
+          <w:numId w:val="5"/>
+        </w:numPr>
+        <w:spacing w:after="0" w:line="240" w:lineRule="auto"/>
+        <w:ind w:left="283.4645669291342" w:hanging="285"/>
+        <w:rPr>
+          <w:rFonts w:ascii="Proxima Nova" w:cs="Proxima Nova" w:eastAsia="Proxima Nova" w:hAnsi="Proxima Nova"/>
+          <w:color w:val="222222"/>
+        </w:rPr>
+      </w:pPr>
+      <w:r>
+        <w:rPr>
+          <w:rFonts w:ascii="Proxima Nova" w:cs="Proxima Nova" w:eastAsia="Proxima Nova" w:hAnsi="Proxima Nova"/>
+          <w:rtl w:val="0"/>
+        </w:rPr>
+        <w:t xml:space="preserve">Perforce Software. (2024). Helix Core Version Control Guide. </w:t>
+      </w:r>
+      <w:hyperlink r:id="rId14">
+        <w:r>
+          <w:rPr>
+            <w:rFonts w:ascii="Proxima Nova" w:cs="Proxima Nova" w:eastAsia="Proxima Nova" w:hAnsi="Proxima Nova"/>
+            <w:color w:val="1155cc"/>
+            <w:u w:val="single"/>
+            <w:rtl w:val="0"/>
+          </w:rPr>
+          <w:t xml:space="preserve">https://ftp.perforce.com/perforce/r20.1/doc/manuals/overview.pdf</w:t>
+        </w:r>
+      </w:hyperlink>
+      <w:r>
+        <w:rPr>
+          <w:rFonts w:ascii="Proxima Nova" w:cs="Proxima Nova" w:eastAsia="Proxima Nova" w:hAnsi="Proxima Nova"/>
+          <w:rtl w:val="0"/>
+        </w:rPr>
+        <w:t xml:space="preserve"> </w:t>
+      </w:r>
+      <w:r>
+        <w:rPr>
+          <w:rtl w:val="0"/>
+        </w:rPr>
+      </w:r>
+    </w:p>
     <w:sectPr>
-      <w:headerReference r:id="rId13" w:type="default"/>
-      <w:footerReference r:id="rId14" w:type="default"/>
+      <w:headerReference r:id="rId15" w:type="default"/>
+      <w:footerReference r:id="rId16" w:type="default"/>
       <w:pgSz w:h="16838" w:w="11906" w:orient="portrait"/>
       <w:pgMar w:bottom="1417" w:top="1417" w:left="1701" w:right="1701" w:header="708" w:footer="708"/>
       <w:pgNumType w:start="1"/>
@@ -20911,12 +21061,12 @@
           <wp:extent cx="8801100" cy="369875"/>
           <wp:effectExtent b="0" l="0" r="0" t="0"/>
           <wp:wrapNone/>
-          <wp:docPr descr="línea horizontal" id="3" name="image1.png"/>
+          <wp:docPr descr="línea horizontal" id="3" name="image2.png"/>
           <a:graphic>
             <a:graphicData uri="http://schemas.openxmlformats.org/drawingml/2006/picture">
               <pic:pic>
                 <pic:nvPicPr>
-                  <pic:cNvPr descr="línea horizontal" id="0" name="image1.png"/>
+                  <pic:cNvPr descr="línea horizontal" id="0" name="image2.png"/>
                   <pic:cNvPicPr preferRelativeResize="0"/>
                 </pic:nvPicPr>
                 <pic:blipFill>
@@ -20968,12 +21118,12 @@
           <wp:extent cx="8801100" cy="235267"/>
           <wp:effectExtent b="0" l="0" r="0" t="0"/>
           <wp:wrapNone/>
-          <wp:docPr descr="línea horizontal" id="1" name="image1.png"/>
+          <wp:docPr descr="línea horizontal" id="1" name="image2.png"/>
           <a:graphic>
             <a:graphicData uri="http://schemas.openxmlformats.org/drawingml/2006/picture">
               <pic:pic>
                 <pic:nvPicPr>
-                  <pic:cNvPr descr="línea horizontal" id="0" name="image1.png"/>
+                  <pic:cNvPr descr="línea horizontal" id="0" name="image2.png"/>
                   <pic:cNvPicPr preferRelativeResize="0"/>
                 </pic:nvPicPr>
                 <pic:blipFill>
@@ -21337,6 +21487,116 @@
     <w:lvl w:ilvl="0">
       <w:start w:val="1"/>
       <w:numFmt w:val="bullet"/>
+      <w:lvlText w:val="●"/>
+      <w:lvlJc w:val="left"/>
+      <w:pPr>
+        <w:ind w:left="720" w:hanging="360"/>
+      </w:pPr>
+      <w:rPr>
+        <w:u w:val="none"/>
+      </w:rPr>
+    </w:lvl>
+    <w:lvl w:ilvl="1">
+      <w:start w:val="1"/>
+      <w:numFmt w:val="bullet"/>
+      <w:lvlText w:val="○"/>
+      <w:lvlJc w:val="left"/>
+      <w:pPr>
+        <w:ind w:left="1440" w:hanging="360"/>
+      </w:pPr>
+      <w:rPr>
+        <w:u w:val="none"/>
+      </w:rPr>
+    </w:lvl>
+    <w:lvl w:ilvl="2">
+      <w:start w:val="1"/>
+      <w:numFmt w:val="bullet"/>
+      <w:lvlText w:val="■"/>
+      <w:lvlJc w:val="left"/>
+      <w:pPr>
+        <w:ind w:left="2160" w:hanging="360"/>
+      </w:pPr>
+      <w:rPr>
+        <w:u w:val="none"/>
+      </w:rPr>
+    </w:lvl>
+    <w:lvl w:ilvl="3">
+      <w:start w:val="1"/>
+      <w:numFmt w:val="bullet"/>
+      <w:lvlText w:val="●"/>
+      <w:lvlJc w:val="left"/>
+      <w:pPr>
+        <w:ind w:left="2880" w:hanging="360"/>
+      </w:pPr>
+      <w:rPr>
+        <w:u w:val="none"/>
+      </w:rPr>
+    </w:lvl>
+    <w:lvl w:ilvl="4">
+      <w:start w:val="1"/>
+      <w:numFmt w:val="bullet"/>
+      <w:lvlText w:val="○"/>
+      <w:lvlJc w:val="left"/>
+      <w:pPr>
+        <w:ind w:left="3600" w:hanging="360"/>
+      </w:pPr>
+      <w:rPr>
+        <w:u w:val="none"/>
+      </w:rPr>
+    </w:lvl>
+    <w:lvl w:ilvl="5">
+      <w:start w:val="1"/>
+      <w:numFmt w:val="bullet"/>
+      <w:lvlText w:val="■"/>
+      <w:lvlJc w:val="left"/>
+      <w:pPr>
+        <w:ind w:left="4320" w:hanging="360"/>
+      </w:pPr>
+      <w:rPr>
+        <w:u w:val="none"/>
+      </w:rPr>
+    </w:lvl>
+    <w:lvl w:ilvl="6">
+      <w:start w:val="1"/>
+      <w:numFmt w:val="bullet"/>
+      <w:lvlText w:val="●"/>
+      <w:lvlJc w:val="left"/>
+      <w:pPr>
+        <w:ind w:left="5040" w:hanging="360"/>
+      </w:pPr>
+      <w:rPr>
+        <w:u w:val="none"/>
+      </w:rPr>
+    </w:lvl>
+    <w:lvl w:ilvl="7">
+      <w:start w:val="1"/>
+      <w:numFmt w:val="bullet"/>
+      <w:lvlText w:val="○"/>
+      <w:lvlJc w:val="left"/>
+      <w:pPr>
+        <w:ind w:left="5760" w:hanging="360"/>
+      </w:pPr>
+      <w:rPr>
+        <w:u w:val="none"/>
+      </w:rPr>
+    </w:lvl>
+    <w:lvl w:ilvl="8">
+      <w:start w:val="1"/>
+      <w:numFmt w:val="bullet"/>
+      <w:lvlText w:val="■"/>
+      <w:lvlJc w:val="left"/>
+      <w:pPr>
+        <w:ind w:left="6480" w:hanging="360"/>
+      </w:pPr>
+      <w:rPr>
+        <w:u w:val="none"/>
+      </w:rPr>
+    </w:lvl>
+  </w:abstractNum>
+  <w:abstractNum w:abstractNumId="5">
+    <w:lvl w:ilvl="0">
+      <w:start w:val="1"/>
+      <w:numFmt w:val="bullet"/>
       <w:lvlText w:val="❖"/>
       <w:lvlJc w:val="left"/>
       <w:pPr>
@@ -21443,7 +21703,7 @@
       </w:rPr>
     </w:lvl>
   </w:abstractNum>
-  <w:abstractNum w:abstractNumId="5">
+  <w:abstractNum w:abstractNumId="6">
     <w:lvl w:ilvl="0">
       <w:start w:val="1"/>
       <w:numFmt w:val="decimal"/>
@@ -21556,7 +21816,7 @@
       </w:rPr>
     </w:lvl>
   </w:abstractNum>
-  <w:abstractNum w:abstractNumId="6">
+  <w:abstractNum w:abstractNumId="7">
     <w:lvl w:ilvl="0">
       <w:start w:val="1"/>
       <w:numFmt w:val="bullet"/>
@@ -21683,6 +21943,9 @@
   </w:num>
   <w:num w:numId="6">
     <w:abstractNumId w:val="6"/>
+  </w:num>
+  <w:num w:numId="7">
+    <w:abstractNumId w:val="7"/>
   </w:num>
 </w:numbering>
 </file>
@@ -22270,7 +22533,7 @@
 
 <file path=customXML/item1.xml><?xml version="1.0" encoding="utf-8"?>
 <go:gDocsCustomXmlDataStorage xmlns:go="http://customooxmlschemas.google.com/" xmlns:r="http://schemas.openxmlformats.org/officeDocument/2006/relationships" uri="GoogleDocsCustomDataVersion2">
-  <go:docsCustomData xmlns:go="http://customooxmlschemas.google.com/" roundtripDataSignature="AMtx7mgm+fgK9Ks/L3LIQPDgJajdq+U5XQ==">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</go:docsCustomData>
+  <go:docsCustomData xmlns:go="http://customooxmlschemas.google.com/" roundtripDataSignature="AMtx7mgHoKJ2A8EN9G4mgzzo0dqvm+6Khg==">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</go:docsCustomData>
 </go:gDocsCustomXmlDataStorage>
 </file>
 

--- a/Documentacion/Planes/SONNY-PGC.docx
+++ b/Documentacion/Planes/SONNY-PGC.docx
@@ -452,7 +452,7 @@
     </w:p>
     <w:sdt>
       <w:sdtPr>
-        <w:id w:val="-1162421318"/>
+        <w:id w:val="-1109577564"/>
         <w:docPartObj>
           <w:docPartGallery w:val="Table of Contents"/>
           <w:docPartUnique w:val="1"/>
@@ -467,7 +467,7 @@
             </w:tabs>
             <w:spacing w:after="0" w:before="60" w:line="240" w:lineRule="auto"/>
             <w:rPr>
-              <w:rFonts w:ascii="Arial" w:cs="Arial" w:eastAsia="Arial" w:hAnsi="Arial"/>
+              <w:rFonts w:ascii="Proxima Nova" w:cs="Proxima Nova" w:eastAsia="Proxima Nova" w:hAnsi="Proxima Nova"/>
               <w:b w:val="1"/>
               <w:bCs w:val="1"/>
               <w:i w:val="0"/>
@@ -524,7 +524,7 @@
             </w:tabs>
             <w:spacing w:after="0" w:before="60" w:line="240" w:lineRule="auto"/>
             <w:rPr>
-              <w:rFonts w:ascii="Arial" w:cs="Arial" w:eastAsia="Arial" w:hAnsi="Arial"/>
+              <w:rFonts w:ascii="Proxima Nova" w:cs="Proxima Nova" w:eastAsia="Proxima Nova" w:hAnsi="Proxima Nova"/>
               <w:b w:val="1"/>
               <w:bCs w:val="1"/>
               <w:i w:val="0"/>
@@ -577,9 +577,7 @@
             <w:spacing w:after="0" w:before="60" w:line="240" w:lineRule="auto"/>
             <w:ind w:left="360" w:firstLine="0"/>
             <w:rPr>
-              <w:rFonts w:ascii="Arial" w:cs="Arial" w:eastAsia="Arial" w:hAnsi="Arial"/>
-              <w:b w:val="0"/>
-              <w:bCs w:val="0"/>
+              <w:rFonts w:ascii="Proxima Nova" w:cs="Proxima Nova" w:eastAsia="Proxima Nova" w:hAnsi="Proxima Nova"/>
               <w:i w:val="0"/>
               <w:iCs w:val="0"/>
               <w:smallCaps w:val="0"/>
@@ -596,8 +594,6 @@
             <w:r>
               <w:rPr>
                 <w:rFonts w:ascii="Proxima Nova" w:cs="Proxima Nova" w:eastAsia="Proxima Nova" w:hAnsi="Proxima Nova"/>
-                <w:b w:val="0"/>
-                <w:bCs w:val="0"/>
                 <w:i w:val="0"/>
                 <w:iCs w:val="0"/>
                 <w:smallCaps w:val="0"/>
@@ -630,9 +626,7 @@
             <w:spacing w:after="0" w:before="60" w:line="240" w:lineRule="auto"/>
             <w:ind w:left="360" w:firstLine="0"/>
             <w:rPr>
-              <w:rFonts w:ascii="Arial" w:cs="Arial" w:eastAsia="Arial" w:hAnsi="Arial"/>
-              <w:b w:val="0"/>
-              <w:bCs w:val="0"/>
+              <w:rFonts w:ascii="Proxima Nova" w:cs="Proxima Nova" w:eastAsia="Proxima Nova" w:hAnsi="Proxima Nova"/>
               <w:i w:val="0"/>
               <w:iCs w:val="0"/>
               <w:smallCaps w:val="0"/>
@@ -649,8 +643,6 @@
             <w:r>
               <w:rPr>
                 <w:rFonts w:ascii="Proxima Nova" w:cs="Proxima Nova" w:eastAsia="Proxima Nova" w:hAnsi="Proxima Nova"/>
-                <w:b w:val="0"/>
-                <w:bCs w:val="0"/>
                 <w:i w:val="0"/>
                 <w:iCs w:val="0"/>
                 <w:smallCaps w:val="0"/>
@@ -682,7 +674,7 @@
             </w:tabs>
             <w:spacing w:after="0" w:before="60" w:line="240" w:lineRule="auto"/>
             <w:rPr>
-              <w:rFonts w:ascii="Arial" w:cs="Arial" w:eastAsia="Arial" w:hAnsi="Arial"/>
+              <w:rFonts w:ascii="Proxima Nova" w:cs="Proxima Nova" w:eastAsia="Proxima Nova" w:hAnsi="Proxima Nova"/>
               <w:b w:val="1"/>
               <w:bCs w:val="1"/>
               <w:i w:val="0"/>
@@ -735,9 +727,7 @@
             <w:spacing w:after="0" w:before="60" w:line="240" w:lineRule="auto"/>
             <w:ind w:left="360" w:firstLine="0"/>
             <w:rPr>
-              <w:rFonts w:ascii="Arial" w:cs="Arial" w:eastAsia="Arial" w:hAnsi="Arial"/>
-              <w:b w:val="0"/>
-              <w:bCs w:val="0"/>
+              <w:rFonts w:ascii="Proxima Nova" w:cs="Proxima Nova" w:eastAsia="Proxima Nova" w:hAnsi="Proxima Nova"/>
               <w:i w:val="0"/>
               <w:iCs w:val="0"/>
               <w:smallCaps w:val="0"/>
@@ -754,8 +744,6 @@
             <w:r>
               <w:rPr>
                 <w:rFonts w:ascii="Proxima Nova" w:cs="Proxima Nova" w:eastAsia="Proxima Nova" w:hAnsi="Proxima Nova"/>
-                <w:b w:val="0"/>
-                <w:bCs w:val="0"/>
                 <w:i w:val="0"/>
                 <w:iCs w:val="0"/>
                 <w:smallCaps w:val="0"/>
@@ -788,9 +776,7 @@
             <w:spacing w:after="0" w:before="60" w:line="240" w:lineRule="auto"/>
             <w:ind w:left="360" w:firstLine="0"/>
             <w:rPr>
-              <w:rFonts w:ascii="Arial" w:cs="Arial" w:eastAsia="Arial" w:hAnsi="Arial"/>
-              <w:b w:val="0"/>
-              <w:bCs w:val="0"/>
+              <w:rFonts w:ascii="Proxima Nova" w:cs="Proxima Nova" w:eastAsia="Proxima Nova" w:hAnsi="Proxima Nova"/>
               <w:i w:val="0"/>
               <w:iCs w:val="0"/>
               <w:smallCaps w:val="0"/>
@@ -807,8 +793,6 @@
             <w:r>
               <w:rPr>
                 <w:rFonts w:ascii="Proxima Nova" w:cs="Proxima Nova" w:eastAsia="Proxima Nova" w:hAnsi="Proxima Nova"/>
-                <w:b w:val="0"/>
-                <w:bCs w:val="0"/>
                 <w:i w:val="0"/>
                 <w:iCs w:val="0"/>
                 <w:smallCaps w:val="0"/>
@@ -840,7 +824,7 @@
             </w:tabs>
             <w:spacing w:after="0" w:before="60" w:line="240" w:lineRule="auto"/>
             <w:rPr>
-              <w:rFonts w:ascii="Arial" w:cs="Arial" w:eastAsia="Arial" w:hAnsi="Arial"/>
+              <w:rFonts w:ascii="Proxima Nova" w:cs="Proxima Nova" w:eastAsia="Proxima Nova" w:hAnsi="Proxima Nova"/>
               <w:b w:val="1"/>
               <w:bCs w:val="1"/>
               <w:i w:val="0"/>
@@ -893,9 +877,7 @@
             <w:spacing w:after="0" w:before="60" w:line="240" w:lineRule="auto"/>
             <w:ind w:left="360" w:firstLine="0"/>
             <w:rPr>
-              <w:rFonts w:ascii="Arial" w:cs="Arial" w:eastAsia="Arial" w:hAnsi="Arial"/>
-              <w:b w:val="0"/>
-              <w:bCs w:val="0"/>
+              <w:rFonts w:ascii="Proxima Nova" w:cs="Proxima Nova" w:eastAsia="Proxima Nova" w:hAnsi="Proxima Nova"/>
               <w:i w:val="0"/>
               <w:iCs w:val="0"/>
               <w:smallCaps w:val="0"/>
@@ -912,8 +894,6 @@
             <w:r>
               <w:rPr>
                 <w:rFonts w:ascii="Proxima Nova" w:cs="Proxima Nova" w:eastAsia="Proxima Nova" w:hAnsi="Proxima Nova"/>
-                <w:b w:val="0"/>
-                <w:bCs w:val="0"/>
                 <w:i w:val="0"/>
                 <w:iCs w:val="0"/>
                 <w:smallCaps w:val="0"/>
@@ -946,9 +926,7 @@
             <w:spacing w:after="0" w:before="60" w:line="240" w:lineRule="auto"/>
             <w:ind w:left="720" w:firstLine="0"/>
             <w:rPr>
-              <w:rFonts w:ascii="Arial" w:cs="Arial" w:eastAsia="Arial" w:hAnsi="Arial"/>
-              <w:b w:val="0"/>
-              <w:bCs w:val="0"/>
+              <w:rFonts w:ascii="Proxima Nova" w:cs="Proxima Nova" w:eastAsia="Proxima Nova" w:hAnsi="Proxima Nova"/>
               <w:i w:val="0"/>
               <w:iCs w:val="0"/>
               <w:smallCaps w:val="0"/>
@@ -965,8 +943,6 @@
             <w:r>
               <w:rPr>
                 <w:rFonts w:ascii="Proxima Nova" w:cs="Proxima Nova" w:eastAsia="Proxima Nova" w:hAnsi="Proxima Nova"/>
-                <w:b w:val="0"/>
-                <w:bCs w:val="0"/>
                 <w:i w:val="0"/>
                 <w:iCs w:val="0"/>
                 <w:smallCaps w:val="0"/>
@@ -999,9 +975,7 @@
             <w:spacing w:after="0" w:before="60" w:line="240" w:lineRule="auto"/>
             <w:ind w:left="720" w:firstLine="0"/>
             <w:rPr>
-              <w:rFonts w:ascii="Arial" w:cs="Arial" w:eastAsia="Arial" w:hAnsi="Arial"/>
-              <w:b w:val="0"/>
-              <w:bCs w:val="0"/>
+              <w:rFonts w:ascii="Proxima Nova" w:cs="Proxima Nova" w:eastAsia="Proxima Nova" w:hAnsi="Proxima Nova"/>
               <w:i w:val="0"/>
               <w:iCs w:val="0"/>
               <w:smallCaps w:val="0"/>
@@ -1018,8 +992,6 @@
             <w:r>
               <w:rPr>
                 <w:rFonts w:ascii="Proxima Nova" w:cs="Proxima Nova" w:eastAsia="Proxima Nova" w:hAnsi="Proxima Nova"/>
-                <w:b w:val="0"/>
-                <w:bCs w:val="0"/>
                 <w:i w:val="0"/>
                 <w:iCs w:val="0"/>
                 <w:smallCaps w:val="0"/>
@@ -1034,7 +1006,7 @@
               </w:rPr>
               <w:t xml:space="preserve">3.1.2 Definición de Nomenclatura</w:t>
               <w:tab/>
-              <w:t xml:space="preserve">8</w:t>
+              <w:t xml:space="preserve">9</w:t>
             </w:r>
           </w:hyperlink>
           <w:r>
@@ -1052,9 +1024,7 @@
             <w:spacing w:after="0" w:before="60" w:line="240" w:lineRule="auto"/>
             <w:ind w:left="720" w:firstLine="0"/>
             <w:rPr>
-              <w:rFonts w:ascii="Arial" w:cs="Arial" w:eastAsia="Arial" w:hAnsi="Arial"/>
-              <w:b w:val="0"/>
-              <w:bCs w:val="0"/>
+              <w:rFonts w:ascii="Proxima Nova" w:cs="Proxima Nova" w:eastAsia="Proxima Nova" w:hAnsi="Proxima Nova"/>
               <w:i w:val="0"/>
               <w:iCs w:val="0"/>
               <w:smallCaps w:val="0"/>
@@ -1071,8 +1041,6 @@
             <w:r>
               <w:rPr>
                 <w:rFonts w:ascii="Proxima Nova" w:cs="Proxima Nova" w:eastAsia="Proxima Nova" w:hAnsi="Proxima Nova"/>
-                <w:b w:val="0"/>
-                <w:bCs w:val="0"/>
                 <w:i w:val="0"/>
                 <w:iCs w:val="0"/>
                 <w:smallCaps w:val="0"/>
@@ -1105,9 +1073,7 @@
             <w:spacing w:after="0" w:before="60" w:line="240" w:lineRule="auto"/>
             <w:ind w:left="360" w:firstLine="0"/>
             <w:rPr>
-              <w:rFonts w:ascii="Arial" w:cs="Arial" w:eastAsia="Arial" w:hAnsi="Arial"/>
-              <w:b w:val="0"/>
-              <w:bCs w:val="0"/>
+              <w:rFonts w:ascii="Proxima Nova" w:cs="Proxima Nova" w:eastAsia="Proxima Nova" w:hAnsi="Proxima Nova"/>
               <w:i w:val="0"/>
               <w:iCs w:val="0"/>
               <w:smallCaps w:val="0"/>
@@ -1124,8 +1090,6 @@
             <w:r>
               <w:rPr>
                 <w:rFonts w:ascii="Proxima Nova" w:cs="Proxima Nova" w:eastAsia="Proxima Nova" w:hAnsi="Proxima Nova"/>
-                <w:b w:val="0"/>
-                <w:bCs w:val="0"/>
                 <w:i w:val="0"/>
                 <w:iCs w:val="0"/>
                 <w:smallCaps w:val="0"/>
@@ -1158,9 +1122,7 @@
             <w:spacing w:after="0" w:before="60" w:line="240" w:lineRule="auto"/>
             <w:ind w:left="720" w:firstLine="0"/>
             <w:rPr>
-              <w:rFonts w:ascii="Arial" w:cs="Arial" w:eastAsia="Arial" w:hAnsi="Arial"/>
-              <w:b w:val="0"/>
-              <w:bCs w:val="0"/>
+              <w:rFonts w:ascii="Proxima Nova" w:cs="Proxima Nova" w:eastAsia="Proxima Nova" w:hAnsi="Proxima Nova"/>
               <w:i w:val="0"/>
               <w:iCs w:val="0"/>
               <w:smallCaps w:val="0"/>
@@ -1177,8 +1139,6 @@
             <w:r>
               <w:rPr>
                 <w:rFonts w:ascii="Proxima Nova" w:cs="Proxima Nova" w:eastAsia="Proxima Nova" w:hAnsi="Proxima Nova"/>
-                <w:b w:val="0"/>
-                <w:bCs w:val="0"/>
                 <w:i w:val="0"/>
                 <w:iCs w:val="0"/>
                 <w:smallCaps w:val="0"/>
@@ -1211,9 +1171,7 @@
             <w:spacing w:after="0" w:before="60" w:line="240" w:lineRule="auto"/>
             <w:ind w:left="720" w:firstLine="0"/>
             <w:rPr>
-              <w:rFonts w:ascii="Arial" w:cs="Arial" w:eastAsia="Arial" w:hAnsi="Arial"/>
-              <w:b w:val="0"/>
-              <w:bCs w:val="0"/>
+              <w:rFonts w:ascii="Proxima Nova" w:cs="Proxima Nova" w:eastAsia="Proxima Nova" w:hAnsi="Proxima Nova"/>
               <w:i w:val="0"/>
               <w:iCs w:val="0"/>
               <w:smallCaps w:val="0"/>
@@ -1230,8 +1188,6 @@
             <w:r>
               <w:rPr>
                 <w:rFonts w:ascii="Proxima Nova" w:cs="Proxima Nova" w:eastAsia="Proxima Nova" w:hAnsi="Proxima Nova"/>
-                <w:b w:val="0"/>
-                <w:bCs w:val="0"/>
                 <w:i w:val="0"/>
                 <w:iCs w:val="0"/>
                 <w:smallCaps w:val="0"/>
@@ -1264,9 +1220,7 @@
             <w:spacing w:after="0" w:before="60" w:line="240" w:lineRule="auto"/>
             <w:ind w:left="720" w:firstLine="0"/>
             <w:rPr>
-              <w:rFonts w:ascii="Arial" w:cs="Arial" w:eastAsia="Arial" w:hAnsi="Arial"/>
-              <w:b w:val="0"/>
-              <w:bCs w:val="0"/>
+              <w:rFonts w:ascii="Proxima Nova" w:cs="Proxima Nova" w:eastAsia="Proxima Nova" w:hAnsi="Proxima Nova"/>
               <w:i w:val="0"/>
               <w:iCs w:val="0"/>
               <w:smallCaps w:val="0"/>
@@ -1283,8 +1237,6 @@
             <w:r>
               <w:rPr>
                 <w:rFonts w:ascii="Proxima Nova" w:cs="Proxima Nova" w:eastAsia="Proxima Nova" w:hAnsi="Proxima Nova"/>
-                <w:b w:val="0"/>
-                <w:bCs w:val="0"/>
                 <w:i w:val="0"/>
                 <w:iCs w:val="0"/>
                 <w:smallCaps w:val="0"/>
@@ -1317,9 +1269,7 @@
             <w:spacing w:after="0" w:before="60" w:line="240" w:lineRule="auto"/>
             <w:ind w:left="720" w:firstLine="0"/>
             <w:rPr>
-              <w:rFonts w:ascii="Arial" w:cs="Arial" w:eastAsia="Arial" w:hAnsi="Arial"/>
-              <w:b w:val="0"/>
-              <w:bCs w:val="0"/>
+              <w:rFonts w:ascii="Proxima Nova" w:cs="Proxima Nova" w:eastAsia="Proxima Nova" w:hAnsi="Proxima Nova"/>
               <w:i w:val="0"/>
               <w:iCs w:val="0"/>
               <w:smallCaps w:val="0"/>
@@ -1336,8 +1286,6 @@
             <w:r>
               <w:rPr>
                 <w:rFonts w:ascii="Proxima Nova" w:cs="Proxima Nova" w:eastAsia="Proxima Nova" w:hAnsi="Proxima Nova"/>
-                <w:b w:val="0"/>
-                <w:bCs w:val="0"/>
                 <w:i w:val="0"/>
                 <w:iCs w:val="0"/>
                 <w:smallCaps w:val="0"/>
@@ -1370,9 +1318,7 @@
             <w:spacing w:after="0" w:before="60" w:line="240" w:lineRule="auto"/>
             <w:ind w:left="720" w:firstLine="0"/>
             <w:rPr>
-              <w:rFonts w:ascii="Arial" w:cs="Arial" w:eastAsia="Arial" w:hAnsi="Arial"/>
-              <w:b w:val="0"/>
-              <w:bCs w:val="0"/>
+              <w:rFonts w:ascii="Proxima Nova" w:cs="Proxima Nova" w:eastAsia="Proxima Nova" w:hAnsi="Proxima Nova"/>
               <w:i w:val="0"/>
               <w:iCs w:val="0"/>
               <w:smallCaps w:val="0"/>
@@ -1389,8 +1335,6 @@
             <w:r>
               <w:rPr>
                 <w:rFonts w:ascii="Proxima Nova" w:cs="Proxima Nova" w:eastAsia="Proxima Nova" w:hAnsi="Proxima Nova"/>
-                <w:b w:val="0"/>
-                <w:bCs w:val="0"/>
                 <w:i w:val="0"/>
                 <w:iCs w:val="0"/>
                 <w:smallCaps w:val="0"/>
@@ -1423,9 +1367,7 @@
             <w:spacing w:after="0" w:before="60" w:line="240" w:lineRule="auto"/>
             <w:ind w:left="720" w:firstLine="0"/>
             <w:rPr>
-              <w:rFonts w:ascii="Arial" w:cs="Arial" w:eastAsia="Arial" w:hAnsi="Arial"/>
-              <w:b w:val="0"/>
-              <w:bCs w:val="0"/>
+              <w:rFonts w:ascii="Proxima Nova" w:cs="Proxima Nova" w:eastAsia="Proxima Nova" w:hAnsi="Proxima Nova"/>
               <w:i w:val="0"/>
               <w:iCs w:val="0"/>
               <w:smallCaps w:val="0"/>
@@ -1442,8 +1384,6 @@
             <w:r>
               <w:rPr>
                 <w:rFonts w:ascii="Proxima Nova" w:cs="Proxima Nova" w:eastAsia="Proxima Nova" w:hAnsi="Proxima Nova"/>
-                <w:b w:val="0"/>
-                <w:bCs w:val="0"/>
                 <w:i w:val="0"/>
                 <w:iCs w:val="0"/>
                 <w:smallCaps w:val="0"/>
@@ -1476,9 +1416,7 @@
             <w:spacing w:after="0" w:before="60" w:line="240" w:lineRule="auto"/>
             <w:ind w:left="720" w:firstLine="0"/>
             <w:rPr>
-              <w:rFonts w:ascii="Arial" w:cs="Arial" w:eastAsia="Arial" w:hAnsi="Arial"/>
-              <w:b w:val="0"/>
-              <w:bCs w:val="0"/>
+              <w:rFonts w:ascii="Proxima Nova" w:cs="Proxima Nova" w:eastAsia="Proxima Nova" w:hAnsi="Proxima Nova"/>
               <w:i w:val="0"/>
               <w:iCs w:val="0"/>
               <w:smallCaps w:val="0"/>
@@ -1495,8 +1433,6 @@
             <w:r>
               <w:rPr>
                 <w:rFonts w:ascii="Proxima Nova" w:cs="Proxima Nova" w:eastAsia="Proxima Nova" w:hAnsi="Proxima Nova"/>
-                <w:b w:val="0"/>
-                <w:bCs w:val="0"/>
                 <w:i w:val="0"/>
                 <w:iCs w:val="0"/>
                 <w:smallCaps w:val="0"/>
@@ -1519,6 +1455,254 @@
               <w:rtl w:val="0"/>
             </w:rPr>
           </w:r>
+        </w:p>
+        <w:p>
+          <w:pPr>
+            <w:widowControl w:val="0"/>
+            <w:tabs>
+              <w:tab w:val="right" w:leader="none" w:pos="12000"/>
+            </w:tabs>
+            <w:spacing w:after="0" w:before="60" w:line="240" w:lineRule="auto"/>
+            <w:rPr>
+              <w:rFonts w:ascii="Proxima Nova" w:cs="Proxima Nova" w:eastAsia="Proxima Nova" w:hAnsi="Proxima Nova"/>
+              <w:b w:val="1"/>
+              <w:bCs w:val="1"/>
+              <w:i w:val="0"/>
+              <w:iCs w:val="0"/>
+              <w:smallCaps w:val="0"/>
+              <w:strike w:val="0"/>
+              <w:color w:val="000000"/>
+              <w:sz w:val="22"/>
+              <w:szCs w:val="22"/>
+              <w:u w:val="none"/>
+              <w:shd w:fill="auto" w:val="clear"/>
+              <w:vertAlign w:val="baseline"/>
+            </w:rPr>
+          </w:pPr>
+          <w:hyperlink w:anchor="_heading=h.pcmmvip8srt2">
+            <w:r>
+              <w:rPr>
+                <w:rFonts w:ascii="Proxima Nova" w:cs="Proxima Nova" w:eastAsia="Proxima Nova" w:hAnsi="Proxima Nova"/>
+                <w:b w:val="1"/>
+                <w:bCs w:val="1"/>
+                <w:i w:val="0"/>
+                <w:iCs w:val="0"/>
+                <w:smallCaps w:val="0"/>
+                <w:strike w:val="0"/>
+                <w:color w:val="000000"/>
+                <w:sz w:val="22"/>
+                <w:szCs w:val="22"/>
+                <w:u w:val="none"/>
+                <w:shd w:fill="auto" w:val="clear"/>
+                <w:vertAlign w:val="baseline"/>
+                <w:rtl w:val="0"/>
+              </w:rPr>
+              <w:t xml:space="preserve">4. Reportes para el estado de la configuración</w:t>
+              <w:tab/>
+              <w:t xml:space="preserve">14</w:t>
+            </w:r>
+          </w:hyperlink>
+          <w:r>
+            <w:rPr>
+              <w:rtl w:val="0"/>
+            </w:rPr>
+          </w:r>
+        </w:p>
+        <w:p>
+          <w:pPr>
+            <w:widowControl w:val="0"/>
+            <w:tabs>
+              <w:tab w:val="right" w:leader="none" w:pos="12000"/>
+            </w:tabs>
+            <w:spacing w:after="0" w:before="60" w:line="240" w:lineRule="auto"/>
+            <w:ind w:left="360" w:firstLine="0"/>
+            <w:rPr>
+              <w:rFonts w:ascii="Proxima Nova" w:cs="Proxima Nova" w:eastAsia="Proxima Nova" w:hAnsi="Proxima Nova"/>
+              <w:i w:val="0"/>
+              <w:iCs w:val="0"/>
+              <w:smallCaps w:val="0"/>
+              <w:strike w:val="0"/>
+              <w:color w:val="000000"/>
+              <w:sz w:val="22"/>
+              <w:szCs w:val="22"/>
+              <w:u w:val="none"/>
+              <w:shd w:fill="auto" w:val="clear"/>
+              <w:vertAlign w:val="baseline"/>
+            </w:rPr>
+          </w:pPr>
+          <w:hyperlink w:anchor="_heading=h.dj54qyekizd">
+            <w:r>
+              <w:rPr>
+                <w:rFonts w:ascii="Proxima Nova" w:cs="Proxima Nova" w:eastAsia="Proxima Nova" w:hAnsi="Proxima Nova"/>
+                <w:i w:val="0"/>
+                <w:iCs w:val="0"/>
+                <w:smallCaps w:val="0"/>
+                <w:strike w:val="0"/>
+                <w:color w:val="000000"/>
+                <w:sz w:val="22"/>
+                <w:szCs w:val="22"/>
+                <w:u w:val="none"/>
+                <w:shd w:fill="auto" w:val="clear"/>
+                <w:vertAlign w:val="baseline"/>
+                <w:rtl w:val="0"/>
+              </w:rPr>
+              <w:t xml:space="preserve">4.1 Lista de versiones de un ítem</w:t>
+              <w:tab/>
+              <w:t xml:space="preserve">14</w:t>
+            </w:r>
+          </w:hyperlink>
+          <w:r>
+            <w:rPr>
+              <w:rtl w:val="0"/>
+            </w:rPr>
+          </w:r>
+        </w:p>
+        <w:p>
+          <w:pPr>
+            <w:widowControl w:val="0"/>
+            <w:tabs>
+              <w:tab w:val="right" w:leader="none" w:pos="12000"/>
+            </w:tabs>
+            <w:spacing w:after="0" w:before="60" w:line="240" w:lineRule="auto"/>
+            <w:ind w:left="360" w:firstLine="0"/>
+            <w:rPr>
+              <w:rFonts w:ascii="Proxima Nova" w:cs="Proxima Nova" w:eastAsia="Proxima Nova" w:hAnsi="Proxima Nova"/>
+              <w:i w:val="0"/>
+              <w:iCs w:val="0"/>
+              <w:smallCaps w:val="0"/>
+              <w:strike w:val="0"/>
+              <w:color w:val="000000"/>
+              <w:sz w:val="22"/>
+              <w:szCs w:val="22"/>
+              <w:u w:val="none"/>
+              <w:shd w:fill="auto" w:val="clear"/>
+              <w:vertAlign w:val="baseline"/>
+            </w:rPr>
+          </w:pPr>
+          <w:hyperlink w:anchor="_heading=h.8of4u6fhupjb">
+            <w:r>
+              <w:rPr>
+                <w:rFonts w:ascii="Proxima Nova" w:cs="Proxima Nova" w:eastAsia="Proxima Nova" w:hAnsi="Proxima Nova"/>
+                <w:i w:val="0"/>
+                <w:iCs w:val="0"/>
+                <w:smallCaps w:val="0"/>
+                <w:strike w:val="0"/>
+                <w:color w:val="000000"/>
+                <w:sz w:val="22"/>
+                <w:szCs w:val="22"/>
+                <w:u w:val="none"/>
+                <w:shd w:fill="auto" w:val="clear"/>
+                <w:vertAlign w:val="baseline"/>
+                <w:rtl w:val="0"/>
+              </w:rPr>
+              <w:t xml:space="preserve">4.2 Lista de ítems de la gestión de la configuración</w:t>
+              <w:tab/>
+              <w:t xml:space="preserve">15</w:t>
+            </w:r>
+          </w:hyperlink>
+          <w:r>
+            <w:rPr>
+              <w:rtl w:val="0"/>
+            </w:rPr>
+          </w:r>
+        </w:p>
+        <w:p>
+          <w:pPr>
+            <w:widowControl w:val="0"/>
+            <w:tabs>
+              <w:tab w:val="right" w:leader="none" w:pos="12000"/>
+            </w:tabs>
+            <w:spacing w:after="0" w:before="60" w:line="240" w:lineRule="auto"/>
+            <w:ind w:left="360" w:firstLine="0"/>
+            <w:rPr>
+              <w:rFonts w:ascii="Proxima Nova" w:cs="Proxima Nova" w:eastAsia="Proxima Nova" w:hAnsi="Proxima Nova"/>
+              <w:i w:val="0"/>
+              <w:iCs w:val="0"/>
+              <w:smallCaps w:val="0"/>
+              <w:strike w:val="0"/>
+              <w:color w:val="000000"/>
+              <w:sz w:val="22"/>
+              <w:szCs w:val="22"/>
+              <w:u w:val="none"/>
+              <w:shd w:fill="auto" w:val="clear"/>
+              <w:vertAlign w:val="baseline"/>
+            </w:rPr>
+          </w:pPr>
+          <w:hyperlink w:anchor="_heading=h.ofe3iia0iwla">
+            <w:r>
+              <w:rPr>
+                <w:rFonts w:ascii="Proxima Nova" w:cs="Proxima Nova" w:eastAsia="Proxima Nova" w:hAnsi="Proxima Nova"/>
+                <w:i w:val="0"/>
+                <w:iCs w:val="0"/>
+                <w:smallCaps w:val="0"/>
+                <w:strike w:val="0"/>
+                <w:color w:val="000000"/>
+                <w:sz w:val="22"/>
+                <w:szCs w:val="22"/>
+                <w:u w:val="none"/>
+                <w:shd w:fill="auto" w:val="clear"/>
+                <w:vertAlign w:val="baseline"/>
+                <w:rtl w:val="0"/>
+              </w:rPr>
+              <w:t xml:space="preserve">4.3 Lista de ítems de la gestión de la configuración</w:t>
+              <w:tab/>
+              <w:t xml:space="preserve">15</w:t>
+            </w:r>
+          </w:hyperlink>
+          <w:r>
+            <w:rPr>
+              <w:rtl w:val="0"/>
+            </w:rPr>
+          </w:r>
+        </w:p>
+        <w:p>
+          <w:pPr>
+            <w:widowControl w:val="0"/>
+            <w:tabs>
+              <w:tab w:val="right" w:leader="none" w:pos="12000"/>
+            </w:tabs>
+            <w:spacing w:after="0" w:before="60" w:line="240" w:lineRule="auto"/>
+            <w:ind w:left="360" w:firstLine="0"/>
+            <w:rPr>
+              <w:rFonts w:ascii="Proxima Nova" w:cs="Proxima Nova" w:eastAsia="Proxima Nova" w:hAnsi="Proxima Nova"/>
+              <w:i w:val="0"/>
+              <w:iCs w:val="0"/>
+              <w:smallCaps w:val="0"/>
+              <w:strike w:val="0"/>
+              <w:color w:val="000000"/>
+              <w:sz w:val="22"/>
+              <w:szCs w:val="22"/>
+              <w:u w:val="none"/>
+              <w:shd w:fill="auto" w:val="clear"/>
+              <w:vertAlign w:val="baseline"/>
+            </w:rPr>
+          </w:pPr>
+          <w:hyperlink w:anchor="_heading=h.rjoy45eww5j5">
+            <w:r>
+              <w:rPr>
+                <w:rFonts w:ascii="Proxima Nova" w:cs="Proxima Nova" w:eastAsia="Proxima Nova" w:hAnsi="Proxima Nova"/>
+                <w:i w:val="0"/>
+                <w:iCs w:val="0"/>
+                <w:smallCaps w:val="0"/>
+                <w:strike w:val="0"/>
+                <w:color w:val="000000"/>
+                <w:sz w:val="22"/>
+                <w:szCs w:val="22"/>
+                <w:u w:val="none"/>
+                <w:shd w:fill="auto" w:val="clear"/>
+                <w:vertAlign w:val="baseline"/>
+                <w:rtl w:val="0"/>
+              </w:rPr>
+              <w:t xml:space="preserve">4.4 Resultados generales de los reportes planteados</w:t>
+              <w:tab/>
+              <w:t xml:space="preserve">16</w:t>
+            </w:r>
+          </w:hyperlink>
+          <w:r>
+            <w:rPr>
+              <w:rtl w:val="0"/>
+            </w:rPr>
+          </w:r>
           <w:r>
             <w:fldChar w:fldCharType="end"/>
           </w:r>
@@ -1725,7 +1909,7 @@
       <w:pPr>
         <w:numPr>
           <w:ilvl w:val="0"/>
-          <w:numId w:val="2"/>
+          <w:numId w:val="3"/>
         </w:numPr>
         <w:spacing w:after="0" w:lineRule="auto"/>
         <w:ind w:left="720" w:hanging="360"/>
@@ -1749,6 +1933,696 @@
           <w:rtl w:val="0"/>
         </w:rPr>
         <w:t xml:space="preserve">(CI)</w:t>
+      </w:r>
+    </w:p>
+    <w:p>
+      <w:pPr>
+        <w:keepNext w:val="0"/>
+        <w:keepLines w:val="0"/>
+        <w:pageBreakBefore w:val="0"/>
+        <w:widowControl w:val="1"/>
+        <w:numPr>
+          <w:ilvl w:val="0"/>
+          <w:numId w:val="3"/>
+        </w:numPr>
+        <w:pBdr>
+          <w:top w:space="0" w:sz="0" w:val="nil"/>
+          <w:left w:space="0" w:sz="0" w:val="nil"/>
+          <w:bottom w:space="0" w:sz="0" w:val="nil"/>
+          <w:right w:space="0" w:sz="0" w:val="nil"/>
+          <w:between w:space="0" w:sz="0" w:val="nil"/>
+        </w:pBdr>
+        <w:shd w:fill="auto" w:val="clear"/>
+        <w:spacing w:after="0" w:before="0" w:line="259" w:lineRule="auto"/>
+        <w:ind w:left="720" w:right="0" w:hanging="360"/>
+        <w:jc w:val="both"/>
+        <w:rPr>
+          <w:rFonts w:ascii="Proxima Nova" w:cs="Proxima Nova" w:eastAsia="Proxima Nova" w:hAnsi="Proxima Nova"/>
+        </w:rPr>
+      </w:pPr>
+      <w:r>
+        <w:rPr>
+          <w:rFonts w:ascii="Proxima Nova" w:cs="Proxima Nova" w:eastAsia="Proxima Nova" w:hAnsi="Proxima Nova"/>
+          <w:rtl w:val="0"/>
+        </w:rPr>
+        <w:t xml:space="preserve">El ministerio de Salud </w:t>
+      </w:r>
+      <w:r>
+        <w:rPr>
+          <w:rFonts w:ascii="Proxima Nova" w:cs="Proxima Nova" w:eastAsia="Proxima Nova" w:hAnsi="Proxima Nova"/>
+          <w:b w:val="1"/>
+          <w:bCs w:val="1"/>
+          <w:rtl w:val="0"/>
+        </w:rPr>
+        <w:t xml:space="preserve">(Minsa)</w:t>
+      </w:r>
+    </w:p>
+    <w:p>
+      <w:pPr>
+        <w:numPr>
+          <w:ilvl w:val="0"/>
+          <w:numId w:val="3"/>
+        </w:numPr>
+        <w:spacing w:after="0" w:lineRule="auto"/>
+        <w:ind w:left="720" w:hanging="360"/>
+        <w:jc w:val="both"/>
+        <w:rPr>
+          <w:rFonts w:ascii="Proxima Nova" w:cs="Proxima Nova" w:eastAsia="Proxima Nova" w:hAnsi="Proxima Nova"/>
+          <w:b w:val="1"/>
+          <w:bCs w:val="1"/>
+        </w:rPr>
+      </w:pPr>
+      <w:r>
+        <w:rPr>
+          <w:rFonts w:ascii="Proxima Nova" w:cs="Proxima Nova" w:eastAsia="Proxima Nova" w:hAnsi="Proxima Nova"/>
+          <w:rtl w:val="0"/>
+        </w:rPr>
+        <w:t xml:space="preserve">Banco de Crédito del Perú </w:t>
+      </w:r>
+      <w:r>
+        <w:rPr>
+          <w:rFonts w:ascii="Proxima Nova" w:cs="Proxima Nova" w:eastAsia="Proxima Nova" w:hAnsi="Proxima Nova"/>
+          <w:b w:val="1"/>
+          <w:bCs w:val="1"/>
+          <w:rtl w:val="0"/>
+        </w:rPr>
+        <w:t xml:space="preserve">(BCP) </w:t>
+      </w:r>
+    </w:p>
+    <w:p>
+      <w:pPr>
+        <w:keepNext w:val="0"/>
+        <w:keepLines w:val="0"/>
+        <w:pageBreakBefore w:val="0"/>
+        <w:widowControl w:val="1"/>
+        <w:numPr>
+          <w:ilvl w:val="0"/>
+          <w:numId w:val="3"/>
+        </w:numPr>
+        <w:pBdr>
+          <w:top w:space="0" w:sz="0" w:val="nil"/>
+          <w:left w:space="0" w:sz="0" w:val="nil"/>
+          <w:bottom w:space="0" w:sz="0" w:val="nil"/>
+          <w:right w:space="0" w:sz="0" w:val="nil"/>
+          <w:between w:space="0" w:sz="0" w:val="nil"/>
+        </w:pBdr>
+        <w:shd w:fill="auto" w:val="clear"/>
+        <w:spacing w:after="0" w:before="0" w:line="259" w:lineRule="auto"/>
+        <w:ind w:left="720" w:right="0" w:hanging="360"/>
+        <w:jc w:val="both"/>
+        <w:rPr>
+          <w:rFonts w:ascii="Proxima Nova" w:cs="Proxima Nova" w:eastAsia="Proxima Nova" w:hAnsi="Proxima Nova"/>
+        </w:rPr>
+      </w:pPr>
+      <w:r>
+        <w:rPr>
+          <w:rFonts w:ascii="Proxima Nova" w:cs="Proxima Nova" w:eastAsia="Proxima Nova" w:hAnsi="Proxima Nova"/>
+          <w:rtl w:val="0"/>
+        </w:rPr>
+        <w:t xml:space="preserve">Seguro Social de Salud </w:t>
+      </w:r>
+      <w:r>
+        <w:rPr>
+          <w:rFonts w:ascii="Proxima Nova" w:cs="Proxima Nova" w:eastAsia="Proxima Nova" w:hAnsi="Proxima Nova"/>
+          <w:b w:val="1"/>
+          <w:bCs w:val="1"/>
+          <w:rtl w:val="0"/>
+        </w:rPr>
+        <w:t xml:space="preserve">(EsSalud)</w:t>
+      </w:r>
+    </w:p>
+    <w:p>
+      <w:pPr>
+        <w:keepNext w:val="0"/>
+        <w:keepLines w:val="0"/>
+        <w:pageBreakBefore w:val="0"/>
+        <w:widowControl w:val="1"/>
+        <w:numPr>
+          <w:ilvl w:val="0"/>
+          <w:numId w:val="3"/>
+        </w:numPr>
+        <w:pBdr>
+          <w:top w:space="0" w:sz="0" w:val="nil"/>
+          <w:left w:space="0" w:sz="0" w:val="nil"/>
+          <w:bottom w:space="0" w:sz="0" w:val="nil"/>
+          <w:right w:space="0" w:sz="0" w:val="nil"/>
+          <w:between w:space="0" w:sz="0" w:val="nil"/>
+        </w:pBdr>
+        <w:shd w:fill="auto" w:val="clear"/>
+        <w:spacing w:after="0" w:before="0" w:line="259" w:lineRule="auto"/>
+        <w:ind w:left="720" w:right="0" w:hanging="360"/>
+        <w:jc w:val="both"/>
+        <w:rPr>
+          <w:rFonts w:ascii="Proxima Nova" w:cs="Proxima Nova" w:eastAsia="Proxima Nova" w:hAnsi="Proxima Nova"/>
+        </w:rPr>
+      </w:pPr>
+      <w:r>
+        <w:rPr>
+          <w:rFonts w:ascii="Proxima Nova" w:cs="Proxima Nova" w:eastAsia="Proxima Nova" w:hAnsi="Proxima Nova"/>
+          <w:rtl w:val="0"/>
+        </w:rPr>
+        <w:t xml:space="preserve">Rímac Seguros y Reaseguros </w:t>
+      </w:r>
+      <w:r>
+        <w:rPr>
+          <w:rFonts w:ascii="Proxima Nova" w:cs="Proxima Nova" w:eastAsia="Proxima Nova" w:hAnsi="Proxima Nova"/>
+          <w:b w:val="1"/>
+          <w:bCs w:val="1"/>
+          <w:rtl w:val="0"/>
+        </w:rPr>
+        <w:t xml:space="preserve">(Rímac)</w:t>
+      </w:r>
+    </w:p>
+    <w:p>
+      <w:pPr>
+        <w:keepNext w:val="0"/>
+        <w:keepLines w:val="0"/>
+        <w:pageBreakBefore w:val="0"/>
+        <w:widowControl w:val="1"/>
+        <w:numPr>
+          <w:ilvl w:val="0"/>
+          <w:numId w:val="3"/>
+        </w:numPr>
+        <w:pBdr>
+          <w:top w:space="0" w:sz="0" w:val="nil"/>
+          <w:left w:space="0" w:sz="0" w:val="nil"/>
+          <w:bottom w:space="0" w:sz="0" w:val="nil"/>
+          <w:right w:space="0" w:sz="0" w:val="nil"/>
+          <w:between w:space="0" w:sz="0" w:val="nil"/>
+        </w:pBdr>
+        <w:shd w:fill="auto" w:val="clear"/>
+        <w:spacing w:after="0" w:before="0" w:line="259" w:lineRule="auto"/>
+        <w:ind w:left="720" w:right="0" w:hanging="360"/>
+        <w:jc w:val="both"/>
+        <w:rPr>
+          <w:rFonts w:ascii="Proxima Nova" w:cs="Proxima Nova" w:eastAsia="Proxima Nova" w:hAnsi="Proxima Nova"/>
+        </w:rPr>
+      </w:pPr>
+      <w:r>
+        <w:rPr>
+          <w:rFonts w:ascii="Proxima Nova" w:cs="Proxima Nova" w:eastAsia="Proxima Nova" w:hAnsi="Proxima Nova"/>
+          <w:rtl w:val="0"/>
+        </w:rPr>
+        <w:t xml:space="preserve">Banco Bilbao Vizcaya Argentaria </w:t>
+      </w:r>
+      <w:r>
+        <w:rPr>
+          <w:rFonts w:ascii="Proxima Nova" w:cs="Proxima Nova" w:eastAsia="Proxima Nova" w:hAnsi="Proxima Nova"/>
+          <w:b w:val="1"/>
+          <w:bCs w:val="1"/>
+          <w:rtl w:val="0"/>
+        </w:rPr>
+        <w:t xml:space="preserve">(BBVA)</w:t>
+      </w:r>
+    </w:p>
+    <w:p>
+      <w:pPr>
+        <w:numPr>
+          <w:ilvl w:val="0"/>
+          <w:numId w:val="3"/>
+        </w:numPr>
+        <w:spacing w:after="0" w:lineRule="auto"/>
+        <w:ind w:left="720" w:hanging="360"/>
+        <w:jc w:val="both"/>
+        <w:rPr>
+          <w:rFonts w:ascii="Proxima Nova" w:cs="Proxima Nova" w:eastAsia="Proxima Nova" w:hAnsi="Proxima Nova"/>
+        </w:rPr>
+      </w:pPr>
+      <w:r>
+        <w:rPr>
+          <w:rFonts w:ascii="Proxima Nova" w:cs="Proxima Nova" w:eastAsia="Proxima Nova" w:hAnsi="Proxima Nova"/>
+          <w:rtl w:val="0"/>
+        </w:rPr>
+        <w:t xml:space="preserve">Municipalidad Metropolitana de Lima </w:t>
+      </w:r>
+      <w:r>
+        <w:rPr>
+          <w:rFonts w:ascii="Proxima Nova" w:cs="Proxima Nova" w:eastAsia="Proxima Nova" w:hAnsi="Proxima Nova"/>
+          <w:b w:val="1"/>
+          <w:bCs w:val="1"/>
+          <w:rtl w:val="0"/>
+        </w:rPr>
+        <w:t xml:space="preserve">(MML)</w:t>
+      </w:r>
+    </w:p>
+    <w:p>
+      <w:pPr>
+        <w:keepNext w:val="0"/>
+        <w:keepLines w:val="0"/>
+        <w:pageBreakBefore w:val="0"/>
+        <w:widowControl w:val="1"/>
+        <w:numPr>
+          <w:ilvl w:val="0"/>
+          <w:numId w:val="3"/>
+        </w:numPr>
+        <w:pBdr>
+          <w:top w:space="0" w:sz="0" w:val="nil"/>
+          <w:left w:space="0" w:sz="0" w:val="nil"/>
+          <w:bottom w:space="0" w:sz="0" w:val="nil"/>
+          <w:right w:space="0" w:sz="0" w:val="nil"/>
+          <w:between w:space="0" w:sz="0" w:val="nil"/>
+        </w:pBdr>
+        <w:shd w:fill="auto" w:val="clear"/>
+        <w:spacing w:after="0" w:before="0" w:line="259" w:lineRule="auto"/>
+        <w:ind w:left="720" w:right="0" w:hanging="360"/>
+        <w:jc w:val="both"/>
+        <w:rPr>
+          <w:rFonts w:ascii="Proxima Nova" w:cs="Proxima Nova" w:eastAsia="Proxima Nova" w:hAnsi="Proxima Nova"/>
+        </w:rPr>
+      </w:pPr>
+      <w:r>
+        <w:rPr>
+          <w:rFonts w:ascii="Proxima Nova" w:cs="Proxima Nova" w:eastAsia="Proxima Nova" w:hAnsi="Proxima Nova"/>
+          <w:rtl w:val="0"/>
+        </w:rPr>
+        <w:t xml:space="preserve">Superintendencia Nacional de Aduanas y de Administración Tributaria </w:t>
+      </w:r>
+      <w:r>
+        <w:rPr>
+          <w:rFonts w:ascii="Proxima Nova" w:cs="Proxima Nova" w:eastAsia="Proxima Nova" w:hAnsi="Proxima Nova"/>
+          <w:b w:val="1"/>
+          <w:bCs w:val="1"/>
+          <w:rtl w:val="0"/>
+        </w:rPr>
+        <w:t xml:space="preserve">(Sunat)</w:t>
+      </w:r>
+      <w:r>
+        <w:rPr>
+          <w:rtl w:val="0"/>
+        </w:rPr>
+      </w:r>
+    </w:p>
+    <w:p>
+      <w:pPr>
+        <w:keepNext w:val="0"/>
+        <w:keepLines w:val="0"/>
+        <w:pageBreakBefore w:val="0"/>
+        <w:widowControl w:val="1"/>
+        <w:pBdr>
+          <w:top w:space="0" w:sz="0" w:val="nil"/>
+          <w:left w:space="0" w:sz="0" w:val="nil"/>
+          <w:bottom w:space="0" w:sz="0" w:val="nil"/>
+          <w:right w:space="0" w:sz="0" w:val="nil"/>
+          <w:between w:space="0" w:sz="0" w:val="nil"/>
+        </w:pBdr>
+        <w:shd w:fill="auto" w:val="clear"/>
+        <w:spacing w:after="0" w:before="0" w:line="259" w:lineRule="auto"/>
+        <w:ind w:left="720" w:right="0" w:firstLine="0"/>
+        <w:jc w:val="both"/>
+        <w:rPr>
+          <w:rFonts w:ascii="Proxima Nova" w:cs="Proxima Nova" w:eastAsia="Proxima Nova" w:hAnsi="Proxima Nova"/>
+          <w:sz w:val="18"/>
+          <w:szCs w:val="18"/>
+        </w:rPr>
+      </w:pPr>
+      <w:r>
+        <w:rPr>
+          <w:rtl w:val="0"/>
+        </w:rPr>
+      </w:r>
+    </w:p>
+    <w:p>
+      <w:pPr>
+        <w:keepNext w:val="0"/>
+        <w:keepLines w:val="0"/>
+        <w:pageBreakBefore w:val="0"/>
+        <w:widowControl w:val="1"/>
+        <w:pBdr>
+          <w:top w:space="0" w:sz="0" w:val="nil"/>
+          <w:left w:space="0" w:sz="0" w:val="nil"/>
+          <w:bottom w:space="0" w:sz="0" w:val="nil"/>
+          <w:right w:space="0" w:sz="0" w:val="nil"/>
+          <w:between w:space="0" w:sz="0" w:val="nil"/>
+        </w:pBdr>
+        <w:shd w:fill="auto" w:val="clear"/>
+        <w:spacing w:after="0" w:before="0" w:line="259" w:lineRule="auto"/>
+        <w:ind w:left="0" w:right="0" w:firstLine="0"/>
+        <w:jc w:val="both"/>
+        <w:rPr>
+          <w:rFonts w:ascii="Proxima Nova" w:cs="Proxima Nova" w:eastAsia="Proxima Nova" w:hAnsi="Proxima Nova"/>
+          <w:b w:val="1"/>
+          <w:bCs w:val="1"/>
+        </w:rPr>
+      </w:pPr>
+      <w:r>
+        <w:rPr>
+          <w:rFonts w:ascii="Proxima Nova" w:cs="Proxima Nova" w:eastAsia="Proxima Nova" w:hAnsi="Proxima Nova"/>
+          <w:b w:val="1"/>
+          <w:bCs w:val="1"/>
+          <w:rtl w:val="0"/>
+        </w:rPr>
+        <w:t xml:space="preserve">Proyectos desarrollados </w:t>
+      </w:r>
+    </w:p>
+    <w:p>
+      <w:pPr>
+        <w:keepNext w:val="0"/>
+        <w:keepLines w:val="0"/>
+        <w:pageBreakBefore w:val="0"/>
+        <w:widowControl w:val="1"/>
+        <w:pBdr>
+          <w:top w:space="0" w:sz="0" w:val="nil"/>
+          <w:left w:space="0" w:sz="0" w:val="nil"/>
+          <w:bottom w:space="0" w:sz="0" w:val="nil"/>
+          <w:right w:space="0" w:sz="0" w:val="nil"/>
+          <w:between w:space="0" w:sz="0" w:val="nil"/>
+        </w:pBdr>
+        <w:shd w:fill="auto" w:val="clear"/>
+        <w:spacing w:after="0" w:before="0" w:line="259" w:lineRule="auto"/>
+        <w:ind w:left="0" w:right="0" w:firstLine="0"/>
+        <w:jc w:val="both"/>
+        <w:rPr>
+          <w:rFonts w:ascii="Proxima Nova" w:cs="Proxima Nova" w:eastAsia="Proxima Nova" w:hAnsi="Proxima Nova"/>
+        </w:rPr>
+      </w:pPr>
+      <w:r>
+        <w:rPr>
+          <w:rFonts w:ascii="Proxima Nova" w:cs="Proxima Nova" w:eastAsia="Proxima Nova" w:hAnsi="Proxima Nova"/>
+          <w:rtl w:val="0"/>
+        </w:rPr>
+        <w:t xml:space="preserve">La empresa en sus 5 años de experiencia ha desarrollado múltiples sistemas para los clientes con los cuales ha trabajado, hoy en día estos sistemas están desplegados en las plataformas digitales de las empresas, y los códigos fuentes están documentados en el github oficial de la compañia, con acceso solo a los miembros del equipo de desarrollo. Entre los principales proyectos ya desplegados se encuentran:</w:t>
+      </w:r>
+    </w:p>
+    <w:p>
+      <w:pPr>
+        <w:keepNext w:val="0"/>
+        <w:keepLines w:val="0"/>
+        <w:pageBreakBefore w:val="0"/>
+        <w:widowControl w:val="1"/>
+        <w:numPr>
+          <w:ilvl w:val="0"/>
+          <w:numId w:val="10"/>
+        </w:numPr>
+        <w:pBdr>
+          <w:top w:space="0" w:sz="0" w:val="nil"/>
+          <w:left w:space="0" w:sz="0" w:val="nil"/>
+          <w:bottom w:space="0" w:sz="0" w:val="nil"/>
+          <w:right w:space="0" w:sz="0" w:val="nil"/>
+          <w:between w:space="0" w:sz="0" w:val="nil"/>
+        </w:pBdr>
+        <w:shd w:fill="auto" w:val="clear"/>
+        <w:spacing w:after="0" w:before="100" w:line="259.20000000000005" w:lineRule="auto"/>
+        <w:ind w:left="720" w:right="0" w:hanging="360"/>
+        <w:jc w:val="both"/>
+        <w:rPr/>
+      </w:pPr>
+      <w:r>
+        <w:rPr>
+          <w:rFonts w:ascii="Proxima Nova" w:cs="Proxima Nova" w:eastAsia="Proxima Nova" w:hAnsi="Proxima Nova"/>
+          <w:rtl w:val="0"/>
+        </w:rPr>
+        <w:t xml:space="preserve">PayFast - billetera digital </w:t>
+      </w:r>
+      <w:r>
+        <w:rPr>
+          <w:rFonts w:ascii="Proxima Nova" w:cs="Proxima Nova" w:eastAsia="Proxima Nova" w:hAnsi="Proxima Nova"/>
+          <w:b w:val="1"/>
+          <w:bCs w:val="1"/>
+          <w:rtl w:val="0"/>
+        </w:rPr>
+        <w:t xml:space="preserve">(BBVA)</w:t>
+      </w:r>
+    </w:p>
+    <w:p>
+      <w:pPr>
+        <w:keepNext w:val="0"/>
+        <w:keepLines w:val="0"/>
+        <w:pageBreakBefore w:val="0"/>
+        <w:widowControl w:val="1"/>
+        <w:numPr>
+          <w:ilvl w:val="0"/>
+          <w:numId w:val="10"/>
+        </w:numPr>
+        <w:pBdr>
+          <w:top w:space="0" w:sz="0" w:val="nil"/>
+          <w:left w:space="0" w:sz="0" w:val="nil"/>
+          <w:bottom w:space="0" w:sz="0" w:val="nil"/>
+          <w:right w:space="0" w:sz="0" w:val="nil"/>
+          <w:between w:space="0" w:sz="0" w:val="nil"/>
+        </w:pBdr>
+        <w:shd w:fill="auto" w:val="clear"/>
+        <w:spacing w:after="0" w:before="0" w:line="259" w:lineRule="auto"/>
+        <w:ind w:left="720" w:right="0" w:hanging="360"/>
+        <w:jc w:val="both"/>
+        <w:rPr/>
+      </w:pPr>
+      <w:r>
+        <w:rPr>
+          <w:rFonts w:ascii="Proxima Nova" w:cs="Proxima Nova" w:eastAsia="Proxima Nova" w:hAnsi="Proxima Nova"/>
+          <w:rtl w:val="0"/>
+        </w:rPr>
+        <w:t xml:space="preserve">Sistema de gestión de reclamaciones </w:t>
+      </w:r>
+      <w:r>
+        <w:rPr>
+          <w:rFonts w:ascii="Proxima Nova" w:cs="Proxima Nova" w:eastAsia="Proxima Nova" w:hAnsi="Proxima Nova"/>
+          <w:b w:val="1"/>
+          <w:bCs w:val="1"/>
+          <w:rtl w:val="0"/>
+        </w:rPr>
+        <w:t xml:space="preserve">(SUNAT)</w:t>
+      </w:r>
+    </w:p>
+    <w:p>
+      <w:pPr>
+        <w:keepNext w:val="0"/>
+        <w:keepLines w:val="0"/>
+        <w:pageBreakBefore w:val="0"/>
+        <w:widowControl w:val="1"/>
+        <w:numPr>
+          <w:ilvl w:val="0"/>
+          <w:numId w:val="10"/>
+        </w:numPr>
+        <w:pBdr>
+          <w:top w:space="0" w:sz="0" w:val="nil"/>
+          <w:left w:space="0" w:sz="0" w:val="nil"/>
+          <w:bottom w:space="0" w:sz="0" w:val="nil"/>
+          <w:right w:space="0" w:sz="0" w:val="nil"/>
+          <w:between w:space="0" w:sz="0" w:val="nil"/>
+        </w:pBdr>
+        <w:shd w:fill="auto" w:val="clear"/>
+        <w:spacing w:after="0" w:before="0" w:line="259" w:lineRule="auto"/>
+        <w:ind w:left="720" w:right="0" w:hanging="360"/>
+        <w:jc w:val="both"/>
+        <w:rPr>
+          <w:rFonts w:ascii="Proxima Nova" w:cs="Proxima Nova" w:eastAsia="Proxima Nova" w:hAnsi="Proxima Nova"/>
+          <w:b w:val="1"/>
+          <w:bCs w:val="1"/>
+          <w:u w:val="none"/>
+        </w:rPr>
+      </w:pPr>
+      <w:r>
+        <w:rPr>
+          <w:rFonts w:ascii="Proxima Nova" w:cs="Proxima Nova" w:eastAsia="Proxima Nova" w:hAnsi="Proxima Nova"/>
+          <w:rtl w:val="0"/>
+        </w:rPr>
+        <w:t xml:space="preserve">Un sistema de trámite de documentos</w:t>
+      </w:r>
+      <w:r>
+        <w:rPr>
+          <w:rFonts w:ascii="Proxima Nova" w:cs="Proxima Nova" w:eastAsia="Proxima Nova" w:hAnsi="Proxima Nova"/>
+          <w:b w:val="1"/>
+          <w:bCs w:val="1"/>
+          <w:rtl w:val="0"/>
+        </w:rPr>
+        <w:t xml:space="preserve"> (EsSalud)</w:t>
+      </w:r>
+    </w:p>
+    <w:p>
+      <w:pPr>
+        <w:numPr>
+          <w:ilvl w:val="0"/>
+          <w:numId w:val="10"/>
+        </w:numPr>
+        <w:spacing w:after="0" w:lineRule="auto"/>
+        <w:ind w:left="720" w:hanging="360"/>
+        <w:jc w:val="both"/>
+        <w:rPr>
+          <w:rFonts w:ascii="Proxima Nova" w:cs="Proxima Nova" w:eastAsia="Proxima Nova" w:hAnsi="Proxima Nova"/>
+          <w:b w:val="1"/>
+          <w:bCs w:val="1"/>
+        </w:rPr>
+      </w:pPr>
+      <w:r>
+        <w:rPr>
+          <w:rFonts w:ascii="Proxima Nova" w:cs="Proxima Nova" w:eastAsia="Proxima Nova" w:hAnsi="Proxima Nova"/>
+          <w:rtl w:val="0"/>
+        </w:rPr>
+        <w:t xml:space="preserve">SalesFace - CRM de atención al cliente </w:t>
+      </w:r>
+      <w:r>
+        <w:rPr>
+          <w:rFonts w:ascii="Proxima Nova" w:cs="Proxima Nova" w:eastAsia="Proxima Nova" w:hAnsi="Proxima Nova"/>
+          <w:b w:val="1"/>
+          <w:bCs w:val="1"/>
+          <w:rtl w:val="0"/>
+        </w:rPr>
+        <w:t xml:space="preserve">(Rimac Seguros)</w:t>
+      </w:r>
+    </w:p>
+    <w:p>
+      <w:pPr>
+        <w:keepNext w:val="0"/>
+        <w:keepLines w:val="0"/>
+        <w:pageBreakBefore w:val="0"/>
+        <w:widowControl w:val="1"/>
+        <w:numPr>
+          <w:ilvl w:val="0"/>
+          <w:numId w:val="10"/>
+        </w:numPr>
+        <w:pBdr>
+          <w:top w:space="0" w:sz="0" w:val="nil"/>
+          <w:left w:space="0" w:sz="0" w:val="nil"/>
+          <w:bottom w:space="0" w:sz="0" w:val="nil"/>
+          <w:right w:space="0" w:sz="0" w:val="nil"/>
+          <w:between w:space="0" w:sz="0" w:val="nil"/>
+        </w:pBdr>
+        <w:shd w:fill="auto" w:val="clear"/>
+        <w:spacing w:after="0" w:before="0" w:line="259" w:lineRule="auto"/>
+        <w:ind w:left="720" w:right="0" w:hanging="360"/>
+        <w:jc w:val="both"/>
+        <w:rPr/>
+      </w:pPr>
+      <w:r>
+        <w:rPr>
+          <w:rFonts w:ascii="Proxima Nova" w:cs="Proxima Nova" w:eastAsia="Proxima Nova" w:hAnsi="Proxima Nova"/>
+          <w:rtl w:val="0"/>
+        </w:rPr>
+        <w:t xml:space="preserve">Barrio Seguro - app de vigilancia vecinal </w:t>
+      </w:r>
+      <w:r>
+        <w:rPr>
+          <w:rFonts w:ascii="Proxima Nova" w:cs="Proxima Nova" w:eastAsia="Proxima Nova" w:hAnsi="Proxima Nova"/>
+          <w:b w:val="1"/>
+          <w:bCs w:val="1"/>
+          <w:rtl w:val="0"/>
+        </w:rPr>
+        <w:t xml:space="preserve">(Municipalidad de Lima)</w:t>
+      </w:r>
+    </w:p>
+    <w:p>
+      <w:pPr>
+        <w:keepNext w:val="0"/>
+        <w:keepLines w:val="0"/>
+        <w:pageBreakBefore w:val="0"/>
+        <w:widowControl w:val="1"/>
+        <w:pBdr>
+          <w:top w:space="0" w:sz="0" w:val="nil"/>
+          <w:left w:space="0" w:sz="0" w:val="nil"/>
+          <w:bottom w:space="0" w:sz="0" w:val="nil"/>
+          <w:right w:space="0" w:sz="0" w:val="nil"/>
+          <w:between w:space="0" w:sz="0" w:val="nil"/>
+        </w:pBdr>
+        <w:shd w:fill="auto" w:val="clear"/>
+        <w:spacing w:after="0" w:before="0" w:line="259" w:lineRule="auto"/>
+        <w:ind w:left="0" w:right="0" w:firstLine="0"/>
+        <w:jc w:val="both"/>
+        <w:rPr>
+          <w:rFonts w:ascii="Proxima Nova" w:cs="Proxima Nova" w:eastAsia="Proxima Nova" w:hAnsi="Proxima Nova"/>
+          <w:b w:val="1"/>
+          <w:bCs w:val="1"/>
+        </w:rPr>
+      </w:pPr>
+      <w:r>
+        <w:rPr>
+          <w:rFonts w:ascii="Proxima Nova" w:cs="Proxima Nova" w:eastAsia="Proxima Nova" w:hAnsi="Proxima Nova"/>
+          <w:rtl w:val="0"/>
+        </w:rPr>
+        <w:tab/>
+      </w:r>
+      <w:r>
+        <w:rPr>
+          <w:rtl w:val="0"/>
+        </w:rPr>
+      </w:r>
+    </w:p>
+    <w:p>
+      <w:pPr>
+        <w:keepNext w:val="0"/>
+        <w:keepLines w:val="0"/>
+        <w:pageBreakBefore w:val="0"/>
+        <w:widowControl w:val="1"/>
+        <w:pBdr>
+          <w:top w:space="0" w:sz="0" w:val="nil"/>
+          <w:left w:space="0" w:sz="0" w:val="nil"/>
+          <w:bottom w:space="0" w:sz="0" w:val="nil"/>
+          <w:right w:space="0" w:sz="0" w:val="nil"/>
+          <w:between w:space="0" w:sz="0" w:val="nil"/>
+        </w:pBdr>
+        <w:shd w:fill="auto" w:val="clear"/>
+        <w:spacing w:after="0" w:before="0" w:line="259" w:lineRule="auto"/>
+        <w:ind w:left="0" w:right="0" w:firstLine="0"/>
+        <w:jc w:val="both"/>
+        <w:rPr>
+          <w:rFonts w:ascii="Proxima Nova" w:cs="Proxima Nova" w:eastAsia="Proxima Nova" w:hAnsi="Proxima Nova"/>
+          <w:b w:val="1"/>
+          <w:bCs w:val="1"/>
+        </w:rPr>
+      </w:pPr>
+      <w:r>
+        <w:rPr>
+          <w:rFonts w:ascii="Proxima Nova" w:cs="Proxima Nova" w:eastAsia="Proxima Nova" w:hAnsi="Proxima Nova"/>
+          <w:b w:val="1"/>
+          <w:bCs w:val="1"/>
+          <w:rtl w:val="0"/>
+        </w:rPr>
+        <w:t xml:space="preserve">Proyectos en desarrollo </w:t>
+      </w:r>
+    </w:p>
+    <w:p>
+      <w:pPr>
+        <w:keepNext w:val="0"/>
+        <w:keepLines w:val="0"/>
+        <w:pageBreakBefore w:val="0"/>
+        <w:widowControl w:val="1"/>
+        <w:pBdr>
+          <w:top w:space="0" w:sz="0" w:val="nil"/>
+          <w:left w:space="0" w:sz="0" w:val="nil"/>
+          <w:bottom w:space="0" w:sz="0" w:val="nil"/>
+          <w:right w:space="0" w:sz="0" w:val="nil"/>
+          <w:between w:space="0" w:sz="0" w:val="nil"/>
+        </w:pBdr>
+        <w:shd w:fill="auto" w:val="clear"/>
+        <w:spacing w:after="0" w:before="0" w:line="259" w:lineRule="auto"/>
+        <w:ind w:left="0" w:right="0" w:firstLine="0"/>
+        <w:jc w:val="both"/>
+        <w:rPr>
+          <w:rFonts w:ascii="Proxima Nova" w:cs="Proxima Nova" w:eastAsia="Proxima Nova" w:hAnsi="Proxima Nova"/>
+        </w:rPr>
+      </w:pPr>
+      <w:r>
+        <w:rPr>
+          <w:rFonts w:ascii="Proxima Nova" w:cs="Proxima Nova" w:eastAsia="Proxima Nova" w:hAnsi="Proxima Nova"/>
+          <w:rtl w:val="0"/>
+        </w:rPr>
+        <w:t xml:space="preserve">Actualmente, Sonny SAC gestiona un ecosistema complejo de sistemas en producción para seguir avanzando en su meta de innovación y modernización. Entre los proyectos en desarrollo se encuentran:</w:t>
+      </w:r>
+    </w:p>
+    <w:p>
+      <w:pPr>
+        <w:keepNext w:val="0"/>
+        <w:keepLines w:val="0"/>
+        <w:pageBreakBefore w:val="0"/>
+        <w:widowControl w:val="1"/>
+        <w:pBdr>
+          <w:top w:space="0" w:sz="0" w:val="nil"/>
+          <w:left w:space="0" w:sz="0" w:val="nil"/>
+          <w:bottom w:space="0" w:sz="0" w:val="nil"/>
+          <w:right w:space="0" w:sz="0" w:val="nil"/>
+          <w:between w:space="0" w:sz="0" w:val="nil"/>
+        </w:pBdr>
+        <w:shd w:fill="auto" w:val="clear"/>
+        <w:spacing w:after="0" w:before="0" w:line="259" w:lineRule="auto"/>
+        <w:ind w:left="720" w:right="0" w:firstLine="0"/>
+        <w:jc w:val="both"/>
+        <w:rPr>
+          <w:rFonts w:ascii="Proxima Nova" w:cs="Proxima Nova" w:eastAsia="Proxima Nova" w:hAnsi="Proxima Nova"/>
+        </w:rPr>
+      </w:pPr>
+      <w:r>
+        <w:rPr>
+          <w:rtl w:val="0"/>
+        </w:rPr>
       </w:r>
     </w:p>
     <w:p>
@@ -1773,16 +2647,10 @@
         <w:ind w:left="720" w:right="0" w:hanging="360"/>
         <w:jc w:val="both"/>
         <w:rPr>
-          <w:rFonts w:ascii="Proxima Nova" w:cs="Proxima Nova" w:eastAsia="Proxima Nova" w:hAnsi="Proxima Nova"/>
-        </w:rPr>
-      </w:pPr>
-      <w:r>
-        <w:rPr>
-          <w:rFonts w:ascii="Proxima Nova" w:cs="Proxima Nova" w:eastAsia="Proxima Nova" w:hAnsi="Proxima Nova"/>
-          <w:rtl w:val="0"/>
-        </w:rPr>
-        <w:t xml:space="preserve">El ministerio de Salud </w:t>
-      </w:r>
+          <w:rFonts w:ascii="Arial" w:cs="Arial" w:eastAsia="Arial" w:hAnsi="Arial"/>
+          <w:u w:val="none"/>
+        </w:rPr>
+      </w:pPr>
       <w:r>
         <w:rPr>
           <w:rFonts w:ascii="Proxima Nova" w:cs="Proxima Nova" w:eastAsia="Proxima Nova" w:hAnsi="Proxima Nova"/>
@@ -1790,39 +2658,14 @@
           <w:bCs w:val="1"/>
           <w:rtl w:val="0"/>
         </w:rPr>
-        <w:t xml:space="preserve">(Minsa)</w:t>
-      </w:r>
-    </w:p>
-    <w:p>
-      <w:pPr>
-        <w:numPr>
-          <w:ilvl w:val="0"/>
-          <w:numId w:val="2"/>
-        </w:numPr>
-        <w:spacing w:after="0" w:lineRule="auto"/>
-        <w:ind w:left="720" w:hanging="360"/>
-        <w:jc w:val="both"/>
-        <w:rPr>
-          <w:rFonts w:ascii="Proxima Nova" w:cs="Proxima Nova" w:eastAsia="Proxima Nova" w:hAnsi="Proxima Nova"/>
-          <w:b w:val="1"/>
-          <w:bCs w:val="1"/>
-        </w:rPr>
-      </w:pPr>
-      <w:r>
-        <w:rPr>
-          <w:rFonts w:ascii="Proxima Nova" w:cs="Proxima Nova" w:eastAsia="Proxima Nova" w:hAnsi="Proxima Nova"/>
-          <w:rtl w:val="0"/>
-        </w:rPr>
-        <w:t xml:space="preserve">Banco de Crédito del Perú </w:t>
-      </w:r>
-      <w:r>
-        <w:rPr>
-          <w:rFonts w:ascii="Proxima Nova" w:cs="Proxima Nova" w:eastAsia="Proxima Nova" w:hAnsi="Proxima Nova"/>
-          <w:b w:val="1"/>
-          <w:bCs w:val="1"/>
-          <w:rtl w:val="0"/>
-        </w:rPr>
-        <w:t xml:space="preserve">(BCP) </w:t>
+        <w:t xml:space="preserve">Sector Salud: </w:t>
+      </w:r>
+      <w:r>
+        <w:rPr>
+          <w:rFonts w:ascii="Proxima Nova" w:cs="Proxima Nova" w:eastAsia="Proxima Nova" w:hAnsi="Proxima Nova"/>
+          <w:rtl w:val="0"/>
+        </w:rPr>
+        <w:t xml:space="preserve">Se está desarrollando un Sistema de gestión hospitalaria y una plataforma de telemedicina. El más reciente proyecto es un sistema de control de peso llamado “SISCOP” .</w:t>
       </w:r>
     </w:p>
     <w:p>
@@ -1847,16 +2690,10 @@
         <w:ind w:left="720" w:right="0" w:hanging="360"/>
         <w:jc w:val="both"/>
         <w:rPr>
-          <w:rFonts w:ascii="Proxima Nova" w:cs="Proxima Nova" w:eastAsia="Proxima Nova" w:hAnsi="Proxima Nova"/>
-        </w:rPr>
-      </w:pPr>
-      <w:r>
-        <w:rPr>
-          <w:rFonts w:ascii="Proxima Nova" w:cs="Proxima Nova" w:eastAsia="Proxima Nova" w:hAnsi="Proxima Nova"/>
-          <w:rtl w:val="0"/>
-        </w:rPr>
-        <w:t xml:space="preserve">Seguro Social de Salud </w:t>
-      </w:r>
+          <w:rFonts w:ascii="Arial" w:cs="Arial" w:eastAsia="Arial" w:hAnsi="Arial"/>
+          <w:u w:val="none"/>
+        </w:rPr>
+      </w:pPr>
       <w:r>
         <w:rPr>
           <w:rFonts w:ascii="Proxima Nova" w:cs="Proxima Nova" w:eastAsia="Proxima Nova" w:hAnsi="Proxima Nova"/>
@@ -1864,7 +2701,14 @@
           <w:bCs w:val="1"/>
           <w:rtl w:val="0"/>
         </w:rPr>
-        <w:t xml:space="preserve">(EsSalud)</w:t>
+        <w:t xml:space="preserve">Servicio al cliente: </w:t>
+      </w:r>
+      <w:r>
+        <w:rPr>
+          <w:rFonts w:ascii="Proxima Nova" w:cs="Proxima Nova" w:eastAsia="Proxima Nova" w:hAnsi="Proxima Nova"/>
+          <w:rtl w:val="0"/>
+        </w:rPr>
+        <w:t xml:space="preserve">Siesta desarrollando un sistema de mesa de ayuda y un portal de gestión de atención al cliente</w:t>
       </w:r>
     </w:p>
     <w:p>
@@ -1889,16 +2733,10 @@
         <w:ind w:left="720" w:right="0" w:hanging="360"/>
         <w:jc w:val="both"/>
         <w:rPr>
-          <w:rFonts w:ascii="Proxima Nova" w:cs="Proxima Nova" w:eastAsia="Proxima Nova" w:hAnsi="Proxima Nova"/>
-        </w:rPr>
-      </w:pPr>
-      <w:r>
-        <w:rPr>
-          <w:rFonts w:ascii="Proxima Nova" w:cs="Proxima Nova" w:eastAsia="Proxima Nova" w:hAnsi="Proxima Nova"/>
-          <w:rtl w:val="0"/>
-        </w:rPr>
-        <w:t xml:space="preserve">Rímac Seguros y Reaseguros </w:t>
-      </w:r>
+          <w:rFonts w:ascii="Arial" w:cs="Arial" w:eastAsia="Arial" w:hAnsi="Arial"/>
+          <w:u w:val="none"/>
+        </w:rPr>
+      </w:pPr>
       <w:r>
         <w:rPr>
           <w:rFonts w:ascii="Proxima Nova" w:cs="Proxima Nova" w:eastAsia="Proxima Nova" w:hAnsi="Proxima Nova"/>
@@ -1906,7 +2744,14 @@
           <w:bCs w:val="1"/>
           <w:rtl w:val="0"/>
         </w:rPr>
-        <w:t xml:space="preserve">(Rímac)</w:t>
+        <w:t xml:space="preserve">Sector administrativo/comercial: </w:t>
+      </w:r>
+      <w:r>
+        <w:rPr>
+          <w:rFonts w:ascii="Proxima Nova" w:cs="Proxima Nova" w:eastAsia="Proxima Nova" w:hAnsi="Proxima Nova"/>
+          <w:rtl w:val="0"/>
+        </w:rPr>
+        <w:t xml:space="preserve">Se está desarrollando un sistema de facturación electrónica.</w:t>
       </w:r>
     </w:p>
     <w:p>
@@ -1915,10 +2760,6 @@
         <w:keepLines w:val="0"/>
         <w:pageBreakBefore w:val="0"/>
         <w:widowControl w:val="1"/>
-        <w:numPr>
-          <w:ilvl w:val="0"/>
-          <w:numId w:val="2"/>
-        </w:numPr>
         <w:pBdr>
           <w:top w:space="0" w:sz="0" w:val="nil"/>
           <w:left w:space="0" w:sz="0" w:val="nil"/>
@@ -1928,57 +2769,18 @@
         </w:pBdr>
         <w:shd w:fill="auto" w:val="clear"/>
         <w:spacing w:after="0" w:before="0" w:line="259" w:lineRule="auto"/>
-        <w:ind w:left="720" w:right="0" w:hanging="360"/>
+        <w:ind w:left="0" w:right="0" w:firstLine="0"/>
         <w:jc w:val="both"/>
-        <w:rPr>
-          <w:rFonts w:ascii="Proxima Nova" w:cs="Proxima Nova" w:eastAsia="Proxima Nova" w:hAnsi="Proxima Nova"/>
-        </w:rPr>
-      </w:pPr>
-      <w:r>
-        <w:rPr>
-          <w:rFonts w:ascii="Proxima Nova" w:cs="Proxima Nova" w:eastAsia="Proxima Nova" w:hAnsi="Proxima Nova"/>
-          <w:rtl w:val="0"/>
-        </w:rPr>
-        <w:t xml:space="preserve">Banco Bilbao Vizcaya Argentaria </w:t>
-      </w:r>
-      <w:r>
         <w:rPr>
           <w:rFonts w:ascii="Proxima Nova" w:cs="Proxima Nova" w:eastAsia="Proxima Nova" w:hAnsi="Proxima Nova"/>
           <w:b w:val="1"/>
           <w:bCs w:val="1"/>
-          <w:rtl w:val="0"/>
-        </w:rPr>
-        <w:t xml:space="preserve">(BBVA)</w:t>
-      </w:r>
-    </w:p>
-    <w:p>
-      <w:pPr>
-        <w:numPr>
-          <w:ilvl w:val="0"/>
-          <w:numId w:val="2"/>
-        </w:numPr>
-        <w:spacing w:after="0" w:lineRule="auto"/>
-        <w:ind w:left="720" w:hanging="360"/>
-        <w:jc w:val="both"/>
-        <w:rPr>
-          <w:rFonts w:ascii="Proxima Nova" w:cs="Proxima Nova" w:eastAsia="Proxima Nova" w:hAnsi="Proxima Nova"/>
-        </w:rPr>
-      </w:pPr>
-      <w:r>
-        <w:rPr>
-          <w:rFonts w:ascii="Proxima Nova" w:cs="Proxima Nova" w:eastAsia="Proxima Nova" w:hAnsi="Proxima Nova"/>
-          <w:rtl w:val="0"/>
-        </w:rPr>
-        <w:t xml:space="preserve">Municipalidad Metropolitana de Lima </w:t>
-      </w:r>
-      <w:r>
-        <w:rPr>
-          <w:rFonts w:ascii="Proxima Nova" w:cs="Proxima Nova" w:eastAsia="Proxima Nova" w:hAnsi="Proxima Nova"/>
-          <w:b w:val="1"/>
-          <w:bCs w:val="1"/>
-          <w:rtl w:val="0"/>
-        </w:rPr>
-        <w:t xml:space="preserve">(MML)</w:t>
+        </w:rPr>
+      </w:pPr>
+      <w:r>
+        <w:rPr>
+          <w:rtl w:val="0"/>
+        </w:rPr>
       </w:r>
     </w:p>
     <w:p>
@@ -1987,10 +2789,6 @@
         <w:keepLines w:val="0"/>
         <w:pageBreakBefore w:val="0"/>
         <w:widowControl w:val="1"/>
-        <w:numPr>
-          <w:ilvl w:val="0"/>
-          <w:numId w:val="2"/>
-        </w:numPr>
         <w:pBdr>
           <w:top w:space="0" w:sz="0" w:val="nil"/>
           <w:left w:space="0" w:sz="0" w:val="nil"/>
@@ -2000,32 +2798,122 @@
         </w:pBdr>
         <w:shd w:fill="auto" w:val="clear"/>
         <w:spacing w:after="0" w:before="0" w:line="259" w:lineRule="auto"/>
-        <w:ind w:left="720" w:right="0" w:hanging="360"/>
+        <w:ind w:left="0" w:right="0" w:firstLine="0"/>
         <w:jc w:val="both"/>
-        <w:rPr>
-          <w:rFonts w:ascii="Proxima Nova" w:cs="Proxima Nova" w:eastAsia="Proxima Nova" w:hAnsi="Proxima Nova"/>
-        </w:rPr>
-      </w:pPr>
-      <w:r>
-        <w:rPr>
-          <w:rFonts w:ascii="Proxima Nova" w:cs="Proxima Nova" w:eastAsia="Proxima Nova" w:hAnsi="Proxima Nova"/>
-          <w:rtl w:val="0"/>
-        </w:rPr>
-        <w:t xml:space="preserve">Superintendencia Nacional de Aduanas y de Administración Tributaria </w:t>
-      </w:r>
-      <w:r>
         <w:rPr>
           <w:rFonts w:ascii="Proxima Nova" w:cs="Proxima Nova" w:eastAsia="Proxima Nova" w:hAnsi="Proxima Nova"/>
           <w:b w:val="1"/>
           <w:bCs w:val="1"/>
-          <w:rtl w:val="0"/>
-        </w:rPr>
-        <w:t xml:space="preserve">(Sunat)</w:t>
-      </w:r>
-      <w:r>
-        <w:rPr>
-          <w:rtl w:val="0"/>
-        </w:rPr>
+        </w:rPr>
+      </w:pPr>
+      <w:r>
+        <w:rPr>
+          <w:rFonts w:ascii="Proxima Nova" w:cs="Proxima Nova" w:eastAsia="Proxima Nova" w:hAnsi="Proxima Nova"/>
+          <w:b w:val="1"/>
+          <w:bCs w:val="1"/>
+          <w:rtl w:val="0"/>
+        </w:rPr>
+        <w:t xml:space="preserve">Problematica</w:t>
+      </w:r>
+    </w:p>
+    <w:p>
+      <w:pPr>
+        <w:keepNext w:val="0"/>
+        <w:keepLines w:val="0"/>
+        <w:pageBreakBefore w:val="0"/>
+        <w:widowControl w:val="1"/>
+        <w:pBdr>
+          <w:top w:space="0" w:sz="0" w:val="nil"/>
+          <w:left w:space="0" w:sz="0" w:val="nil"/>
+          <w:bottom w:space="0" w:sz="0" w:val="nil"/>
+          <w:right w:space="0" w:sz="0" w:val="nil"/>
+          <w:between w:space="0" w:sz="0" w:val="nil"/>
+        </w:pBdr>
+        <w:shd w:fill="auto" w:val="clear"/>
+        <w:spacing w:after="0" w:before="0" w:line="259" w:lineRule="auto"/>
+        <w:ind w:left="0" w:right="0" w:firstLine="0"/>
+        <w:jc w:val="both"/>
+        <w:rPr>
+          <w:rFonts w:ascii="Proxima Nova" w:cs="Proxima Nova" w:eastAsia="Proxima Nova" w:hAnsi="Proxima Nova"/>
+        </w:rPr>
+      </w:pPr>
+      <w:r>
+        <w:rPr>
+          <w:rFonts w:ascii="Proxima Nova" w:cs="Proxima Nova" w:eastAsia="Proxima Nova" w:hAnsi="Proxima Nova"/>
+          <w:rtl w:val="0"/>
+        </w:rPr>
+        <w:t xml:space="preserve">A pesar de su crecimiento, la empresa enfrenta un grave problema relacionado al control de versiones que pone en riesgo futuros acuerdos comerciales con clientes. Debido a la ausencia de equipo dedicado a la gestión de versiones del sistema y una política estricta de integración de las versiones del sistema, se ha detectado la sobreescritura de funciones esenciales. Esto ocurrió cuando se realizaba el desarrollo de la plataforma de telemedicina para EsSalud, dos equipos que trabajaban simultáneamente en un mismo módulo tuvieron una falla grave, mientras un equipo corregía un error de seguridad, otro estaba añadiendo una nueva funcionalidad para integrar videollamadas, debido a que no existía un control de las baselines, los trabajadores integraron cambios que revirtieron correcciones de seguridad previas, además se desplegaron funcionalidades incompletas al estar trabajando en distintas baselines.  Todo este escenario dejo los repositorios oficiales de la compañía completamente rotos y desorganizados, se perdieron versiones funcionales de sistemas ya desarrollados, la situación era tan horrible que fue necesario migrar a un nuevo repositorio con todos los proyectos desarrollados y los que están en desarrollo, se le ofreció una compensación a los clientes por el altercado, y se empezó con la planificación del plan de gestión. Este escenario evidencia la necesidad en la empresa de redactar un plan de Gestión de la configuración para centralizar y asegurar cada versión del software.</w:t>
+      </w:r>
+    </w:p>
+    <w:p>
+      <w:pPr>
+        <w:pStyle w:val="Heading2"/>
+        <w:spacing w:before="280" w:line="300" w:lineRule="auto"/>
+        <w:rPr>
+          <w:rFonts w:ascii="Proxima Nova" w:cs="Proxima Nova" w:eastAsia="Proxima Nova" w:hAnsi="Proxima Nova"/>
+          <w:b w:val="1"/>
+          <w:bCs w:val="1"/>
+        </w:rPr>
+      </w:pPr>
+      <w:bookmarkStart w:colFirst="0" w:colLast="0" w:name="_heading=h.vn8n8hkjhs0m" w:id="4"/>
+      <w:bookmarkEnd w:id="4"/>
+      <w:r>
+        <w:rPr>
+          <w:rFonts w:ascii="Proxima Nova" w:cs="Proxima Nova" w:eastAsia="Proxima Nova" w:hAnsi="Proxima Nova"/>
+          <w:color w:val="e61a17"/>
+          <w:sz w:val="26"/>
+          <w:szCs w:val="26"/>
+          <w:rtl w:val="0"/>
+        </w:rPr>
+        <w:t xml:space="preserve">1.2 Objetivo</w:t>
+      </w:r>
+      <w:r>
+        <w:rPr>
+          <w:rtl w:val="0"/>
+        </w:rPr>
+      </w:r>
+    </w:p>
+    <w:p>
+      <w:pPr>
+        <w:keepNext w:val="0"/>
+        <w:keepLines w:val="0"/>
+        <w:pageBreakBefore w:val="0"/>
+        <w:widowControl w:val="1"/>
+        <w:pBdr>
+          <w:top w:space="0" w:sz="0" w:val="nil"/>
+          <w:left w:space="0" w:sz="0" w:val="nil"/>
+          <w:bottom w:space="0" w:sz="0" w:val="nil"/>
+          <w:right w:space="0" w:sz="0" w:val="nil"/>
+          <w:between w:space="0" w:sz="0" w:val="nil"/>
+        </w:pBdr>
+        <w:shd w:fill="auto" w:val="clear"/>
+        <w:spacing w:after="0" w:before="0" w:line="259" w:lineRule="auto"/>
+        <w:ind w:left="0" w:right="0" w:firstLine="0"/>
+        <w:jc w:val="both"/>
+        <w:rPr>
+          <w:rFonts w:ascii="Proxima Nova" w:cs="Proxima Nova" w:eastAsia="Proxima Nova" w:hAnsi="Proxima Nova"/>
+        </w:rPr>
+      </w:pPr>
+      <w:r>
+        <w:rPr>
+          <w:rFonts w:ascii="Proxima Nova" w:cs="Proxima Nova" w:eastAsia="Proxima Nova" w:hAnsi="Proxima Nova"/>
+          <w:rtl w:val="0"/>
+        </w:rPr>
+        <w:t xml:space="preserve">La propuesta de implementar un Plan de Gestión de la Configuración surge como respuesta a la complejidad operativa de los proyectos desarrollados por </w:t>
+      </w:r>
+      <w:r>
+        <w:rPr>
+          <w:rFonts w:ascii="Proxima Nova" w:cs="Proxima Nova" w:eastAsia="Proxima Nova" w:hAnsi="Proxima Nova"/>
+          <w:rtl w:val="0"/>
+        </w:rPr>
+        <w:t xml:space="preserve">Sonny</w:t>
+      </w:r>
+      <w:r>
+        <w:rPr>
+          <w:rFonts w:ascii="Proxima Nova" w:cs="Proxima Nova" w:eastAsia="Proxima Nova" w:hAnsi="Proxima Nova"/>
+          <w:rtl w:val="0"/>
+        </w:rPr>
+        <w:t xml:space="preserve"> SAC. La recurrencia de errores en el control de versiones, como se describió anteriormente, demuestra que la falta de un control no solo afecta a la productividad del equipo, sino que pone en riesgo la reputación de la empresa con los clientes con quienes se ha establecido contratos de desarrollo.</w:t>
       </w:r>
     </w:p>
     <w:p>
@@ -2047,710 +2935,6 @@
         <w:jc w:val="both"/>
         <w:rPr>
           <w:rFonts w:ascii="Proxima Nova" w:cs="Proxima Nova" w:eastAsia="Proxima Nova" w:hAnsi="Proxima Nova"/>
-          <w:sz w:val="18"/>
-          <w:szCs w:val="18"/>
-        </w:rPr>
-      </w:pPr>
-      <w:r>
-        <w:rPr>
-          <w:rtl w:val="0"/>
-        </w:rPr>
-      </w:r>
-    </w:p>
-    <w:p>
-      <w:pPr>
-        <w:keepNext w:val="0"/>
-        <w:keepLines w:val="0"/>
-        <w:pageBreakBefore w:val="0"/>
-        <w:widowControl w:val="1"/>
-        <w:pBdr>
-          <w:top w:space="0" w:sz="0" w:val="nil"/>
-          <w:left w:space="0" w:sz="0" w:val="nil"/>
-          <w:bottom w:space="0" w:sz="0" w:val="nil"/>
-          <w:right w:space="0" w:sz="0" w:val="nil"/>
-          <w:between w:space="0" w:sz="0" w:val="nil"/>
-        </w:pBdr>
-        <w:shd w:fill="auto" w:val="clear"/>
-        <w:spacing w:after="0" w:before="0" w:line="259" w:lineRule="auto"/>
-        <w:ind w:left="0" w:right="0" w:firstLine="0"/>
-        <w:jc w:val="both"/>
-        <w:rPr>
-          <w:rFonts w:ascii="Proxima Nova" w:cs="Proxima Nova" w:eastAsia="Proxima Nova" w:hAnsi="Proxima Nova"/>
-          <w:b w:val="1"/>
-          <w:bCs w:val="1"/>
-        </w:rPr>
-      </w:pPr>
-      <w:r>
-        <w:rPr>
-          <w:rFonts w:ascii="Proxima Nova" w:cs="Proxima Nova" w:eastAsia="Proxima Nova" w:hAnsi="Proxima Nova"/>
-          <w:b w:val="1"/>
-          <w:bCs w:val="1"/>
-          <w:rtl w:val="0"/>
-        </w:rPr>
-        <w:t xml:space="preserve">Proyectos desarrollados </w:t>
-      </w:r>
-    </w:p>
-    <w:p>
-      <w:pPr>
-        <w:keepNext w:val="0"/>
-        <w:keepLines w:val="0"/>
-        <w:pageBreakBefore w:val="0"/>
-        <w:widowControl w:val="1"/>
-        <w:pBdr>
-          <w:top w:space="0" w:sz="0" w:val="nil"/>
-          <w:left w:space="0" w:sz="0" w:val="nil"/>
-          <w:bottom w:space="0" w:sz="0" w:val="nil"/>
-          <w:right w:space="0" w:sz="0" w:val="nil"/>
-          <w:between w:space="0" w:sz="0" w:val="nil"/>
-        </w:pBdr>
-        <w:shd w:fill="auto" w:val="clear"/>
-        <w:spacing w:after="0" w:before="0" w:line="259" w:lineRule="auto"/>
-        <w:ind w:left="0" w:right="0" w:firstLine="0"/>
-        <w:jc w:val="both"/>
-        <w:rPr>
-          <w:rFonts w:ascii="Proxima Nova" w:cs="Proxima Nova" w:eastAsia="Proxima Nova" w:hAnsi="Proxima Nova"/>
-        </w:rPr>
-      </w:pPr>
-      <w:r>
-        <w:rPr>
-          <w:rFonts w:ascii="Proxima Nova" w:cs="Proxima Nova" w:eastAsia="Proxima Nova" w:hAnsi="Proxima Nova"/>
-          <w:rtl w:val="0"/>
-        </w:rPr>
-        <w:t xml:space="preserve">La empresa en sus 5 años de experiencia ha desarrollado múltiples sistemas para los clientes con los cuales ha trabajado, hoy en día estos sistemas están desplegados en las plataformas digitales de las empresas, y los códigos fuentes están documentados en el github oficial de la compañia, con acceso solo a los miembros del equipo de desarrollo. Entre los principales proyectos ya desplegados se encuentran:</w:t>
-      </w:r>
-    </w:p>
-    <w:p>
-      <w:pPr>
-        <w:keepNext w:val="0"/>
-        <w:keepLines w:val="0"/>
-        <w:pageBreakBefore w:val="0"/>
-        <w:widowControl w:val="1"/>
-        <w:numPr>
-          <w:ilvl w:val="0"/>
-          <w:numId w:val="7"/>
-        </w:numPr>
-        <w:pBdr>
-          <w:top w:space="0" w:sz="0" w:val="nil"/>
-          <w:left w:space="0" w:sz="0" w:val="nil"/>
-          <w:bottom w:space="0" w:sz="0" w:val="nil"/>
-          <w:right w:space="0" w:sz="0" w:val="nil"/>
-          <w:between w:space="0" w:sz="0" w:val="nil"/>
-        </w:pBdr>
-        <w:shd w:fill="auto" w:val="clear"/>
-        <w:spacing w:after="0" w:before="100" w:line="259.20000000000005" w:lineRule="auto"/>
-        <w:ind w:left="720" w:right="0" w:hanging="360"/>
-        <w:jc w:val="both"/>
-        <w:rPr/>
-      </w:pPr>
-      <w:r>
-        <w:rPr>
-          <w:rFonts w:ascii="Proxima Nova" w:cs="Proxima Nova" w:eastAsia="Proxima Nova" w:hAnsi="Proxima Nova"/>
-          <w:rtl w:val="0"/>
-        </w:rPr>
-        <w:t xml:space="preserve">PayFast - billetera digital </w:t>
-      </w:r>
-      <w:r>
-        <w:rPr>
-          <w:rFonts w:ascii="Proxima Nova" w:cs="Proxima Nova" w:eastAsia="Proxima Nova" w:hAnsi="Proxima Nova"/>
-          <w:b w:val="1"/>
-          <w:bCs w:val="1"/>
-          <w:rtl w:val="0"/>
-        </w:rPr>
-        <w:t xml:space="preserve">(BBVA)</w:t>
-      </w:r>
-    </w:p>
-    <w:p>
-      <w:pPr>
-        <w:keepNext w:val="0"/>
-        <w:keepLines w:val="0"/>
-        <w:pageBreakBefore w:val="0"/>
-        <w:widowControl w:val="1"/>
-        <w:numPr>
-          <w:ilvl w:val="0"/>
-          <w:numId w:val="7"/>
-        </w:numPr>
-        <w:pBdr>
-          <w:top w:space="0" w:sz="0" w:val="nil"/>
-          <w:left w:space="0" w:sz="0" w:val="nil"/>
-          <w:bottom w:space="0" w:sz="0" w:val="nil"/>
-          <w:right w:space="0" w:sz="0" w:val="nil"/>
-          <w:between w:space="0" w:sz="0" w:val="nil"/>
-        </w:pBdr>
-        <w:shd w:fill="auto" w:val="clear"/>
-        <w:spacing w:after="0" w:before="0" w:line="259" w:lineRule="auto"/>
-        <w:ind w:left="720" w:right="0" w:hanging="360"/>
-        <w:jc w:val="both"/>
-        <w:rPr/>
-      </w:pPr>
-      <w:r>
-        <w:rPr>
-          <w:rFonts w:ascii="Proxima Nova" w:cs="Proxima Nova" w:eastAsia="Proxima Nova" w:hAnsi="Proxima Nova"/>
-          <w:rtl w:val="0"/>
-        </w:rPr>
-        <w:t xml:space="preserve">Sistema de gestión de reclamaciones </w:t>
-      </w:r>
-      <w:r>
-        <w:rPr>
-          <w:rFonts w:ascii="Proxima Nova" w:cs="Proxima Nova" w:eastAsia="Proxima Nova" w:hAnsi="Proxima Nova"/>
-          <w:b w:val="1"/>
-          <w:bCs w:val="1"/>
-          <w:rtl w:val="0"/>
-        </w:rPr>
-        <w:t xml:space="preserve">(SUNAT)</w:t>
-      </w:r>
-    </w:p>
-    <w:p>
-      <w:pPr>
-        <w:keepNext w:val="0"/>
-        <w:keepLines w:val="0"/>
-        <w:pageBreakBefore w:val="0"/>
-        <w:widowControl w:val="1"/>
-        <w:numPr>
-          <w:ilvl w:val="0"/>
-          <w:numId w:val="7"/>
-        </w:numPr>
-        <w:pBdr>
-          <w:top w:space="0" w:sz="0" w:val="nil"/>
-          <w:left w:space="0" w:sz="0" w:val="nil"/>
-          <w:bottom w:space="0" w:sz="0" w:val="nil"/>
-          <w:right w:space="0" w:sz="0" w:val="nil"/>
-          <w:between w:space="0" w:sz="0" w:val="nil"/>
-        </w:pBdr>
-        <w:shd w:fill="auto" w:val="clear"/>
-        <w:spacing w:after="0" w:before="0" w:line="259" w:lineRule="auto"/>
-        <w:ind w:left="720" w:right="0" w:hanging="360"/>
-        <w:jc w:val="both"/>
-        <w:rPr>
-          <w:rFonts w:ascii="Proxima Nova" w:cs="Proxima Nova" w:eastAsia="Proxima Nova" w:hAnsi="Proxima Nova"/>
-          <w:b w:val="1"/>
-          <w:bCs w:val="1"/>
-          <w:u w:val="none"/>
-        </w:rPr>
-      </w:pPr>
-      <w:r>
-        <w:rPr>
-          <w:rFonts w:ascii="Proxima Nova" w:cs="Proxima Nova" w:eastAsia="Proxima Nova" w:hAnsi="Proxima Nova"/>
-          <w:rtl w:val="0"/>
-        </w:rPr>
-        <w:t xml:space="preserve">Un sistema de trámite de documentos</w:t>
-      </w:r>
-      <w:r>
-        <w:rPr>
-          <w:rFonts w:ascii="Proxima Nova" w:cs="Proxima Nova" w:eastAsia="Proxima Nova" w:hAnsi="Proxima Nova"/>
-          <w:b w:val="1"/>
-          <w:bCs w:val="1"/>
-          <w:rtl w:val="0"/>
-        </w:rPr>
-        <w:t xml:space="preserve"> (EsSalud)</w:t>
-      </w:r>
-    </w:p>
-    <w:p>
-      <w:pPr>
-        <w:numPr>
-          <w:ilvl w:val="0"/>
-          <w:numId w:val="7"/>
-        </w:numPr>
-        <w:spacing w:after="0" w:lineRule="auto"/>
-        <w:ind w:left="720" w:hanging="360"/>
-        <w:jc w:val="both"/>
-        <w:rPr>
-          <w:rFonts w:ascii="Proxima Nova" w:cs="Proxima Nova" w:eastAsia="Proxima Nova" w:hAnsi="Proxima Nova"/>
-          <w:b w:val="1"/>
-          <w:bCs w:val="1"/>
-        </w:rPr>
-      </w:pPr>
-      <w:r>
-        <w:rPr>
-          <w:rFonts w:ascii="Proxima Nova" w:cs="Proxima Nova" w:eastAsia="Proxima Nova" w:hAnsi="Proxima Nova"/>
-          <w:rtl w:val="0"/>
-        </w:rPr>
-        <w:t xml:space="preserve">SalesFace - CRM de atención al cliente </w:t>
-      </w:r>
-      <w:r>
-        <w:rPr>
-          <w:rFonts w:ascii="Proxima Nova" w:cs="Proxima Nova" w:eastAsia="Proxima Nova" w:hAnsi="Proxima Nova"/>
-          <w:b w:val="1"/>
-          <w:bCs w:val="1"/>
-          <w:rtl w:val="0"/>
-        </w:rPr>
-        <w:t xml:space="preserve">(Rimac Seguros)</w:t>
-      </w:r>
-    </w:p>
-    <w:p>
-      <w:pPr>
-        <w:keepNext w:val="0"/>
-        <w:keepLines w:val="0"/>
-        <w:pageBreakBefore w:val="0"/>
-        <w:widowControl w:val="1"/>
-        <w:numPr>
-          <w:ilvl w:val="0"/>
-          <w:numId w:val="7"/>
-        </w:numPr>
-        <w:pBdr>
-          <w:top w:space="0" w:sz="0" w:val="nil"/>
-          <w:left w:space="0" w:sz="0" w:val="nil"/>
-          <w:bottom w:space="0" w:sz="0" w:val="nil"/>
-          <w:right w:space="0" w:sz="0" w:val="nil"/>
-          <w:between w:space="0" w:sz="0" w:val="nil"/>
-        </w:pBdr>
-        <w:shd w:fill="auto" w:val="clear"/>
-        <w:spacing w:after="0" w:before="0" w:line="259" w:lineRule="auto"/>
-        <w:ind w:left="720" w:right="0" w:hanging="360"/>
-        <w:jc w:val="both"/>
-        <w:rPr/>
-      </w:pPr>
-      <w:r>
-        <w:rPr>
-          <w:rFonts w:ascii="Proxima Nova" w:cs="Proxima Nova" w:eastAsia="Proxima Nova" w:hAnsi="Proxima Nova"/>
-          <w:rtl w:val="0"/>
-        </w:rPr>
-        <w:t xml:space="preserve">Barrio Seguro - app de vigilancia vecinal </w:t>
-      </w:r>
-      <w:r>
-        <w:rPr>
-          <w:rFonts w:ascii="Proxima Nova" w:cs="Proxima Nova" w:eastAsia="Proxima Nova" w:hAnsi="Proxima Nova"/>
-          <w:b w:val="1"/>
-          <w:bCs w:val="1"/>
-          <w:rtl w:val="0"/>
-        </w:rPr>
-        <w:t xml:space="preserve">(Municipalidad de Lima)</w:t>
-      </w:r>
-    </w:p>
-    <w:p>
-      <w:pPr>
-        <w:keepNext w:val="0"/>
-        <w:keepLines w:val="0"/>
-        <w:pageBreakBefore w:val="0"/>
-        <w:widowControl w:val="1"/>
-        <w:pBdr>
-          <w:top w:space="0" w:sz="0" w:val="nil"/>
-          <w:left w:space="0" w:sz="0" w:val="nil"/>
-          <w:bottom w:space="0" w:sz="0" w:val="nil"/>
-          <w:right w:space="0" w:sz="0" w:val="nil"/>
-          <w:between w:space="0" w:sz="0" w:val="nil"/>
-        </w:pBdr>
-        <w:shd w:fill="auto" w:val="clear"/>
-        <w:spacing w:after="0" w:before="0" w:line="259" w:lineRule="auto"/>
-        <w:ind w:left="0" w:right="0" w:firstLine="0"/>
-        <w:jc w:val="both"/>
-        <w:rPr>
-          <w:rFonts w:ascii="Proxima Nova" w:cs="Proxima Nova" w:eastAsia="Proxima Nova" w:hAnsi="Proxima Nova"/>
-          <w:b w:val="1"/>
-          <w:bCs w:val="1"/>
-        </w:rPr>
-      </w:pPr>
-      <w:r>
-        <w:rPr>
-          <w:rFonts w:ascii="Proxima Nova" w:cs="Proxima Nova" w:eastAsia="Proxima Nova" w:hAnsi="Proxima Nova"/>
-          <w:rtl w:val="0"/>
-        </w:rPr>
-        <w:tab/>
-      </w:r>
-      <w:r>
-        <w:rPr>
-          <w:rtl w:val="0"/>
-        </w:rPr>
-      </w:r>
-    </w:p>
-    <w:p>
-      <w:pPr>
-        <w:keepNext w:val="0"/>
-        <w:keepLines w:val="0"/>
-        <w:pageBreakBefore w:val="0"/>
-        <w:widowControl w:val="1"/>
-        <w:pBdr>
-          <w:top w:space="0" w:sz="0" w:val="nil"/>
-          <w:left w:space="0" w:sz="0" w:val="nil"/>
-          <w:bottom w:space="0" w:sz="0" w:val="nil"/>
-          <w:right w:space="0" w:sz="0" w:val="nil"/>
-          <w:between w:space="0" w:sz="0" w:val="nil"/>
-        </w:pBdr>
-        <w:shd w:fill="auto" w:val="clear"/>
-        <w:spacing w:after="0" w:before="0" w:line="259" w:lineRule="auto"/>
-        <w:ind w:left="0" w:right="0" w:firstLine="0"/>
-        <w:jc w:val="both"/>
-        <w:rPr>
-          <w:rFonts w:ascii="Proxima Nova" w:cs="Proxima Nova" w:eastAsia="Proxima Nova" w:hAnsi="Proxima Nova"/>
-          <w:b w:val="1"/>
-          <w:bCs w:val="1"/>
-        </w:rPr>
-      </w:pPr>
-      <w:r>
-        <w:rPr>
-          <w:rFonts w:ascii="Proxima Nova" w:cs="Proxima Nova" w:eastAsia="Proxima Nova" w:hAnsi="Proxima Nova"/>
-          <w:b w:val="1"/>
-          <w:bCs w:val="1"/>
-          <w:rtl w:val="0"/>
-        </w:rPr>
-        <w:t xml:space="preserve">Proyectos en desarrollo </w:t>
-      </w:r>
-    </w:p>
-    <w:p>
-      <w:pPr>
-        <w:keepNext w:val="0"/>
-        <w:keepLines w:val="0"/>
-        <w:pageBreakBefore w:val="0"/>
-        <w:widowControl w:val="1"/>
-        <w:pBdr>
-          <w:top w:space="0" w:sz="0" w:val="nil"/>
-          <w:left w:space="0" w:sz="0" w:val="nil"/>
-          <w:bottom w:space="0" w:sz="0" w:val="nil"/>
-          <w:right w:space="0" w:sz="0" w:val="nil"/>
-          <w:between w:space="0" w:sz="0" w:val="nil"/>
-        </w:pBdr>
-        <w:shd w:fill="auto" w:val="clear"/>
-        <w:spacing w:after="0" w:before="0" w:line="259" w:lineRule="auto"/>
-        <w:ind w:left="0" w:right="0" w:firstLine="0"/>
-        <w:jc w:val="both"/>
-        <w:rPr>
-          <w:rFonts w:ascii="Proxima Nova" w:cs="Proxima Nova" w:eastAsia="Proxima Nova" w:hAnsi="Proxima Nova"/>
-        </w:rPr>
-      </w:pPr>
-      <w:r>
-        <w:rPr>
-          <w:rFonts w:ascii="Proxima Nova" w:cs="Proxima Nova" w:eastAsia="Proxima Nova" w:hAnsi="Proxima Nova"/>
-          <w:rtl w:val="0"/>
-        </w:rPr>
-        <w:t xml:space="preserve">Actualmente, Sonny SAC gestiona un ecosistema complejo de sistemas en producción para seguir avanzando en su meta de innovación y modernización. Entre los proyectos en desarrollo se encuentran:</w:t>
-      </w:r>
-    </w:p>
-    <w:p>
-      <w:pPr>
-        <w:keepNext w:val="0"/>
-        <w:keepLines w:val="0"/>
-        <w:pageBreakBefore w:val="0"/>
-        <w:widowControl w:val="1"/>
-        <w:pBdr>
-          <w:top w:space="0" w:sz="0" w:val="nil"/>
-          <w:left w:space="0" w:sz="0" w:val="nil"/>
-          <w:bottom w:space="0" w:sz="0" w:val="nil"/>
-          <w:right w:space="0" w:sz="0" w:val="nil"/>
-          <w:between w:space="0" w:sz="0" w:val="nil"/>
-        </w:pBdr>
-        <w:shd w:fill="auto" w:val="clear"/>
-        <w:spacing w:after="0" w:before="0" w:line="259" w:lineRule="auto"/>
-        <w:ind w:left="720" w:right="0" w:firstLine="0"/>
-        <w:jc w:val="both"/>
-        <w:rPr>
-          <w:rFonts w:ascii="Proxima Nova" w:cs="Proxima Nova" w:eastAsia="Proxima Nova" w:hAnsi="Proxima Nova"/>
-        </w:rPr>
-      </w:pPr>
-      <w:r>
-        <w:rPr>
-          <w:rtl w:val="0"/>
-        </w:rPr>
-      </w:r>
-    </w:p>
-    <w:p>
-      <w:pPr>
-        <w:keepNext w:val="0"/>
-        <w:keepLines w:val="0"/>
-        <w:pageBreakBefore w:val="0"/>
-        <w:widowControl w:val="1"/>
-        <w:numPr>
-          <w:ilvl w:val="0"/>
-          <w:numId w:val="1"/>
-        </w:numPr>
-        <w:pBdr>
-          <w:top w:space="0" w:sz="0" w:val="nil"/>
-          <w:left w:space="0" w:sz="0" w:val="nil"/>
-          <w:bottom w:space="0" w:sz="0" w:val="nil"/>
-          <w:right w:space="0" w:sz="0" w:val="nil"/>
-          <w:between w:space="0" w:sz="0" w:val="nil"/>
-        </w:pBdr>
-        <w:shd w:fill="auto" w:val="clear"/>
-        <w:spacing w:after="0" w:before="0" w:line="259" w:lineRule="auto"/>
-        <w:ind w:left="720" w:right="0" w:hanging="360"/>
-        <w:jc w:val="both"/>
-        <w:rPr>
-          <w:rFonts w:ascii="Arial" w:cs="Arial" w:eastAsia="Arial" w:hAnsi="Arial"/>
-          <w:u w:val="none"/>
-        </w:rPr>
-      </w:pPr>
-      <w:r>
-        <w:rPr>
-          <w:rFonts w:ascii="Proxima Nova" w:cs="Proxima Nova" w:eastAsia="Proxima Nova" w:hAnsi="Proxima Nova"/>
-          <w:b w:val="1"/>
-          <w:bCs w:val="1"/>
-          <w:rtl w:val="0"/>
-        </w:rPr>
-        <w:t xml:space="preserve">Sector Salud: </w:t>
-      </w:r>
-      <w:r>
-        <w:rPr>
-          <w:rFonts w:ascii="Proxima Nova" w:cs="Proxima Nova" w:eastAsia="Proxima Nova" w:hAnsi="Proxima Nova"/>
-          <w:rtl w:val="0"/>
-        </w:rPr>
-        <w:t xml:space="preserve">Se está desarrollando un Sistema de gestión hospitalaria y una plataforma de telemedicina. El más reciente proyecto es un sistema de control de peso llamado “SISCOP” .</w:t>
-      </w:r>
-    </w:p>
-    <w:p>
-      <w:pPr>
-        <w:keepNext w:val="0"/>
-        <w:keepLines w:val="0"/>
-        <w:pageBreakBefore w:val="0"/>
-        <w:widowControl w:val="1"/>
-        <w:numPr>
-          <w:ilvl w:val="0"/>
-          <w:numId w:val="1"/>
-        </w:numPr>
-        <w:pBdr>
-          <w:top w:space="0" w:sz="0" w:val="nil"/>
-          <w:left w:space="0" w:sz="0" w:val="nil"/>
-          <w:bottom w:space="0" w:sz="0" w:val="nil"/>
-          <w:right w:space="0" w:sz="0" w:val="nil"/>
-          <w:between w:space="0" w:sz="0" w:val="nil"/>
-        </w:pBdr>
-        <w:shd w:fill="auto" w:val="clear"/>
-        <w:spacing w:after="0" w:before="0" w:line="259" w:lineRule="auto"/>
-        <w:ind w:left="720" w:right="0" w:hanging="360"/>
-        <w:jc w:val="both"/>
-        <w:rPr>
-          <w:rFonts w:ascii="Arial" w:cs="Arial" w:eastAsia="Arial" w:hAnsi="Arial"/>
-          <w:u w:val="none"/>
-        </w:rPr>
-      </w:pPr>
-      <w:r>
-        <w:rPr>
-          <w:rFonts w:ascii="Proxima Nova" w:cs="Proxima Nova" w:eastAsia="Proxima Nova" w:hAnsi="Proxima Nova"/>
-          <w:b w:val="1"/>
-          <w:bCs w:val="1"/>
-          <w:rtl w:val="0"/>
-        </w:rPr>
-        <w:t xml:space="preserve">Servicio al cliente: </w:t>
-      </w:r>
-      <w:r>
-        <w:rPr>
-          <w:rFonts w:ascii="Proxima Nova" w:cs="Proxima Nova" w:eastAsia="Proxima Nova" w:hAnsi="Proxima Nova"/>
-          <w:rtl w:val="0"/>
-        </w:rPr>
-        <w:t xml:space="preserve">Siesta desarrollando un sistema de mesa de ayuda y un portal de gestión de atención al cliente</w:t>
-      </w:r>
-    </w:p>
-    <w:p>
-      <w:pPr>
-        <w:keepNext w:val="0"/>
-        <w:keepLines w:val="0"/>
-        <w:pageBreakBefore w:val="0"/>
-        <w:widowControl w:val="1"/>
-        <w:numPr>
-          <w:ilvl w:val="0"/>
-          <w:numId w:val="1"/>
-        </w:numPr>
-        <w:pBdr>
-          <w:top w:space="0" w:sz="0" w:val="nil"/>
-          <w:left w:space="0" w:sz="0" w:val="nil"/>
-          <w:bottom w:space="0" w:sz="0" w:val="nil"/>
-          <w:right w:space="0" w:sz="0" w:val="nil"/>
-          <w:between w:space="0" w:sz="0" w:val="nil"/>
-        </w:pBdr>
-        <w:shd w:fill="auto" w:val="clear"/>
-        <w:spacing w:after="0" w:before="0" w:line="259" w:lineRule="auto"/>
-        <w:ind w:left="720" w:right="0" w:hanging="360"/>
-        <w:jc w:val="both"/>
-        <w:rPr>
-          <w:rFonts w:ascii="Arial" w:cs="Arial" w:eastAsia="Arial" w:hAnsi="Arial"/>
-          <w:u w:val="none"/>
-        </w:rPr>
-      </w:pPr>
-      <w:r>
-        <w:rPr>
-          <w:rFonts w:ascii="Proxima Nova" w:cs="Proxima Nova" w:eastAsia="Proxima Nova" w:hAnsi="Proxima Nova"/>
-          <w:b w:val="1"/>
-          <w:bCs w:val="1"/>
-          <w:rtl w:val="0"/>
-        </w:rPr>
-        <w:t xml:space="preserve">Sector administrativo/comercial: </w:t>
-      </w:r>
-      <w:r>
-        <w:rPr>
-          <w:rFonts w:ascii="Proxima Nova" w:cs="Proxima Nova" w:eastAsia="Proxima Nova" w:hAnsi="Proxima Nova"/>
-          <w:rtl w:val="0"/>
-        </w:rPr>
-        <w:t xml:space="preserve">Se está desarrollando un sistema de facturación electrónica.</w:t>
-      </w:r>
-    </w:p>
-    <w:p>
-      <w:pPr>
-        <w:keepNext w:val="0"/>
-        <w:keepLines w:val="0"/>
-        <w:pageBreakBefore w:val="0"/>
-        <w:widowControl w:val="1"/>
-        <w:pBdr>
-          <w:top w:space="0" w:sz="0" w:val="nil"/>
-          <w:left w:space="0" w:sz="0" w:val="nil"/>
-          <w:bottom w:space="0" w:sz="0" w:val="nil"/>
-          <w:right w:space="0" w:sz="0" w:val="nil"/>
-          <w:between w:space="0" w:sz="0" w:val="nil"/>
-        </w:pBdr>
-        <w:shd w:fill="auto" w:val="clear"/>
-        <w:spacing w:after="0" w:before="0" w:line="259" w:lineRule="auto"/>
-        <w:ind w:left="0" w:right="0" w:firstLine="0"/>
-        <w:jc w:val="both"/>
-        <w:rPr>
-          <w:rFonts w:ascii="Proxima Nova" w:cs="Proxima Nova" w:eastAsia="Proxima Nova" w:hAnsi="Proxima Nova"/>
-          <w:b w:val="1"/>
-          <w:bCs w:val="1"/>
-        </w:rPr>
-      </w:pPr>
-      <w:r>
-        <w:rPr>
-          <w:rtl w:val="0"/>
-        </w:rPr>
-      </w:r>
-    </w:p>
-    <w:p>
-      <w:pPr>
-        <w:keepNext w:val="0"/>
-        <w:keepLines w:val="0"/>
-        <w:pageBreakBefore w:val="0"/>
-        <w:widowControl w:val="1"/>
-        <w:pBdr>
-          <w:top w:space="0" w:sz="0" w:val="nil"/>
-          <w:left w:space="0" w:sz="0" w:val="nil"/>
-          <w:bottom w:space="0" w:sz="0" w:val="nil"/>
-          <w:right w:space="0" w:sz="0" w:val="nil"/>
-          <w:between w:space="0" w:sz="0" w:val="nil"/>
-        </w:pBdr>
-        <w:shd w:fill="auto" w:val="clear"/>
-        <w:spacing w:after="0" w:before="0" w:line="259" w:lineRule="auto"/>
-        <w:ind w:left="0" w:right="0" w:firstLine="0"/>
-        <w:jc w:val="both"/>
-        <w:rPr>
-          <w:rFonts w:ascii="Proxima Nova" w:cs="Proxima Nova" w:eastAsia="Proxima Nova" w:hAnsi="Proxima Nova"/>
-          <w:b w:val="1"/>
-          <w:bCs w:val="1"/>
-        </w:rPr>
-      </w:pPr>
-      <w:r>
-        <w:rPr>
-          <w:rFonts w:ascii="Proxima Nova" w:cs="Proxima Nova" w:eastAsia="Proxima Nova" w:hAnsi="Proxima Nova"/>
-          <w:b w:val="1"/>
-          <w:bCs w:val="1"/>
-          <w:rtl w:val="0"/>
-        </w:rPr>
-        <w:t xml:space="preserve">Problematica</w:t>
-      </w:r>
-    </w:p>
-    <w:p>
-      <w:pPr>
-        <w:keepNext w:val="0"/>
-        <w:keepLines w:val="0"/>
-        <w:pageBreakBefore w:val="0"/>
-        <w:widowControl w:val="1"/>
-        <w:pBdr>
-          <w:top w:space="0" w:sz="0" w:val="nil"/>
-          <w:left w:space="0" w:sz="0" w:val="nil"/>
-          <w:bottom w:space="0" w:sz="0" w:val="nil"/>
-          <w:right w:space="0" w:sz="0" w:val="nil"/>
-          <w:between w:space="0" w:sz="0" w:val="nil"/>
-        </w:pBdr>
-        <w:shd w:fill="auto" w:val="clear"/>
-        <w:spacing w:after="0" w:before="0" w:line="259" w:lineRule="auto"/>
-        <w:ind w:left="0" w:right="0" w:firstLine="0"/>
-        <w:jc w:val="both"/>
-        <w:rPr>
-          <w:rFonts w:ascii="Proxima Nova" w:cs="Proxima Nova" w:eastAsia="Proxima Nova" w:hAnsi="Proxima Nova"/>
-        </w:rPr>
-      </w:pPr>
-      <w:r>
-        <w:rPr>
-          <w:rFonts w:ascii="Proxima Nova" w:cs="Proxima Nova" w:eastAsia="Proxima Nova" w:hAnsi="Proxima Nova"/>
-          <w:rtl w:val="0"/>
-        </w:rPr>
-        <w:t xml:space="preserve">A pesar de su crecimiento, la empresa enfrenta un grave problema relacionado al control de versiones que pone en riesgo futuros acuerdos comerciales con clientes. Debido a la ausencia de equipo dedicado a la gestión de versiones del sistema y una política estricta de integración de las versiones del sistema, se ha detectado la sobreescritura de funciones esenciales. Esto ocurrió cuando se realizaba el desarrollo de la plataforma de telemedicina para EsSalud, dos equipos que trabajaban simultáneamente en un mismo módulo tuvieron una falla grave, mientras un equipo corregía un error de seguridad, otro estaba añadiendo una nueva funcionalidad para integrar videollamadas, debido a que no existía un control de las baselines, los trabajadores integraron cambios que revirtieron correcciones de seguridad previas, además se desplegaron funcionalidades incompletas al estar trabajando en distintas baselines.  Todo este escenario dejo los repositorios oficiales de la compañía completamente rotos y desorganizados, se perdieron versiones funcionales de sistemas ya desarrollados, la situación era tan horrible que fue necesario migrar a un nuevo repositorio con todos los proyectos desarrollados y los que están en desarrollo, se le ofreció una compensación a los clientes por el altercado, y se empezó con la planificación del plan de gestión. Este escenario evidencia la necesidad en la empresa de redactar un plan de Gestión de la configuración para centralizar y asegurar cada versión del software.</w:t>
-      </w:r>
-    </w:p>
-    <w:p>
-      <w:pPr>
-        <w:pStyle w:val="Heading2"/>
-        <w:spacing w:before="280" w:line="300" w:lineRule="auto"/>
-        <w:rPr>
-          <w:rFonts w:ascii="Proxima Nova" w:cs="Proxima Nova" w:eastAsia="Proxima Nova" w:hAnsi="Proxima Nova"/>
-          <w:b w:val="1"/>
-          <w:bCs w:val="1"/>
-        </w:rPr>
-      </w:pPr>
-      <w:bookmarkStart w:colFirst="0" w:colLast="0" w:name="_heading=h.vn8n8hkjhs0m" w:id="4"/>
-      <w:bookmarkEnd w:id="4"/>
-      <w:r>
-        <w:rPr>
-          <w:rFonts w:ascii="Proxima Nova" w:cs="Proxima Nova" w:eastAsia="Proxima Nova" w:hAnsi="Proxima Nova"/>
-          <w:color w:val="e61a17"/>
-          <w:sz w:val="26"/>
-          <w:szCs w:val="26"/>
-          <w:rtl w:val="0"/>
-        </w:rPr>
-        <w:t xml:space="preserve">1.2 Objetivo</w:t>
-      </w:r>
-      <w:r>
-        <w:rPr>
-          <w:rtl w:val="0"/>
-        </w:rPr>
-      </w:r>
-    </w:p>
-    <w:p>
-      <w:pPr>
-        <w:keepNext w:val="0"/>
-        <w:keepLines w:val="0"/>
-        <w:pageBreakBefore w:val="0"/>
-        <w:widowControl w:val="1"/>
-        <w:pBdr>
-          <w:top w:space="0" w:sz="0" w:val="nil"/>
-          <w:left w:space="0" w:sz="0" w:val="nil"/>
-          <w:bottom w:space="0" w:sz="0" w:val="nil"/>
-          <w:right w:space="0" w:sz="0" w:val="nil"/>
-          <w:between w:space="0" w:sz="0" w:val="nil"/>
-        </w:pBdr>
-        <w:shd w:fill="auto" w:val="clear"/>
-        <w:spacing w:after="0" w:before="0" w:line="259" w:lineRule="auto"/>
-        <w:ind w:left="0" w:right="0" w:firstLine="0"/>
-        <w:jc w:val="both"/>
-        <w:rPr>
-          <w:rFonts w:ascii="Proxima Nova" w:cs="Proxima Nova" w:eastAsia="Proxima Nova" w:hAnsi="Proxima Nova"/>
-        </w:rPr>
-      </w:pPr>
-      <w:r>
-        <w:rPr>
-          <w:rFonts w:ascii="Proxima Nova" w:cs="Proxima Nova" w:eastAsia="Proxima Nova" w:hAnsi="Proxima Nova"/>
-          <w:rtl w:val="0"/>
-        </w:rPr>
-        <w:t xml:space="preserve">La propuesta de implementar un Plan de Gestión de la Configuración surge como respuesta a la complejidad operativa de los proyectos desarrollados por </w:t>
-      </w:r>
-      <w:r>
-        <w:rPr>
-          <w:rFonts w:ascii="Proxima Nova" w:cs="Proxima Nova" w:eastAsia="Proxima Nova" w:hAnsi="Proxima Nova"/>
-          <w:rtl w:val="0"/>
-        </w:rPr>
-        <w:t xml:space="preserve">Sonny</w:t>
-      </w:r>
-      <w:r>
-        <w:rPr>
-          <w:rFonts w:ascii="Proxima Nova" w:cs="Proxima Nova" w:eastAsia="Proxima Nova" w:hAnsi="Proxima Nova"/>
-          <w:rtl w:val="0"/>
-        </w:rPr>
-        <w:t xml:space="preserve"> SAC. La recurrencia de errores en el control de versiones, como se describió anteriormente, demuestra que la falta de un control no solo afecta a la productividad del equipo, sino que pone en riesgo la reputación de la empresa con los clientes con quienes se ha establecido contratos de desarrollo.</w:t>
-      </w:r>
-    </w:p>
-    <w:p>
-      <w:pPr>
-        <w:keepNext w:val="0"/>
-        <w:keepLines w:val="0"/>
-        <w:pageBreakBefore w:val="0"/>
-        <w:widowControl w:val="1"/>
-        <w:pBdr>
-          <w:top w:space="0" w:sz="0" w:val="nil"/>
-          <w:left w:space="0" w:sz="0" w:val="nil"/>
-          <w:bottom w:space="0" w:sz="0" w:val="nil"/>
-          <w:right w:space="0" w:sz="0" w:val="nil"/>
-          <w:between w:space="0" w:sz="0" w:val="nil"/>
-        </w:pBdr>
-        <w:shd w:fill="auto" w:val="clear"/>
-        <w:spacing w:after="0" w:before="0" w:line="259" w:lineRule="auto"/>
-        <w:ind w:left="720" w:right="0" w:firstLine="0"/>
-        <w:jc w:val="both"/>
-        <w:rPr>
-          <w:rFonts w:ascii="Proxima Nova" w:cs="Proxima Nova" w:eastAsia="Proxima Nova" w:hAnsi="Proxima Nova"/>
         </w:rPr>
       </w:pPr>
       <w:r>
@@ -2800,7 +2984,7 @@
         <w:widowControl w:val="1"/>
         <w:numPr>
           <w:ilvl w:val="0"/>
-          <w:numId w:val="3"/>
+          <w:numId w:val="6"/>
         </w:numPr>
         <w:pBdr>
           <w:top w:space="0" w:sz="0" w:val="nil"/>
@@ -2843,7 +3027,7 @@
         <w:widowControl w:val="1"/>
         <w:numPr>
           <w:ilvl w:val="0"/>
-          <w:numId w:val="3"/>
+          <w:numId w:val="6"/>
         </w:numPr>
         <w:pBdr>
           <w:top w:space="0" w:sz="0" w:val="nil"/>
@@ -2886,7 +3070,7 @@
         <w:widowControl w:val="1"/>
         <w:numPr>
           <w:ilvl w:val="0"/>
-          <w:numId w:val="3"/>
+          <w:numId w:val="6"/>
         </w:numPr>
         <w:pBdr>
           <w:top w:space="0" w:sz="0" w:val="nil"/>
@@ -2929,7 +3113,7 @@
         <w:widowControl w:val="1"/>
         <w:numPr>
           <w:ilvl w:val="0"/>
-          <w:numId w:val="3"/>
+          <w:numId w:val="6"/>
         </w:numPr>
         <w:pBdr>
           <w:top w:space="0" w:sz="0" w:val="nil"/>
@@ -2972,7 +3156,7 @@
         <w:widowControl w:val="1"/>
         <w:numPr>
           <w:ilvl w:val="0"/>
-          <w:numId w:val="3"/>
+          <w:numId w:val="6"/>
         </w:numPr>
         <w:pBdr>
           <w:top w:space="0" w:sz="0" w:val="nil"/>
@@ -3125,7 +3309,7 @@
     <w:sdt>
       <w:sdtPr>
         <w:lock w:val="contentLocked"/>
-        <w:id w:val="-719039057"/>
+        <w:id w:val="-637745901"/>
         <w:tag w:val="goog_rdk_0"/>
       </w:sdtPr>
       <w:sdtContent>
@@ -3389,7 +3573,7 @@
                   <w:widowControl w:val="0"/>
                   <w:numPr>
                     <w:ilvl w:val="0"/>
-                    <w:numId w:val="5"/>
+                    <w:numId w:val="8"/>
                   </w:numPr>
                   <w:spacing w:after="0" w:line="240" w:lineRule="auto"/>
                   <w:ind w:left="283.4645669291342" w:hanging="285"/>
@@ -3412,7 +3596,7 @@
                   <w:widowControl w:val="0"/>
                   <w:numPr>
                     <w:ilvl w:val="0"/>
-                    <w:numId w:val="5"/>
+                    <w:numId w:val="8"/>
                   </w:numPr>
                   <w:spacing w:after="0" w:line="240" w:lineRule="auto"/>
                   <w:ind w:left="283.4645669291342" w:hanging="285"/>
@@ -3435,7 +3619,7 @@
                   <w:widowControl w:val="0"/>
                   <w:numPr>
                     <w:ilvl w:val="0"/>
-                    <w:numId w:val="5"/>
+                    <w:numId w:val="8"/>
                   </w:numPr>
                   <w:spacing w:after="0" w:line="240" w:lineRule="auto"/>
                   <w:ind w:left="283.4645669291342" w:hanging="285"/>
@@ -3551,7 +3735,7 @@
                   <w:widowControl w:val="0"/>
                   <w:numPr>
                     <w:ilvl w:val="0"/>
-                    <w:numId w:val="5"/>
+                    <w:numId w:val="8"/>
                   </w:numPr>
                   <w:spacing w:after="0" w:line="240" w:lineRule="auto"/>
                   <w:ind w:left="283.4645669291342" w:hanging="285"/>
@@ -3574,7 +3758,7 @@
                   <w:widowControl w:val="0"/>
                   <w:numPr>
                     <w:ilvl w:val="0"/>
-                    <w:numId w:val="5"/>
+                    <w:numId w:val="8"/>
                   </w:numPr>
                   <w:spacing w:after="0" w:line="240" w:lineRule="auto"/>
                   <w:ind w:left="283.4645669291342" w:hanging="285"/>
@@ -3597,7 +3781,7 @@
                   <w:widowControl w:val="0"/>
                   <w:numPr>
                     <w:ilvl w:val="0"/>
-                    <w:numId w:val="5"/>
+                    <w:numId w:val="8"/>
                   </w:numPr>
                   <w:spacing w:after="0" w:line="240" w:lineRule="auto"/>
                   <w:ind w:left="283.4645669291342" w:hanging="285"/>
@@ -3713,7 +3897,7 @@
                   <w:widowControl w:val="0"/>
                   <w:numPr>
                     <w:ilvl w:val="0"/>
-                    <w:numId w:val="5"/>
+                    <w:numId w:val="8"/>
                   </w:numPr>
                   <w:spacing w:after="0" w:line="240" w:lineRule="auto"/>
                   <w:ind w:left="283.4645669291342" w:hanging="285"/>
@@ -3735,7 +3919,7 @@
                   <w:widowControl w:val="0"/>
                   <w:numPr>
                     <w:ilvl w:val="0"/>
-                    <w:numId w:val="5"/>
+                    <w:numId w:val="8"/>
                   </w:numPr>
                   <w:spacing w:after="0" w:line="240" w:lineRule="auto"/>
                   <w:ind w:left="283.4645669291342" w:hanging="285"/>
@@ -3757,7 +3941,7 @@
                   <w:widowControl w:val="0"/>
                   <w:numPr>
                     <w:ilvl w:val="0"/>
-                    <w:numId w:val="5"/>
+                    <w:numId w:val="8"/>
                   </w:numPr>
                   <w:spacing w:after="0" w:line="240" w:lineRule="auto"/>
                   <w:ind w:left="283.4645669291342" w:hanging="285"/>
@@ -3779,7 +3963,7 @@
                   <w:widowControl w:val="0"/>
                   <w:numPr>
                     <w:ilvl w:val="0"/>
-                    <w:numId w:val="5"/>
+                    <w:numId w:val="8"/>
                   </w:numPr>
                   <w:spacing w:after="0" w:line="240" w:lineRule="auto"/>
                   <w:ind w:left="283.4645669291342" w:hanging="285"/>
@@ -3897,7 +4081,7 @@
     <w:sdt>
       <w:sdtPr>
         <w:lock w:val="contentLocked"/>
-        <w:id w:val="2003125632"/>
+        <w:id w:val="-2081600291"/>
         <w:tag w:val="goog_rdk_1"/>
       </w:sdtPr>
       <w:sdtContent>
@@ -4091,7 +4275,7 @@
                   <w:widowControl w:val="0"/>
                   <w:numPr>
                     <w:ilvl w:val="0"/>
-                    <w:numId w:val="5"/>
+                    <w:numId w:val="8"/>
                   </w:numPr>
                   <w:spacing w:after="0" w:line="240" w:lineRule="auto"/>
                   <w:ind w:left="283.4645669291342" w:hanging="285"/>
@@ -4189,7 +4373,7 @@
                   <w:widowControl w:val="0"/>
                   <w:numPr>
                     <w:ilvl w:val="0"/>
-                    <w:numId w:val="5"/>
+                    <w:numId w:val="8"/>
                   </w:numPr>
                   <w:spacing w:after="0" w:line="240" w:lineRule="auto"/>
                   <w:ind w:left="283.4645669291342" w:hanging="285"/>
@@ -4287,7 +4471,7 @@
                   <w:widowControl w:val="0"/>
                   <w:numPr>
                     <w:ilvl w:val="0"/>
-                    <w:numId w:val="5"/>
+                    <w:numId w:val="8"/>
                   </w:numPr>
                   <w:spacing w:after="0" w:line="240" w:lineRule="auto"/>
                   <w:ind w:left="283.4645669291342" w:hanging="285"/>
@@ -4400,7 +4584,7 @@
                   <w:widowControl w:val="0"/>
                   <w:numPr>
                     <w:ilvl w:val="0"/>
-                    <w:numId w:val="5"/>
+                    <w:numId w:val="8"/>
                   </w:numPr>
                   <w:spacing w:after="0" w:line="240" w:lineRule="auto"/>
                   <w:ind w:left="283.4645669291342" w:hanging="285"/>
@@ -4519,7 +4703,7 @@
       <w:pPr>
         <w:numPr>
           <w:ilvl w:val="0"/>
-          <w:numId w:val="6"/>
+          <w:numId w:val="9"/>
         </w:numPr>
         <w:spacing w:after="0" w:lineRule="auto"/>
         <w:ind w:left="720" w:hanging="360"/>
@@ -4562,7 +4746,7 @@
       <w:pPr>
         <w:numPr>
           <w:ilvl w:val="0"/>
-          <w:numId w:val="6"/>
+          <w:numId w:val="9"/>
         </w:numPr>
         <w:spacing w:after="0" w:lineRule="auto"/>
         <w:ind w:left="720" w:hanging="360"/>
@@ -4605,7 +4789,7 @@
       <w:pPr>
         <w:numPr>
           <w:ilvl w:val="0"/>
-          <w:numId w:val="6"/>
+          <w:numId w:val="9"/>
         </w:numPr>
         <w:spacing w:after="0" w:lineRule="auto"/>
         <w:ind w:left="720" w:hanging="360"/>
@@ -4648,7 +4832,7 @@
       <w:pPr>
         <w:numPr>
           <w:ilvl w:val="0"/>
-          <w:numId w:val="6"/>
+          <w:numId w:val="9"/>
         </w:numPr>
         <w:spacing w:after="0" w:lineRule="auto"/>
         <w:ind w:left="720" w:hanging="360"/>
@@ -4691,7 +4875,7 @@
       <w:pPr>
         <w:numPr>
           <w:ilvl w:val="0"/>
-          <w:numId w:val="6"/>
+          <w:numId w:val="9"/>
         </w:numPr>
         <w:spacing w:after="0" w:lineRule="auto"/>
         <w:ind w:left="720" w:hanging="360"/>
@@ -4796,7 +4980,7 @@
     <w:sdt>
       <w:sdtPr>
         <w:lock w:val="contentLocked"/>
-        <w:id w:val="1989448369"/>
+        <w:id w:val="-1431368508"/>
         <w:tag w:val="goog_rdk_2"/>
       </w:sdtPr>
       <w:sdtContent>
@@ -7461,7 +7645,7 @@
     <w:sdt>
       <w:sdtPr>
         <w:lock w:val="contentLocked"/>
-        <w:id w:val="1078360033"/>
+        <w:id w:val="898290719"/>
         <w:tag w:val="goog_rdk_3"/>
       </w:sdtPr>
       <w:sdtContent>
@@ -10724,7 +10908,7 @@
       <w:pPr>
         <w:numPr>
           <w:ilvl w:val="0"/>
-          <w:numId w:val="4"/>
+          <w:numId w:val="7"/>
         </w:numPr>
         <w:spacing w:after="0" w:afterAutospacing="0"/>
         <w:ind w:left="720" w:hanging="360"/>
@@ -10754,7 +10938,7 @@
       <w:pPr>
         <w:numPr>
           <w:ilvl w:val="0"/>
-          <w:numId w:val="4"/>
+          <w:numId w:val="7"/>
         </w:numPr>
         <w:spacing w:after="0" w:afterAutospacing="0"/>
         <w:ind w:left="720" w:hanging="360"/>
@@ -10784,7 +10968,7 @@
       <w:pPr>
         <w:numPr>
           <w:ilvl w:val="0"/>
-          <w:numId w:val="4"/>
+          <w:numId w:val="7"/>
         </w:numPr>
         <w:spacing w:after="0" w:afterAutospacing="0"/>
         <w:ind w:left="720" w:hanging="360"/>
@@ -10814,7 +10998,7 @@
       <w:pPr>
         <w:numPr>
           <w:ilvl w:val="0"/>
-          <w:numId w:val="4"/>
+          <w:numId w:val="7"/>
         </w:numPr>
         <w:ind w:left="720" w:hanging="360"/>
         <w:rPr>
@@ -10873,12 +11057,12 @@
             <wp:extent cx="5399730" cy="4038600"/>
             <wp:effectExtent b="0" l="0" r="0" t="0"/>
             <wp:wrapTopAndBottom distB="0" distT="0"/>
-            <wp:docPr id="4" name="image3.png"/>
+            <wp:docPr id="6" name="image4.png"/>
             <a:graphic>
               <a:graphicData uri="http://schemas.openxmlformats.org/drawingml/2006/picture">
                 <pic:pic>
                   <pic:nvPicPr>
-                    <pic:cNvPr id="0" name="image3.png"/>
+                    <pic:cNvPr id="0" name="image4.png"/>
                     <pic:cNvPicPr preferRelativeResize="0"/>
                   </pic:nvPicPr>
                   <pic:blipFill>
@@ -11061,7 +11245,7 @@
     <w:sdt>
       <w:sdtPr>
         <w:lock w:val="contentLocked"/>
-        <w:id w:val="-809731881"/>
+        <w:id w:val="1768503305"/>
         <w:tag w:val="goog_rdk_4"/>
       </w:sdtPr>
       <w:sdtContent>
@@ -11191,7 +11375,7 @@
       </w:r>
       <w:sdt>
         <w:sdtPr>
-          <w:id w:val="-183736531"/>
+          <w:id w:val="1973611425"/>
           <w:tag w:val="goog_rdk_5"/>
         </w:sdtPr>
         <w:sdtContent>
@@ -11203,7 +11387,7 @@
               <w:szCs w:val="20"/>
               <w:rtl w:val="0"/>
             </w:rPr>
-            <w:t xml:space="preserve"> SAC→  SONNY-PGC</w:t>
+            <w:t xml:space="preserve"> SAC →  SONNY-PGC</w:t>
           </w:r>
         </w:sdtContent>
       </w:sdt>
@@ -11269,7 +11453,7 @@
     <w:sdt>
       <w:sdtPr>
         <w:lock w:val="contentLocked"/>
-        <w:id w:val="-1121909039"/>
+        <w:id w:val="-71009736"/>
         <w:tag w:val="goog_rdk_6"/>
       </w:sdtPr>
       <w:sdtContent>
@@ -11376,7 +11560,7 @@
       </w:pPr>
       <w:sdt>
         <w:sdtPr>
-          <w:id w:val="-947352222"/>
+          <w:id w:val="361539281"/>
           <w:tag w:val="goog_rdk_7"/>
         </w:sdtPr>
         <w:sdtContent>
@@ -11388,7 +11572,7 @@
               <w:szCs w:val="20"/>
               <w:rtl w:val="0"/>
             </w:rPr>
-            <w:t xml:space="preserve">Ejemplo: Project Charter del proyecto SISCOP→  SISCOP-PC</w:t>
+            <w:t xml:space="preserve">Ejemplo: Project Charter del proyecto SISCOP →  SISCOP-PC</w:t>
           </w:r>
         </w:sdtContent>
       </w:sdt>
@@ -11454,7 +11638,7 @@
     <w:sdt>
       <w:sdtPr>
         <w:lock w:val="contentLocked"/>
-        <w:id w:val="730134792"/>
+        <w:id w:val="280236408"/>
         <w:tag w:val="goog_rdk_8"/>
       </w:sdtPr>
       <w:sdtContent>
@@ -11562,7 +11746,7 @@
       </w:pPr>
       <w:sdt>
         <w:sdtPr>
-          <w:id w:val="-1943878781"/>
+          <w:id w:val="726937774"/>
           <w:tag w:val="goog_rdk_9"/>
         </w:sdtPr>
         <w:sdtContent>
@@ -11640,7 +11824,7 @@
     <w:sdt>
       <w:sdtPr>
         <w:lock w:val="contentLocked"/>
-        <w:id w:val="111447552"/>
+        <w:id w:val="1718829710"/>
         <w:tag w:val="goog_rdk_10"/>
       </w:sdtPr>
       <w:sdtContent>
@@ -11747,7 +11931,7 @@
       </w:pPr>
       <w:sdt>
         <w:sdtPr>
-          <w:id w:val="537783221"/>
+          <w:id w:val="1503723688"/>
           <w:tag w:val="goog_rdk_11"/>
         </w:sdtPr>
         <w:sdtContent>
@@ -15942,7 +16126,7 @@
     <w:sdt>
       <w:sdtPr>
         <w:lock w:val="contentLocked"/>
-        <w:id w:val="-1796327490"/>
+        <w:id w:val="260429924"/>
         <w:tag w:val="goog_rdk_12"/>
       </w:sdtPr>
       <w:sdtContent>
@@ -16638,7 +16822,7 @@
     <w:sdt>
       <w:sdtPr>
         <w:lock w:val="contentLocked"/>
-        <w:id w:val="1012870323"/>
+        <w:id w:val="-948723706"/>
         <w:tag w:val="goog_rdk_13"/>
       </w:sdtPr>
       <w:sdtContent>
@@ -17336,7 +17520,7 @@
     <w:sdt>
       <w:sdtPr>
         <w:lock w:val="contentLocked"/>
-        <w:id w:val="-302737903"/>
+        <w:id w:val="1522880373"/>
         <w:tag w:val="goog_rdk_14"/>
       </w:sdtPr>
       <w:sdtContent>
@@ -17865,7 +18049,7 @@
                     <w:color w:val="222222"/>
                     <w:rtl w:val="0"/>
                   </w:rPr>
-                  <w:t xml:space="preserve">Agregar el campo “Buscar alimento” en el módulo “Registro de indicaciones” para autocompletar valores nutricionales del alimento seleccionado.</w:t>
+                  <w:t xml:space="preserve">Agregar el campo “Buscar alimento” en el módulo “Registro de indicaciones” para autocompletar valores nutricionales(calorías) del alimento seleccionado.</w:t>
                 </w:r>
               </w:p>
             </w:tc>
@@ -18039,7 +18223,7 @@
     <w:sdt>
       <w:sdtPr>
         <w:lock w:val="contentLocked"/>
-        <w:id w:val="-734737737"/>
+        <w:id w:val="1320928437"/>
         <w:tag w:val="goog_rdk_15"/>
       </w:sdtPr>
       <w:sdtContent>
@@ -18753,7 +18937,7 @@
     <w:sdt>
       <w:sdtPr>
         <w:lock w:val="contentLocked"/>
-        <w:id w:val="775448705"/>
+        <w:id w:val="1165168502"/>
         <w:tag w:val="goog_rdk_16"/>
       </w:sdtPr>
       <w:sdtContent>
@@ -19474,7 +19658,7 @@
     <w:sdt>
       <w:sdtPr>
         <w:lock w:val="contentLocked"/>
-        <w:id w:val="1667618782"/>
+        <w:id w:val="-779108026"/>
         <w:tag w:val="goog_rdk_17"/>
       </w:sdtPr>
       <w:sdtContent>
@@ -20179,7 +20363,7 @@
     <w:sdt>
       <w:sdtPr>
         <w:lock w:val="contentLocked"/>
-        <w:id w:val="1135563744"/>
+        <w:id w:val="720000728"/>
         <w:tag w:val="goog_rdk_18"/>
       </w:sdtPr>
       <w:sdtContent>
@@ -20821,13 +21005,2388 @@
       <w:pPr>
         <w:pStyle w:val="Heading1"/>
         <w:spacing w:after="0" w:lineRule="auto"/>
+        <w:ind w:left="0" w:firstLine="0"/>
+        <w:rPr>
+          <w:rFonts w:ascii="Proxima Nova" w:cs="Proxima Nova" w:eastAsia="Proxima Nova" w:hAnsi="Proxima Nova"/>
+          <w:color w:val="039be5"/>
+        </w:rPr>
+      </w:pPr>
+      <w:bookmarkStart w:colFirst="0" w:colLast="0" w:name="_heading=h.pghu8du67al6" w:id="26"/>
+      <w:bookmarkEnd w:id="26"/>
+      <w:r>
+        <w:br w:type="page"/>
+      </w:r>
+      <w:r>
+        <w:rPr>
+          <w:rtl w:val="0"/>
+        </w:rPr>
+      </w:r>
+    </w:p>
+    <w:p>
+      <w:pPr>
+        <w:pStyle w:val="Heading1"/>
+        <w:spacing w:after="0" w:lineRule="auto"/>
+        <w:ind w:left="0" w:firstLine="0"/>
+        <w:rPr>
+          <w:rFonts w:ascii="Proxima Nova" w:cs="Proxima Nova" w:eastAsia="Proxima Nova" w:hAnsi="Proxima Nova"/>
+          <w:color w:val="039be5"/>
+        </w:rPr>
+      </w:pPr>
+      <w:bookmarkStart w:colFirst="0" w:colLast="0" w:name="_heading=h.pcmmvip8srt2" w:id="27"/>
+      <w:bookmarkEnd w:id="27"/>
+      <w:r>
+        <w:rPr>
+          <w:rFonts w:ascii="Proxima Nova" w:cs="Proxima Nova" w:eastAsia="Proxima Nova" w:hAnsi="Proxima Nova"/>
+          <w:color w:val="039be5"/>
+          <w:rtl w:val="0"/>
+        </w:rPr>
+        <w:t xml:space="preserve">4. Reportes para el estado de la configuración</w:t>
+      </w:r>
+    </w:p>
+    <w:p>
+      <w:pPr>
+        <w:pStyle w:val="Heading2"/>
+        <w:rPr>
+          <w:rFonts w:ascii="Proxima Nova" w:cs="Proxima Nova" w:eastAsia="Proxima Nova" w:hAnsi="Proxima Nova"/>
+          <w:color w:val="e61a17"/>
+          <w:sz w:val="26"/>
+          <w:szCs w:val="26"/>
+        </w:rPr>
+      </w:pPr>
+      <w:bookmarkStart w:colFirst="0" w:colLast="0" w:name="_heading=h.dj54qyekizd" w:id="28"/>
+      <w:bookmarkEnd w:id="28"/>
+      <w:r>
+        <w:rPr>
+          <w:rFonts w:ascii="Proxima Nova" w:cs="Proxima Nova" w:eastAsia="Proxima Nova" w:hAnsi="Proxima Nova"/>
+          <w:color w:val="e61a17"/>
+          <w:sz w:val="26"/>
+          <w:szCs w:val="26"/>
+          <w:rtl w:val="0"/>
+        </w:rPr>
+        <w:t xml:space="preserve">4.1 Lista de versiones de un ítem</w:t>
+      </w:r>
+    </w:p>
+    <w:p>
+      <w:pPr>
+        <w:spacing w:after="0" w:before="200" w:line="300" w:lineRule="auto"/>
+        <w:rPr>
+          <w:rFonts w:ascii="Proxima Nova" w:cs="Proxima Nova" w:eastAsia="Proxima Nova" w:hAnsi="Proxima Nova"/>
+          <w:sz w:val="2"/>
+          <w:szCs w:val="2"/>
+        </w:rPr>
+      </w:pPr>
+      <w:r>
+        <w:rPr>
+          <w:rtl w:val="0"/>
+        </w:rPr>
+      </w:r>
+    </w:p>
+    <w:sdt>
+      <w:sdtPr>
+        <w:lock w:val="contentLocked"/>
+        <w:id w:val="-354773498"/>
+        <w:tag w:val="goog_rdk_19"/>
+      </w:sdtPr>
+      <w:sdtContent>
+        <w:tbl>
+          <w:tblPr>
+            <w:tblStyle w:val="Table17"/>
+            <w:tblW w:w="8175.0" w:type="dxa"/>
+            <w:jc w:val="left"/>
+            <w:tblBorders>
+              <w:top w:color="000000" w:space="0" w:sz="8" w:val="single"/>
+              <w:left w:color="000000" w:space="0" w:sz="8" w:val="single"/>
+              <w:bottom w:color="000000" w:space="0" w:sz="8" w:val="single"/>
+              <w:right w:color="000000" w:space="0" w:sz="8" w:val="single"/>
+              <w:insideH w:color="000000" w:space="0" w:sz="8" w:val="single"/>
+              <w:insideV w:color="000000" w:space="0" w:sz="8" w:val="single"/>
+            </w:tblBorders>
+            <w:tblLayout w:type="fixed"/>
+            <w:tblLook w:val="0600"/>
+          </w:tblPr>
+          <w:tblGrid>
+            <w:gridCol w:w="1890"/>
+            <w:gridCol w:w="6285"/>
+            <w:tblGridChange w:id="0">
+              <w:tblGrid>
+                <w:gridCol w:w="1890"/>
+                <w:gridCol w:w="6285"/>
+              </w:tblGrid>
+            </w:tblGridChange>
+          </w:tblGrid>
+          <w:tr>
+            <w:trPr>
+              <w:cantSplit w:val="0"/>
+              <w:trHeight w:val="512.8084134009988" w:hRule="atLeast"/>
+              <w:tblHeader w:val="0"/>
+            </w:trPr>
+            <w:tc>
+              <w:tcPr>
+                <w:tcBorders>
+                  <w:top w:color="00aee4" w:space="0" w:sz="8" w:val="single"/>
+                  <w:left w:color="000000" w:space="0" w:sz="0" w:val="nil"/>
+                  <w:bottom w:color="e0e0e0" w:space="0" w:sz="8" w:val="single"/>
+                  <w:right w:color="000000" w:space="0" w:sz="0" w:val="nil"/>
+                </w:tcBorders>
+                <w:shd w:fill="00aee4" w:val="clear"/>
+                <w:tcMar>
+                  <w:top w:w="113.38582677165356" w:type="dxa"/>
+                  <w:left w:w="113.38582677165356" w:type="dxa"/>
+                  <w:bottom w:w="113.38582677165356" w:type="dxa"/>
+                  <w:right w:w="113.38582677165356" w:type="dxa"/>
+                </w:tcMar>
+                <w:vAlign w:val="top"/>
+              </w:tcPr>
+              <w:p>
+                <w:pPr>
+                  <w:widowControl w:val="0"/>
+                  <w:spacing w:after="0" w:line="240" w:lineRule="auto"/>
+                  <w:rPr>
+                    <w:rFonts w:ascii="Proxima Nova" w:cs="Proxima Nova" w:eastAsia="Proxima Nova" w:hAnsi="Proxima Nova"/>
+                    <w:b w:val="1"/>
+                    <w:bCs w:val="1"/>
+                    <w:color w:val="ffffff"/>
+                  </w:rPr>
+                </w:pPr>
+                <w:r>
+                  <w:rPr>
+                    <w:rFonts w:ascii="Proxima Nova" w:cs="Proxima Nova" w:eastAsia="Proxima Nova" w:hAnsi="Proxima Nova"/>
+                    <w:b w:val="1"/>
+                    <w:bCs w:val="1"/>
+                    <w:color w:val="ffffff"/>
+                    <w:rtl w:val="0"/>
+                  </w:rPr>
+                  <w:t xml:space="preserve">Proyecto</w:t>
+                </w:r>
+              </w:p>
+            </w:tc>
+            <w:tc>
+              <w:tcPr>
+                <w:tcBorders>
+                  <w:top w:color="00aee4" w:space="0" w:sz="8" w:val="single"/>
+                  <w:left w:color="000000" w:space="0" w:sz="0" w:val="nil"/>
+                  <w:bottom w:color="e0e0e0" w:space="0" w:sz="4" w:val="single"/>
+                  <w:right w:color="000000" w:space="0" w:sz="0" w:val="nil"/>
+                </w:tcBorders>
+                <w:shd w:fill="ffffff" w:val="clear"/>
+                <w:tcMar>
+                  <w:top w:w="113.38582677165356" w:type="dxa"/>
+                  <w:left w:w="113.38582677165356" w:type="dxa"/>
+                  <w:bottom w:w="113.38582677165356" w:type="dxa"/>
+                  <w:right w:w="113.38582677165356" w:type="dxa"/>
+                </w:tcMar>
+                <w:vAlign w:val="top"/>
+              </w:tcPr>
+              <w:p>
+                <w:pPr>
+                  <w:widowControl w:val="0"/>
+                  <w:spacing w:after="0" w:line="240" w:lineRule="auto"/>
+                  <w:rPr>
+                    <w:rFonts w:ascii="Proxima Nova" w:cs="Proxima Nova" w:eastAsia="Proxima Nova" w:hAnsi="Proxima Nova"/>
+                  </w:rPr>
+                </w:pPr>
+                <w:r>
+                  <w:rPr>
+                    <w:rFonts w:ascii="Proxima Nova" w:cs="Proxima Nova" w:eastAsia="Proxima Nova" w:hAnsi="Proxima Nova"/>
+                    <w:rtl w:val="0"/>
+                  </w:rPr>
+                  <w:t xml:space="preserve">SISCOP — Sistema de Control de Peso</w:t>
+                </w:r>
+              </w:p>
+            </w:tc>
+          </w:tr>
+          <w:tr>
+            <w:trPr>
+              <w:cantSplit w:val="0"/>
+              <w:trHeight w:val="512.8084134009988" w:hRule="atLeast"/>
+              <w:tblHeader w:val="0"/>
+            </w:trPr>
+            <w:tc>
+              <w:tcPr>
+                <w:tcBorders>
+                  <w:top w:color="e0e0e0" w:space="0" w:sz="8" w:val="single"/>
+                  <w:left w:color="000000" w:space="0" w:sz="0" w:val="nil"/>
+                  <w:bottom w:color="e0e0e0" w:space="0" w:sz="4" w:val="single"/>
+                  <w:right w:color="000000" w:space="0" w:sz="0" w:val="nil"/>
+                </w:tcBorders>
+                <w:shd w:fill="00aee4" w:val="clear"/>
+                <w:tcMar>
+                  <w:top w:w="113.38582677165356" w:type="dxa"/>
+                  <w:left w:w="113.38582677165356" w:type="dxa"/>
+                  <w:bottom w:w="113.38582677165356" w:type="dxa"/>
+                  <w:right w:w="113.38582677165356" w:type="dxa"/>
+                </w:tcMar>
+                <w:vAlign w:val="top"/>
+              </w:tcPr>
+              <w:p>
+                <w:pPr>
+                  <w:widowControl w:val="0"/>
+                  <w:spacing w:after="0" w:line="240" w:lineRule="auto"/>
+                  <w:rPr>
+                    <w:rFonts w:ascii="Proxima Nova" w:cs="Proxima Nova" w:eastAsia="Proxima Nova" w:hAnsi="Proxima Nova"/>
+                    <w:b w:val="1"/>
+                    <w:bCs w:val="1"/>
+                    <w:color w:val="222222"/>
+                  </w:rPr>
+                </w:pPr>
+                <w:r>
+                  <w:rPr>
+                    <w:rFonts w:ascii="Proxima Nova" w:cs="Proxima Nova" w:eastAsia="Proxima Nova" w:hAnsi="Proxima Nova"/>
+                    <w:b w:val="1"/>
+                    <w:bCs w:val="1"/>
+                    <w:color w:val="ffffff"/>
+                    <w:rtl w:val="0"/>
+                  </w:rPr>
+                  <w:t xml:space="preserve">Titulo</w:t>
+                </w:r>
+                <w:r>
+                  <w:rPr>
+                    <w:rtl w:val="0"/>
+                  </w:rPr>
+                </w:r>
+              </w:p>
+            </w:tc>
+            <w:tc>
+              <w:tcPr>
+                <w:tcBorders>
+                  <w:top w:color="e0e0e0" w:space="0" w:sz="4" w:val="single"/>
+                  <w:left w:color="000000" w:space="0" w:sz="0" w:val="nil"/>
+                  <w:bottom w:color="e0e0e0" w:space="0" w:sz="4" w:val="single"/>
+                  <w:right w:color="000000" w:space="0" w:sz="0" w:val="nil"/>
+                </w:tcBorders>
+                <w:shd w:fill="f9f9f9" w:val="clear"/>
+                <w:tcMar>
+                  <w:top w:w="113.38582677165356" w:type="dxa"/>
+                  <w:left w:w="113.38582677165356" w:type="dxa"/>
+                  <w:bottom w:w="113.38582677165356" w:type="dxa"/>
+                  <w:right w:w="113.38582677165356" w:type="dxa"/>
+                </w:tcMar>
+                <w:vAlign w:val="top"/>
+              </w:tcPr>
+              <w:p>
+                <w:pPr>
+                  <w:widowControl w:val="0"/>
+                  <w:spacing w:after="0" w:line="240" w:lineRule="auto"/>
+                  <w:rPr>
+                    <w:rFonts w:ascii="Proxima Nova" w:cs="Proxima Nova" w:eastAsia="Proxima Nova" w:hAnsi="Proxima Nova"/>
+                    <w:color w:val="222222"/>
+                  </w:rPr>
+                </w:pPr>
+                <w:r>
+                  <w:rPr>
+                    <w:rFonts w:ascii="Proxima Nova" w:cs="Proxima Nova" w:eastAsia="Proxima Nova" w:hAnsi="Proxima Nova"/>
+                    <w:rtl w:val="0"/>
+                  </w:rPr>
+                  <w:t xml:space="preserve">Lista de versiones de un ítem</w:t>
+                </w:r>
+                <w:r>
+                  <w:rPr>
+                    <w:rtl w:val="0"/>
+                  </w:rPr>
+                </w:r>
+              </w:p>
+            </w:tc>
+          </w:tr>
+          <w:tr>
+            <w:trPr>
+              <w:cantSplit w:val="0"/>
+              <w:trHeight w:val="512.8084134009988" w:hRule="atLeast"/>
+              <w:tblHeader w:val="0"/>
+            </w:trPr>
+            <w:tc>
+              <w:tcPr>
+                <w:tcBorders>
+                  <w:top w:color="e0e0e0" w:space="0" w:sz="4" w:val="single"/>
+                  <w:left w:color="000000" w:space="0" w:sz="0" w:val="nil"/>
+                  <w:bottom w:color="e0e0e0" w:space="0" w:sz="4" w:val="single"/>
+                  <w:right w:color="000000" w:space="0" w:sz="0" w:val="nil"/>
+                </w:tcBorders>
+                <w:shd w:fill="00aee4" w:val="clear"/>
+                <w:tcMar>
+                  <w:top w:w="113.38582677165356" w:type="dxa"/>
+                  <w:left w:w="113.38582677165356" w:type="dxa"/>
+                  <w:bottom w:w="113.38582677165356" w:type="dxa"/>
+                  <w:right w:w="113.38582677165356" w:type="dxa"/>
+                </w:tcMar>
+                <w:vAlign w:val="top"/>
+              </w:tcPr>
+              <w:p>
+                <w:pPr>
+                  <w:widowControl w:val="0"/>
+                  <w:spacing w:after="0" w:line="240" w:lineRule="auto"/>
+                  <w:rPr>
+                    <w:rFonts w:ascii="Proxima Nova" w:cs="Proxima Nova" w:eastAsia="Proxima Nova" w:hAnsi="Proxima Nova"/>
+                    <w:b w:val="1"/>
+                    <w:bCs w:val="1"/>
+                    <w:color w:val="222222"/>
+                  </w:rPr>
+                </w:pPr>
+                <w:r>
+                  <w:rPr>
+                    <w:rFonts w:ascii="Proxima Nova" w:cs="Proxima Nova" w:eastAsia="Proxima Nova" w:hAnsi="Proxima Nova"/>
+                    <w:b w:val="1"/>
+                    <w:bCs w:val="1"/>
+                    <w:color w:val="ffffff"/>
+                    <w:rtl w:val="0"/>
+                  </w:rPr>
+                  <w:t xml:space="preserve">Proposito</w:t>
+                </w:r>
+                <w:r>
+                  <w:rPr>
+                    <w:rtl w:val="0"/>
+                  </w:rPr>
+                </w:r>
+              </w:p>
+            </w:tc>
+            <w:tc>
+              <w:tcPr>
+                <w:tcBorders>
+                  <w:top w:color="e0e0e0" w:space="0" w:sz="4" w:val="single"/>
+                  <w:left w:color="000000" w:space="0" w:sz="0" w:val="nil"/>
+                  <w:bottom w:color="e0e0e0" w:space="0" w:sz="4" w:val="single"/>
+                  <w:right w:color="000000" w:space="0" w:sz="0" w:val="nil"/>
+                </w:tcBorders>
+                <w:shd w:fill="ffffff" w:val="clear"/>
+                <w:tcMar>
+                  <w:top w:w="113.38582677165356" w:type="dxa"/>
+                  <w:left w:w="113.38582677165356" w:type="dxa"/>
+                  <w:bottom w:w="113.38582677165356" w:type="dxa"/>
+                  <w:right w:w="113.38582677165356" w:type="dxa"/>
+                </w:tcMar>
+                <w:vAlign w:val="top"/>
+              </w:tcPr>
+              <w:p>
+                <w:pPr>
+                  <w:widowControl w:val="0"/>
+                  <w:spacing w:after="0" w:line="240" w:lineRule="auto"/>
+                  <w:rPr>
+                    <w:rFonts w:ascii="Proxima Nova" w:cs="Proxima Nova" w:eastAsia="Proxima Nova" w:hAnsi="Proxima Nova"/>
+                  </w:rPr>
+                </w:pPr>
+                <w:r>
+                  <w:rPr>
+                    <w:rFonts w:ascii="Proxima Nova" w:cs="Proxima Nova" w:eastAsia="Proxima Nova" w:hAnsi="Proxima Nova"/>
+                    <w:rtl w:val="0"/>
+                  </w:rPr>
+                  <w:t xml:space="preserve">Proporcionar al Gestor de la configuración una lista de versiones que tiene un determinado</w:t>
+                </w:r>
+                <w:r>
+                  <w:rPr>
+                    <w:rFonts w:ascii="Proxima Nova" w:cs="Proxima Nova" w:eastAsia="Proxima Nova" w:hAnsi="Proxima Nova"/>
+                    <w:rtl w:val="0"/>
+                  </w:rPr>
+                  <w:t xml:space="preserve"> ÍTEM</w:t>
+                </w:r>
+                <w:r>
+                  <w:rPr>
+                    <w:rFonts w:ascii="Proxima Nova" w:cs="Proxima Nova" w:eastAsia="Proxima Nova" w:hAnsi="Proxima Nova"/>
+                    <w:rtl w:val="0"/>
+                  </w:rPr>
+                  <w:t xml:space="preserve"> de la configuración.</w:t>
+                </w:r>
+              </w:p>
+            </w:tc>
+          </w:tr>
+          <w:tr>
+            <w:trPr>
+              <w:cantSplit w:val="0"/>
+              <w:trHeight w:val="512.8084134009988" w:hRule="atLeast"/>
+              <w:tblHeader w:val="0"/>
+            </w:trPr>
+            <w:tc>
+              <w:tcPr>
+                <w:tcBorders>
+                  <w:top w:color="e0e0e0" w:space="0" w:sz="4" w:val="single"/>
+                  <w:left w:color="000000" w:space="0" w:sz="0" w:val="nil"/>
+                  <w:bottom w:color="e0e0e0" w:space="0" w:sz="4" w:val="single"/>
+                  <w:right w:color="000000" w:space="0" w:sz="0" w:val="nil"/>
+                </w:tcBorders>
+                <w:shd w:fill="00aee4" w:val="clear"/>
+                <w:tcMar>
+                  <w:top w:w="113.38582677165356" w:type="dxa"/>
+                  <w:left w:w="113.38582677165356" w:type="dxa"/>
+                  <w:bottom w:w="113.38582677165356" w:type="dxa"/>
+                  <w:right w:w="113.38582677165356" w:type="dxa"/>
+                </w:tcMar>
+                <w:vAlign w:val="top"/>
+              </w:tcPr>
+              <w:p>
+                <w:pPr>
+                  <w:widowControl w:val="0"/>
+                  <w:spacing w:after="0" w:line="240" w:lineRule="auto"/>
+                  <w:rPr>
+                    <w:rFonts w:ascii="Proxima Nova" w:cs="Proxima Nova" w:eastAsia="Proxima Nova" w:hAnsi="Proxima Nova"/>
+                    <w:b w:val="1"/>
+                    <w:bCs w:val="1"/>
+                    <w:color w:val="222222"/>
+                  </w:rPr>
+                </w:pPr>
+                <w:r>
+                  <w:rPr>
+                    <w:rFonts w:ascii="Proxima Nova" w:cs="Proxima Nova" w:eastAsia="Proxima Nova" w:hAnsi="Proxima Nova"/>
+                    <w:b w:val="1"/>
+                    <w:bCs w:val="1"/>
+                    <w:color w:val="ffffff"/>
+                    <w:rtl w:val="0"/>
+                  </w:rPr>
+                  <w:t xml:space="preserve">Entradas</w:t>
+                </w:r>
+                <w:r>
+                  <w:rPr>
+                    <w:rtl w:val="0"/>
+                  </w:rPr>
+                </w:r>
+              </w:p>
+            </w:tc>
+            <w:tc>
+              <w:tcPr>
+                <w:tcBorders>
+                  <w:top w:color="e0e0e0" w:space="0" w:sz="4" w:val="single"/>
+                  <w:left w:color="000000" w:space="0" w:sz="0" w:val="nil"/>
+                  <w:bottom w:color="e0e0e0" w:space="0" w:sz="4" w:val="single"/>
+                  <w:right w:color="000000" w:space="0" w:sz="0" w:val="nil"/>
+                </w:tcBorders>
+                <w:shd w:fill="f9f9f9" w:val="clear"/>
+                <w:tcMar>
+                  <w:top w:w="113.38582677165356" w:type="dxa"/>
+                  <w:left w:w="113.38582677165356" w:type="dxa"/>
+                  <w:bottom w:w="113.38582677165356" w:type="dxa"/>
+                  <w:right w:w="113.38582677165356" w:type="dxa"/>
+                </w:tcMar>
+                <w:vAlign w:val="top"/>
+              </w:tcPr>
+              <w:p>
+                <w:pPr>
+                  <w:widowControl w:val="0"/>
+                  <w:numPr>
+                    <w:ilvl w:val="0"/>
+                    <w:numId w:val="5"/>
+                  </w:numPr>
+                  <w:spacing w:after="0" w:line="240" w:lineRule="auto"/>
+                  <w:ind w:left="720" w:hanging="360"/>
+                  <w:rPr>
+                    <w:rFonts w:ascii="Proxima Nova" w:cs="Proxima Nova" w:eastAsia="Proxima Nova" w:hAnsi="Proxima Nova"/>
+                    <w:u w:val="none"/>
+                  </w:rPr>
+                </w:pPr>
+                <w:r>
+                  <w:rPr>
+                    <w:rFonts w:ascii="Proxima Nova" w:cs="Proxima Nova" w:eastAsia="Proxima Nova" w:hAnsi="Proxima Nova"/>
+                    <w:rtl w:val="0"/>
+                  </w:rPr>
+                  <w:t xml:space="preserve">ID del proyecto: SISCOP (Sistema de Control de Peso)</w:t>
+                </w:r>
+              </w:p>
+              <w:p>
+                <w:pPr>
+                  <w:widowControl w:val="0"/>
+                  <w:numPr>
+                    <w:ilvl w:val="0"/>
+                    <w:numId w:val="5"/>
+                  </w:numPr>
+                  <w:spacing w:after="0" w:line="240" w:lineRule="auto"/>
+                  <w:ind w:left="720" w:hanging="360"/>
+                  <w:rPr>
+                    <w:rFonts w:ascii="Proxima Nova" w:cs="Proxima Nova" w:eastAsia="Proxima Nova" w:hAnsi="Proxima Nova"/>
+                    <w:u w:val="none"/>
+                  </w:rPr>
+                </w:pPr>
+                <w:r>
+                  <w:rPr>
+                    <w:rFonts w:ascii="Proxima Nova" w:cs="Proxima Nova" w:eastAsia="Proxima Nova" w:hAnsi="Proxima Nova"/>
+                    <w:rtl w:val="0"/>
+                  </w:rPr>
+                  <w:t xml:space="preserve">ID del ítem: SISCOP-MDB.mwb (Modelo físico de base de datos)</w:t>
+                </w:r>
+                <w:r>
+                  <w:rPr>
+                    <w:rtl w:val="0"/>
+                  </w:rPr>
+                </w:r>
+              </w:p>
+            </w:tc>
+          </w:tr>
+          <w:tr>
+            <w:trPr>
+              <w:cantSplit w:val="0"/>
+              <w:trHeight w:val="512.8084134009988" w:hRule="atLeast"/>
+              <w:tblHeader w:val="0"/>
+            </w:trPr>
+            <w:tc>
+              <w:tcPr>
+                <w:tcBorders>
+                  <w:top w:color="e0e0e0" w:space="0" w:sz="4" w:val="single"/>
+                  <w:left w:color="000000" w:space="0" w:sz="0" w:val="nil"/>
+                  <w:bottom w:color="e0e0e0" w:space="0" w:sz="4" w:val="single"/>
+                  <w:right w:color="000000" w:space="0" w:sz="0" w:val="nil"/>
+                </w:tcBorders>
+                <w:shd w:fill="00aee4" w:val="clear"/>
+                <w:tcMar>
+                  <w:top w:w="113.38582677165356" w:type="dxa"/>
+                  <w:left w:w="113.38582677165356" w:type="dxa"/>
+                  <w:bottom w:w="113.38582677165356" w:type="dxa"/>
+                  <w:right w:w="113.38582677165356" w:type="dxa"/>
+                </w:tcMar>
+                <w:vAlign w:val="top"/>
+              </w:tcPr>
+              <w:p>
+                <w:pPr>
+                  <w:widowControl w:val="0"/>
+                  <w:spacing w:after="0" w:line="240" w:lineRule="auto"/>
+                  <w:rPr>
+                    <w:rFonts w:ascii="Proxima Nova" w:cs="Proxima Nova" w:eastAsia="Proxima Nova" w:hAnsi="Proxima Nova"/>
+                    <w:b w:val="1"/>
+                    <w:bCs w:val="1"/>
+                    <w:color w:val="222222"/>
+                  </w:rPr>
+                </w:pPr>
+                <w:r>
+                  <w:rPr>
+                    <w:rFonts w:ascii="Proxima Nova" w:cs="Proxima Nova" w:eastAsia="Proxima Nova" w:hAnsi="Proxima Nova"/>
+                    <w:b w:val="1"/>
+                    <w:bCs w:val="1"/>
+                    <w:color w:val="ffffff"/>
+                    <w:rtl w:val="0"/>
+                  </w:rPr>
+                  <w:t xml:space="preserve">Salidas</w:t>
+                </w:r>
+                <w:r>
+                  <w:rPr>
+                    <w:rtl w:val="0"/>
+                  </w:rPr>
+                </w:r>
+              </w:p>
+            </w:tc>
+            <w:tc>
+              <w:tcPr>
+                <w:tcBorders>
+                  <w:top w:color="e0e0e0" w:space="0" w:sz="4" w:val="single"/>
+                  <w:left w:color="000000" w:space="0" w:sz="0" w:val="nil"/>
+                  <w:bottom w:color="e0e0e0" w:space="0" w:sz="4" w:val="single"/>
+                  <w:right w:color="000000" w:space="0" w:sz="0" w:val="nil"/>
+                </w:tcBorders>
+                <w:shd w:fill="ffffff" w:val="clear"/>
+                <w:tcMar>
+                  <w:top w:w="113.38582677165356" w:type="dxa"/>
+                  <w:left w:w="113.38582677165356" w:type="dxa"/>
+                  <w:bottom w:w="113.38582677165356" w:type="dxa"/>
+                  <w:right w:w="113.38582677165356" w:type="dxa"/>
+                </w:tcMar>
+                <w:vAlign w:val="top"/>
+              </w:tcPr>
+              <w:p>
+                <w:pPr>
+                  <w:widowControl w:val="0"/>
+                  <w:numPr>
+                    <w:ilvl w:val="0"/>
+                    <w:numId w:val="1"/>
+                  </w:numPr>
+                  <w:spacing w:after="0" w:line="240" w:lineRule="auto"/>
+                  <w:ind w:left="720" w:hanging="360"/>
+                  <w:rPr>
+                    <w:rFonts w:ascii="Proxima Nova" w:cs="Proxima Nova" w:eastAsia="Proxima Nova" w:hAnsi="Proxima Nova"/>
+                    <w:u w:val="none"/>
+                  </w:rPr>
+                </w:pPr>
+                <w:r>
+                  <w:rPr>
+                    <w:rFonts w:ascii="Proxima Nova" w:cs="Proxima Nova" w:eastAsia="Proxima Nova" w:hAnsi="Proxima Nova"/>
+                    <w:rtl w:val="0"/>
+                  </w:rPr>
+                  <w:t xml:space="preserve"> Nro. de Versión</w:t>
+                </w:r>
+              </w:p>
+              <w:p>
+                <w:pPr>
+                  <w:widowControl w:val="0"/>
+                  <w:numPr>
+                    <w:ilvl w:val="0"/>
+                    <w:numId w:val="1"/>
+                  </w:numPr>
+                  <w:spacing w:after="0" w:line="240" w:lineRule="auto"/>
+                  <w:ind w:left="720" w:hanging="360"/>
+                  <w:rPr>
+                    <w:rFonts w:ascii="Proxima Nova" w:cs="Proxima Nova" w:eastAsia="Proxima Nova" w:hAnsi="Proxima Nova"/>
+                    <w:u w:val="none"/>
+                  </w:rPr>
+                </w:pPr>
+                <w:r>
+                  <w:rPr>
+                    <w:rFonts w:ascii="Proxima Nova" w:cs="Proxima Nova" w:eastAsia="Proxima Nova" w:hAnsi="Proxima Nova"/>
+                    <w:rtl w:val="0"/>
+                  </w:rPr>
+                  <w:t xml:space="preserve"> Descripción o etiqueta</w:t>
+                </w:r>
+              </w:p>
+              <w:p>
+                <w:pPr>
+                  <w:widowControl w:val="0"/>
+                  <w:numPr>
+                    <w:ilvl w:val="0"/>
+                    <w:numId w:val="1"/>
+                  </w:numPr>
+                  <w:spacing w:after="0" w:line="240" w:lineRule="auto"/>
+                  <w:ind w:left="720" w:hanging="360"/>
+                  <w:rPr>
+                    <w:rFonts w:ascii="Proxima Nova" w:cs="Proxima Nova" w:eastAsia="Proxima Nova" w:hAnsi="Proxima Nova"/>
+                    <w:u w:val="none"/>
+                  </w:rPr>
+                </w:pPr>
+                <w:r>
+                  <w:rPr>
+                    <w:rFonts w:ascii="Proxima Nova" w:cs="Proxima Nova" w:eastAsia="Proxima Nova" w:hAnsi="Proxima Nova"/>
+                    <w:rtl w:val="0"/>
+                  </w:rPr>
+                  <w:t xml:space="preserve"> Fecha de modificación</w:t>
+                </w:r>
+              </w:p>
+              <w:p>
+                <w:pPr>
+                  <w:widowControl w:val="0"/>
+                  <w:numPr>
+                    <w:ilvl w:val="0"/>
+                    <w:numId w:val="1"/>
+                  </w:numPr>
+                  <w:spacing w:after="0" w:line="240" w:lineRule="auto"/>
+                  <w:ind w:left="720" w:hanging="360"/>
+                  <w:rPr>
+                    <w:rFonts w:ascii="Proxima Nova" w:cs="Proxima Nova" w:eastAsia="Proxima Nova" w:hAnsi="Proxima Nova"/>
+                    <w:u w:val="none"/>
+                  </w:rPr>
+                </w:pPr>
+                <w:r>
+                  <w:rPr>
+                    <w:rFonts w:ascii="Proxima Nova" w:cs="Proxima Nova" w:eastAsia="Proxima Nova" w:hAnsi="Proxima Nova"/>
+                    <w:rtl w:val="0"/>
+                  </w:rPr>
+                  <w:t xml:space="preserve"> Usuario que modificó</w:t>
+                </w:r>
+                <w:r>
+                  <w:rPr>
+                    <w:rtl w:val="0"/>
+                  </w:rPr>
+                </w:r>
+              </w:p>
+            </w:tc>
+          </w:tr>
+        </w:tbl>
+      </w:sdtContent>
+    </w:sdt>
+    <w:p>
+      <w:pPr>
+        <w:spacing w:after="0" w:line="276" w:lineRule="auto"/>
+        <w:ind w:left="0" w:firstLine="0"/>
+        <w:jc w:val="left"/>
         <w:rPr/>
       </w:pPr>
-      <w:bookmarkStart w:colFirst="0" w:colLast="0" w:name="_heading=h.pcmmvip8srt2" w:id="26"/>
-      <w:bookmarkEnd w:id="26"/>
-      <w:r>
-        <w:br w:type="page"/>
-      </w:r>
+      <w:r>
+        <w:rPr>
+          <w:rtl w:val="0"/>
+        </w:rPr>
+      </w:r>
+    </w:p>
+    <w:p>
+      <w:pPr>
+        <w:spacing w:after="0" w:line="276" w:lineRule="auto"/>
+        <w:ind w:left="720" w:firstLine="720"/>
+        <w:jc w:val="left"/>
+        <w:rPr>
+          <w:rFonts w:ascii="Proxima Nova" w:cs="Proxima Nova" w:eastAsia="Proxima Nova" w:hAnsi="Proxima Nova"/>
+        </w:rPr>
+      </w:pPr>
+      <w:r>
+        <w:rPr>
+          <w:rFonts w:ascii="Proxima Nova" w:cs="Proxima Nova" w:eastAsia="Proxima Nova" w:hAnsi="Proxima Nova"/>
+          <w:rtl w:val="0"/>
+        </w:rPr>
+        <w:t xml:space="preserve">Tabla 6. Reporte General de la Lista de versiones de un ítem</w:t>
+      </w:r>
+    </w:p>
+    <w:p>
+      <w:pPr>
+        <w:rPr/>
+      </w:pPr>
+      <w:r>
+        <w:rPr/>
+        <w:drawing>
+          <wp:inline distB="114300" distT="114300" distL="114300" distR="114300">
+            <wp:extent cx="5399730" cy="1676400"/>
+            <wp:effectExtent b="25400" l="25400" r="25400" t="25400"/>
+            <wp:docPr id="1" name="image3.png"/>
+            <a:graphic>
+              <a:graphicData uri="http://schemas.openxmlformats.org/drawingml/2006/picture">
+                <pic:pic>
+                  <pic:nvPicPr>
+                    <pic:cNvPr id="0" name="image3.png"/>
+                    <pic:cNvPicPr preferRelativeResize="0"/>
+                  </pic:nvPicPr>
+                  <pic:blipFill>
+                    <a:blip r:embed="rId11"/>
+                    <a:srcRect b="0" l="0" r="0" t="0"/>
+                    <a:stretch>
+                      <a:fillRect/>
+                    </a:stretch>
+                  </pic:blipFill>
+                  <pic:spPr>
+                    <a:xfrm>
+                      <a:off x="0" y="0"/>
+                      <a:ext cx="5399730" cy="1676400"/>
+                    </a:xfrm>
+                    <a:prstGeom prst="rect"/>
+                    <a:ln w="25400">
+                      <a:solidFill>
+                        <a:srgbClr val="000000"/>
+                      </a:solidFill>
+                      <a:prstDash val="solid"/>
+                    </a:ln>
+                  </pic:spPr>
+                </pic:pic>
+              </a:graphicData>
+            </a:graphic>
+          </wp:inline>
+        </w:drawing>
+      </w:r>
+      <w:r>
+        <w:rPr>
+          <w:rtl w:val="0"/>
+        </w:rPr>
+      </w:r>
+    </w:p>
+    <w:p>
+      <w:pPr>
+        <w:jc w:val="center"/>
+        <w:rPr>
+          <w:rFonts w:ascii="Proxima Nova" w:cs="Proxima Nova" w:eastAsia="Proxima Nova" w:hAnsi="Proxima Nova"/>
+        </w:rPr>
+      </w:pPr>
+      <w:r>
+        <w:rPr>
+          <w:rFonts w:ascii="Proxima Nova" w:cs="Proxima Nova" w:eastAsia="Proxima Nova" w:hAnsi="Proxima Nova"/>
+          <w:rtl w:val="0"/>
+        </w:rPr>
+        <w:t xml:space="preserve">Imagen 4.1 Resultado del reporte de versiones de SISCOP-MDB.mwb</w:t>
+      </w:r>
+      <w:r>
+        <w:rPr>
+          <w:rtl w:val="0"/>
+        </w:rPr>
+      </w:r>
+    </w:p>
+    <w:p>
+      <w:pPr>
+        <w:pStyle w:val="Heading2"/>
+        <w:rPr>
+          <w:rFonts w:ascii="Proxima Nova" w:cs="Proxima Nova" w:eastAsia="Proxima Nova" w:hAnsi="Proxima Nova"/>
+          <w:color w:val="e61a17"/>
+          <w:sz w:val="26"/>
+          <w:szCs w:val="26"/>
+        </w:rPr>
+      </w:pPr>
+      <w:bookmarkStart w:colFirst="0" w:colLast="0" w:name="_heading=h.8of4u6fhupjb" w:id="29"/>
+      <w:bookmarkEnd w:id="29"/>
+      <w:r>
+        <w:rPr>
+          <w:rFonts w:ascii="Proxima Nova" w:cs="Proxima Nova" w:eastAsia="Proxima Nova" w:hAnsi="Proxima Nova"/>
+          <w:color w:val="e61a17"/>
+          <w:sz w:val="26"/>
+          <w:szCs w:val="26"/>
+          <w:rtl w:val="0"/>
+        </w:rPr>
+        <w:t xml:space="preserve">4.2 Lista de ítems de la gestión de la configuración</w:t>
+      </w:r>
+    </w:p>
+    <w:p>
+      <w:pPr>
+        <w:spacing w:after="0" w:before="200" w:line="300" w:lineRule="auto"/>
+        <w:rPr>
+          <w:rFonts w:ascii="Proxima Nova" w:cs="Proxima Nova" w:eastAsia="Proxima Nova" w:hAnsi="Proxima Nova"/>
+          <w:sz w:val="2"/>
+          <w:szCs w:val="2"/>
+        </w:rPr>
+      </w:pPr>
+      <w:r>
+        <w:rPr>
+          <w:rtl w:val="0"/>
+        </w:rPr>
+      </w:r>
+    </w:p>
+    <w:sdt>
+      <w:sdtPr>
+        <w:lock w:val="contentLocked"/>
+        <w:id w:val="840088774"/>
+        <w:tag w:val="goog_rdk_20"/>
+      </w:sdtPr>
+      <w:sdtContent>
+        <w:tbl>
+          <w:tblPr>
+            <w:tblStyle w:val="Table18"/>
+            <w:tblW w:w="8175.0" w:type="dxa"/>
+            <w:jc w:val="left"/>
+            <w:tblBorders>
+              <w:top w:color="000000" w:space="0" w:sz="8" w:val="single"/>
+              <w:left w:color="000000" w:space="0" w:sz="8" w:val="single"/>
+              <w:bottom w:color="000000" w:space="0" w:sz="8" w:val="single"/>
+              <w:right w:color="000000" w:space="0" w:sz="8" w:val="single"/>
+              <w:insideH w:color="000000" w:space="0" w:sz="8" w:val="single"/>
+              <w:insideV w:color="000000" w:space="0" w:sz="8" w:val="single"/>
+            </w:tblBorders>
+            <w:tblLayout w:type="fixed"/>
+            <w:tblLook w:val="0600"/>
+          </w:tblPr>
+          <w:tblGrid>
+            <w:gridCol w:w="1890"/>
+            <w:gridCol w:w="6285"/>
+            <w:tblGridChange w:id="0">
+              <w:tblGrid>
+                <w:gridCol w:w="1890"/>
+                <w:gridCol w:w="6285"/>
+              </w:tblGrid>
+            </w:tblGridChange>
+          </w:tblGrid>
+          <w:tr>
+            <w:trPr>
+              <w:cantSplit w:val="0"/>
+              <w:trHeight w:val="512.8084134009988" w:hRule="atLeast"/>
+              <w:tblHeader w:val="0"/>
+            </w:trPr>
+            <w:tc>
+              <w:tcPr>
+                <w:tcBorders>
+                  <w:top w:color="00aee4" w:space="0" w:sz="8" w:val="single"/>
+                  <w:left w:color="000000" w:space="0" w:sz="0" w:val="nil"/>
+                  <w:bottom w:color="e0e0e0" w:space="0" w:sz="8" w:val="single"/>
+                  <w:right w:color="000000" w:space="0" w:sz="0" w:val="nil"/>
+                </w:tcBorders>
+                <w:shd w:fill="00aee4" w:val="clear"/>
+                <w:tcMar>
+                  <w:top w:w="113.38582677165356" w:type="dxa"/>
+                  <w:left w:w="113.38582677165356" w:type="dxa"/>
+                  <w:bottom w:w="113.38582677165356" w:type="dxa"/>
+                  <w:right w:w="113.38582677165356" w:type="dxa"/>
+                </w:tcMar>
+                <w:vAlign w:val="top"/>
+              </w:tcPr>
+              <w:p>
+                <w:pPr>
+                  <w:widowControl w:val="0"/>
+                  <w:spacing w:after="0" w:line="240" w:lineRule="auto"/>
+                  <w:rPr>
+                    <w:rFonts w:ascii="Proxima Nova" w:cs="Proxima Nova" w:eastAsia="Proxima Nova" w:hAnsi="Proxima Nova"/>
+                    <w:b w:val="1"/>
+                    <w:bCs w:val="1"/>
+                    <w:color w:val="ffffff"/>
+                  </w:rPr>
+                </w:pPr>
+                <w:r>
+                  <w:rPr>
+                    <w:rFonts w:ascii="Proxima Nova" w:cs="Proxima Nova" w:eastAsia="Proxima Nova" w:hAnsi="Proxima Nova"/>
+                    <w:b w:val="1"/>
+                    <w:bCs w:val="1"/>
+                    <w:color w:val="ffffff"/>
+                    <w:rtl w:val="0"/>
+                  </w:rPr>
+                  <w:t xml:space="preserve">Proyecto</w:t>
+                </w:r>
+              </w:p>
+            </w:tc>
+            <w:tc>
+              <w:tcPr>
+                <w:tcBorders>
+                  <w:top w:color="00aee4" w:space="0" w:sz="8" w:val="single"/>
+                  <w:left w:color="000000" w:space="0" w:sz="0" w:val="nil"/>
+                  <w:bottom w:color="e0e0e0" w:space="0" w:sz="4" w:val="single"/>
+                  <w:right w:color="000000" w:space="0" w:sz="0" w:val="nil"/>
+                </w:tcBorders>
+                <w:shd w:fill="ffffff" w:val="clear"/>
+                <w:tcMar>
+                  <w:top w:w="113.38582677165356" w:type="dxa"/>
+                  <w:left w:w="113.38582677165356" w:type="dxa"/>
+                  <w:bottom w:w="113.38582677165356" w:type="dxa"/>
+                  <w:right w:w="113.38582677165356" w:type="dxa"/>
+                </w:tcMar>
+                <w:vAlign w:val="top"/>
+              </w:tcPr>
+              <w:p>
+                <w:pPr>
+                  <w:widowControl w:val="0"/>
+                  <w:spacing w:after="0" w:line="240" w:lineRule="auto"/>
+                  <w:rPr>
+                    <w:rFonts w:ascii="Proxima Nova" w:cs="Proxima Nova" w:eastAsia="Proxima Nova" w:hAnsi="Proxima Nova"/>
+                  </w:rPr>
+                </w:pPr>
+                <w:r>
+                  <w:rPr>
+                    <w:rFonts w:ascii="Proxima Nova" w:cs="Proxima Nova" w:eastAsia="Proxima Nova" w:hAnsi="Proxima Nova"/>
+                    <w:rtl w:val="0"/>
+                  </w:rPr>
+                  <w:t xml:space="preserve">SISCOP — Sistema de Control de Peso</w:t>
+                </w:r>
+              </w:p>
+            </w:tc>
+          </w:tr>
+          <w:tr>
+            <w:trPr>
+              <w:cantSplit w:val="0"/>
+              <w:trHeight w:val="512.8084134009988" w:hRule="atLeast"/>
+              <w:tblHeader w:val="0"/>
+            </w:trPr>
+            <w:tc>
+              <w:tcPr>
+                <w:tcBorders>
+                  <w:top w:color="e0e0e0" w:space="0" w:sz="8" w:val="single"/>
+                  <w:left w:color="000000" w:space="0" w:sz="0" w:val="nil"/>
+                  <w:bottom w:color="e0e0e0" w:space="0" w:sz="4" w:val="single"/>
+                  <w:right w:color="000000" w:space="0" w:sz="0" w:val="nil"/>
+                </w:tcBorders>
+                <w:shd w:fill="00aee4" w:val="clear"/>
+                <w:tcMar>
+                  <w:top w:w="113.38582677165356" w:type="dxa"/>
+                  <w:left w:w="113.38582677165356" w:type="dxa"/>
+                  <w:bottom w:w="113.38582677165356" w:type="dxa"/>
+                  <w:right w:w="113.38582677165356" w:type="dxa"/>
+                </w:tcMar>
+                <w:vAlign w:val="top"/>
+              </w:tcPr>
+              <w:p>
+                <w:pPr>
+                  <w:widowControl w:val="0"/>
+                  <w:spacing w:after="0" w:line="240" w:lineRule="auto"/>
+                  <w:rPr>
+                    <w:rFonts w:ascii="Proxima Nova" w:cs="Proxima Nova" w:eastAsia="Proxima Nova" w:hAnsi="Proxima Nova"/>
+                    <w:b w:val="1"/>
+                    <w:bCs w:val="1"/>
+                    <w:color w:val="222222"/>
+                  </w:rPr>
+                </w:pPr>
+                <w:r>
+                  <w:rPr>
+                    <w:rFonts w:ascii="Proxima Nova" w:cs="Proxima Nova" w:eastAsia="Proxima Nova" w:hAnsi="Proxima Nova"/>
+                    <w:b w:val="1"/>
+                    <w:bCs w:val="1"/>
+                    <w:color w:val="ffffff"/>
+                    <w:rtl w:val="0"/>
+                  </w:rPr>
+                  <w:t xml:space="preserve">Titulo</w:t>
+                </w:r>
+                <w:r>
+                  <w:rPr>
+                    <w:rtl w:val="0"/>
+                  </w:rPr>
+                </w:r>
+              </w:p>
+            </w:tc>
+            <w:tc>
+              <w:tcPr>
+                <w:tcBorders>
+                  <w:top w:color="e0e0e0" w:space="0" w:sz="4" w:val="single"/>
+                  <w:left w:color="000000" w:space="0" w:sz="0" w:val="nil"/>
+                  <w:bottom w:color="e0e0e0" w:space="0" w:sz="4" w:val="single"/>
+                  <w:right w:color="000000" w:space="0" w:sz="0" w:val="nil"/>
+                </w:tcBorders>
+                <w:shd w:fill="f9f9f9" w:val="clear"/>
+                <w:tcMar>
+                  <w:top w:w="113.38582677165356" w:type="dxa"/>
+                  <w:left w:w="113.38582677165356" w:type="dxa"/>
+                  <w:bottom w:w="113.38582677165356" w:type="dxa"/>
+                  <w:right w:w="113.38582677165356" w:type="dxa"/>
+                </w:tcMar>
+                <w:vAlign w:val="top"/>
+              </w:tcPr>
+              <w:p>
+                <w:pPr>
+                  <w:widowControl w:val="0"/>
+                  <w:spacing w:after="0" w:line="240" w:lineRule="auto"/>
+                  <w:rPr>
+                    <w:rFonts w:ascii="Proxima Nova" w:cs="Proxima Nova" w:eastAsia="Proxima Nova" w:hAnsi="Proxima Nova"/>
+                    <w:color w:val="222222"/>
+                  </w:rPr>
+                </w:pPr>
+                <w:r>
+                  <w:rPr>
+                    <w:rFonts w:ascii="Proxima Nova" w:cs="Proxima Nova" w:eastAsia="Proxima Nova" w:hAnsi="Proxima Nova"/>
+                    <w:rtl w:val="0"/>
+                  </w:rPr>
+                  <w:t xml:space="preserve">Lista de ítems de la gestión de la configuración</w:t>
+                </w:r>
+                <w:r>
+                  <w:rPr>
+                    <w:rtl w:val="0"/>
+                  </w:rPr>
+                </w:r>
+              </w:p>
+            </w:tc>
+          </w:tr>
+          <w:tr>
+            <w:trPr>
+              <w:cantSplit w:val="0"/>
+              <w:trHeight w:val="512.8084134009988" w:hRule="atLeast"/>
+              <w:tblHeader w:val="0"/>
+            </w:trPr>
+            <w:tc>
+              <w:tcPr>
+                <w:tcBorders>
+                  <w:top w:color="e0e0e0" w:space="0" w:sz="4" w:val="single"/>
+                  <w:left w:color="000000" w:space="0" w:sz="0" w:val="nil"/>
+                  <w:bottom w:color="e0e0e0" w:space="0" w:sz="4" w:val="single"/>
+                  <w:right w:color="000000" w:space="0" w:sz="0" w:val="nil"/>
+                </w:tcBorders>
+                <w:shd w:fill="00aee4" w:val="clear"/>
+                <w:tcMar>
+                  <w:top w:w="113.38582677165356" w:type="dxa"/>
+                  <w:left w:w="113.38582677165356" w:type="dxa"/>
+                  <w:bottom w:w="113.38582677165356" w:type="dxa"/>
+                  <w:right w:w="113.38582677165356" w:type="dxa"/>
+                </w:tcMar>
+                <w:vAlign w:val="top"/>
+              </w:tcPr>
+              <w:p>
+                <w:pPr>
+                  <w:widowControl w:val="0"/>
+                  <w:spacing w:after="0" w:line="240" w:lineRule="auto"/>
+                  <w:rPr>
+                    <w:rFonts w:ascii="Proxima Nova" w:cs="Proxima Nova" w:eastAsia="Proxima Nova" w:hAnsi="Proxima Nova"/>
+                    <w:b w:val="1"/>
+                    <w:bCs w:val="1"/>
+                    <w:color w:val="222222"/>
+                  </w:rPr>
+                </w:pPr>
+                <w:r>
+                  <w:rPr>
+                    <w:rFonts w:ascii="Proxima Nova" w:cs="Proxima Nova" w:eastAsia="Proxima Nova" w:hAnsi="Proxima Nova"/>
+                    <w:b w:val="1"/>
+                    <w:bCs w:val="1"/>
+                    <w:color w:val="ffffff"/>
+                    <w:rtl w:val="0"/>
+                  </w:rPr>
+                  <w:t xml:space="preserve">Proposito</w:t>
+                </w:r>
+                <w:r>
+                  <w:rPr>
+                    <w:rtl w:val="0"/>
+                  </w:rPr>
+                </w:r>
+              </w:p>
+            </w:tc>
+            <w:tc>
+              <w:tcPr>
+                <w:tcBorders>
+                  <w:top w:color="e0e0e0" w:space="0" w:sz="4" w:val="single"/>
+                  <w:left w:color="000000" w:space="0" w:sz="0" w:val="nil"/>
+                  <w:bottom w:color="e0e0e0" w:space="0" w:sz="4" w:val="single"/>
+                  <w:right w:color="000000" w:space="0" w:sz="0" w:val="nil"/>
+                </w:tcBorders>
+                <w:shd w:fill="ffffff" w:val="clear"/>
+                <w:tcMar>
+                  <w:top w:w="113.38582677165356" w:type="dxa"/>
+                  <w:left w:w="113.38582677165356" w:type="dxa"/>
+                  <w:bottom w:w="113.38582677165356" w:type="dxa"/>
+                  <w:right w:w="113.38582677165356" w:type="dxa"/>
+                </w:tcMar>
+                <w:vAlign w:val="top"/>
+              </w:tcPr>
+              <w:p>
+                <w:pPr>
+                  <w:widowControl w:val="0"/>
+                  <w:spacing w:after="0" w:line="240" w:lineRule="auto"/>
+                  <w:rPr>
+                    <w:rFonts w:ascii="Proxima Nova" w:cs="Proxima Nova" w:eastAsia="Proxima Nova" w:hAnsi="Proxima Nova"/>
+                  </w:rPr>
+                </w:pPr>
+                <w:r>
+                  <w:rPr>
+                    <w:rFonts w:ascii="Proxima Nova" w:cs="Proxima Nova" w:eastAsia="Proxima Nova" w:hAnsi="Proxima Nova"/>
+                    <w:rtl w:val="0"/>
+                  </w:rPr>
+                  <w:t xml:space="preserve">Proporcionar al Auditor un listado de todos los ítems que estarán bajo el control de auditoría y así llevar un registro de ello.</w:t>
+                </w:r>
+                <w:r>
+                  <w:rPr>
+                    <w:rtl w:val="0"/>
+                  </w:rPr>
+                </w:r>
+              </w:p>
+            </w:tc>
+          </w:tr>
+          <w:tr>
+            <w:trPr>
+              <w:cantSplit w:val="0"/>
+              <w:trHeight w:val="512.8084134009988" w:hRule="atLeast"/>
+              <w:tblHeader w:val="0"/>
+            </w:trPr>
+            <w:tc>
+              <w:tcPr>
+                <w:tcBorders>
+                  <w:top w:color="e0e0e0" w:space="0" w:sz="4" w:val="single"/>
+                  <w:left w:color="000000" w:space="0" w:sz="0" w:val="nil"/>
+                  <w:bottom w:color="e0e0e0" w:space="0" w:sz="4" w:val="single"/>
+                  <w:right w:color="000000" w:space="0" w:sz="0" w:val="nil"/>
+                </w:tcBorders>
+                <w:shd w:fill="00aee4" w:val="clear"/>
+                <w:tcMar>
+                  <w:top w:w="113.38582677165356" w:type="dxa"/>
+                  <w:left w:w="113.38582677165356" w:type="dxa"/>
+                  <w:bottom w:w="113.38582677165356" w:type="dxa"/>
+                  <w:right w:w="113.38582677165356" w:type="dxa"/>
+                </w:tcMar>
+                <w:vAlign w:val="top"/>
+              </w:tcPr>
+              <w:p>
+                <w:pPr>
+                  <w:widowControl w:val="0"/>
+                  <w:spacing w:after="0" w:line="240" w:lineRule="auto"/>
+                  <w:rPr>
+                    <w:rFonts w:ascii="Proxima Nova" w:cs="Proxima Nova" w:eastAsia="Proxima Nova" w:hAnsi="Proxima Nova"/>
+                    <w:b w:val="1"/>
+                    <w:bCs w:val="1"/>
+                    <w:color w:val="222222"/>
+                  </w:rPr>
+                </w:pPr>
+                <w:r>
+                  <w:rPr>
+                    <w:rFonts w:ascii="Proxima Nova" w:cs="Proxima Nova" w:eastAsia="Proxima Nova" w:hAnsi="Proxima Nova"/>
+                    <w:b w:val="1"/>
+                    <w:bCs w:val="1"/>
+                    <w:color w:val="ffffff"/>
+                    <w:rtl w:val="0"/>
+                  </w:rPr>
+                  <w:t xml:space="preserve">Entradas</w:t>
+                </w:r>
+                <w:r>
+                  <w:rPr>
+                    <w:rtl w:val="0"/>
+                  </w:rPr>
+                </w:r>
+              </w:p>
+            </w:tc>
+            <w:tc>
+              <w:tcPr>
+                <w:tcBorders>
+                  <w:top w:color="e0e0e0" w:space="0" w:sz="4" w:val="single"/>
+                  <w:left w:color="000000" w:space="0" w:sz="0" w:val="nil"/>
+                  <w:bottom w:color="e0e0e0" w:space="0" w:sz="4" w:val="single"/>
+                  <w:right w:color="000000" w:space="0" w:sz="0" w:val="nil"/>
+                </w:tcBorders>
+                <w:shd w:fill="f9f9f9" w:val="clear"/>
+                <w:tcMar>
+                  <w:top w:w="113.38582677165356" w:type="dxa"/>
+                  <w:left w:w="113.38582677165356" w:type="dxa"/>
+                  <w:bottom w:w="113.38582677165356" w:type="dxa"/>
+                  <w:right w:w="113.38582677165356" w:type="dxa"/>
+                </w:tcMar>
+                <w:vAlign w:val="top"/>
+              </w:tcPr>
+              <w:p>
+                <w:pPr>
+                  <w:widowControl w:val="0"/>
+                  <w:numPr>
+                    <w:ilvl w:val="0"/>
+                    <w:numId w:val="4"/>
+                  </w:numPr>
+                  <w:spacing w:after="0" w:line="240" w:lineRule="auto"/>
+                  <w:ind w:left="720" w:hanging="360"/>
+                  <w:rPr>
+                    <w:rFonts w:ascii="Proxima Nova" w:cs="Proxima Nova" w:eastAsia="Proxima Nova" w:hAnsi="Proxima Nova"/>
+                    <w:u w:val="none"/>
+                  </w:rPr>
+                </w:pPr>
+                <w:r>
+                  <w:rPr>
+                    <w:rFonts w:ascii="Proxima Nova" w:cs="Proxima Nova" w:eastAsia="Proxima Nova" w:hAnsi="Proxima Nova"/>
+                    <w:rtl w:val="0"/>
+                  </w:rPr>
+                  <w:t xml:space="preserve"> ID del proyecto: SISCOP (Sistema de Control de Peso)</w:t>
+                </w:r>
+              </w:p>
+              <w:p>
+                <w:pPr>
+                  <w:widowControl w:val="0"/>
+                  <w:numPr>
+                    <w:ilvl w:val="0"/>
+                    <w:numId w:val="4"/>
+                  </w:numPr>
+                  <w:spacing w:after="0" w:line="240" w:lineRule="auto"/>
+                  <w:ind w:left="720" w:hanging="360"/>
+                  <w:rPr>
+                    <w:rFonts w:ascii="Proxima Nova" w:cs="Proxima Nova" w:eastAsia="Proxima Nova" w:hAnsi="Proxima Nova"/>
+                    <w:u w:val="none"/>
+                  </w:rPr>
+                </w:pPr>
+                <w:r>
+                  <w:rPr>
+                    <w:rFonts w:ascii="Proxima Nova" w:cs="Proxima Nova" w:eastAsia="Proxima Nova" w:hAnsi="Proxima Nova"/>
+                    <w:rtl w:val="0"/>
+                  </w:rPr>
+                  <w:t xml:space="preserve"> Rango de fechas: 01/03/2026 – 28/05/2026</w:t>
+                </w:r>
+              </w:p>
+            </w:tc>
+          </w:tr>
+          <w:tr>
+            <w:trPr>
+              <w:cantSplit w:val="0"/>
+              <w:trHeight w:val="512.8084134009988" w:hRule="atLeast"/>
+              <w:tblHeader w:val="0"/>
+            </w:trPr>
+            <w:tc>
+              <w:tcPr>
+                <w:tcBorders>
+                  <w:top w:color="e0e0e0" w:space="0" w:sz="4" w:val="single"/>
+                  <w:left w:color="000000" w:space="0" w:sz="0" w:val="nil"/>
+                  <w:bottom w:color="e0e0e0" w:space="0" w:sz="4" w:val="single"/>
+                  <w:right w:color="000000" w:space="0" w:sz="0" w:val="nil"/>
+                </w:tcBorders>
+                <w:shd w:fill="00aee4" w:val="clear"/>
+                <w:tcMar>
+                  <w:top w:w="113.38582677165356" w:type="dxa"/>
+                  <w:left w:w="113.38582677165356" w:type="dxa"/>
+                  <w:bottom w:w="113.38582677165356" w:type="dxa"/>
+                  <w:right w:w="113.38582677165356" w:type="dxa"/>
+                </w:tcMar>
+                <w:vAlign w:val="top"/>
+              </w:tcPr>
+              <w:p>
+                <w:pPr>
+                  <w:widowControl w:val="0"/>
+                  <w:spacing w:after="0" w:line="240" w:lineRule="auto"/>
+                  <w:rPr>
+                    <w:rFonts w:ascii="Proxima Nova" w:cs="Proxima Nova" w:eastAsia="Proxima Nova" w:hAnsi="Proxima Nova"/>
+                    <w:b w:val="1"/>
+                    <w:bCs w:val="1"/>
+                    <w:color w:val="222222"/>
+                  </w:rPr>
+                </w:pPr>
+                <w:r>
+                  <w:rPr>
+                    <w:rFonts w:ascii="Proxima Nova" w:cs="Proxima Nova" w:eastAsia="Proxima Nova" w:hAnsi="Proxima Nova"/>
+                    <w:b w:val="1"/>
+                    <w:bCs w:val="1"/>
+                    <w:color w:val="ffffff"/>
+                    <w:rtl w:val="0"/>
+                  </w:rPr>
+                  <w:t xml:space="preserve">Salidas</w:t>
+                </w:r>
+                <w:r>
+                  <w:rPr>
+                    <w:rtl w:val="0"/>
+                  </w:rPr>
+                </w:r>
+              </w:p>
+            </w:tc>
+            <w:tc>
+              <w:tcPr>
+                <w:tcBorders>
+                  <w:top w:color="e0e0e0" w:space="0" w:sz="4" w:val="single"/>
+                  <w:left w:color="000000" w:space="0" w:sz="0" w:val="nil"/>
+                  <w:bottom w:color="e0e0e0" w:space="0" w:sz="4" w:val="single"/>
+                  <w:right w:color="000000" w:space="0" w:sz="0" w:val="nil"/>
+                </w:tcBorders>
+                <w:shd w:fill="ffffff" w:val="clear"/>
+                <w:tcMar>
+                  <w:top w:w="113.38582677165356" w:type="dxa"/>
+                  <w:left w:w="113.38582677165356" w:type="dxa"/>
+                  <w:bottom w:w="113.38582677165356" w:type="dxa"/>
+                  <w:right w:w="113.38582677165356" w:type="dxa"/>
+                </w:tcMar>
+                <w:vAlign w:val="top"/>
+              </w:tcPr>
+              <w:p>
+                <w:pPr>
+                  <w:widowControl w:val="0"/>
+                  <w:numPr>
+                    <w:ilvl w:val="0"/>
+                    <w:numId w:val="11"/>
+                  </w:numPr>
+                  <w:spacing w:after="0" w:line="240" w:lineRule="auto"/>
+                  <w:ind w:left="720" w:hanging="360"/>
+                  <w:rPr>
+                    <w:rFonts w:ascii="Proxima Nova" w:cs="Proxima Nova" w:eastAsia="Proxima Nova" w:hAnsi="Proxima Nova"/>
+                    <w:u w:val="none"/>
+                  </w:rPr>
+                </w:pPr>
+                <w:r>
+                  <w:rPr>
+                    <w:rFonts w:ascii="Proxima Nova" w:cs="Proxima Nova" w:eastAsia="Proxima Nova" w:hAnsi="Proxima Nova"/>
+                    <w:rtl w:val="0"/>
+                  </w:rPr>
+                  <w:t xml:space="preserve">Código del ítem</w:t>
+                </w:r>
+              </w:p>
+              <w:p>
+                <w:pPr>
+                  <w:widowControl w:val="0"/>
+                  <w:numPr>
+                    <w:ilvl w:val="0"/>
+                    <w:numId w:val="11"/>
+                  </w:numPr>
+                  <w:spacing w:after="0" w:line="240" w:lineRule="auto"/>
+                  <w:ind w:left="720" w:hanging="360"/>
+                  <w:rPr>
+                    <w:rFonts w:ascii="Proxima Nova" w:cs="Proxima Nova" w:eastAsia="Proxima Nova" w:hAnsi="Proxima Nova"/>
+                    <w:u w:val="none"/>
+                  </w:rPr>
+                </w:pPr>
+                <w:r>
+                  <w:rPr>
+                    <w:rFonts w:ascii="Proxima Nova" w:cs="Proxima Nova" w:eastAsia="Proxima Nova" w:hAnsi="Proxima Nova"/>
+                    <w:rtl w:val="0"/>
+                  </w:rPr>
+                  <w:t xml:space="preserve">Descripción del ítem</w:t>
+                </w:r>
+              </w:p>
+              <w:p>
+                <w:pPr>
+                  <w:widowControl w:val="0"/>
+                  <w:numPr>
+                    <w:ilvl w:val="0"/>
+                    <w:numId w:val="11"/>
+                  </w:numPr>
+                  <w:spacing w:after="0" w:line="240" w:lineRule="auto"/>
+                  <w:ind w:left="720" w:hanging="360"/>
+                  <w:rPr>
+                    <w:rFonts w:ascii="Proxima Nova" w:cs="Proxima Nova" w:eastAsia="Proxima Nova" w:hAnsi="Proxima Nova"/>
+                    <w:u w:val="none"/>
+                  </w:rPr>
+                </w:pPr>
+                <w:r>
+                  <w:rPr>
+                    <w:rFonts w:ascii="Proxima Nova" w:cs="Proxima Nova" w:eastAsia="Proxima Nova" w:hAnsi="Proxima Nova"/>
+                    <w:rtl w:val="0"/>
+                  </w:rPr>
+                  <w:t xml:space="preserve">Última versión</w:t>
+                </w:r>
+              </w:p>
+              <w:p>
+                <w:pPr>
+                  <w:widowControl w:val="0"/>
+                  <w:numPr>
+                    <w:ilvl w:val="0"/>
+                    <w:numId w:val="11"/>
+                  </w:numPr>
+                  <w:spacing w:after="0" w:line="240" w:lineRule="auto"/>
+                  <w:ind w:left="720" w:hanging="360"/>
+                  <w:rPr>
+                    <w:rFonts w:ascii="Proxima Nova" w:cs="Proxima Nova" w:eastAsia="Proxima Nova" w:hAnsi="Proxima Nova"/>
+                    <w:u w:val="none"/>
+                  </w:rPr>
+                </w:pPr>
+                <w:r>
+                  <w:rPr>
+                    <w:rFonts w:ascii="Proxima Nova" w:cs="Proxima Nova" w:eastAsia="Proxima Nova" w:hAnsi="Proxima Nova"/>
+                    <w:rtl w:val="0"/>
+                  </w:rPr>
+                  <w:t xml:space="preserve">Fecha última modificación</w:t>
+                </w:r>
+              </w:p>
+              <w:p>
+                <w:pPr>
+                  <w:widowControl w:val="0"/>
+                  <w:numPr>
+                    <w:ilvl w:val="0"/>
+                    <w:numId w:val="11"/>
+                  </w:numPr>
+                  <w:spacing w:after="0" w:line="240" w:lineRule="auto"/>
+                  <w:ind w:left="720" w:hanging="360"/>
+                  <w:rPr>
+                    <w:rFonts w:ascii="Proxima Nova" w:cs="Proxima Nova" w:eastAsia="Proxima Nova" w:hAnsi="Proxima Nova"/>
+                    <w:u w:val="none"/>
+                  </w:rPr>
+                </w:pPr>
+                <w:r>
+                  <w:rPr>
+                    <w:rFonts w:ascii="Proxima Nova" w:cs="Proxima Nova" w:eastAsia="Proxima Nova" w:hAnsi="Proxima Nova"/>
+                    <w:rtl w:val="0"/>
+                  </w:rPr>
+                  <w:t xml:space="preserve">Ruta de la ubicación del ítem</w:t>
+                </w:r>
+              </w:p>
+              <w:p>
+                <w:pPr>
+                  <w:widowControl w:val="0"/>
+                  <w:numPr>
+                    <w:ilvl w:val="0"/>
+                    <w:numId w:val="11"/>
+                  </w:numPr>
+                  <w:spacing w:after="0" w:line="240" w:lineRule="auto"/>
+                  <w:ind w:left="720" w:hanging="360"/>
+                  <w:rPr>
+                    <w:rFonts w:ascii="Proxima Nova" w:cs="Proxima Nova" w:eastAsia="Proxima Nova" w:hAnsi="Proxima Nova"/>
+                    <w:u w:val="none"/>
+                  </w:rPr>
+                </w:pPr>
+                <w:r>
+                  <w:rPr>
+                    <w:rFonts w:ascii="Proxima Nova" w:cs="Proxima Nova" w:eastAsia="Proxima Nova" w:hAnsi="Proxima Nova"/>
+                    <w:rtl w:val="0"/>
+                  </w:rPr>
+                  <w:t xml:space="preserve">Autor de la última modificación</w:t>
+                </w:r>
+              </w:p>
+            </w:tc>
+          </w:tr>
+        </w:tbl>
+      </w:sdtContent>
+    </w:sdt>
+    <w:p>
+      <w:pPr>
+        <w:spacing w:after="0" w:line="276" w:lineRule="auto"/>
+        <w:jc w:val="center"/>
+        <w:rPr/>
+      </w:pPr>
+      <w:r>
+        <w:rPr>
+          <w:rtl w:val="0"/>
+        </w:rPr>
+      </w:r>
+    </w:p>
+    <w:p>
+      <w:pPr>
+        <w:spacing w:after="0" w:line="276" w:lineRule="auto"/>
+        <w:ind w:left="0" w:firstLine="0"/>
+        <w:jc w:val="center"/>
+        <w:rPr>
+          <w:rFonts w:ascii="Proxima Nova" w:cs="Proxima Nova" w:eastAsia="Proxima Nova" w:hAnsi="Proxima Nova"/>
+        </w:rPr>
+      </w:pPr>
+      <w:r>
+        <w:rPr>
+          <w:rFonts w:ascii="Proxima Nova" w:cs="Proxima Nova" w:eastAsia="Proxima Nova" w:hAnsi="Proxima Nova"/>
+          <w:rtl w:val="0"/>
+        </w:rPr>
+        <w:t xml:space="preserve">Tabla 7. Reporte General de la Lista de items</w:t>
+      </w:r>
+    </w:p>
+    <w:p>
+      <w:pPr>
+        <w:spacing w:after="0" w:line="276" w:lineRule="auto"/>
+        <w:ind w:left="0" w:firstLine="0"/>
+        <w:jc w:val="center"/>
+        <w:rPr>
+          <w:rFonts w:ascii="Proxima Nova" w:cs="Proxima Nova" w:eastAsia="Proxima Nova" w:hAnsi="Proxima Nova"/>
+        </w:rPr>
+      </w:pPr>
+      <w:r>
+        <w:rPr>
+          <w:rFonts w:ascii="Proxima Nova" w:cs="Proxima Nova" w:eastAsia="Proxima Nova" w:hAnsi="Proxima Nova"/>
+        </w:rPr>
+        <w:drawing>
+          <wp:inline distB="114300" distT="114300" distL="114300" distR="114300">
+            <wp:extent cx="5399730" cy="2235200"/>
+            <wp:effectExtent b="25400" l="25400" r="25400" t="25400"/>
+            <wp:docPr id="7" name="image5.png"/>
+            <a:graphic>
+              <a:graphicData uri="http://schemas.openxmlformats.org/drawingml/2006/picture">
+                <pic:pic>
+                  <pic:nvPicPr>
+                    <pic:cNvPr id="0" name="image5.png"/>
+                    <pic:cNvPicPr preferRelativeResize="0"/>
+                  </pic:nvPicPr>
+                  <pic:blipFill>
+                    <a:blip r:embed="rId12"/>
+                    <a:srcRect b="0" l="0" r="0" t="0"/>
+                    <a:stretch>
+                      <a:fillRect/>
+                    </a:stretch>
+                  </pic:blipFill>
+                  <pic:spPr>
+                    <a:xfrm>
+                      <a:off x="0" y="0"/>
+                      <a:ext cx="5399730" cy="2235200"/>
+                    </a:xfrm>
+                    <a:prstGeom prst="rect"/>
+                    <a:ln w="25400">
+                      <a:solidFill>
+                        <a:srgbClr val="000000"/>
+                      </a:solidFill>
+                      <a:prstDash val="solid"/>
+                    </a:ln>
+                  </pic:spPr>
+                </pic:pic>
+              </a:graphicData>
+            </a:graphic>
+          </wp:inline>
+        </w:drawing>
+      </w:r>
+      <w:r>
+        <w:rPr>
+          <w:rtl w:val="0"/>
+        </w:rPr>
+      </w:r>
+    </w:p>
+    <w:p>
+      <w:pPr>
+        <w:jc w:val="center"/>
+        <w:rPr>
+          <w:rFonts w:ascii="Proxima Nova" w:cs="Proxima Nova" w:eastAsia="Proxima Nova" w:hAnsi="Proxima Nova"/>
+        </w:rPr>
+      </w:pPr>
+      <w:r>
+        <w:rPr>
+          <w:rFonts w:ascii="Proxima Nova" w:cs="Proxima Nova" w:eastAsia="Proxima Nova" w:hAnsi="Proxima Nova"/>
+          <w:rtl w:val="0"/>
+        </w:rPr>
+        <w:t xml:space="preserve">Imagen 4.2 Resultado del reporte de lista de ítems de SISCOP</w:t>
+      </w:r>
+    </w:p>
+    <w:p>
+      <w:pPr>
+        <w:pStyle w:val="Heading2"/>
+        <w:rPr>
+          <w:rFonts w:ascii="Proxima Nova" w:cs="Proxima Nova" w:eastAsia="Proxima Nova" w:hAnsi="Proxima Nova"/>
+        </w:rPr>
+      </w:pPr>
+      <w:bookmarkStart w:colFirst="0" w:colLast="0" w:name="_heading=h.ofe3iia0iwla" w:id="30"/>
+      <w:bookmarkEnd w:id="30"/>
+      <w:r>
+        <w:rPr>
+          <w:rFonts w:ascii="Proxima Nova" w:cs="Proxima Nova" w:eastAsia="Proxima Nova" w:hAnsi="Proxima Nova"/>
+          <w:color w:val="e61a17"/>
+          <w:sz w:val="26"/>
+          <w:szCs w:val="26"/>
+          <w:rtl w:val="0"/>
+        </w:rPr>
+        <w:t xml:space="preserve">4.3 Lista de ítems de la gestión de la configuración</w:t>
+      </w:r>
+      <w:r>
+        <w:rPr>
+          <w:rtl w:val="0"/>
+        </w:rPr>
+      </w:r>
+    </w:p>
+    <w:p>
+      <w:pPr>
+        <w:spacing w:after="0" w:before="200" w:line="300" w:lineRule="auto"/>
+        <w:rPr>
+          <w:rFonts w:ascii="Proxima Nova" w:cs="Proxima Nova" w:eastAsia="Proxima Nova" w:hAnsi="Proxima Nova"/>
+          <w:sz w:val="2"/>
+          <w:szCs w:val="2"/>
+        </w:rPr>
+      </w:pPr>
+      <w:r>
+        <w:rPr>
+          <w:rtl w:val="0"/>
+        </w:rPr>
+      </w:r>
+    </w:p>
+    <w:sdt>
+      <w:sdtPr>
+        <w:lock w:val="contentLocked"/>
+        <w:id w:val="1357257965"/>
+        <w:tag w:val="goog_rdk_21"/>
+      </w:sdtPr>
+      <w:sdtContent>
+        <w:tbl>
+          <w:tblPr>
+            <w:tblStyle w:val="Table19"/>
+            <w:tblW w:w="8175.0" w:type="dxa"/>
+            <w:jc w:val="left"/>
+            <w:tblBorders>
+              <w:top w:color="000000" w:space="0" w:sz="8" w:val="single"/>
+              <w:left w:color="000000" w:space="0" w:sz="8" w:val="single"/>
+              <w:bottom w:color="000000" w:space="0" w:sz="8" w:val="single"/>
+              <w:right w:color="000000" w:space="0" w:sz="8" w:val="single"/>
+              <w:insideH w:color="000000" w:space="0" w:sz="8" w:val="single"/>
+              <w:insideV w:color="000000" w:space="0" w:sz="8" w:val="single"/>
+            </w:tblBorders>
+            <w:tblLayout w:type="fixed"/>
+            <w:tblLook w:val="0600"/>
+          </w:tblPr>
+          <w:tblGrid>
+            <w:gridCol w:w="1890"/>
+            <w:gridCol w:w="6285"/>
+            <w:tblGridChange w:id="0">
+              <w:tblGrid>
+                <w:gridCol w:w="1890"/>
+                <w:gridCol w:w="6285"/>
+              </w:tblGrid>
+            </w:tblGridChange>
+          </w:tblGrid>
+          <w:tr>
+            <w:trPr>
+              <w:cantSplit w:val="0"/>
+              <w:trHeight w:val="512.8084134009988" w:hRule="atLeast"/>
+              <w:tblHeader w:val="0"/>
+            </w:trPr>
+            <w:tc>
+              <w:tcPr>
+                <w:tcBorders>
+                  <w:top w:color="00aee4" w:space="0" w:sz="8" w:val="single"/>
+                  <w:left w:color="000000" w:space="0" w:sz="0" w:val="nil"/>
+                  <w:bottom w:color="e0e0e0" w:space="0" w:sz="8" w:val="single"/>
+                  <w:right w:color="000000" w:space="0" w:sz="0" w:val="nil"/>
+                </w:tcBorders>
+                <w:shd w:fill="00aee4" w:val="clear"/>
+                <w:tcMar>
+                  <w:top w:w="113.38582677165356" w:type="dxa"/>
+                  <w:left w:w="113.38582677165356" w:type="dxa"/>
+                  <w:bottom w:w="113.38582677165356" w:type="dxa"/>
+                  <w:right w:w="113.38582677165356" w:type="dxa"/>
+                </w:tcMar>
+                <w:vAlign w:val="top"/>
+              </w:tcPr>
+              <w:p>
+                <w:pPr>
+                  <w:widowControl w:val="0"/>
+                  <w:spacing w:after="0" w:line="240" w:lineRule="auto"/>
+                  <w:rPr>
+                    <w:rFonts w:ascii="Proxima Nova" w:cs="Proxima Nova" w:eastAsia="Proxima Nova" w:hAnsi="Proxima Nova"/>
+                    <w:b w:val="1"/>
+                    <w:bCs w:val="1"/>
+                    <w:color w:val="ffffff"/>
+                  </w:rPr>
+                </w:pPr>
+                <w:r>
+                  <w:rPr>
+                    <w:rFonts w:ascii="Proxima Nova" w:cs="Proxima Nova" w:eastAsia="Proxima Nova" w:hAnsi="Proxima Nova"/>
+                    <w:b w:val="1"/>
+                    <w:bCs w:val="1"/>
+                    <w:color w:val="ffffff"/>
+                    <w:rtl w:val="0"/>
+                  </w:rPr>
+                  <w:t xml:space="preserve">Proyecto</w:t>
+                </w:r>
+              </w:p>
+            </w:tc>
+            <w:tc>
+              <w:tcPr>
+                <w:tcBorders>
+                  <w:top w:color="00aee4" w:space="0" w:sz="8" w:val="single"/>
+                  <w:left w:color="000000" w:space="0" w:sz="0" w:val="nil"/>
+                  <w:bottom w:color="e0e0e0" w:space="0" w:sz="4" w:val="single"/>
+                  <w:right w:color="000000" w:space="0" w:sz="0" w:val="nil"/>
+                </w:tcBorders>
+                <w:shd w:fill="ffffff" w:val="clear"/>
+                <w:tcMar>
+                  <w:top w:w="113.38582677165356" w:type="dxa"/>
+                  <w:left w:w="113.38582677165356" w:type="dxa"/>
+                  <w:bottom w:w="113.38582677165356" w:type="dxa"/>
+                  <w:right w:w="113.38582677165356" w:type="dxa"/>
+                </w:tcMar>
+                <w:vAlign w:val="top"/>
+              </w:tcPr>
+              <w:p>
+                <w:pPr>
+                  <w:widowControl w:val="0"/>
+                  <w:spacing w:after="0" w:line="240" w:lineRule="auto"/>
+                  <w:rPr>
+                    <w:rFonts w:ascii="Proxima Nova" w:cs="Proxima Nova" w:eastAsia="Proxima Nova" w:hAnsi="Proxima Nova"/>
+                  </w:rPr>
+                </w:pPr>
+                <w:r>
+                  <w:rPr>
+                    <w:rFonts w:ascii="Proxima Nova" w:cs="Proxima Nova" w:eastAsia="Proxima Nova" w:hAnsi="Proxima Nova"/>
+                    <w:rtl w:val="0"/>
+                  </w:rPr>
+                  <w:t xml:space="preserve">SISCOP — Sistema de Control de Peso</w:t>
+                </w:r>
+              </w:p>
+            </w:tc>
+          </w:tr>
+          <w:tr>
+            <w:trPr>
+              <w:cantSplit w:val="0"/>
+              <w:trHeight w:val="512.8084134009988" w:hRule="atLeast"/>
+              <w:tblHeader w:val="0"/>
+            </w:trPr>
+            <w:tc>
+              <w:tcPr>
+                <w:tcBorders>
+                  <w:top w:color="e0e0e0" w:space="0" w:sz="8" w:val="single"/>
+                  <w:left w:color="000000" w:space="0" w:sz="0" w:val="nil"/>
+                  <w:bottom w:color="e0e0e0" w:space="0" w:sz="4" w:val="single"/>
+                  <w:right w:color="000000" w:space="0" w:sz="0" w:val="nil"/>
+                </w:tcBorders>
+                <w:shd w:fill="00aee4" w:val="clear"/>
+                <w:tcMar>
+                  <w:top w:w="113.38582677165356" w:type="dxa"/>
+                  <w:left w:w="113.38582677165356" w:type="dxa"/>
+                  <w:bottom w:w="113.38582677165356" w:type="dxa"/>
+                  <w:right w:w="113.38582677165356" w:type="dxa"/>
+                </w:tcMar>
+                <w:vAlign w:val="top"/>
+              </w:tcPr>
+              <w:p>
+                <w:pPr>
+                  <w:widowControl w:val="0"/>
+                  <w:spacing w:after="0" w:line="240" w:lineRule="auto"/>
+                  <w:rPr>
+                    <w:rFonts w:ascii="Proxima Nova" w:cs="Proxima Nova" w:eastAsia="Proxima Nova" w:hAnsi="Proxima Nova"/>
+                    <w:b w:val="1"/>
+                    <w:bCs w:val="1"/>
+                    <w:color w:val="222222"/>
+                  </w:rPr>
+                </w:pPr>
+                <w:r>
+                  <w:rPr>
+                    <w:rFonts w:ascii="Proxima Nova" w:cs="Proxima Nova" w:eastAsia="Proxima Nova" w:hAnsi="Proxima Nova"/>
+                    <w:b w:val="1"/>
+                    <w:bCs w:val="1"/>
+                    <w:color w:val="ffffff"/>
+                    <w:rtl w:val="0"/>
+                  </w:rPr>
+                  <w:t xml:space="preserve">Titulo</w:t>
+                </w:r>
+                <w:r>
+                  <w:rPr>
+                    <w:rtl w:val="0"/>
+                  </w:rPr>
+                </w:r>
+              </w:p>
+            </w:tc>
+            <w:tc>
+              <w:tcPr>
+                <w:tcBorders>
+                  <w:top w:color="e0e0e0" w:space="0" w:sz="4" w:val="single"/>
+                  <w:left w:color="000000" w:space="0" w:sz="0" w:val="nil"/>
+                  <w:bottom w:color="e0e0e0" w:space="0" w:sz="4" w:val="single"/>
+                  <w:right w:color="000000" w:space="0" w:sz="0" w:val="nil"/>
+                </w:tcBorders>
+                <w:shd w:fill="f9f9f9" w:val="clear"/>
+                <w:tcMar>
+                  <w:top w:w="113.38582677165356" w:type="dxa"/>
+                  <w:left w:w="113.38582677165356" w:type="dxa"/>
+                  <w:bottom w:w="113.38582677165356" w:type="dxa"/>
+                  <w:right w:w="113.38582677165356" w:type="dxa"/>
+                </w:tcMar>
+                <w:vAlign w:val="top"/>
+              </w:tcPr>
+              <w:p>
+                <w:pPr>
+                  <w:widowControl w:val="0"/>
+                  <w:spacing w:after="0" w:line="240" w:lineRule="auto"/>
+                  <w:rPr>
+                    <w:rFonts w:ascii="Proxima Nova" w:cs="Proxima Nova" w:eastAsia="Proxima Nova" w:hAnsi="Proxima Nova"/>
+                    <w:color w:val="222222"/>
+                  </w:rPr>
+                </w:pPr>
+                <w:r>
+                  <w:rPr>
+                    <w:rFonts w:ascii="Proxima Nova" w:cs="Proxima Nova" w:eastAsia="Proxima Nova" w:hAnsi="Proxima Nova"/>
+                    <w:rtl w:val="0"/>
+                  </w:rPr>
+                  <w:t xml:space="preserve">Lista de Ítems afectados por una Solicitud de cambio</w:t>
+                </w:r>
+                <w:r>
+                  <w:rPr>
+                    <w:rtl w:val="0"/>
+                  </w:rPr>
+                </w:r>
+              </w:p>
+            </w:tc>
+          </w:tr>
+          <w:tr>
+            <w:trPr>
+              <w:cantSplit w:val="0"/>
+              <w:trHeight w:val="512.8084134009988" w:hRule="atLeast"/>
+              <w:tblHeader w:val="0"/>
+            </w:trPr>
+            <w:tc>
+              <w:tcPr>
+                <w:tcBorders>
+                  <w:top w:color="e0e0e0" w:space="0" w:sz="4" w:val="single"/>
+                  <w:left w:color="000000" w:space="0" w:sz="0" w:val="nil"/>
+                  <w:bottom w:color="e0e0e0" w:space="0" w:sz="4" w:val="single"/>
+                  <w:right w:color="000000" w:space="0" w:sz="0" w:val="nil"/>
+                </w:tcBorders>
+                <w:shd w:fill="00aee4" w:val="clear"/>
+                <w:tcMar>
+                  <w:top w:w="113.38582677165356" w:type="dxa"/>
+                  <w:left w:w="113.38582677165356" w:type="dxa"/>
+                  <w:bottom w:w="113.38582677165356" w:type="dxa"/>
+                  <w:right w:w="113.38582677165356" w:type="dxa"/>
+                </w:tcMar>
+                <w:vAlign w:val="top"/>
+              </w:tcPr>
+              <w:p>
+                <w:pPr>
+                  <w:widowControl w:val="0"/>
+                  <w:spacing w:after="0" w:line="240" w:lineRule="auto"/>
+                  <w:rPr>
+                    <w:rFonts w:ascii="Proxima Nova" w:cs="Proxima Nova" w:eastAsia="Proxima Nova" w:hAnsi="Proxima Nova"/>
+                    <w:b w:val="1"/>
+                    <w:bCs w:val="1"/>
+                    <w:color w:val="222222"/>
+                  </w:rPr>
+                </w:pPr>
+                <w:r>
+                  <w:rPr>
+                    <w:rFonts w:ascii="Proxima Nova" w:cs="Proxima Nova" w:eastAsia="Proxima Nova" w:hAnsi="Proxima Nova"/>
+                    <w:b w:val="1"/>
+                    <w:bCs w:val="1"/>
+                    <w:color w:val="ffffff"/>
+                    <w:rtl w:val="0"/>
+                  </w:rPr>
+                  <w:t xml:space="preserve">Proposito</w:t>
+                </w:r>
+                <w:r>
+                  <w:rPr>
+                    <w:rtl w:val="0"/>
+                  </w:rPr>
+                </w:r>
+              </w:p>
+            </w:tc>
+            <w:tc>
+              <w:tcPr>
+                <w:tcBorders>
+                  <w:top w:color="e0e0e0" w:space="0" w:sz="4" w:val="single"/>
+                  <w:left w:color="000000" w:space="0" w:sz="0" w:val="nil"/>
+                  <w:bottom w:color="e0e0e0" w:space="0" w:sz="4" w:val="single"/>
+                  <w:right w:color="000000" w:space="0" w:sz="0" w:val="nil"/>
+                </w:tcBorders>
+                <w:shd w:fill="ffffff" w:val="clear"/>
+                <w:tcMar>
+                  <w:top w:w="113.38582677165356" w:type="dxa"/>
+                  <w:left w:w="113.38582677165356" w:type="dxa"/>
+                  <w:bottom w:w="113.38582677165356" w:type="dxa"/>
+                  <w:right w:w="113.38582677165356" w:type="dxa"/>
+                </w:tcMar>
+                <w:vAlign w:val="top"/>
+              </w:tcPr>
+              <w:p>
+                <w:pPr>
+                  <w:widowControl w:val="0"/>
+                  <w:spacing w:after="0" w:line="240" w:lineRule="auto"/>
+                  <w:rPr>
+                    <w:rFonts w:ascii="Proxima Nova" w:cs="Proxima Nova" w:eastAsia="Proxima Nova" w:hAnsi="Proxima Nova"/>
+                  </w:rPr>
+                </w:pPr>
+                <w:r>
+                  <w:rPr>
+                    <w:rFonts w:ascii="Proxima Nova" w:cs="Proxima Nova" w:eastAsia="Proxima Nova" w:hAnsi="Proxima Nova"/>
+                    <w:rtl w:val="0"/>
+                  </w:rPr>
+                  <w:t xml:space="preserve">Proporcionar al auditor un listado de todos los ítems que han sido impactados por una determinada Solicitud de cambio</w:t>
+                </w:r>
+                <w:r>
+                  <w:rPr>
+                    <w:rtl w:val="0"/>
+                  </w:rPr>
+                </w:r>
+              </w:p>
+            </w:tc>
+          </w:tr>
+          <w:tr>
+            <w:trPr>
+              <w:cantSplit w:val="0"/>
+              <w:trHeight w:val="512.8084134009988" w:hRule="atLeast"/>
+              <w:tblHeader w:val="0"/>
+            </w:trPr>
+            <w:tc>
+              <w:tcPr>
+                <w:tcBorders>
+                  <w:top w:color="e0e0e0" w:space="0" w:sz="4" w:val="single"/>
+                  <w:left w:color="000000" w:space="0" w:sz="0" w:val="nil"/>
+                  <w:bottom w:color="e0e0e0" w:space="0" w:sz="4" w:val="single"/>
+                  <w:right w:color="000000" w:space="0" w:sz="0" w:val="nil"/>
+                </w:tcBorders>
+                <w:shd w:fill="00aee4" w:val="clear"/>
+                <w:tcMar>
+                  <w:top w:w="113.38582677165356" w:type="dxa"/>
+                  <w:left w:w="113.38582677165356" w:type="dxa"/>
+                  <w:bottom w:w="113.38582677165356" w:type="dxa"/>
+                  <w:right w:w="113.38582677165356" w:type="dxa"/>
+                </w:tcMar>
+                <w:vAlign w:val="top"/>
+              </w:tcPr>
+              <w:p>
+                <w:pPr>
+                  <w:widowControl w:val="0"/>
+                  <w:spacing w:after="0" w:line="240" w:lineRule="auto"/>
+                  <w:rPr>
+                    <w:rFonts w:ascii="Proxima Nova" w:cs="Proxima Nova" w:eastAsia="Proxima Nova" w:hAnsi="Proxima Nova"/>
+                    <w:b w:val="1"/>
+                    <w:bCs w:val="1"/>
+                    <w:color w:val="222222"/>
+                  </w:rPr>
+                </w:pPr>
+                <w:r>
+                  <w:rPr>
+                    <w:rFonts w:ascii="Proxima Nova" w:cs="Proxima Nova" w:eastAsia="Proxima Nova" w:hAnsi="Proxima Nova"/>
+                    <w:b w:val="1"/>
+                    <w:bCs w:val="1"/>
+                    <w:color w:val="ffffff"/>
+                    <w:rtl w:val="0"/>
+                  </w:rPr>
+                  <w:t xml:space="preserve">Entradas</w:t>
+                </w:r>
+                <w:r>
+                  <w:rPr>
+                    <w:rtl w:val="0"/>
+                  </w:rPr>
+                </w:r>
+              </w:p>
+            </w:tc>
+            <w:tc>
+              <w:tcPr>
+                <w:tcBorders>
+                  <w:top w:color="e0e0e0" w:space="0" w:sz="4" w:val="single"/>
+                  <w:left w:color="000000" w:space="0" w:sz="0" w:val="nil"/>
+                  <w:bottom w:color="e0e0e0" w:space="0" w:sz="4" w:val="single"/>
+                  <w:right w:color="000000" w:space="0" w:sz="0" w:val="nil"/>
+                </w:tcBorders>
+                <w:shd w:fill="f9f9f9" w:val="clear"/>
+                <w:tcMar>
+                  <w:top w:w="113.38582677165356" w:type="dxa"/>
+                  <w:left w:w="113.38582677165356" w:type="dxa"/>
+                  <w:bottom w:w="113.38582677165356" w:type="dxa"/>
+                  <w:right w:w="113.38582677165356" w:type="dxa"/>
+                </w:tcMar>
+                <w:vAlign w:val="top"/>
+              </w:tcPr>
+              <w:p>
+                <w:pPr>
+                  <w:widowControl w:val="0"/>
+                  <w:numPr>
+                    <w:ilvl w:val="0"/>
+                    <w:numId w:val="4"/>
+                  </w:numPr>
+                  <w:spacing w:after="0" w:line="240" w:lineRule="auto"/>
+                  <w:ind w:left="720" w:hanging="360"/>
+                  <w:rPr>
+                    <w:rFonts w:ascii="Proxima Nova" w:cs="Proxima Nova" w:eastAsia="Proxima Nova" w:hAnsi="Proxima Nova"/>
+                  </w:rPr>
+                </w:pPr>
+                <w:r>
+                  <w:rPr>
+                    <w:rFonts w:ascii="Proxima Nova" w:cs="Proxima Nova" w:eastAsia="Proxima Nova" w:hAnsi="Proxima Nova"/>
+                    <w:rtl w:val="0"/>
+                  </w:rPr>
+                  <w:t xml:space="preserve"> ID del proyecto: SISCOP (Sistema de Control de Peso)</w:t>
+                </w:r>
+              </w:p>
+              <w:p>
+                <w:pPr>
+                  <w:widowControl w:val="0"/>
+                  <w:numPr>
+                    <w:ilvl w:val="0"/>
+                    <w:numId w:val="4"/>
+                  </w:numPr>
+                  <w:spacing w:after="0" w:line="240" w:lineRule="auto"/>
+                  <w:ind w:left="720" w:hanging="360"/>
+                  <w:rPr>
+                    <w:rFonts w:ascii="Proxima Nova" w:cs="Proxima Nova" w:eastAsia="Proxima Nova" w:hAnsi="Proxima Nova"/>
+                  </w:rPr>
+                </w:pPr>
+                <w:r>
+                  <w:rPr>
+                    <w:rFonts w:ascii="Proxima Nova" w:cs="Proxima Nova" w:eastAsia="Proxima Nova" w:hAnsi="Proxima Nova"/>
+                    <w:rtl w:val="0"/>
+                  </w:rPr>
+                  <w:t xml:space="preserve"> ID Solicitud de Cambio: SC008 </w:t>
+                </w:r>
+              </w:p>
+            </w:tc>
+          </w:tr>
+          <w:tr>
+            <w:trPr>
+              <w:cantSplit w:val="0"/>
+              <w:trHeight w:val="512.8084134009988" w:hRule="atLeast"/>
+              <w:tblHeader w:val="0"/>
+            </w:trPr>
+            <w:tc>
+              <w:tcPr>
+                <w:tcBorders>
+                  <w:top w:color="e0e0e0" w:space="0" w:sz="4" w:val="single"/>
+                  <w:left w:color="000000" w:space="0" w:sz="0" w:val="nil"/>
+                  <w:bottom w:color="e0e0e0" w:space="0" w:sz="4" w:val="single"/>
+                  <w:right w:color="000000" w:space="0" w:sz="0" w:val="nil"/>
+                </w:tcBorders>
+                <w:shd w:fill="00aee4" w:val="clear"/>
+                <w:tcMar>
+                  <w:top w:w="113.38582677165356" w:type="dxa"/>
+                  <w:left w:w="113.38582677165356" w:type="dxa"/>
+                  <w:bottom w:w="113.38582677165356" w:type="dxa"/>
+                  <w:right w:w="113.38582677165356" w:type="dxa"/>
+                </w:tcMar>
+                <w:vAlign w:val="top"/>
+              </w:tcPr>
+              <w:p>
+                <w:pPr>
+                  <w:widowControl w:val="0"/>
+                  <w:spacing w:after="0" w:line="240" w:lineRule="auto"/>
+                  <w:rPr>
+                    <w:rFonts w:ascii="Proxima Nova" w:cs="Proxima Nova" w:eastAsia="Proxima Nova" w:hAnsi="Proxima Nova"/>
+                    <w:b w:val="1"/>
+                    <w:bCs w:val="1"/>
+                    <w:color w:val="222222"/>
+                  </w:rPr>
+                </w:pPr>
+                <w:r>
+                  <w:rPr>
+                    <w:rFonts w:ascii="Proxima Nova" w:cs="Proxima Nova" w:eastAsia="Proxima Nova" w:hAnsi="Proxima Nova"/>
+                    <w:b w:val="1"/>
+                    <w:bCs w:val="1"/>
+                    <w:color w:val="ffffff"/>
+                    <w:rtl w:val="0"/>
+                  </w:rPr>
+                  <w:t xml:space="preserve">Salidas</w:t>
+                </w:r>
+                <w:r>
+                  <w:rPr>
+                    <w:rtl w:val="0"/>
+                  </w:rPr>
+                </w:r>
+              </w:p>
+            </w:tc>
+            <w:tc>
+              <w:tcPr>
+                <w:tcBorders>
+                  <w:top w:color="e0e0e0" w:space="0" w:sz="4" w:val="single"/>
+                  <w:left w:color="000000" w:space="0" w:sz="0" w:val="nil"/>
+                  <w:bottom w:color="e0e0e0" w:space="0" w:sz="4" w:val="single"/>
+                  <w:right w:color="000000" w:space="0" w:sz="0" w:val="nil"/>
+                </w:tcBorders>
+                <w:shd w:fill="ffffff" w:val="clear"/>
+                <w:tcMar>
+                  <w:top w:w="113.38582677165356" w:type="dxa"/>
+                  <w:left w:w="113.38582677165356" w:type="dxa"/>
+                  <w:bottom w:w="113.38582677165356" w:type="dxa"/>
+                  <w:right w:w="113.38582677165356" w:type="dxa"/>
+                </w:tcMar>
+                <w:vAlign w:val="top"/>
+              </w:tcPr>
+              <w:p>
+                <w:pPr>
+                  <w:widowControl w:val="0"/>
+                  <w:spacing w:after="0" w:line="240" w:lineRule="auto"/>
+                  <w:ind w:left="0" w:firstLine="0"/>
+                  <w:rPr>
+                    <w:rFonts w:ascii="Proxima Nova" w:cs="Proxima Nova" w:eastAsia="Proxima Nova" w:hAnsi="Proxima Nova"/>
+                  </w:rPr>
+                </w:pPr>
+                <w:r>
+                  <w:rPr>
+                    <w:rFonts w:ascii="Proxima Nova" w:cs="Proxima Nova" w:eastAsia="Proxima Nova" w:hAnsi="Proxima Nova"/>
+                    <w:rtl w:val="0"/>
+                  </w:rPr>
+                  <w:t xml:space="preserve">Usuario quien solicito la petición de cambio</w:t>
+                </w:r>
+              </w:p>
+              <w:p>
+                <w:pPr>
+                  <w:widowControl w:val="0"/>
+                  <w:spacing w:after="0" w:line="240" w:lineRule="auto"/>
+                  <w:ind w:left="0" w:firstLine="0"/>
+                  <w:rPr>
+                    <w:rFonts w:ascii="Proxima Nova" w:cs="Proxima Nova" w:eastAsia="Proxima Nova" w:hAnsi="Proxima Nova"/>
+                  </w:rPr>
+                </w:pPr>
+                <w:r>
+                  <w:rPr>
+                    <w:rFonts w:ascii="Proxima Nova" w:cs="Proxima Nova" w:eastAsia="Proxima Nova" w:hAnsi="Proxima Nova"/>
+                    <w:rtl w:val="0"/>
+                  </w:rPr>
+                  <w:t xml:space="preserve">Tipo de Cambio (mejora, error, adiciona).</w:t>
+                </w:r>
+              </w:p>
+              <w:p>
+                <w:pPr>
+                  <w:widowControl w:val="0"/>
+                  <w:spacing w:after="0" w:line="240" w:lineRule="auto"/>
+                  <w:ind w:left="0" w:firstLine="0"/>
+                  <w:rPr>
+                    <w:rFonts w:ascii="Proxima Nova" w:cs="Proxima Nova" w:eastAsia="Proxima Nova" w:hAnsi="Proxima Nova"/>
+                  </w:rPr>
+                </w:pPr>
+                <w:r>
+                  <w:rPr>
+                    <w:rFonts w:ascii="Proxima Nova" w:cs="Proxima Nova" w:eastAsia="Proxima Nova" w:hAnsi="Proxima Nova"/>
+                    <w:rtl w:val="0"/>
+                  </w:rPr>
+                  <w:t xml:space="preserve">Lista de Item:</w:t>
+                </w:r>
+              </w:p>
+              <w:p>
+                <w:pPr>
+                  <w:widowControl w:val="0"/>
+                  <w:numPr>
+                    <w:ilvl w:val="0"/>
+                    <w:numId w:val="11"/>
+                  </w:numPr>
+                  <w:spacing w:after="0" w:line="240" w:lineRule="auto"/>
+                  <w:ind w:left="720" w:hanging="360"/>
+                  <w:rPr>
+                    <w:rFonts w:ascii="Proxima Nova" w:cs="Proxima Nova" w:eastAsia="Proxima Nova" w:hAnsi="Proxima Nova"/>
+                  </w:rPr>
+                </w:pPr>
+                <w:r>
+                  <w:rPr>
+                    <w:rFonts w:ascii="Proxima Nova" w:cs="Proxima Nova" w:eastAsia="Proxima Nova" w:hAnsi="Proxima Nova"/>
+                    <w:rtl w:val="0"/>
+                  </w:rPr>
+                  <w:t xml:space="preserve">Nombre del ítem</w:t>
+                </w:r>
+              </w:p>
+              <w:p>
+                <w:pPr>
+                  <w:widowControl w:val="0"/>
+                  <w:numPr>
+                    <w:ilvl w:val="0"/>
+                    <w:numId w:val="11"/>
+                  </w:numPr>
+                  <w:spacing w:after="0" w:line="240" w:lineRule="auto"/>
+                  <w:ind w:left="720" w:hanging="360"/>
+                  <w:rPr>
+                    <w:rFonts w:ascii="Proxima Nova" w:cs="Proxima Nova" w:eastAsia="Proxima Nova" w:hAnsi="Proxima Nova"/>
+                  </w:rPr>
+                </w:pPr>
+                <w:r>
+                  <w:rPr>
+                    <w:rFonts w:ascii="Proxima Nova" w:cs="Proxima Nova" w:eastAsia="Proxima Nova" w:hAnsi="Proxima Nova"/>
+                    <w:rtl w:val="0"/>
+                  </w:rPr>
+                  <w:t xml:space="preserve">Versión del ítem</w:t>
+                </w:r>
+              </w:p>
+              <w:p>
+                <w:pPr>
+                  <w:widowControl w:val="0"/>
+                  <w:numPr>
+                    <w:ilvl w:val="0"/>
+                    <w:numId w:val="11"/>
+                  </w:numPr>
+                  <w:spacing w:after="0" w:line="240" w:lineRule="auto"/>
+                  <w:ind w:left="720" w:hanging="360"/>
+                  <w:rPr>
+                    <w:rFonts w:ascii="Proxima Nova" w:cs="Proxima Nova" w:eastAsia="Proxima Nova" w:hAnsi="Proxima Nova"/>
+                  </w:rPr>
+                </w:pPr>
+                <w:r>
+                  <w:rPr>
+                    <w:rFonts w:ascii="Proxima Nova" w:cs="Proxima Nova" w:eastAsia="Proxima Nova" w:hAnsi="Proxima Nova"/>
+                    <w:rtl w:val="0"/>
+                  </w:rPr>
+                  <w:t xml:space="preserve">Fecha de modificación</w:t>
+                </w:r>
+              </w:p>
+              <w:p>
+                <w:pPr>
+                  <w:widowControl w:val="0"/>
+                  <w:numPr>
+                    <w:ilvl w:val="0"/>
+                    <w:numId w:val="11"/>
+                  </w:numPr>
+                  <w:spacing w:after="0" w:line="240" w:lineRule="auto"/>
+                  <w:ind w:left="720" w:hanging="360"/>
+                  <w:rPr>
+                    <w:rFonts w:ascii="Proxima Nova" w:cs="Proxima Nova" w:eastAsia="Proxima Nova" w:hAnsi="Proxima Nova"/>
+                  </w:rPr>
+                </w:pPr>
+                <w:r>
+                  <w:rPr>
+                    <w:rFonts w:ascii="Proxima Nova" w:cs="Proxima Nova" w:eastAsia="Proxima Nova" w:hAnsi="Proxima Nova"/>
+                    <w:rtl w:val="0"/>
+                  </w:rPr>
+                  <w:t xml:space="preserve">Autor de la modificación</w:t>
+                </w:r>
+              </w:p>
+              <w:p>
+                <w:pPr>
+                  <w:widowControl w:val="0"/>
+                  <w:numPr>
+                    <w:ilvl w:val="0"/>
+                    <w:numId w:val="11"/>
+                  </w:numPr>
+                  <w:spacing w:after="0" w:line="240" w:lineRule="auto"/>
+                  <w:ind w:left="720" w:hanging="360"/>
+                  <w:rPr>
+                    <w:rFonts w:ascii="Proxima Nova" w:cs="Proxima Nova" w:eastAsia="Proxima Nova" w:hAnsi="Proxima Nova"/>
+                  </w:rPr>
+                </w:pPr>
+                <w:r>
+                  <w:rPr>
+                    <w:rFonts w:ascii="Proxima Nova" w:cs="Proxima Nova" w:eastAsia="Proxima Nova" w:hAnsi="Proxima Nova"/>
+                    <w:rtl w:val="0"/>
+                  </w:rPr>
+                  <w:t xml:space="preserve">Comentario</w:t>
+                </w:r>
+                <w:r>
+                  <w:rPr>
+                    <w:rtl w:val="0"/>
+                  </w:rPr>
+                </w:r>
+              </w:p>
+            </w:tc>
+          </w:tr>
+        </w:tbl>
+      </w:sdtContent>
+    </w:sdt>
+    <w:p>
+      <w:pPr>
+        <w:spacing w:after="0" w:line="276" w:lineRule="auto"/>
+        <w:jc w:val="center"/>
+        <w:rPr/>
+      </w:pPr>
+      <w:r>
+        <w:rPr>
+          <w:rtl w:val="0"/>
+        </w:rPr>
+      </w:r>
+    </w:p>
+    <w:p>
+      <w:pPr>
+        <w:spacing w:after="0" w:line="276" w:lineRule="auto"/>
+        <w:jc w:val="center"/>
+        <w:rPr/>
+      </w:pPr>
+      <w:r>
+        <w:rPr>
+          <w:rFonts w:ascii="Proxima Nova" w:cs="Proxima Nova" w:eastAsia="Proxima Nova" w:hAnsi="Proxima Nova"/>
+          <w:rtl w:val="0"/>
+        </w:rPr>
+        <w:t xml:space="preserve">Tabla 8. Reporte General de la Lista de ítems afectados por solicitudes de cambios</w:t>
+      </w:r>
+      <w:r>
+        <w:rPr>
+          <w:rtl w:val="0"/>
+        </w:rPr>
+      </w:r>
+    </w:p>
+    <w:p>
+      <w:pPr>
+        <w:spacing w:after="0" w:line="276" w:lineRule="auto"/>
+        <w:jc w:val="center"/>
+        <w:rPr/>
+      </w:pPr>
+      <w:r>
+        <w:rPr/>
+        <w:drawing>
+          <wp:inline distB="114300" distT="114300" distL="114300" distR="114300">
+            <wp:extent cx="5399730" cy="2222500"/>
+            <wp:effectExtent b="25400" l="25400" r="25400" t="25400"/>
+            <wp:docPr id="4" name="image6.png"/>
+            <a:graphic>
+              <a:graphicData uri="http://schemas.openxmlformats.org/drawingml/2006/picture">
+                <pic:pic>
+                  <pic:nvPicPr>
+                    <pic:cNvPr id="0" name="image6.png"/>
+                    <pic:cNvPicPr preferRelativeResize="0"/>
+                  </pic:nvPicPr>
+                  <pic:blipFill>
+                    <a:blip r:embed="rId13"/>
+                    <a:srcRect b="0" l="0" r="0" t="0"/>
+                    <a:stretch>
+                      <a:fillRect/>
+                    </a:stretch>
+                  </pic:blipFill>
+                  <pic:spPr>
+                    <a:xfrm>
+                      <a:off x="0" y="0"/>
+                      <a:ext cx="5399730" cy="2222500"/>
+                    </a:xfrm>
+                    <a:prstGeom prst="rect"/>
+                    <a:ln w="25400">
+                      <a:solidFill>
+                        <a:srgbClr val="000000"/>
+                      </a:solidFill>
+                      <a:prstDash val="solid"/>
+                    </a:ln>
+                  </pic:spPr>
+                </pic:pic>
+              </a:graphicData>
+            </a:graphic>
+          </wp:inline>
+        </w:drawing>
+      </w:r>
+      <w:r>
+        <w:rPr>
+          <w:rtl w:val="0"/>
+        </w:rPr>
+      </w:r>
+    </w:p>
+    <w:p>
+      <w:pPr>
+        <w:jc w:val="center"/>
+        <w:rPr/>
+      </w:pPr>
+      <w:r>
+        <w:rPr>
+          <w:rFonts w:ascii="Proxima Nova" w:cs="Proxima Nova" w:eastAsia="Proxima Nova" w:hAnsi="Proxima Nova"/>
+          <w:rtl w:val="0"/>
+        </w:rPr>
+        <w:t xml:space="preserve">Imagen 4.3 Resultado del reporte de Ítems afectados por la solicitud de cambio SC008</w:t>
+      </w:r>
+      <w:r>
+        <w:rPr>
+          <w:rtl w:val="0"/>
+        </w:rPr>
+      </w:r>
+    </w:p>
+    <w:p>
+      <w:pPr>
+        <w:pStyle w:val="Heading2"/>
+        <w:rPr>
+          <w:rFonts w:ascii="Proxima Nova" w:cs="Proxima Nova" w:eastAsia="Proxima Nova" w:hAnsi="Proxima Nova"/>
+          <w:color w:val="e61a17"/>
+          <w:sz w:val="26"/>
+          <w:szCs w:val="26"/>
+        </w:rPr>
+      </w:pPr>
+      <w:bookmarkStart w:colFirst="0" w:colLast="0" w:name="_heading=h.rjoy45eww5j5" w:id="31"/>
+      <w:bookmarkEnd w:id="31"/>
+      <w:r>
+        <w:rPr>
+          <w:rFonts w:ascii="Proxima Nova" w:cs="Proxima Nova" w:eastAsia="Proxima Nova" w:hAnsi="Proxima Nova"/>
+          <w:color w:val="e61a17"/>
+          <w:sz w:val="26"/>
+          <w:szCs w:val="26"/>
+          <w:rtl w:val="0"/>
+        </w:rPr>
+        <w:t xml:space="preserve">4.4 Resultados generales de los reportes planteados</w:t>
+      </w:r>
+    </w:p>
+    <w:p>
+      <w:pPr>
+        <w:rPr/>
+      </w:pPr>
+      <w:r>
+        <w:rPr>
+          <w:rtl w:val="0"/>
+        </w:rPr>
+        <w:t xml:space="preserve">A Continuación se adjunta un link para visualizar con mejor detalle los resultados de los 3 reportes planteados en el punto 4</w:t>
+      </w:r>
+    </w:p>
+    <w:p>
+      <w:pPr>
+        <w:rPr/>
+      </w:pPr>
+      <w:r>
+        <w:rPr>
+          <w:rtl w:val="0"/>
+        </w:rPr>
+        <w:t xml:space="preserve">Resultados: </w:t>
+      </w:r>
+      <w:hyperlink r:id="rId14">
+        <w:r>
+          <w:rPr>
+            <w:color w:val="0000ee"/>
+            <w:u w:val="single"/>
+            <w:rtl w:val="0"/>
+          </w:rPr>
+          <w:t xml:space="preserve">Grupo 3 - Reportes para el Estado de Contabilidad de la Configuración</w:t>
+        </w:r>
+      </w:hyperlink>
+      <w:r>
+        <w:rPr>
+          <w:rtl w:val="0"/>
+        </w:rPr>
+      </w:r>
+    </w:p>
+    <w:p>
+      <w:pPr>
+        <w:spacing w:after="0" w:line="276" w:lineRule="auto"/>
+        <w:jc w:val="left"/>
+        <w:rPr/>
+      </w:pPr>
+      <w:r>
+        <w:rPr>
+          <w:rtl w:val="0"/>
+        </w:rPr>
+      </w:r>
+    </w:p>
+    <w:p>
+      <w:pPr>
+        <w:rPr/>
+      </w:pPr>
       <w:r>
         <w:rPr>
           <w:rtl w:val="0"/>
@@ -20845,11 +23404,30 @@
         </w:rPr>
       </w:pPr>
       <w:r>
+        <w:br w:type="page"/>
+      </w:r>
+      <w:r>
+        <w:rPr>
+          <w:rtl w:val="0"/>
+        </w:rPr>
+      </w:r>
+    </w:p>
+    <w:p>
+      <w:pPr>
+        <w:spacing w:after="0" w:lineRule="auto"/>
         <w:rPr>
           <w:b w:val="1"/>
           <w:bCs w:val="1"/>
           <w:sz w:val="30"/>
           <w:szCs w:val="30"/>
+        </w:rPr>
+      </w:pPr>
+      <w:r>
+        <w:rPr>
+          <w:b w:val="1"/>
+          <w:bCs w:val="1"/>
+          <w:sz w:val="30"/>
+          <w:szCs w:val="30"/>
           <w:rtl w:val="0"/>
         </w:rPr>
         <w:t xml:space="preserve">Referencias</w:t>
@@ -20860,7 +23438,7 @@
         <w:widowControl w:val="0"/>
         <w:numPr>
           <w:ilvl w:val="0"/>
-          <w:numId w:val="5"/>
+          <w:numId w:val="8"/>
         </w:numPr>
         <w:spacing w:after="0" w:line="240" w:lineRule="auto"/>
         <w:ind w:left="283.4645669291342" w:hanging="285"/>
@@ -20877,7 +23455,7 @@
         </w:rPr>
         <w:t xml:space="preserve">Chacon, S., &amp; Straub, B. (2014). Pro Git. </w:t>
       </w:r>
-      <w:hyperlink r:id="rId11">
+      <w:hyperlink r:id="rId15">
         <w:r>
           <w:rPr>
             <w:rFonts w:ascii="Proxima Nova" w:cs="Proxima Nova" w:eastAsia="Proxima Nova" w:hAnsi="Proxima Nova"/>
@@ -20902,7 +23480,7 @@
         <w:widowControl w:val="0"/>
         <w:numPr>
           <w:ilvl w:val="0"/>
-          <w:numId w:val="5"/>
+          <w:numId w:val="8"/>
         </w:numPr>
         <w:spacing w:after="0" w:line="240" w:lineRule="auto"/>
         <w:ind w:left="283.4645669291342" w:hanging="285"/>
@@ -20919,7 +23497,7 @@
         </w:rPr>
         <w:t xml:space="preserve">O'Sullivan, B. (2009). Mercurial: The Definitive Guide. </w:t>
       </w:r>
-      <w:hyperlink r:id="rId12">
+      <w:hyperlink r:id="rId16">
         <w:r>
           <w:rPr>
             <w:rFonts w:ascii="Proxima Nova" w:cs="Proxima Nova" w:eastAsia="Proxima Nova" w:hAnsi="Proxima Nova"/>
@@ -20944,7 +23522,7 @@
         <w:widowControl w:val="0"/>
         <w:numPr>
           <w:ilvl w:val="0"/>
-          <w:numId w:val="5"/>
+          <w:numId w:val="8"/>
         </w:numPr>
         <w:spacing w:after="0" w:line="240" w:lineRule="auto"/>
         <w:ind w:left="283.4645669291342" w:hanging="285"/>
@@ -20961,7 +23539,7 @@
         </w:rPr>
         <w:t xml:space="preserve">Pilato, C. M., Collins-Sussman, B., &amp; Fitzpatrick, B. W. (2008). Version Control with Subversion. </w:t>
       </w:r>
-      <w:hyperlink r:id="rId13">
+      <w:hyperlink r:id="rId17">
         <w:r>
           <w:rPr>
             <w:rFonts w:ascii="Proxima Nova" w:cs="Proxima Nova" w:eastAsia="Proxima Nova" w:hAnsi="Proxima Nova"/>
@@ -20986,7 +23564,7 @@
         <w:widowControl w:val="0"/>
         <w:numPr>
           <w:ilvl w:val="0"/>
-          <w:numId w:val="5"/>
+          <w:numId w:val="8"/>
         </w:numPr>
         <w:spacing w:after="0" w:line="240" w:lineRule="auto"/>
         <w:ind w:left="283.4645669291342" w:hanging="285"/>
@@ -21002,7 +23580,7 @@
         </w:rPr>
         <w:t xml:space="preserve">Perforce Software. (2024). Helix Core Version Control Guide. </w:t>
       </w:r>
-      <w:hyperlink r:id="rId14">
+      <w:hyperlink r:id="rId18">
         <w:r>
           <w:rPr>
             <w:rFonts w:ascii="Proxima Nova" w:cs="Proxima Nova" w:eastAsia="Proxima Nova" w:hAnsi="Proxima Nova"/>
@@ -21027,8 +23605,8 @@
       </w:r>
     </w:p>
     <w:sectPr>
-      <w:headerReference r:id="rId15" w:type="default"/>
-      <w:footerReference r:id="rId16" w:type="default"/>
+      <w:headerReference r:id="rId19" w:type="default"/>
+      <w:footerReference r:id="rId20" w:type="default"/>
       <w:pgSz w:h="16838" w:w="11906" w:orient="portrait"/>
       <w:pgMar w:bottom="1417" w:top="1417" w:left="1701" w:right="1701" w:header="708" w:footer="708"/>
       <w:pgNumType w:start="1"/>
@@ -21118,7 +23696,7 @@
           <wp:extent cx="8801100" cy="235267"/>
           <wp:effectExtent b="0" l="0" r="0" t="0"/>
           <wp:wrapNone/>
-          <wp:docPr descr="línea horizontal" id="1" name="image2.png"/>
+          <wp:docPr descr="línea horizontal" id="5" name="image2.png"/>
           <a:graphic>
             <a:graphicData uri="http://schemas.openxmlformats.org/drawingml/2006/picture">
               <pic:pic>
@@ -21597,6 +24175,336 @@
     <w:lvl w:ilvl="0">
       <w:start w:val="1"/>
       <w:numFmt w:val="bullet"/>
+      <w:lvlText w:val="●"/>
+      <w:lvlJc w:val="left"/>
+      <w:pPr>
+        <w:ind w:left="720" w:hanging="360"/>
+      </w:pPr>
+      <w:rPr>
+        <w:u w:val="none"/>
+      </w:rPr>
+    </w:lvl>
+    <w:lvl w:ilvl="1">
+      <w:start w:val="1"/>
+      <w:numFmt w:val="bullet"/>
+      <w:lvlText w:val="○"/>
+      <w:lvlJc w:val="left"/>
+      <w:pPr>
+        <w:ind w:left="1440" w:hanging="360"/>
+      </w:pPr>
+      <w:rPr>
+        <w:u w:val="none"/>
+      </w:rPr>
+    </w:lvl>
+    <w:lvl w:ilvl="2">
+      <w:start w:val="1"/>
+      <w:numFmt w:val="bullet"/>
+      <w:lvlText w:val="■"/>
+      <w:lvlJc w:val="left"/>
+      <w:pPr>
+        <w:ind w:left="2160" w:hanging="360"/>
+      </w:pPr>
+      <w:rPr>
+        <w:u w:val="none"/>
+      </w:rPr>
+    </w:lvl>
+    <w:lvl w:ilvl="3">
+      <w:start w:val="1"/>
+      <w:numFmt w:val="bullet"/>
+      <w:lvlText w:val="●"/>
+      <w:lvlJc w:val="left"/>
+      <w:pPr>
+        <w:ind w:left="2880" w:hanging="360"/>
+      </w:pPr>
+      <w:rPr>
+        <w:u w:val="none"/>
+      </w:rPr>
+    </w:lvl>
+    <w:lvl w:ilvl="4">
+      <w:start w:val="1"/>
+      <w:numFmt w:val="bullet"/>
+      <w:lvlText w:val="○"/>
+      <w:lvlJc w:val="left"/>
+      <w:pPr>
+        <w:ind w:left="3600" w:hanging="360"/>
+      </w:pPr>
+      <w:rPr>
+        <w:u w:val="none"/>
+      </w:rPr>
+    </w:lvl>
+    <w:lvl w:ilvl="5">
+      <w:start w:val="1"/>
+      <w:numFmt w:val="bullet"/>
+      <w:lvlText w:val="■"/>
+      <w:lvlJc w:val="left"/>
+      <w:pPr>
+        <w:ind w:left="4320" w:hanging="360"/>
+      </w:pPr>
+      <w:rPr>
+        <w:u w:val="none"/>
+      </w:rPr>
+    </w:lvl>
+    <w:lvl w:ilvl="6">
+      <w:start w:val="1"/>
+      <w:numFmt w:val="bullet"/>
+      <w:lvlText w:val="●"/>
+      <w:lvlJc w:val="left"/>
+      <w:pPr>
+        <w:ind w:left="5040" w:hanging="360"/>
+      </w:pPr>
+      <w:rPr>
+        <w:u w:val="none"/>
+      </w:rPr>
+    </w:lvl>
+    <w:lvl w:ilvl="7">
+      <w:start w:val="1"/>
+      <w:numFmt w:val="bullet"/>
+      <w:lvlText w:val="○"/>
+      <w:lvlJc w:val="left"/>
+      <w:pPr>
+        <w:ind w:left="5760" w:hanging="360"/>
+      </w:pPr>
+      <w:rPr>
+        <w:u w:val="none"/>
+      </w:rPr>
+    </w:lvl>
+    <w:lvl w:ilvl="8">
+      <w:start w:val="1"/>
+      <w:numFmt w:val="bullet"/>
+      <w:lvlText w:val="■"/>
+      <w:lvlJc w:val="left"/>
+      <w:pPr>
+        <w:ind w:left="6480" w:hanging="360"/>
+      </w:pPr>
+      <w:rPr>
+        <w:u w:val="none"/>
+      </w:rPr>
+    </w:lvl>
+  </w:abstractNum>
+  <w:abstractNum w:abstractNumId="6">
+    <w:lvl w:ilvl="0">
+      <w:start w:val="1"/>
+      <w:numFmt w:val="bullet"/>
+      <w:lvlText w:val="●"/>
+      <w:lvlJc w:val="left"/>
+      <w:pPr>
+        <w:ind w:left="720" w:hanging="360"/>
+      </w:pPr>
+      <w:rPr>
+        <w:u w:val="none"/>
+      </w:rPr>
+    </w:lvl>
+    <w:lvl w:ilvl="1">
+      <w:start w:val="1"/>
+      <w:numFmt w:val="bullet"/>
+      <w:lvlText w:val="○"/>
+      <w:lvlJc w:val="left"/>
+      <w:pPr>
+        <w:ind w:left="1440" w:hanging="360"/>
+      </w:pPr>
+      <w:rPr>
+        <w:u w:val="none"/>
+      </w:rPr>
+    </w:lvl>
+    <w:lvl w:ilvl="2">
+      <w:start w:val="1"/>
+      <w:numFmt w:val="bullet"/>
+      <w:lvlText w:val="■"/>
+      <w:lvlJc w:val="left"/>
+      <w:pPr>
+        <w:ind w:left="2160" w:hanging="360"/>
+      </w:pPr>
+      <w:rPr>
+        <w:u w:val="none"/>
+      </w:rPr>
+    </w:lvl>
+    <w:lvl w:ilvl="3">
+      <w:start w:val="1"/>
+      <w:numFmt w:val="bullet"/>
+      <w:lvlText w:val="●"/>
+      <w:lvlJc w:val="left"/>
+      <w:pPr>
+        <w:ind w:left="2880" w:hanging="360"/>
+      </w:pPr>
+      <w:rPr>
+        <w:u w:val="none"/>
+      </w:rPr>
+    </w:lvl>
+    <w:lvl w:ilvl="4">
+      <w:start w:val="1"/>
+      <w:numFmt w:val="bullet"/>
+      <w:lvlText w:val="○"/>
+      <w:lvlJc w:val="left"/>
+      <w:pPr>
+        <w:ind w:left="3600" w:hanging="360"/>
+      </w:pPr>
+      <w:rPr>
+        <w:u w:val="none"/>
+      </w:rPr>
+    </w:lvl>
+    <w:lvl w:ilvl="5">
+      <w:start w:val="1"/>
+      <w:numFmt w:val="bullet"/>
+      <w:lvlText w:val="■"/>
+      <w:lvlJc w:val="left"/>
+      <w:pPr>
+        <w:ind w:left="4320" w:hanging="360"/>
+      </w:pPr>
+      <w:rPr>
+        <w:u w:val="none"/>
+      </w:rPr>
+    </w:lvl>
+    <w:lvl w:ilvl="6">
+      <w:start w:val="1"/>
+      <w:numFmt w:val="bullet"/>
+      <w:lvlText w:val="●"/>
+      <w:lvlJc w:val="left"/>
+      <w:pPr>
+        <w:ind w:left="5040" w:hanging="360"/>
+      </w:pPr>
+      <w:rPr>
+        <w:u w:val="none"/>
+      </w:rPr>
+    </w:lvl>
+    <w:lvl w:ilvl="7">
+      <w:start w:val="1"/>
+      <w:numFmt w:val="bullet"/>
+      <w:lvlText w:val="○"/>
+      <w:lvlJc w:val="left"/>
+      <w:pPr>
+        <w:ind w:left="5760" w:hanging="360"/>
+      </w:pPr>
+      <w:rPr>
+        <w:u w:val="none"/>
+      </w:rPr>
+    </w:lvl>
+    <w:lvl w:ilvl="8">
+      <w:start w:val="1"/>
+      <w:numFmt w:val="bullet"/>
+      <w:lvlText w:val="■"/>
+      <w:lvlJc w:val="left"/>
+      <w:pPr>
+        <w:ind w:left="6480" w:hanging="360"/>
+      </w:pPr>
+      <w:rPr>
+        <w:u w:val="none"/>
+      </w:rPr>
+    </w:lvl>
+  </w:abstractNum>
+  <w:abstractNum w:abstractNumId="7">
+    <w:lvl w:ilvl="0">
+      <w:start w:val="1"/>
+      <w:numFmt w:val="bullet"/>
+      <w:lvlText w:val="●"/>
+      <w:lvlJc w:val="left"/>
+      <w:pPr>
+        <w:ind w:left="720" w:hanging="360"/>
+      </w:pPr>
+      <w:rPr>
+        <w:u w:val="none"/>
+      </w:rPr>
+    </w:lvl>
+    <w:lvl w:ilvl="1">
+      <w:start w:val="1"/>
+      <w:numFmt w:val="bullet"/>
+      <w:lvlText w:val="○"/>
+      <w:lvlJc w:val="left"/>
+      <w:pPr>
+        <w:ind w:left="1440" w:hanging="360"/>
+      </w:pPr>
+      <w:rPr>
+        <w:u w:val="none"/>
+      </w:rPr>
+    </w:lvl>
+    <w:lvl w:ilvl="2">
+      <w:start w:val="1"/>
+      <w:numFmt w:val="bullet"/>
+      <w:lvlText w:val="■"/>
+      <w:lvlJc w:val="left"/>
+      <w:pPr>
+        <w:ind w:left="2160" w:hanging="360"/>
+      </w:pPr>
+      <w:rPr>
+        <w:u w:val="none"/>
+      </w:rPr>
+    </w:lvl>
+    <w:lvl w:ilvl="3">
+      <w:start w:val="1"/>
+      <w:numFmt w:val="bullet"/>
+      <w:lvlText w:val="●"/>
+      <w:lvlJc w:val="left"/>
+      <w:pPr>
+        <w:ind w:left="2880" w:hanging="360"/>
+      </w:pPr>
+      <w:rPr>
+        <w:u w:val="none"/>
+      </w:rPr>
+    </w:lvl>
+    <w:lvl w:ilvl="4">
+      <w:start w:val="1"/>
+      <w:numFmt w:val="bullet"/>
+      <w:lvlText w:val="○"/>
+      <w:lvlJc w:val="left"/>
+      <w:pPr>
+        <w:ind w:left="3600" w:hanging="360"/>
+      </w:pPr>
+      <w:rPr>
+        <w:u w:val="none"/>
+      </w:rPr>
+    </w:lvl>
+    <w:lvl w:ilvl="5">
+      <w:start w:val="1"/>
+      <w:numFmt w:val="bullet"/>
+      <w:lvlText w:val="■"/>
+      <w:lvlJc w:val="left"/>
+      <w:pPr>
+        <w:ind w:left="4320" w:hanging="360"/>
+      </w:pPr>
+      <w:rPr>
+        <w:u w:val="none"/>
+      </w:rPr>
+    </w:lvl>
+    <w:lvl w:ilvl="6">
+      <w:start w:val="1"/>
+      <w:numFmt w:val="bullet"/>
+      <w:lvlText w:val="●"/>
+      <w:lvlJc w:val="left"/>
+      <w:pPr>
+        <w:ind w:left="5040" w:hanging="360"/>
+      </w:pPr>
+      <w:rPr>
+        <w:u w:val="none"/>
+      </w:rPr>
+    </w:lvl>
+    <w:lvl w:ilvl="7">
+      <w:start w:val="1"/>
+      <w:numFmt w:val="bullet"/>
+      <w:lvlText w:val="○"/>
+      <w:lvlJc w:val="left"/>
+      <w:pPr>
+        <w:ind w:left="5760" w:hanging="360"/>
+      </w:pPr>
+      <w:rPr>
+        <w:u w:val="none"/>
+      </w:rPr>
+    </w:lvl>
+    <w:lvl w:ilvl="8">
+      <w:start w:val="1"/>
+      <w:numFmt w:val="bullet"/>
+      <w:lvlText w:val="■"/>
+      <w:lvlJc w:val="left"/>
+      <w:pPr>
+        <w:ind w:left="6480" w:hanging="360"/>
+      </w:pPr>
+      <w:rPr>
+        <w:u w:val="none"/>
+      </w:rPr>
+    </w:lvl>
+  </w:abstractNum>
+  <w:abstractNum w:abstractNumId="8">
+    <w:lvl w:ilvl="0">
+      <w:start w:val="1"/>
+      <w:numFmt w:val="bullet"/>
       <w:lvlText w:val="❖"/>
       <w:lvlJc w:val="left"/>
       <w:pPr>
@@ -21703,7 +24611,7 @@
       </w:rPr>
     </w:lvl>
   </w:abstractNum>
-  <w:abstractNum w:abstractNumId="6">
+  <w:abstractNum w:abstractNumId="9">
     <w:lvl w:ilvl="0">
       <w:start w:val="1"/>
       <w:numFmt w:val="decimal"/>
@@ -21816,7 +24724,117 @@
       </w:rPr>
     </w:lvl>
   </w:abstractNum>
-  <w:abstractNum w:abstractNumId="7">
+  <w:abstractNum w:abstractNumId="10">
+    <w:lvl w:ilvl="0">
+      <w:start w:val="1"/>
+      <w:numFmt w:val="bullet"/>
+      <w:lvlText w:val="●"/>
+      <w:lvlJc w:val="left"/>
+      <w:pPr>
+        <w:ind w:left="720" w:hanging="360"/>
+      </w:pPr>
+      <w:rPr>
+        <w:u w:val="none"/>
+      </w:rPr>
+    </w:lvl>
+    <w:lvl w:ilvl="1">
+      <w:start w:val="1"/>
+      <w:numFmt w:val="bullet"/>
+      <w:lvlText w:val="○"/>
+      <w:lvlJc w:val="left"/>
+      <w:pPr>
+        <w:ind w:left="1440" w:hanging="360"/>
+      </w:pPr>
+      <w:rPr>
+        <w:u w:val="none"/>
+      </w:rPr>
+    </w:lvl>
+    <w:lvl w:ilvl="2">
+      <w:start w:val="1"/>
+      <w:numFmt w:val="bullet"/>
+      <w:lvlText w:val="■"/>
+      <w:lvlJc w:val="left"/>
+      <w:pPr>
+        <w:ind w:left="2160" w:hanging="360"/>
+      </w:pPr>
+      <w:rPr>
+        <w:u w:val="none"/>
+      </w:rPr>
+    </w:lvl>
+    <w:lvl w:ilvl="3">
+      <w:start w:val="1"/>
+      <w:numFmt w:val="bullet"/>
+      <w:lvlText w:val="●"/>
+      <w:lvlJc w:val="left"/>
+      <w:pPr>
+        <w:ind w:left="2880" w:hanging="360"/>
+      </w:pPr>
+      <w:rPr>
+        <w:u w:val="none"/>
+      </w:rPr>
+    </w:lvl>
+    <w:lvl w:ilvl="4">
+      <w:start w:val="1"/>
+      <w:numFmt w:val="bullet"/>
+      <w:lvlText w:val="○"/>
+      <w:lvlJc w:val="left"/>
+      <w:pPr>
+        <w:ind w:left="3600" w:hanging="360"/>
+      </w:pPr>
+      <w:rPr>
+        <w:u w:val="none"/>
+      </w:rPr>
+    </w:lvl>
+    <w:lvl w:ilvl="5">
+      <w:start w:val="1"/>
+      <w:numFmt w:val="bullet"/>
+      <w:lvlText w:val="■"/>
+      <w:lvlJc w:val="left"/>
+      <w:pPr>
+        <w:ind w:left="4320" w:hanging="360"/>
+      </w:pPr>
+      <w:rPr>
+        <w:u w:val="none"/>
+      </w:rPr>
+    </w:lvl>
+    <w:lvl w:ilvl="6">
+      <w:start w:val="1"/>
+      <w:numFmt w:val="bullet"/>
+      <w:lvlText w:val="●"/>
+      <w:lvlJc w:val="left"/>
+      <w:pPr>
+        <w:ind w:left="5040" w:hanging="360"/>
+      </w:pPr>
+      <w:rPr>
+        <w:u w:val="none"/>
+      </w:rPr>
+    </w:lvl>
+    <w:lvl w:ilvl="7">
+      <w:start w:val="1"/>
+      <w:numFmt w:val="bullet"/>
+      <w:lvlText w:val="○"/>
+      <w:lvlJc w:val="left"/>
+      <w:pPr>
+        <w:ind w:left="5760" w:hanging="360"/>
+      </w:pPr>
+      <w:rPr>
+        <w:u w:val="none"/>
+      </w:rPr>
+    </w:lvl>
+    <w:lvl w:ilvl="8">
+      <w:start w:val="1"/>
+      <w:numFmt w:val="bullet"/>
+      <w:lvlText w:val="■"/>
+      <w:lvlJc w:val="left"/>
+      <w:pPr>
+        <w:ind w:left="6480" w:hanging="360"/>
+      </w:pPr>
+      <w:rPr>
+        <w:u w:val="none"/>
+      </w:rPr>
+    </w:lvl>
+  </w:abstractNum>
+  <w:abstractNum w:abstractNumId="11">
     <w:lvl w:ilvl="0">
       <w:start w:val="1"/>
       <w:numFmt w:val="bullet"/>
@@ -21946,6 +24964,18 @@
   </w:num>
   <w:num w:numId="7">
     <w:abstractNumId w:val="7"/>
+  </w:num>
+  <w:num w:numId="8">
+    <w:abstractNumId w:val="8"/>
+  </w:num>
+  <w:num w:numId="9">
+    <w:abstractNumId w:val="9"/>
+  </w:num>
+  <w:num w:numId="10">
+    <w:abstractNumId w:val="10"/>
+  </w:num>
+  <w:num w:numId="11">
+    <w:abstractNumId w:val="11"/>
   </w:num>
 </w:numbering>
 </file>
@@ -22202,6 +25232,27 @@
     </w:tblPr>
   </w:style>
   <w:style w:type="table" w:styleId="Table16">
+    <w:basedOn w:val="TableNormal"/>
+    <w:tblPr>
+      <w:tblStyleRowBandSize w:val="1"/>
+      <w:tblStyleColBandSize w:val="1"/>
+    </w:tblPr>
+  </w:style>
+  <w:style w:type="table" w:styleId="Table17">
+    <w:basedOn w:val="TableNormal"/>
+    <w:tblPr>
+      <w:tblStyleRowBandSize w:val="1"/>
+      <w:tblStyleColBandSize w:val="1"/>
+    </w:tblPr>
+  </w:style>
+  <w:style w:type="table" w:styleId="Table18">
+    <w:basedOn w:val="TableNormal"/>
+    <w:tblPr>
+      <w:tblStyleRowBandSize w:val="1"/>
+      <w:tblStyleColBandSize w:val="1"/>
+    </w:tblPr>
+  </w:style>
+  <w:style w:type="table" w:styleId="Table19">
     <w:basedOn w:val="TableNormal"/>
     <w:tblPr>
       <w:tblStyleRowBandSize w:val="1"/>
@@ -22533,7 +25584,7 @@
 
 <file path=customXML/item1.xml><?xml version="1.0" encoding="utf-8"?>
 <go:gDocsCustomXmlDataStorage xmlns:go="http://customooxmlschemas.google.com/" xmlns:r="http://schemas.openxmlformats.org/officeDocument/2006/relationships" uri="GoogleDocsCustomDataVersion2">
-  <go:docsCustomData xmlns:go="http://customooxmlschemas.google.com/" roundtripDataSignature="AMtx7mgHoKJ2A8EN9G4mgzzo0dqvm+6Khg==">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</go:docsCustomData>
+  <go:docsCustomData xmlns:go="http://customooxmlschemas.google.com/" roundtripDataSignature="AMtx7mjSZBSR1/BbjCbpwup820VlIAdFqg==">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</go:docsCustomData>
 </go:gDocsCustomXmlDataStorage>
 </file>
 

--- a/Documentacion/Planes/SONNY-PGC.docx
+++ b/Documentacion/Planes/SONNY-PGC.docx
@@ -75,12 +75,12 @@
           <wp:inline distB="114300" distT="114300" distL="114300" distR="114300">
             <wp:extent cx="447675" cy="57150"/>
             <wp:effectExtent b="0" l="0" r="0" t="0"/>
-            <wp:docPr descr="línea corta" id="2" name="image1.png"/>
+            <wp:docPr descr="línea corta" id="2" name="image2.png"/>
             <a:graphic>
               <a:graphicData uri="http://schemas.openxmlformats.org/drawingml/2006/picture">
                 <pic:pic>
                   <pic:nvPicPr>
-                    <pic:cNvPr descr="línea corta" id="0" name="image1.png"/>
+                    <pic:cNvPr descr="línea corta" id="0" name="image2.png"/>
                     <pic:cNvPicPr preferRelativeResize="0"/>
                   </pic:nvPicPr>
                   <pic:blipFill>
@@ -408,7 +408,7 @@
     </w:p>
     <w:p>
       <w:pPr>
-        <w:jc w:val="left"/>
+        <w:spacing w:after="0" w:before="480" w:line="300" w:lineRule="auto"/>
         <w:rPr>
           <w:b w:val="1"/>
           <w:bCs w:val="1"/>
@@ -417,6 +417,9 @@
         </w:rPr>
       </w:pPr>
       <w:r>
+        <w:br w:type="page"/>
+      </w:r>
+      <w:r>
         <w:rPr>
           <w:rtl w:val="0"/>
         </w:rPr>
@@ -424,35 +427,28 @@
     </w:p>
     <w:p>
       <w:pPr>
-        <w:pStyle w:val="Heading1"/>
         <w:spacing w:after="0" w:before="480" w:line="300" w:lineRule="auto"/>
-        <w:rPr>
-          <w:rFonts w:ascii="Proxima Nova" w:cs="Proxima Nova" w:eastAsia="Proxima Nova" w:hAnsi="Proxima Nova"/>
-          <w:b w:val="1"/>
-          <w:bCs w:val="1"/>
-        </w:rPr>
-      </w:pPr>
-      <w:bookmarkStart w:colFirst="0" w:colLast="0" w:name="_heading=h.oxbuber3oitr" w:id="1"/>
-      <w:bookmarkEnd w:id="1"/>
-      <w:r>
         <w:rPr>
           <w:rFonts w:ascii="Proxima Nova" w:cs="Proxima Nova" w:eastAsia="Proxima Nova" w:hAnsi="Proxima Nova"/>
           <w:color w:val="039be5"/>
           <w:sz w:val="36"/>
           <w:szCs w:val="36"/>
+        </w:rPr>
+      </w:pPr>
+      <w:r>
+        <w:rPr>
+          <w:rFonts w:ascii="Proxima Nova" w:cs="Proxima Nova" w:eastAsia="Proxima Nova" w:hAnsi="Proxima Nova"/>
+          <w:color w:val="039be5"/>
+          <w:sz w:val="36"/>
+          <w:szCs w:val="36"/>
           <w:rtl w:val="0"/>
         </w:rPr>
         <w:t xml:space="preserve">Índice</w:t>
-      </w:r>
-      <w:r>
-        <w:rPr>
-          <w:rtl w:val="0"/>
-        </w:rPr>
       </w:r>
     </w:p>
     <w:sdt>
       <w:sdtPr>
-        <w:id w:val="-1109577564"/>
+        <w:id w:val="-1621653750"/>
         <w:docPartObj>
           <w:docPartGallery w:val="Table of Contents"/>
           <w:docPartUnique w:val="1"/>
@@ -487,58 +483,6 @@
             <w:instrText xml:space="preserve"> TOC \h \u \z \t "Heading 1,1,Heading 2,2,Heading 3,3,Heading 4,4,Heading 5,5,Heading 6,6,"</w:instrText>
             <w:fldChar w:fldCharType="separate"/>
           </w:r>
-          <w:hyperlink w:anchor="_heading=h.oxbuber3oitr">
-            <w:r>
-              <w:rPr>
-                <w:rFonts w:ascii="Proxima Nova" w:cs="Proxima Nova" w:eastAsia="Proxima Nova" w:hAnsi="Proxima Nova"/>
-                <w:b w:val="1"/>
-                <w:bCs w:val="1"/>
-                <w:i w:val="0"/>
-                <w:iCs w:val="0"/>
-                <w:smallCaps w:val="0"/>
-                <w:strike w:val="0"/>
-                <w:color w:val="000000"/>
-                <w:sz w:val="22"/>
-                <w:szCs w:val="22"/>
-                <w:u w:val="none"/>
-                <w:shd w:fill="auto" w:val="clear"/>
-                <w:vertAlign w:val="baseline"/>
-                <w:rtl w:val="0"/>
-              </w:rPr>
-              <w:t xml:space="preserve">Índice</w:t>
-              <w:tab/>
-              <w:t xml:space="preserve">2</w:t>
-            </w:r>
-          </w:hyperlink>
-          <w:r>
-            <w:rPr>
-              <w:rtl w:val="0"/>
-            </w:rPr>
-          </w:r>
-        </w:p>
-        <w:p>
-          <w:pPr>
-            <w:widowControl w:val="0"/>
-            <w:tabs>
-              <w:tab w:val="right" w:leader="none" w:pos="12000"/>
-            </w:tabs>
-            <w:spacing w:after="0" w:before="60" w:line="240" w:lineRule="auto"/>
-            <w:rPr>
-              <w:rFonts w:ascii="Proxima Nova" w:cs="Proxima Nova" w:eastAsia="Proxima Nova" w:hAnsi="Proxima Nova"/>
-              <w:b w:val="1"/>
-              <w:bCs w:val="1"/>
-              <w:i w:val="0"/>
-              <w:iCs w:val="0"/>
-              <w:smallCaps w:val="0"/>
-              <w:strike w:val="0"/>
-              <w:color w:val="000000"/>
-              <w:sz w:val="22"/>
-              <w:szCs w:val="22"/>
-              <w:u w:val="none"/>
-              <w:shd w:fill="auto" w:val="clear"/>
-              <w:vertAlign w:val="baseline"/>
-            </w:rPr>
-          </w:pPr>
           <w:hyperlink w:anchor="_heading=h.wyx4ugz12jtv">
             <w:r>
               <w:rPr>
@@ -1499,7 +1443,7 @@
               </w:rPr>
               <w:t xml:space="preserve">4. Reportes para el estado de la configuración</w:t>
               <w:tab/>
-              <w:t xml:space="preserve">14</w:t>
+              <w:t xml:space="preserve">15</w:t>
             </w:r>
           </w:hyperlink>
           <w:r>
@@ -1548,7 +1492,7 @@
               </w:rPr>
               <w:t xml:space="preserve">4.1 Lista de versiones de un ítem</w:t>
               <w:tab/>
-              <w:t xml:space="preserve">14</w:t>
+              <w:t xml:space="preserve">15</w:t>
             </w:r>
           </w:hyperlink>
           <w:r>
@@ -1597,7 +1541,7 @@
               </w:rPr>
               <w:t xml:space="preserve">4.2 Lista de ítems de la gestión de la configuración</w:t>
               <w:tab/>
-              <w:t xml:space="preserve">15</w:t>
+              <w:t xml:space="preserve">16</w:t>
             </w:r>
           </w:hyperlink>
           <w:r>
@@ -1646,7 +1590,7 @@
               </w:rPr>
               <w:t xml:space="preserve">4.3 Lista de ítems de la gestión de la configuración</w:t>
               <w:tab/>
-              <w:t xml:space="preserve">15</w:t>
+              <w:t xml:space="preserve">17</w:t>
             </w:r>
           </w:hyperlink>
           <w:r>
@@ -1693,9 +1637,9 @@
                 <w:vertAlign w:val="baseline"/>
                 <w:rtl w:val="0"/>
               </w:rPr>
-              <w:t xml:space="preserve">4.4 Resultados generales de los reportes planteados</w:t>
+              <w:t xml:space="preserve">4.4 Acceso al archivo de reportes</w:t>
               <w:tab/>
-              <w:t xml:space="preserve">16</w:t>
+              <w:t xml:space="preserve">18</w:t>
             </w:r>
           </w:hyperlink>
           <w:r>
@@ -1749,8 +1693,8 @@
           <w:rFonts w:ascii="Arial" w:cs="Arial" w:eastAsia="Arial" w:hAnsi="Arial"/>
         </w:rPr>
       </w:pPr>
-      <w:bookmarkStart w:colFirst="0" w:colLast="0" w:name="_heading=h.wyx4ugz12jtv" w:id="2"/>
-      <w:bookmarkEnd w:id="2"/>
+      <w:bookmarkStart w:colFirst="0" w:colLast="0" w:name="_heading=h.wyx4ugz12jtv" w:id="1"/>
+      <w:bookmarkEnd w:id="1"/>
       <w:r>
         <w:rPr>
           <w:rFonts w:ascii="Proxima Nova" w:cs="Proxima Nova" w:eastAsia="Proxima Nova" w:hAnsi="Proxima Nova"/>
@@ -1775,8 +1719,8 @@
           <w:rFonts w:ascii="Arial" w:cs="Arial" w:eastAsia="Arial" w:hAnsi="Arial"/>
         </w:rPr>
       </w:pPr>
-      <w:bookmarkStart w:colFirst="0" w:colLast="0" w:name="_heading=h.m82gerliqzjn" w:id="3"/>
-      <w:bookmarkEnd w:id="3"/>
+      <w:bookmarkStart w:colFirst="0" w:colLast="0" w:name="_heading=h.m82gerliqzjn" w:id="2"/>
+      <w:bookmarkEnd w:id="2"/>
       <w:r>
         <w:rPr>
           <w:rFonts w:ascii="Proxima Nova" w:cs="Proxima Nova" w:eastAsia="Proxima Nova" w:hAnsi="Proxima Nova"/>
@@ -2855,8 +2799,8 @@
           <w:bCs w:val="1"/>
         </w:rPr>
       </w:pPr>
-      <w:bookmarkStart w:colFirst="0" w:colLast="0" w:name="_heading=h.vn8n8hkjhs0m" w:id="4"/>
-      <w:bookmarkEnd w:id="4"/>
+      <w:bookmarkStart w:colFirst="0" w:colLast="0" w:name="_heading=h.vn8n8hkjhs0m" w:id="3"/>
+      <w:bookmarkEnd w:id="3"/>
       <w:r>
         <w:rPr>
           <w:rFonts w:ascii="Proxima Nova" w:cs="Proxima Nova" w:eastAsia="Proxima Nova" w:hAnsi="Proxima Nova"/>
@@ -3232,8 +3176,8 @@
           <w:szCs w:val="26"/>
         </w:rPr>
       </w:pPr>
-      <w:bookmarkStart w:colFirst="0" w:colLast="0" w:name="_heading=h.86rjgx3ghk7" w:id="5"/>
-      <w:bookmarkEnd w:id="5"/>
+      <w:bookmarkStart w:colFirst="0" w:colLast="0" w:name="_heading=h.86rjgx3ghk7" w:id="4"/>
+      <w:bookmarkEnd w:id="4"/>
       <w:r>
         <w:rPr>
           <w:rFonts w:ascii="Proxima Nova" w:cs="Proxima Nova" w:eastAsia="Proxima Nova" w:hAnsi="Proxima Nova"/>
@@ -3261,8 +3205,8 @@
           <w:szCs w:val="26"/>
         </w:rPr>
       </w:pPr>
-      <w:bookmarkStart w:colFirst="0" w:colLast="0" w:name="_heading=h.whos5suqp7sm" w:id="6"/>
-      <w:bookmarkEnd w:id="6"/>
+      <w:bookmarkStart w:colFirst="0" w:colLast="0" w:name="_heading=h.whos5suqp7sm" w:id="5"/>
+      <w:bookmarkEnd w:id="5"/>
       <w:r>
         <w:rPr>
           <w:rFonts w:ascii="Proxima Nova" w:cs="Proxima Nova" w:eastAsia="Proxima Nova" w:hAnsi="Proxima Nova"/>
@@ -3309,7 +3253,7 @@
     <w:sdt>
       <w:sdtPr>
         <w:lock w:val="contentLocked"/>
-        <w:id w:val="-637745901"/>
+        <w:id w:val="1606524095"/>
         <w:tag w:val="goog_rdk_0"/>
       </w:sdtPr>
       <w:sdtContent>
@@ -4033,8 +3977,8 @@
           <w:szCs w:val="26"/>
         </w:rPr>
       </w:pPr>
-      <w:bookmarkStart w:colFirst="0" w:colLast="0" w:name="_heading=h.8ogizzm8wd3m" w:id="7"/>
-      <w:bookmarkEnd w:id="7"/>
+      <w:bookmarkStart w:colFirst="0" w:colLast="0" w:name="_heading=h.8ogizzm8wd3m" w:id="6"/>
+      <w:bookmarkEnd w:id="6"/>
       <w:r>
         <w:rPr>
           <w:rFonts w:ascii="Proxima Nova" w:cs="Proxima Nova" w:eastAsia="Proxima Nova" w:hAnsi="Proxima Nova"/>
@@ -4081,7 +4025,7 @@
     <w:sdt>
       <w:sdtPr>
         <w:lock w:val="contentLocked"/>
-        <w:id w:val="-2081600291"/>
+        <w:id w:val="-266320346"/>
         <w:tag w:val="goog_rdk_1"/>
       </w:sdtPr>
       <w:sdtContent>
@@ -4980,7 +4924,7 @@
     <w:sdt>
       <w:sdtPr>
         <w:lock w:val="contentLocked"/>
-        <w:id w:val="-1431368508"/>
+        <w:id w:val="-265936782"/>
         <w:tag w:val="goog_rdk_2"/>
       </w:sdtPr>
       <w:sdtContent>
@@ -7645,7 +7589,7 @@
     <w:sdt>
       <w:sdtPr>
         <w:lock w:val="contentLocked"/>
-        <w:id w:val="898290719"/>
+        <w:id w:val="458038345"/>
         <w:tag w:val="goog_rdk_3"/>
       </w:sdtPr>
       <w:sdtContent>
@@ -10787,8 +10731,8 @@
           <w:szCs w:val="36"/>
         </w:rPr>
       </w:pPr>
-      <w:bookmarkStart w:colFirst="0" w:colLast="0" w:name="_heading=h.ujkyugjazyci" w:id="8"/>
-      <w:bookmarkEnd w:id="8"/>
+      <w:bookmarkStart w:colFirst="0" w:colLast="0" w:name="_heading=h.ujkyugjazyci" w:id="7"/>
+      <w:bookmarkEnd w:id="7"/>
       <w:r>
         <w:br w:type="page"/>
       </w:r>
@@ -10806,8 +10750,8 @@
           <w:rFonts w:ascii="Proxima Nova" w:cs="Proxima Nova" w:eastAsia="Proxima Nova" w:hAnsi="Proxima Nova"/>
         </w:rPr>
       </w:pPr>
-      <w:bookmarkStart w:colFirst="0" w:colLast="0" w:name="_heading=h.cxfns0cohih9" w:id="9"/>
-      <w:bookmarkEnd w:id="9"/>
+      <w:bookmarkStart w:colFirst="0" w:colLast="0" w:name="_heading=h.cxfns0cohih9" w:id="8"/>
+      <w:bookmarkEnd w:id="8"/>
       <w:r>
         <w:rPr>
           <w:rFonts w:ascii="Proxima Nova" w:cs="Proxima Nova" w:eastAsia="Proxima Nova" w:hAnsi="Proxima Nova"/>
@@ -10834,8 +10778,8 @@
           <w:bCs w:val="1"/>
         </w:rPr>
       </w:pPr>
-      <w:bookmarkStart w:colFirst="0" w:colLast="0" w:name="_heading=h.ogfdulzed76k" w:id="10"/>
-      <w:bookmarkEnd w:id="10"/>
+      <w:bookmarkStart w:colFirst="0" w:colLast="0" w:name="_heading=h.ogfdulzed76k" w:id="9"/>
+      <w:bookmarkEnd w:id="9"/>
       <w:r>
         <w:rPr>
           <w:rFonts w:ascii="Proxima Nova" w:cs="Proxima Nova" w:eastAsia="Proxima Nova" w:hAnsi="Proxima Nova"/>
@@ -10863,8 +10807,8 @@
           <w:szCs w:val="24"/>
         </w:rPr>
       </w:pPr>
-      <w:bookmarkStart w:colFirst="0" w:colLast="0" w:name="_heading=h.lh6huhqns082" w:id="11"/>
-      <w:bookmarkEnd w:id="11"/>
+      <w:bookmarkStart w:colFirst="0" w:colLast="0" w:name="_heading=h.lh6huhqns082" w:id="10"/>
+      <w:bookmarkEnd w:id="10"/>
       <w:r>
         <w:rPr>
           <w:rFonts w:ascii="Proxima Nova" w:cs="Proxima Nova" w:eastAsia="Proxima Nova" w:hAnsi="Proxima Nova"/>
@@ -11057,12 +11001,12 @@
             <wp:extent cx="5399730" cy="4038600"/>
             <wp:effectExtent b="0" l="0" r="0" t="0"/>
             <wp:wrapTopAndBottom distB="0" distT="0"/>
-            <wp:docPr id="6" name="image4.png"/>
+            <wp:docPr id="6" name="image5.png"/>
             <a:graphic>
               <a:graphicData uri="http://schemas.openxmlformats.org/drawingml/2006/picture">
                 <pic:pic>
                   <pic:nvPicPr>
-                    <pic:cNvPr id="0" name="image4.png"/>
+                    <pic:cNvPr id="0" name="image5.png"/>
                     <pic:cNvPicPr preferRelativeResize="0"/>
                   </pic:nvPicPr>
                   <pic:blipFill>
@@ -11135,8 +11079,8 @@
           <w:szCs w:val="24"/>
         </w:rPr>
       </w:pPr>
-      <w:bookmarkStart w:colFirst="0" w:colLast="0" w:name="_heading=h.tjxs0ft018bm" w:id="12"/>
-      <w:bookmarkEnd w:id="12"/>
+      <w:bookmarkStart w:colFirst="0" w:colLast="0" w:name="_heading=h.tjxs0ft018bm" w:id="11"/>
+      <w:bookmarkEnd w:id="11"/>
       <w:r>
         <w:br w:type="page"/>
       </w:r>
@@ -11157,8 +11101,8 @@
           <w:szCs w:val="24"/>
         </w:rPr>
       </w:pPr>
-      <w:bookmarkStart w:colFirst="0" w:colLast="0" w:name="_heading=h.v3pesbi2zf64" w:id="13"/>
-      <w:bookmarkEnd w:id="13"/>
+      <w:bookmarkStart w:colFirst="0" w:colLast="0" w:name="_heading=h.v3pesbi2zf64" w:id="12"/>
+      <w:bookmarkEnd w:id="12"/>
       <w:r>
         <w:rPr>
           <w:rFonts w:ascii="Proxima Nova" w:cs="Proxima Nova" w:eastAsia="Proxima Nova" w:hAnsi="Proxima Nova"/>
@@ -11245,7 +11189,7 @@
     <w:sdt>
       <w:sdtPr>
         <w:lock w:val="contentLocked"/>
-        <w:id w:val="1768503305"/>
+        <w:id w:val="1279783075"/>
         <w:tag w:val="goog_rdk_4"/>
       </w:sdtPr>
       <w:sdtContent>
@@ -11375,7 +11319,7 @@
       </w:r>
       <w:sdt>
         <w:sdtPr>
-          <w:id w:val="1973611425"/>
+          <w:id w:val="-1473078678"/>
           <w:tag w:val="goog_rdk_5"/>
         </w:sdtPr>
         <w:sdtContent>
@@ -11453,7 +11397,7 @@
     <w:sdt>
       <w:sdtPr>
         <w:lock w:val="contentLocked"/>
-        <w:id w:val="-71009736"/>
+        <w:id w:val="261247884"/>
         <w:tag w:val="goog_rdk_6"/>
       </w:sdtPr>
       <w:sdtContent>
@@ -11560,7 +11504,7 @@
       </w:pPr>
       <w:sdt>
         <w:sdtPr>
-          <w:id w:val="361539281"/>
+          <w:id w:val="1355856641"/>
           <w:tag w:val="goog_rdk_7"/>
         </w:sdtPr>
         <w:sdtContent>
@@ -11638,7 +11582,7 @@
     <w:sdt>
       <w:sdtPr>
         <w:lock w:val="contentLocked"/>
-        <w:id w:val="280236408"/>
+        <w:id w:val="1176953007"/>
         <w:tag w:val="goog_rdk_8"/>
       </w:sdtPr>
       <w:sdtContent>
@@ -11746,7 +11690,7 @@
       </w:pPr>
       <w:sdt>
         <w:sdtPr>
-          <w:id w:val="726937774"/>
+          <w:id w:val="1444588532"/>
           <w:tag w:val="goog_rdk_9"/>
         </w:sdtPr>
         <w:sdtContent>
@@ -11824,7 +11768,7 @@
     <w:sdt>
       <w:sdtPr>
         <w:lock w:val="contentLocked"/>
-        <w:id w:val="1718829710"/>
+        <w:id w:val="-141319357"/>
         <w:tag w:val="goog_rdk_10"/>
       </w:sdtPr>
       <w:sdtContent>
@@ -11931,7 +11875,7 @@
       </w:pPr>
       <w:sdt>
         <w:sdtPr>
-          <w:id w:val="1503723688"/>
+          <w:id w:val="1501531694"/>
           <w:tag w:val="goog_rdk_11"/>
         </w:sdtPr>
         <w:sdtContent>
@@ -11991,8 +11935,8 @@
           <w:szCs w:val="24"/>
         </w:rPr>
       </w:pPr>
-      <w:bookmarkStart w:colFirst="0" w:colLast="0" w:name="_heading=h.qa9igwvqetd2" w:id="14"/>
-      <w:bookmarkEnd w:id="14"/>
+      <w:bookmarkStart w:colFirst="0" w:colLast="0" w:name="_heading=h.qa9igwvqetd2" w:id="13"/>
+      <w:bookmarkEnd w:id="13"/>
       <w:r>
         <w:rPr>
           <w:rFonts w:ascii="Proxima Nova" w:cs="Proxima Nova" w:eastAsia="Proxima Nova" w:hAnsi="Proxima Nova"/>
@@ -16007,8 +15951,8 @@
           <w:szCs w:val="26"/>
         </w:rPr>
       </w:pPr>
-      <w:bookmarkStart w:colFirst="0" w:colLast="0" w:name="_heading=h.t4uzqospp6na" w:id="15"/>
-      <w:bookmarkEnd w:id="15"/>
+      <w:bookmarkStart w:colFirst="0" w:colLast="0" w:name="_heading=h.t4uzqospp6na" w:id="14"/>
+      <w:bookmarkEnd w:id="14"/>
       <w:r>
         <w:br w:type="page"/>
       </w:r>
@@ -16029,8 +15973,8 @@
           <w:szCs w:val="26"/>
         </w:rPr>
       </w:pPr>
-      <w:bookmarkStart w:colFirst="0" w:colLast="0" w:name="_heading=h.nir35oiw21ol" w:id="16"/>
-      <w:bookmarkEnd w:id="16"/>
+      <w:bookmarkStart w:colFirst="0" w:colLast="0" w:name="_heading=h.nir35oiw21ol" w:id="15"/>
+      <w:bookmarkEnd w:id="15"/>
       <w:r>
         <w:rPr>
           <w:rFonts w:ascii="Proxima Nova" w:cs="Proxima Nova" w:eastAsia="Proxima Nova" w:hAnsi="Proxima Nova"/>
@@ -16072,8 +16016,8 @@
           <w:szCs w:val="24"/>
         </w:rPr>
       </w:pPr>
-      <w:bookmarkStart w:colFirst="0" w:colLast="0" w:name="_heading=h.bxhjchb9zs5c" w:id="17"/>
-      <w:bookmarkEnd w:id="17"/>
+      <w:bookmarkStart w:colFirst="0" w:colLast="0" w:name="_heading=h.bxhjchb9zs5c" w:id="16"/>
+      <w:bookmarkEnd w:id="16"/>
       <w:r>
         <w:rPr>
           <w:rFonts w:ascii="Proxima Nova" w:cs="Proxima Nova" w:eastAsia="Proxima Nova" w:hAnsi="Proxima Nova"/>
@@ -16126,7 +16070,7 @@
     <w:sdt>
       <w:sdtPr>
         <w:lock w:val="contentLocked"/>
-        <w:id w:val="260429924"/>
+        <w:id w:val="453036807"/>
         <w:tag w:val="goog_rdk_12"/>
       </w:sdtPr>
       <w:sdtContent>
@@ -16768,8 +16712,8 @@
           <w:szCs w:val="24"/>
         </w:rPr>
       </w:pPr>
-      <w:bookmarkStart w:colFirst="0" w:colLast="0" w:name="_heading=h.s4picwsik5c" w:id="18"/>
-      <w:bookmarkEnd w:id="18"/>
+      <w:bookmarkStart w:colFirst="0" w:colLast="0" w:name="_heading=h.s4picwsik5c" w:id="17"/>
+      <w:bookmarkEnd w:id="17"/>
       <w:r>
         <w:rPr>
           <w:rFonts w:ascii="Proxima Nova" w:cs="Proxima Nova" w:eastAsia="Proxima Nova" w:hAnsi="Proxima Nova"/>
@@ -16822,7 +16766,7 @@
     <w:sdt>
       <w:sdtPr>
         <w:lock w:val="contentLocked"/>
-        <w:id w:val="-948723706"/>
+        <w:id w:val="469805381"/>
         <w:tag w:val="goog_rdk_13"/>
       </w:sdtPr>
       <w:sdtContent>
@@ -17452,8 +17396,8 @@
           <w:szCs w:val="24"/>
         </w:rPr>
       </w:pPr>
-      <w:bookmarkStart w:colFirst="0" w:colLast="0" w:name="_heading=h.9kdwxdq3b8no" w:id="19"/>
-      <w:bookmarkEnd w:id="19"/>
+      <w:bookmarkStart w:colFirst="0" w:colLast="0" w:name="_heading=h.9kdwxdq3b8no" w:id="18"/>
+      <w:bookmarkEnd w:id="18"/>
       <w:r>
         <w:rPr>
           <w:rFonts w:ascii="Proxima Nova" w:cs="Proxima Nova" w:eastAsia="Proxima Nova" w:hAnsi="Proxima Nova"/>
@@ -17520,7 +17464,7 @@
     <w:sdt>
       <w:sdtPr>
         <w:lock w:val="contentLocked"/>
-        <w:id w:val="1522880373"/>
+        <w:id w:val="-256279876"/>
         <w:tag w:val="goog_rdk_14"/>
       </w:sdtPr>
       <w:sdtContent>
@@ -18150,8 +18094,8 @@
           <w:szCs w:val="18"/>
         </w:rPr>
       </w:pPr>
-      <w:bookmarkStart w:colFirst="0" w:colLast="0" w:name="_heading=h.fywy8wimgcur" w:id="20"/>
-      <w:bookmarkEnd w:id="20"/>
+      <w:bookmarkStart w:colFirst="0" w:colLast="0" w:name="_heading=h.fywy8wimgcur" w:id="19"/>
+      <w:bookmarkEnd w:id="19"/>
       <w:r>
         <w:rPr>
           <w:rtl w:val="0"/>
@@ -18169,8 +18113,8 @@
           <w:szCs w:val="24"/>
         </w:rPr>
       </w:pPr>
-      <w:bookmarkStart w:colFirst="0" w:colLast="0" w:name="_heading=h.xcrj75ku4jpb" w:id="21"/>
-      <w:bookmarkEnd w:id="21"/>
+      <w:bookmarkStart w:colFirst="0" w:colLast="0" w:name="_heading=h.xcrj75ku4jpb" w:id="20"/>
+      <w:bookmarkEnd w:id="20"/>
       <w:r>
         <w:rPr>
           <w:rFonts w:ascii="Proxima Nova" w:cs="Proxima Nova" w:eastAsia="Proxima Nova" w:hAnsi="Proxima Nova"/>
@@ -18223,7 +18167,7 @@
     <w:sdt>
       <w:sdtPr>
         <w:lock w:val="contentLocked"/>
-        <w:id w:val="1320928437"/>
+        <w:id w:val="-688603309"/>
         <w:tag w:val="goog_rdk_15"/>
       </w:sdtPr>
       <w:sdtContent>
@@ -18883,8 +18827,8 @@
           <w:szCs w:val="24"/>
         </w:rPr>
       </w:pPr>
-      <w:bookmarkStart w:colFirst="0" w:colLast="0" w:name="_heading=h.9r440b4291p6" w:id="22"/>
-      <w:bookmarkEnd w:id="22"/>
+      <w:bookmarkStart w:colFirst="0" w:colLast="0" w:name="_heading=h.9r440b4291p6" w:id="21"/>
+      <w:bookmarkEnd w:id="21"/>
       <w:r>
         <w:rPr>
           <w:rFonts w:ascii="Proxima Nova" w:cs="Proxima Nova" w:eastAsia="Proxima Nova" w:hAnsi="Proxima Nova"/>
@@ -18937,7 +18881,7 @@
     <w:sdt>
       <w:sdtPr>
         <w:lock w:val="contentLocked"/>
-        <w:id w:val="1165168502"/>
+        <w:id w:val="1595444976"/>
         <w:tag w:val="goog_rdk_16"/>
       </w:sdtPr>
       <w:sdtContent>
@@ -19578,8 +19522,8 @@
           <w:szCs w:val="2"/>
         </w:rPr>
       </w:pPr>
-      <w:bookmarkStart w:colFirst="0" w:colLast="0" w:name="_heading=h.e33oubhkv2vk" w:id="23"/>
-      <w:bookmarkEnd w:id="23"/>
+      <w:bookmarkStart w:colFirst="0" w:colLast="0" w:name="_heading=h.e33oubhkv2vk" w:id="22"/>
+      <w:bookmarkEnd w:id="22"/>
       <w:r>
         <w:rPr>
           <w:rtl w:val="0"/>
@@ -19597,8 +19541,8 @@
           <w:szCs w:val="24"/>
         </w:rPr>
       </w:pPr>
-      <w:bookmarkStart w:colFirst="0" w:colLast="0" w:name="_heading=h.eifoq5cv39m2" w:id="24"/>
-      <w:bookmarkEnd w:id="24"/>
+      <w:bookmarkStart w:colFirst="0" w:colLast="0" w:name="_heading=h.eifoq5cv39m2" w:id="23"/>
+      <w:bookmarkEnd w:id="23"/>
       <w:r>
         <w:rPr>
           <w:rFonts w:ascii="Proxima Nova" w:cs="Proxima Nova" w:eastAsia="Proxima Nova" w:hAnsi="Proxima Nova"/>
@@ -19658,7 +19602,7 @@
     <w:sdt>
       <w:sdtPr>
         <w:lock w:val="contentLocked"/>
-        <w:id w:val="-779108026"/>
+        <w:id w:val="-664831926"/>
         <w:tag w:val="goog_rdk_17"/>
       </w:sdtPr>
       <w:sdtContent>
@@ -20309,8 +20253,8 @@
           <w:szCs w:val="24"/>
         </w:rPr>
       </w:pPr>
-      <w:bookmarkStart w:colFirst="0" w:colLast="0" w:name="_heading=h.7awh2jq81t3l" w:id="25"/>
-      <w:bookmarkEnd w:id="25"/>
+      <w:bookmarkStart w:colFirst="0" w:colLast="0" w:name="_heading=h.7awh2jq81t3l" w:id="24"/>
+      <w:bookmarkEnd w:id="24"/>
       <w:r>
         <w:rPr>
           <w:rFonts w:ascii="Proxima Nova" w:cs="Proxima Nova" w:eastAsia="Proxima Nova" w:hAnsi="Proxima Nova"/>
@@ -20363,7 +20307,7 @@
     <w:sdt>
       <w:sdtPr>
         <w:lock w:val="contentLocked"/>
-        <w:id w:val="720000728"/>
+        <w:id w:val="-2011468467"/>
         <w:tag w:val="goog_rdk_18"/>
       </w:sdtPr>
       <w:sdtContent>
@@ -21011,8 +20955,8 @@
           <w:color w:val="039be5"/>
         </w:rPr>
       </w:pPr>
-      <w:bookmarkStart w:colFirst="0" w:colLast="0" w:name="_heading=h.pghu8du67al6" w:id="26"/>
-      <w:bookmarkEnd w:id="26"/>
+      <w:bookmarkStart w:colFirst="0" w:colLast="0" w:name="_heading=h.pghu8du67al6" w:id="25"/>
+      <w:bookmarkEnd w:id="25"/>
       <w:r>
         <w:br w:type="page"/>
       </w:r>
@@ -21032,8 +20976,8 @@
           <w:color w:val="039be5"/>
         </w:rPr>
       </w:pPr>
-      <w:bookmarkStart w:colFirst="0" w:colLast="0" w:name="_heading=h.pcmmvip8srt2" w:id="27"/>
-      <w:bookmarkEnd w:id="27"/>
+      <w:bookmarkStart w:colFirst="0" w:colLast="0" w:name="_heading=h.pcmmvip8srt2" w:id="26"/>
+      <w:bookmarkEnd w:id="26"/>
       <w:r>
         <w:rPr>
           <w:rFonts w:ascii="Proxima Nova" w:cs="Proxima Nova" w:eastAsia="Proxima Nova" w:hAnsi="Proxima Nova"/>
@@ -21053,8 +20997,8 @@
           <w:szCs w:val="26"/>
         </w:rPr>
       </w:pPr>
-      <w:bookmarkStart w:colFirst="0" w:colLast="0" w:name="_heading=h.dj54qyekizd" w:id="28"/>
-      <w:bookmarkEnd w:id="28"/>
+      <w:bookmarkStart w:colFirst="0" w:colLast="0" w:name="_heading=h.dj54qyekizd" w:id="27"/>
+      <w:bookmarkEnd w:id="27"/>
       <w:r>
         <w:rPr>
           <w:rFonts w:ascii="Proxima Nova" w:cs="Proxima Nova" w:eastAsia="Proxima Nova" w:hAnsi="Proxima Nova"/>
@@ -21064,6 +21008,25 @@
           <w:rtl w:val="0"/>
         </w:rPr>
         <w:t xml:space="preserve">4.1 Lista de versiones de un ítem</w:t>
+      </w:r>
+    </w:p>
+    <w:p>
+      <w:pPr>
+        <w:rPr>
+          <w:rFonts w:ascii="Proxima Nova" w:cs="Proxima Nova" w:eastAsia="Proxima Nova" w:hAnsi="Proxima Nova"/>
+        </w:rPr>
+      </w:pPr>
+      <w:r>
+        <w:rPr>
+          <w:rFonts w:ascii="Proxima Nova" w:cs="Proxima Nova" w:eastAsia="Proxima Nova" w:hAnsi="Proxima Nova"/>
+          <w:rtl w:val="0"/>
+        </w:rPr>
+        <w:t xml:space="preserve">La Tabla 6 define la estructura general del reporte de lista de versiones de un ítem, mientras que la Imagen 2 muestra ese reporte ya aplicado al ítem SISCOP-MDB.mwb.</w:t>
+      </w:r>
+      <w:r>
+        <w:rPr>
+          <w:rtl w:val="0"/>
+        </w:rPr>
       </w:r>
     </w:p>
     <w:p>
@@ -21084,7 +21047,7 @@
     <w:sdt>
       <w:sdtPr>
         <w:lock w:val="contentLocked"/>
-        <w:id w:val="-354773498"/>
+        <w:id w:val="1337924144"/>
         <w:tag w:val="goog_rdk_19"/>
       </w:sdtPr>
       <w:sdtContent>
@@ -21704,6 +21667,21 @@
     </w:p>
     <w:p>
       <w:pPr>
+        <w:spacing w:after="0" w:line="276" w:lineRule="auto"/>
+        <w:ind w:left="0" w:firstLine="0"/>
+        <w:jc w:val="left"/>
+        <w:rPr>
+          <w:rFonts w:ascii="Proxima Nova" w:cs="Proxima Nova" w:eastAsia="Proxima Nova" w:hAnsi="Proxima Nova"/>
+        </w:rPr>
+      </w:pPr>
+      <w:r>
+        <w:rPr>
+          <w:rtl w:val="0"/>
+        </w:rPr>
+      </w:r>
+    </w:p>
+    <w:p>
+      <w:pPr>
         <w:rPr/>
       </w:pPr>
       <w:r>
@@ -21711,13 +21689,13 @@
         <w:drawing>
           <wp:inline distB="114300" distT="114300" distL="114300" distR="114300">
             <wp:extent cx="5399730" cy="1676400"/>
-            <wp:effectExtent b="25400" l="25400" r="25400" t="25400"/>
-            <wp:docPr id="1" name="image3.png"/>
+            <wp:effectExtent b="12700" l="12700" r="12700" t="12700"/>
+            <wp:docPr id="1" name="image4.png"/>
             <a:graphic>
               <a:graphicData uri="http://schemas.openxmlformats.org/drawingml/2006/picture">
                 <pic:pic>
                   <pic:nvPicPr>
-                    <pic:cNvPr id="0" name="image3.png"/>
+                    <pic:cNvPr id="0" name="image4.png"/>
                     <pic:cNvPicPr preferRelativeResize="0"/>
                   </pic:nvPicPr>
                   <pic:blipFill>
@@ -21733,9 +21711,9 @@
                       <a:ext cx="5399730" cy="1676400"/>
                     </a:xfrm>
                     <a:prstGeom prst="rect"/>
-                    <a:ln w="25400">
+                    <a:ln w="12700">
                       <a:solidFill>
-                        <a:srgbClr val="000000"/>
+                        <a:srgbClr val="D9D9D9"/>
                       </a:solidFill>
                       <a:prstDash val="solid"/>
                     </a:ln>
@@ -21764,8 +21742,29 @@
           <w:rFonts w:ascii="Proxima Nova" w:cs="Proxima Nova" w:eastAsia="Proxima Nova" w:hAnsi="Proxima Nova"/>
           <w:rtl w:val="0"/>
         </w:rPr>
-        <w:t xml:space="preserve">Imagen 4.1 Resultado del reporte de versiones de SISCOP-MDB.mwb</w:t>
-      </w:r>
+        <w:t xml:space="preserve">Imagen 2. Resultado del reporte de versiones del ítem SISCOP-MDB.mwb</w:t>
+      </w:r>
+    </w:p>
+    <w:p>
+      <w:pPr>
+        <w:jc w:val="center"/>
+        <w:rPr>
+          <w:rFonts w:ascii="Proxima Nova" w:cs="Proxima Nova" w:eastAsia="Proxima Nova" w:hAnsi="Proxima Nova"/>
+        </w:rPr>
+      </w:pPr>
+      <w:r>
+        <w:rPr>
+          <w:rtl w:val="0"/>
+        </w:rPr>
+      </w:r>
+    </w:p>
+    <w:p>
+      <w:pPr>
+        <w:jc w:val="center"/>
+        <w:rPr>
+          <w:rFonts w:ascii="Proxima Nova" w:cs="Proxima Nova" w:eastAsia="Proxima Nova" w:hAnsi="Proxima Nova"/>
+        </w:rPr>
+      </w:pPr>
       <w:r>
         <w:rPr>
           <w:rtl w:val="0"/>
@@ -21782,17 +21781,57 @@
           <w:szCs w:val="26"/>
         </w:rPr>
       </w:pPr>
-      <w:bookmarkStart w:colFirst="0" w:colLast="0" w:name="_heading=h.8of4u6fhupjb" w:id="29"/>
-      <w:bookmarkEnd w:id="29"/>
-      <w:r>
+      <w:bookmarkStart w:colFirst="0" w:colLast="0" w:name="_heading=h.jrguw8wcymge" w:id="28"/>
+      <w:bookmarkEnd w:id="28"/>
+      <w:r>
+        <w:br w:type="page"/>
+      </w:r>
+      <w:r>
+        <w:rPr>
+          <w:rtl w:val="0"/>
+        </w:rPr>
+      </w:r>
+    </w:p>
+    <w:p>
+      <w:pPr>
+        <w:pStyle w:val="Heading2"/>
         <w:rPr>
           <w:rFonts w:ascii="Proxima Nova" w:cs="Proxima Nova" w:eastAsia="Proxima Nova" w:hAnsi="Proxima Nova"/>
           <w:color w:val="e61a17"/>
           <w:sz w:val="26"/>
           <w:szCs w:val="26"/>
+        </w:rPr>
+      </w:pPr>
+      <w:bookmarkStart w:colFirst="0" w:colLast="0" w:name="_heading=h.8of4u6fhupjb" w:id="29"/>
+      <w:bookmarkEnd w:id="29"/>
+      <w:r>
+        <w:rPr>
+          <w:rFonts w:ascii="Proxima Nova" w:cs="Proxima Nova" w:eastAsia="Proxima Nova" w:hAnsi="Proxima Nova"/>
+          <w:color w:val="e61a17"/>
+          <w:sz w:val="26"/>
+          <w:szCs w:val="26"/>
           <w:rtl w:val="0"/>
         </w:rPr>
         <w:t xml:space="preserve">4.2 Lista de ítems de la gestión de la configuración</w:t>
+      </w:r>
+    </w:p>
+    <w:p>
+      <w:pPr>
+        <w:rPr>
+          <w:rFonts w:ascii="Proxima Nova" w:cs="Proxima Nova" w:eastAsia="Proxima Nova" w:hAnsi="Proxima Nova"/>
+        </w:rPr>
+      </w:pPr>
+      <w:r>
+        <w:rPr>
+          <w:rFonts w:ascii="Proxima Nova" w:cs="Proxima Nova" w:eastAsia="Proxima Nova" w:hAnsi="Proxima Nova"/>
+          <w:rtl w:val="0"/>
+        </w:rPr>
+        <w:t xml:space="preserve">La Tabla 7 define la estructura general del reporte de lista de ítems de la configuración, mientras que la Imagen 3 muestra ese reporte ya aplicado al proyecto SISCOP.</w:t>
+      </w:r>
+      <w:r>
+        <w:rPr>
+          <w:rtl w:val="0"/>
+        </w:rPr>
       </w:r>
     </w:p>
     <w:p>
@@ -21813,7 +21852,7 @@
     <w:sdt>
       <w:sdtPr>
         <w:lock w:val="contentLocked"/>
-        <w:id w:val="840088774"/>
+        <w:id w:val="376058099"/>
         <w:tag w:val="goog_rdk_20"/>
       </w:sdtPr>
       <w:sdtContent>
@@ -22459,6 +22498,21 @@
       <w:pPr>
         <w:spacing w:after="0" w:line="276" w:lineRule="auto"/>
         <w:ind w:left="0" w:firstLine="0"/>
+        <w:jc w:val="left"/>
+        <w:rPr>
+          <w:rFonts w:ascii="Proxima Nova" w:cs="Proxima Nova" w:eastAsia="Proxima Nova" w:hAnsi="Proxima Nova"/>
+        </w:rPr>
+      </w:pPr>
+      <w:r>
+        <w:rPr>
+          <w:rtl w:val="0"/>
+        </w:rPr>
+      </w:r>
+    </w:p>
+    <w:p>
+      <w:pPr>
+        <w:spacing w:after="0" w:line="276" w:lineRule="auto"/>
+        <w:ind w:left="0" w:firstLine="0"/>
         <w:jc w:val="center"/>
         <w:rPr>
           <w:rFonts w:ascii="Proxima Nova" w:cs="Proxima Nova" w:eastAsia="Proxima Nova" w:hAnsi="Proxima Nova"/>
@@ -22471,13 +22525,13 @@
         <w:drawing>
           <wp:inline distB="114300" distT="114300" distL="114300" distR="114300">
             <wp:extent cx="5399730" cy="2235200"/>
-            <wp:effectExtent b="25400" l="25400" r="25400" t="25400"/>
-            <wp:docPr id="7" name="image5.png"/>
+            <wp:effectExtent b="12700" l="12700" r="12700" t="12700"/>
+            <wp:docPr id="7" name="image3.png"/>
             <a:graphic>
               <a:graphicData uri="http://schemas.openxmlformats.org/drawingml/2006/picture">
                 <pic:pic>
                   <pic:nvPicPr>
-                    <pic:cNvPr id="0" name="image5.png"/>
+                    <pic:cNvPr id="0" name="image3.png"/>
                     <pic:cNvPicPr preferRelativeResize="0"/>
                   </pic:nvPicPr>
                   <pic:blipFill>
@@ -22493,9 +22547,9 @@
                       <a:ext cx="5399730" cy="2235200"/>
                     </a:xfrm>
                     <a:prstGeom prst="rect"/>
-                    <a:ln w="25400">
+                    <a:ln w="12700">
                       <a:solidFill>
-                        <a:srgbClr val="000000"/>
+                        <a:srgbClr val="D9D9D9"/>
                       </a:solidFill>
                       <a:prstDash val="solid"/>
                     </a:ln>
@@ -22524,27 +22578,65 @@
           <w:rFonts w:ascii="Proxima Nova" w:cs="Proxima Nova" w:eastAsia="Proxima Nova" w:hAnsi="Proxima Nova"/>
           <w:rtl w:val="0"/>
         </w:rPr>
-        <w:t xml:space="preserve">Imagen 4.2 Resultado del reporte de lista de ítems de SISCOP</w:t>
+        <w:t xml:space="preserve">Imagen 3. Resultado del reporte de lista de ítems de SISCOP</w:t>
       </w:r>
     </w:p>
     <w:p>
       <w:pPr>
         <w:pStyle w:val="Heading2"/>
-        <w:rPr>
-          <w:rFonts w:ascii="Proxima Nova" w:cs="Proxima Nova" w:eastAsia="Proxima Nova" w:hAnsi="Proxima Nova"/>
-        </w:rPr>
-      </w:pPr>
-      <w:bookmarkStart w:colFirst="0" w:colLast="0" w:name="_heading=h.ofe3iia0iwla" w:id="30"/>
-      <w:bookmarkEnd w:id="30"/>
-      <w:r>
         <w:rPr>
           <w:rFonts w:ascii="Proxima Nova" w:cs="Proxima Nova" w:eastAsia="Proxima Nova" w:hAnsi="Proxima Nova"/>
           <w:color w:val="e61a17"/>
           <w:sz w:val="26"/>
           <w:szCs w:val="26"/>
+        </w:rPr>
+      </w:pPr>
+      <w:bookmarkStart w:colFirst="0" w:colLast="0" w:name="_heading=h.ydxgs8kwz3mh" w:id="30"/>
+      <w:bookmarkEnd w:id="30"/>
+      <w:r>
+        <w:br w:type="page"/>
+      </w:r>
+      <w:r>
+        <w:rPr>
+          <w:rtl w:val="0"/>
+        </w:rPr>
+      </w:r>
+    </w:p>
+    <w:p>
+      <w:pPr>
+        <w:pStyle w:val="Heading2"/>
+        <w:rPr>
+          <w:rFonts w:ascii="Proxima Nova" w:cs="Proxima Nova" w:eastAsia="Proxima Nova" w:hAnsi="Proxima Nova"/>
+          <w:color w:val="e61a17"/>
+          <w:sz w:val="26"/>
+          <w:szCs w:val="26"/>
+        </w:rPr>
+      </w:pPr>
+      <w:bookmarkStart w:colFirst="0" w:colLast="0" w:name="_heading=h.ofe3iia0iwla" w:id="31"/>
+      <w:bookmarkEnd w:id="31"/>
+      <w:r>
+        <w:rPr>
+          <w:rFonts w:ascii="Proxima Nova" w:cs="Proxima Nova" w:eastAsia="Proxima Nova" w:hAnsi="Proxima Nova"/>
+          <w:color w:val="e61a17"/>
+          <w:sz w:val="26"/>
+          <w:szCs w:val="26"/>
           <w:rtl w:val="0"/>
         </w:rPr>
         <w:t xml:space="preserve">4.3 Lista de ítems de la gestión de la configuración</w:t>
+      </w:r>
+    </w:p>
+    <w:p>
+      <w:pPr>
+        <w:rPr>
+          <w:rFonts w:ascii="Proxima Nova" w:cs="Proxima Nova" w:eastAsia="Proxima Nova" w:hAnsi="Proxima Nova"/>
+        </w:rPr>
+      </w:pPr>
+      <w:r>
+        <w:rPr>
+          <w:rFonts w:ascii="Proxima Nova" w:cs="Proxima Nova" w:eastAsia="Proxima Nova" w:hAnsi="Proxima Nova"/>
+          <w:rtl w:val="0"/>
+        </w:rPr>
+        <w:t xml:space="preserve">La Tabla 8 define la estructura general del reporte de ítems afectados por una solicitud de cambio, mientras que la Imagen 4 muestra ese reporte ya aplicado a la solicitud SC008 del proyecto SISCOP.</w:t>
       </w:r>
       <w:r>
         <w:rPr>
@@ -22570,7 +22662,7 @@
     <w:sdt>
       <w:sdtPr>
         <w:lock w:val="contentLocked"/>
-        <w:id w:val="1357257965"/>
+        <w:id w:val="-408814077"/>
         <w:tag w:val="goog_rdk_21"/>
       </w:sdtPr>
       <w:sdtContent>
@@ -23226,7 +23318,9 @@
       <w:pPr>
         <w:spacing w:after="0" w:line="276" w:lineRule="auto"/>
         <w:jc w:val="center"/>
-        <w:rPr/>
+        <w:rPr>
+          <w:rFonts w:ascii="Proxima Nova" w:cs="Proxima Nova" w:eastAsia="Proxima Nova" w:hAnsi="Proxima Nova"/>
+        </w:rPr>
       </w:pPr>
       <w:r>
         <w:rPr>
@@ -23235,6 +23329,15 @@
         </w:rPr>
         <w:t xml:space="preserve">Tabla 8. Reporte General de la Lista de ítems afectados por solicitudes de cambios</w:t>
       </w:r>
+    </w:p>
+    <w:p>
+      <w:pPr>
+        <w:spacing w:after="0" w:line="276" w:lineRule="auto"/>
+        <w:jc w:val="left"/>
+        <w:rPr>
+          <w:rFonts w:ascii="Proxima Nova" w:cs="Proxima Nova" w:eastAsia="Proxima Nova" w:hAnsi="Proxima Nova"/>
+        </w:rPr>
+      </w:pPr>
       <w:r>
         <w:rPr>
           <w:rtl w:val="0"/>
@@ -23252,7 +23355,7 @@
         <w:drawing>
           <wp:inline distB="114300" distT="114300" distL="114300" distR="114300">
             <wp:extent cx="5399730" cy="2222500"/>
-            <wp:effectExtent b="25400" l="25400" r="25400" t="25400"/>
+            <wp:effectExtent b="12700" l="12700" r="12700" t="12700"/>
             <wp:docPr id="4" name="image6.png"/>
             <a:graphic>
               <a:graphicData uri="http://schemas.openxmlformats.org/drawingml/2006/picture">
@@ -23274,9 +23377,9 @@
                       <a:ext cx="5399730" cy="2222500"/>
                     </a:xfrm>
                     <a:prstGeom prst="rect"/>
-                    <a:ln w="25400">
+                    <a:ln w="12700">
                       <a:solidFill>
-                        <a:srgbClr val="000000"/>
+                        <a:srgbClr val="D9D9D9"/>
                       </a:solidFill>
                       <a:prstDash val="solid"/>
                     </a:ln>
@@ -23303,7 +23406,40 @@
           <w:rFonts w:ascii="Proxima Nova" w:cs="Proxima Nova" w:eastAsia="Proxima Nova" w:hAnsi="Proxima Nova"/>
           <w:rtl w:val="0"/>
         </w:rPr>
-        <w:t xml:space="preserve">Imagen 4.3 Resultado del reporte de Ítems afectados por la solicitud de cambio SC008</w:t>
+        <w:t xml:space="preserve">Imagen 4. Resultado del reporte de Ítems afectados por la solicitud de cambio SC008</w:t>
+      </w:r>
+      <w:r>
+        <w:rPr>
+          <w:rtl w:val="0"/>
+        </w:rPr>
+      </w:r>
+    </w:p>
+    <w:p>
+      <w:pPr>
+        <w:rPr/>
+      </w:pPr>
+      <w:r>
+        <w:rPr>
+          <w:rtl w:val="0"/>
+        </w:rPr>
+      </w:r>
+    </w:p>
+    <w:p>
+      <w:pPr>
+        <w:rPr/>
+      </w:pPr>
+      <w:r>
+        <w:rPr>
+          <w:rtl w:val="0"/>
+        </w:rPr>
+      </w:r>
+    </w:p>
+    <w:p>
+      <w:pPr>
+        <w:rPr/>
+      </w:pPr>
+      <w:r>
+        <w:br w:type="page"/>
       </w:r>
       <w:r>
         <w:rPr>
@@ -23321,8 +23457,8 @@
           <w:szCs w:val="26"/>
         </w:rPr>
       </w:pPr>
-      <w:bookmarkStart w:colFirst="0" w:colLast="0" w:name="_heading=h.rjoy45eww5j5" w:id="31"/>
-      <w:bookmarkEnd w:id="31"/>
+      <w:bookmarkStart w:colFirst="0" w:colLast="0" w:name="_heading=h.rjoy45eww5j5" w:id="32"/>
+      <w:bookmarkEnd w:id="32"/>
       <w:r>
         <w:rPr>
           <w:rFonts w:ascii="Proxima Nova" w:cs="Proxima Nova" w:eastAsia="Proxima Nova" w:hAnsi="Proxima Nova"/>
@@ -23331,29 +23467,47 @@
           <w:szCs w:val="26"/>
           <w:rtl w:val="0"/>
         </w:rPr>
-        <w:t xml:space="preserve">4.4 Resultados generales de los reportes planteados</w:t>
+        <w:t xml:space="preserve">4.4 Acceso al archivo de reportes</w:t>
       </w:r>
     </w:p>
     <w:p>
       <w:pPr>
-        <w:rPr/>
-      </w:pPr>
-      <w:r>
-        <w:rPr>
-          <w:rtl w:val="0"/>
-        </w:rPr>
-        <w:t xml:space="preserve">A Continuación se adjunta un link para visualizar con mejor detalle los resultados de los 3 reportes planteados en el punto 4</w:t>
+        <w:rPr>
+          <w:rFonts w:ascii="Proxima Nova" w:cs="Proxima Nova" w:eastAsia="Proxima Nova" w:hAnsi="Proxima Nova"/>
+        </w:rPr>
+      </w:pPr>
+      <w:r>
+        <w:rPr>
+          <w:rFonts w:ascii="Proxima Nova" w:cs="Proxima Nova" w:eastAsia="Proxima Nova" w:hAnsi="Proxima Nova"/>
+          <w:rtl w:val="0"/>
+        </w:rPr>
+        <w:t xml:space="preserve">Cada uno de los reportes mostrados anteriormente fue implementado en una hoja distinta dentro del mismo archivo. En el siguiente enlace se puede acceder a las tres hojas para consultar los datos completos de forma interactiva. </w:t>
       </w:r>
     </w:p>
     <w:p>
       <w:pPr>
-        <w:rPr/>
-      </w:pPr>
-      <w:r>
-        <w:rPr>
-          <w:rtl w:val="0"/>
-        </w:rPr>
-        <w:t xml:space="preserve">Resultados: </w:t>
+        <w:rPr>
+          <w:rFonts w:ascii="Proxima Nova" w:cs="Proxima Nova" w:eastAsia="Proxima Nova" w:hAnsi="Proxima Nova"/>
+          <w:b w:val="1"/>
+          <w:bCs w:val="1"/>
+          <w:sz w:val="30"/>
+          <w:szCs w:val="30"/>
+        </w:rPr>
+      </w:pPr>
+      <w:r>
+        <w:rPr>
+          <w:rFonts w:ascii="Proxima Nova" w:cs="Proxima Nova" w:eastAsia="Proxima Nova" w:hAnsi="Proxima Nova"/>
+          <w:u w:val="single"/>
+          <w:rtl w:val="0"/>
+        </w:rPr>
+        <w:t xml:space="preserve">Enlace</w:t>
+      </w:r>
+      <w:r>
+        <w:rPr>
+          <w:rFonts w:ascii="Proxima Nova" w:cs="Proxima Nova" w:eastAsia="Proxima Nova" w:hAnsi="Proxima Nova"/>
+          <w:rtl w:val="0"/>
+        </w:rPr>
+        <w:t xml:space="preserve">: </w:t>
       </w:r>
       <w:hyperlink r:id="rId14">
         <w:r>
@@ -23365,28 +23519,6 @@
           <w:t xml:space="preserve">Grupo 3 - Reportes para el Estado de Contabilidad de la Configuración</w:t>
         </w:r>
       </w:hyperlink>
-      <w:r>
-        <w:rPr>
-          <w:rtl w:val="0"/>
-        </w:rPr>
-      </w:r>
-    </w:p>
-    <w:p>
-      <w:pPr>
-        <w:spacing w:after="0" w:line="276" w:lineRule="auto"/>
-        <w:jc w:val="left"/>
-        <w:rPr/>
-      </w:pPr>
-      <w:r>
-        <w:rPr>
-          <w:rtl w:val="0"/>
-        </w:rPr>
-      </w:r>
-    </w:p>
-    <w:p>
-      <w:pPr>
-        <w:rPr/>
-      </w:pPr>
       <w:r>
         <w:rPr>
           <w:rtl w:val="0"/>
@@ -23639,12 +23771,12 @@
           <wp:extent cx="8801100" cy="369875"/>
           <wp:effectExtent b="0" l="0" r="0" t="0"/>
           <wp:wrapNone/>
-          <wp:docPr descr="línea horizontal" id="3" name="image2.png"/>
+          <wp:docPr descr="línea horizontal" id="3" name="image1.png"/>
           <a:graphic>
             <a:graphicData uri="http://schemas.openxmlformats.org/drawingml/2006/picture">
               <pic:pic>
                 <pic:nvPicPr>
-                  <pic:cNvPr descr="línea horizontal" id="0" name="image2.png"/>
+                  <pic:cNvPr descr="línea horizontal" id="0" name="image1.png"/>
                   <pic:cNvPicPr preferRelativeResize="0"/>
                 </pic:nvPicPr>
                 <pic:blipFill>
@@ -23696,12 +23828,12 @@
           <wp:extent cx="8801100" cy="235267"/>
           <wp:effectExtent b="0" l="0" r="0" t="0"/>
           <wp:wrapNone/>
-          <wp:docPr descr="línea horizontal" id="5" name="image2.png"/>
+          <wp:docPr descr="línea horizontal" id="5" name="image1.png"/>
           <a:graphic>
             <a:graphicData uri="http://schemas.openxmlformats.org/drawingml/2006/picture">
               <pic:pic>
                 <pic:nvPicPr>
-                  <pic:cNvPr descr="línea horizontal" id="0" name="image2.png"/>
+                  <pic:cNvPr descr="línea horizontal" id="0" name="image1.png"/>
                   <pic:cNvPicPr preferRelativeResize="0"/>
                 </pic:nvPicPr>
                 <pic:blipFill>
@@ -25584,7 +25716,7 @@
 
 <file path=customXML/item1.xml><?xml version="1.0" encoding="utf-8"?>
 <go:gDocsCustomXmlDataStorage xmlns:go="http://customooxmlschemas.google.com/" xmlns:r="http://schemas.openxmlformats.org/officeDocument/2006/relationships" uri="GoogleDocsCustomDataVersion2">
-  <go:docsCustomData xmlns:go="http://customooxmlschemas.google.com/" roundtripDataSignature="AMtx7mjSZBSR1/BbjCbpwup820VlIAdFqg==">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</go:docsCustomData>
+  <go:docsCustomData xmlns:go="http://customooxmlschemas.google.com/" roundtripDataSignature="AMtx7miPco0gtBlnrlO6Ig5O+XGXzUwYJQ==">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</go:docsCustomData>
 </go:gDocsCustomXmlDataStorage>
 </file>
 
